--- a/docs/content/descriptive_stats/descriptive_stats_activity.docx
+++ b/docs/content/descriptive_stats/descriptive_stats_activity.docx
@@ -26,7 +26,7 @@
         <w:t xml:space="preserve">Bill Perry</w:t>
       </w:r>
     </w:p>
-    <w:bookmarkStart w:id="10" w:name="worksheet-describing-your-data"/>
+    <w:bookmarkStart w:id="15" w:name="worksheet-describing-your-data"/>
     <w:p>
       <w:pPr>
         <w:pStyle w:val="Heading1"/>
@@ -37,13 +37,37 @@
     </w:p>
     <w:p>
       <w:pPr>
+        <w:pStyle w:val="FirstParagraph"/>
+      </w:pPr>
+      <w:hyperlink r:id="rId9">
+        <w:r>
+          <w:rPr>
+            <w:rStyle w:val="Hyperlink"/>
+          </w:rPr>
+          <w:t xml:space="preserve">📥 Download the data (.csv)</w:t>
+        </w:r>
+      </w:hyperlink>
+      <w:r>
+        <w:t xml:space="preserve"> </w:t>
+      </w:r>
+      <w:hyperlink r:id="rId10">
+        <w:r>
+          <w:rPr>
+            <w:rStyle w:val="Hyperlink"/>
+          </w:rPr>
+          <w:t xml:space="preserve">📥 Download the data (.xlsx)</w:t>
+        </w:r>
+      </w:hyperlink>
+    </w:p>
+    <w:p>
+      <w:pPr>
         <w:pStyle w:val="Heading2"/>
       </w:pPr>
-      <w:bookmarkStart w:id="9" w:name="how-to-use-this-worksheet"/>
+      <w:bookmarkStart w:id="11" w:name="how-to-use-this-worksheet"/>
       <w:r>
         <w:t xml:space="preserve">How to use this worksheet</w:t>
       </w:r>
-      <w:bookmarkEnd w:id="9"/>
+      <w:bookmarkEnd w:id="11"/>
     </w:p>
     <w:p>
       <w:pPr>
@@ -117,6 +141,613 @@
         <w:t xml:space="preserve">are optional bonus material.</w:t>
       </w:r>
     </w:p>
+    <w:p>
+      <w:pPr>
+        <w:pStyle w:val="BlockText"/>
+      </w:pPr>
+      <w:r>
+        <w:rPr>
+          <w:b/>
+          <w:bCs/>
+        </w:rPr>
+        <w:t xml:space="preserve">Every grey</w:t>
+      </w:r>
+      <w:r>
+        <w:rPr>
+          <w:b/>
+          <w:bCs/>
+        </w:rPr>
+        <w:t xml:space="preserve"> </w:t>
+      </w:r>
+      <w:r>
+        <w:rPr>
+          <w:rStyle w:val="VerbatimChar"/>
+          <w:b/>
+          <w:bCs/>
+        </w:rPr>
+        <w:t xml:space="preserve">r</w:t>
+      </w:r>
+      <w:r>
+        <w:rPr>
+          <w:b/>
+          <w:bCs/>
+        </w:rPr>
+        <w:t xml:space="preserve"> </w:t>
+      </w:r>
+      <w:r>
+        <w:rPr>
+          <w:b/>
+          <w:bCs/>
+        </w:rPr>
+        <w:t xml:space="preserve">box below is code you type into an R script — not into the Console.</w:t>
+      </w:r>
+      <w:r>
+        <w:t xml:space="preserve"> </w:t>
+      </w:r>
+      <w:r>
+        <w:t xml:space="preserve">Before you start:</w:t>
+      </w:r>
+      <w:r>
+        <w:t xml:space="preserve"> </w:t>
+      </w:r>
+      <w:r>
+        <w:rPr>
+          <w:b/>
+          <w:bCs/>
+        </w:rPr>
+        <w:t xml:space="preserve">File → New File → R Script</w:t>
+      </w:r>
+      <w:r>
+        <w:t xml:space="preserve">, and save it as</w:t>
+      </w:r>
+      <w:r>
+        <w:t xml:space="preserve"> </w:t>
+      </w:r>
+      <w:r>
+        <w:rPr>
+          <w:rStyle w:val="VerbatimChar"/>
+        </w:rPr>
+        <w:t xml:space="preserve">03_descriptive_stats.R</w:t>
+      </w:r>
+      <w:r>
+        <w:t xml:space="preserve"> </w:t>
+      </w:r>
+      <w:r>
+        <w:t xml:space="preserve">in your project’s</w:t>
+      </w:r>
+      <w:r>
+        <w:t xml:space="preserve"> </w:t>
+      </w:r>
+      <w:r>
+        <w:rPr>
+          <w:rStyle w:val="VerbatimChar"/>
+        </w:rPr>
+        <w:t xml:space="preserve">scripts/</w:t>
+      </w:r>
+      <w:r>
+        <w:t xml:space="preserve"> </w:t>
+      </w:r>
+      <w:r>
+        <w:t xml:space="preserve">folder. Then work down the worksheet, adding each block to the bottom of that one script, in order.</w:t>
+      </w:r>
+    </w:p>
+    <w:p>
+      <w:pPr>
+        <w:pStyle w:val="BlockText"/>
+      </w:pPr>
+      <w:r>
+        <w:rPr>
+          <w:b/>
+          <w:bCs/>
+        </w:rPr>
+        <w:t xml:space="preserve">Type the</w:t>
+      </w:r>
+      <w:r>
+        <w:rPr>
+          <w:b/>
+          <w:bCs/>
+        </w:rPr>
+        <w:t xml:space="preserve"> </w:t>
+      </w:r>
+      <w:r>
+        <w:rPr>
+          <w:rStyle w:val="VerbatimChar"/>
+          <w:b/>
+          <w:bCs/>
+        </w:rPr>
+        <w:t xml:space="preserve"># ── Part …</w:t>
+      </w:r>
+      <w:r>
+        <w:rPr>
+          <w:b/>
+          <w:bCs/>
+        </w:rPr>
+        <w:t xml:space="preserve"> </w:t>
+      </w:r>
+      <w:r>
+        <w:rPr>
+          <w:b/>
+          <w:bCs/>
+        </w:rPr>
+        <w:t xml:space="preserve">header comment at the top of each block, too.</w:t>
+      </w:r>
+      <w:r>
+        <w:t xml:space="preserve"> </w:t>
+      </w:r>
+      <w:r>
+        <w:t xml:space="preserve">Those comment lines are not decoration — they are how your script stays navigable, how you find your way back to a block that broke, and how I find your work when I read your script. A block with no header comment is a block I cannot place. In RStudio they also show up in the document outline (the</w:t>
+      </w:r>
+      <w:r>
+        <w:t xml:space="preserve"> </w:t>
+      </w:r>
+      <w:r>
+        <w:rPr>
+          <w:rStyle w:val="VerbatimChar"/>
+        </w:rPr>
+        <w:t xml:space="preserve">≡</w:t>
+      </w:r>
+      <w:r>
+        <w:t xml:space="preserve"> </w:t>
+      </w:r>
+      <w:r>
+        <w:t xml:space="preserve">button at the bottom-left of the editor) so you can jump straight to any part.</w:t>
+      </w:r>
+    </w:p>
+    <w:tbl>
+      <w:tblPr>
+        <w:tblStyle w:val="Table"/>
+        <w:tblLook w:firstRow="0" w:lastRow="0" w:firstColumn="0" w:lastColumn="0" w:noHBand="0" w:noVBand="0" w:val="0000"/>
+        <w:tblBorders>
+          <w:top w:val="single" w:sz="4" w:space="0" w:color="CC1914"/>
+          <w:left w:val="single" w:sz="24" w:space="0" w:color="CC1914"/>
+          <w:bottom w:val="single" w:sz="4" w:space="0" w:color="CC1914"/>
+          <w:right w:val="single" w:sz="4" w:space="0" w:color="CC1914"/>
+        </w:tblBorders>
+        <w:tblCellMar>
+          <w:left w:w="144" w:type="dxa"/>
+          <w:right w:w="144" w:type="dxa"/>
+        </w:tblCellMar>
+        <w:tblLook w:firstRow="0" w:lastRow="0" w:firstColumn="0" w:lastColumn="0" w:noHBand="0" w:noVBand="0" w:val="0000"/>
+      </w:tblPr>
+      <w:tr>
+        <w:trPr>
+          <w:cantSplit/>
+        </w:trPr>
+        <w:tc>
+          <w:tcPr>
+            <w:shd w:color="auto" w:fill="f7dddc" w:val="clear"/>
+            <w:tcMar>
+              <w:top w:w="92" w:type="dxa"/>
+              <w:bottom w:w="92" w:type="dxa"/>
+            </w:tcMar>
+          </w:tcPr>
+          <w:p>
+            <w:pPr>
+              <w:pStyle w:val="FirstParagraph"/>
+            </w:pPr>
+            <w:pPr>
+              <w:spacing w:before="0" w:after="0"/>
+              <w:textAlignment w:val="center"/>
+            </w:pPr>
+            <w:r>
+              <w:drawing>
+                <wp:inline>
+                  <wp:extent cx="152400" cy="152400"/>
+                  <wp:effectExtent b="0" l="0" r="0" t="0"/>
+                  <wp:docPr descr="" title="" id="13" name="Picture"/>
+                  <a:graphic>
+                    <a:graphicData uri="http://schemas.openxmlformats.org/drawingml/2006/picture">
+                      <pic:pic>
+                        <pic:nvPicPr>
+                          <pic:cNvPr descr="/Applications/Positron.app/Contents/Resources/app/quarto/share/formats/docx/important.png" id="14" name="Picture"/>
+                          <pic:cNvPicPr>
+                            <a:picLocks noChangeArrowheads="1" noChangeAspect="1"/>
+                          </pic:cNvPicPr>
+                        </pic:nvPicPr>
+                        <pic:blipFill>
+                          <a:blip r:embed="rId12"/>
+                          <a:stretch>
+                            <a:fillRect/>
+                          </a:stretch>
+                        </pic:blipFill>
+                        <pic:spPr bwMode="auto">
+                          <a:xfrm>
+                            <a:off x="0" y="0"/>
+                            <a:ext cx="152400" cy="152400"/>
+                          </a:xfrm>
+                          <a:prstGeom prst="rect">
+                            <a:avLst/>
+                          </a:prstGeom>
+                          <a:noFill/>
+                          <a:ln w="9525">
+                            <a:noFill/>
+                            <a:headEnd/>
+                            <a:tailEnd/>
+                          </a:ln>
+                        </pic:spPr>
+                      </pic:pic>
+                    </a:graphicData>
+                  </a:graphic>
+                </wp:inline>
+              </w:drawing>
+            </w:r>
+            <w:r>
+              <w:t xml:space="preserve"> </w:t>
+            </w:r>
+            <w:r>
+              <w:t xml:space="preserve"> </w:t>
+            </w:r>
+            <w:r>
+              <w:t xml:space="preserve">Column names in</w:t>
+            </w:r>
+            <w:r>
+              <w:t xml:space="preserve"> </w:t>
+            </w:r>
+            <w:r>
+              <w:rPr>
+                <w:rStyle w:val="VerbatimChar"/>
+              </w:rPr>
+              <w:t xml:space="preserve">pine_data.csv</w:t>
+            </w:r>
+            <w:r>
+              <w:t xml:space="preserve"> </w:t>
+            </w:r>
+            <w:r>
+              <w:t xml:space="preserve">/</w:t>
+            </w:r>
+            <w:r>
+              <w:t xml:space="preserve"> </w:t>
+            </w:r>
+            <w:r>
+              <w:rPr>
+                <w:rStyle w:val="VerbatimChar"/>
+              </w:rPr>
+              <w:t xml:space="preserve">pine_data.xlsx</w:t>
+            </w:r>
+          </w:p>
+        </w:tc>
+      </w:tr>
+      <w:tr>
+        <w:trPr>
+          <w:cantSplit/>
+        </w:trPr>
+        <w:tc>
+          <w:tcPr>
+            <w:tcMar>
+              <w:top w:w="108" w:type="dxa"/>
+              <w:bottom w:w="108" w:type="dxa"/>
+            </w:tcMar>
+          </w:tcPr>
+          <w:p>
+            <w:pPr>
+              <w:pStyle w:val="BodyText"/>
+            </w:pPr>
+            <w:pPr>
+              <w:spacing w:before="16"/>
+            </w:pPr>
+            <w:r>
+              <w:t xml:space="preserve">Both files hold the</w:t>
+            </w:r>
+            <w:r>
+              <w:t xml:space="preserve"> </w:t>
+            </w:r>
+            <w:r>
+              <w:rPr>
+                <w:b/>
+                <w:bCs/>
+              </w:rPr>
+              <w:t xml:space="preserve">same six columns, with exactly these names</w:t>
+            </w:r>
+            <w:r>
+              <w:t xml:space="preserve">. Type them</w:t>
+            </w:r>
+            <w:r>
+              <w:t xml:space="preserve"> </w:t>
+            </w:r>
+            <w:r>
+              <w:t xml:space="preserve">exactly as written — R is case-sensitive, and</w:t>
+            </w:r>
+            <w:r>
+              <w:t xml:space="preserve"> </w:t>
+            </w:r>
+            <w:r>
+              <w:rPr>
+                <w:rStyle w:val="VerbatimChar"/>
+              </w:rPr>
+              <w:t xml:space="preserve">Needle_Length</w:t>
+            </w:r>
+            <w:r>
+              <w:t xml:space="preserve"> </w:t>
+            </w:r>
+            <w:r>
+              <w:t xml:space="preserve">or</w:t>
+            </w:r>
+            <w:r>
+              <w:t xml:space="preserve"> </w:t>
+            </w:r>
+            <w:r>
+              <w:rPr>
+                <w:rStyle w:val="VerbatimChar"/>
+              </w:rPr>
+              <w:t xml:space="preserve">needle_length</w:t>
+            </w:r>
+            <w:r>
+              <w:t xml:space="preserve"> </w:t>
+            </w:r>
+            <w:r>
+              <w:t xml:space="preserve">will not work:</w:t>
+            </w:r>
+          </w:p>
+          <w:tbl>
+            <w:tblPr>
+              <w:tblStyle w:val="Table"/>
+              <w:tblW w:type="auto" w:w="0"/>
+              <w:tblLook w:firstRow="1" w:lastRow="0" w:firstColumn="0" w:lastColumn="0" w:noHBand="0" w:noVBand="0" w:val="0020"/>
+            </w:tblPr>
+            <w:tblGrid>
+              <w:gridCol w:w="3960"/>
+              <w:gridCol w:w="3960"/>
+            </w:tblGrid>
+            <w:tr>
+              <w:trPr>
+                <w:tblHeader w:val="on"/>
+              </w:trPr>
+              <w:tc>
+                <w:tcPr/>
+                <w:p>
+                  <w:pPr>
+                    <w:pStyle w:val="Compact"/>
+                  </w:pPr>
+                  <w:r>
+                    <w:t xml:space="preserve">Column</w:t>
+                  </w:r>
+                </w:p>
+              </w:tc>
+              <w:tc>
+                <w:tcPr/>
+                <w:p>
+                  <w:pPr>
+                    <w:pStyle w:val="Compact"/>
+                  </w:pPr>
+                  <w:r>
+                    <w:t xml:space="preserve">What it is</w:t>
+                  </w:r>
+                </w:p>
+              </w:tc>
+            </w:tr>
+            <w:tr>
+              <w:tc>
+                <w:tcPr/>
+                <w:p>
+                  <w:pPr>
+                    <w:pStyle w:val="Compact"/>
+                  </w:pPr>
+                  <w:r>
+                    <w:rPr>
+                      <w:rStyle w:val="VerbatimChar"/>
+                    </w:rPr>
+                    <w:t xml:space="preserve">source_file</w:t>
+                  </w:r>
+                </w:p>
+              </w:tc>
+              <w:tc>
+                <w:tcPr/>
+                <w:p>
+                  <w:pPr>
+                    <w:pStyle w:val="Compact"/>
+                  </w:pPr>
+                  <w:r>
+                    <w:t xml:space="preserve">the raw team file the row came from</w:t>
+                  </w:r>
+                </w:p>
+              </w:tc>
+            </w:tr>
+            <w:tr>
+              <w:tc>
+                <w:tcPr/>
+                <w:p>
+                  <w:pPr>
+                    <w:pStyle w:val="Compact"/>
+                  </w:pPr>
+                  <w:r>
+                    <w:rPr>
+                      <w:rStyle w:val="VerbatimChar"/>
+                    </w:rPr>
+                    <w:t xml:space="preserve">team</w:t>
+                  </w:r>
+                </w:p>
+              </w:tc>
+              <w:tc>
+                <w:tcPr/>
+                <w:p>
+                  <w:pPr>
+                    <w:pStyle w:val="Compact"/>
+                  </w:pPr>
+                  <w:r>
+                    <w:t xml:space="preserve">field team — one team =</w:t>
+                  </w:r>
+                  <w:r>
+                    <w:t xml:space="preserve"> </w:t>
+                  </w:r>
+                  <w:r>
+                    <w:rPr>
+                      <w:b/>
+                      <w:bCs/>
+                    </w:rPr>
+                    <w:t xml:space="preserve">one tree</w:t>
+                  </w:r>
+                </w:p>
+              </w:tc>
+            </w:tr>
+            <w:tr>
+              <w:tc>
+                <w:tcPr/>
+                <w:p>
+                  <w:pPr>
+                    <w:pStyle w:val="Compact"/>
+                  </w:pPr>
+                  <w:r>
+                    <w:rPr>
+                      <w:rStyle w:val="VerbatimChar"/>
+                    </w:rPr>
+                    <w:t xml:space="preserve">replicate</w:t>
+                  </w:r>
+                </w:p>
+              </w:tc>
+              <w:tc>
+                <w:tcPr/>
+                <w:p>
+                  <w:pPr>
+                    <w:pStyle w:val="Compact"/>
+                  </w:pPr>
+                  <w:r>
+                    <w:t xml:space="preserve">needle number within a tree side (1-8)</w:t>
+                  </w:r>
+                </w:p>
+              </w:tc>
+            </w:tr>
+            <w:tr>
+              <w:tc>
+                <w:tcPr/>
+                <w:p>
+                  <w:pPr>
+                    <w:pStyle w:val="Compact"/>
+                  </w:pPr>
+                  <w:r>
+                    <w:rPr>
+                      <w:rStyle w:val="VerbatimChar"/>
+                    </w:rPr>
+                    <w:t xml:space="preserve">side</w:t>
+                  </w:r>
+                </w:p>
+              </w:tc>
+              <w:tc>
+                <w:tcPr/>
+                <w:p>
+                  <w:pPr>
+                    <w:pStyle w:val="Compact"/>
+                  </w:pPr>
+                  <w:r>
+                    <w:t xml:space="preserve">sun exposure —</w:t>
+                  </w:r>
+                  <w:r>
+                    <w:t xml:space="preserve"> </w:t>
+                  </w:r>
+                  <w:r>
+                    <w:rPr>
+                      <w:rStyle w:val="VerbatimChar"/>
+                    </w:rPr>
+                    <w:t xml:space="preserve">"shady"</w:t>
+                  </w:r>
+                  <w:r>
+                    <w:t xml:space="preserve"> </w:t>
+                  </w:r>
+                  <w:r>
+                    <w:t xml:space="preserve">or</w:t>
+                  </w:r>
+                  <w:r>
+                    <w:t xml:space="preserve"> </w:t>
+                  </w:r>
+                  <w:r>
+                    <w:rPr>
+                      <w:rStyle w:val="VerbatimChar"/>
+                    </w:rPr>
+                    <w:t xml:space="preserve">"sunny"</w:t>
+                  </w:r>
+                </w:p>
+              </w:tc>
+            </w:tr>
+            <w:tr>
+              <w:tc>
+                <w:tcPr/>
+                <w:p>
+                  <w:pPr>
+                    <w:pStyle w:val="Compact"/>
+                  </w:pPr>
+                  <w:r>
+                    <w:rPr>
+                      <w:rStyle w:val="VerbatimChar"/>
+                    </w:rPr>
+                    <w:t xml:space="preserve">needle_length_mm</w:t>
+                  </w:r>
+                </w:p>
+              </w:tc>
+              <w:tc>
+                <w:tcPr/>
+                <w:p>
+                  <w:pPr>
+                    <w:pStyle w:val="Compact"/>
+                  </w:pPr>
+                  <w:r>
+                    <w:t xml:space="preserve">needle length, millimetres</w:t>
+                  </w:r>
+                </w:p>
+              </w:tc>
+            </w:tr>
+            <w:tr>
+              <w:tc>
+                <w:tcPr/>
+                <w:p>
+                  <w:pPr>
+                    <w:pStyle w:val="Compact"/>
+                  </w:pPr>
+                  <w:r>
+                    <w:rPr>
+                      <w:rStyle w:val="VerbatimChar"/>
+                    </w:rPr>
+                    <w:t xml:space="preserve">needle_width_mm</w:t>
+                  </w:r>
+                </w:p>
+              </w:tc>
+              <w:tc>
+                <w:tcPr/>
+                <w:p>
+                  <w:pPr>
+                    <w:pStyle w:val="Compact"/>
+                  </w:pPr>
+                  <w:r>
+                    <w:t xml:space="preserve">needle width, millimetres</w:t>
+                  </w:r>
+                </w:p>
+              </w:tc>
+            </w:tr>
+          </w:tbl>
+          <w:p>
+            <w:pPr>
+              <w:pStyle w:val="BodyText"/>
+            </w:pPr>
+            <w:pPr>
+              <w:spacing w:after="16"/>
+            </w:pPr>
+            <w:r>
+              <w:t xml:space="preserve">After you read the file in, run</w:t>
+            </w:r>
+            <w:r>
+              <w:t xml:space="preserve"> </w:t>
+            </w:r>
+            <w:r>
+              <w:rPr>
+                <w:rStyle w:val="VerbatimChar"/>
+              </w:rPr>
+              <w:t xml:space="preserve">names(pine_df)</w:t>
+            </w:r>
+            <w:r>
+              <w:t xml:space="preserve"> </w:t>
+            </w:r>
+            <w:r>
+              <w:t xml:space="preserve">and check the names on your</w:t>
+            </w:r>
+            <w:r>
+              <w:t xml:space="preserve"> </w:t>
+            </w:r>
+            <w:r>
+              <w:t xml:space="preserve">screen against this table before you write any other code.</w:t>
+            </w:r>
+          </w:p>
+          <w:p/>
+        </w:tc>
+      </w:tr>
+    </w:tbl>
     <w:p>
       <w:r>
         <w:pict>
@@ -124,8 +755,8 @@
         </w:pict>
       </w:r>
     </w:p>
-    <w:bookmarkEnd w:id="10"/>
-    <w:bookmarkStart w:id="11" w:name="part-1-load-and-split-the-data"/>
+    <w:bookmarkEnd w:id="15"/>
+    <w:bookmarkStart w:id="16" w:name="part-1-load-and-split-the-data"/>
     <w:p>
       <w:pPr>
         <w:pStyle w:val="Heading1"/>
@@ -152,6 +783,15 @@
       </w:pPr>
       <w:r>
         <w:rPr>
+          <w:rStyle w:val="CommentTok"/>
+        </w:rPr>
+        <w:t xml:space="preserve"># ── Part 1.1 · Load and split the data ──────────────────────────────────</w:t>
+      </w:r>
+      <w:r>
+        <w:br/>
+      </w:r>
+      <w:r>
+        <w:rPr>
           <w:rStyle w:val="FunctionTok"/>
         </w:rPr>
         <w:t xml:space="preserve">library</w:t>
@@ -202,7 +842,7 @@
         <w:rPr>
           <w:rStyle w:val="StringTok"/>
         </w:rPr>
-        <w:t xml:space="preserve">"data/pine_needles.csv"</w:t>
+        <w:t xml:space="preserve">"data/pine_data.csv"</w:t>
       </w:r>
       <w:r>
         <w:rPr>
@@ -256,7 +896,7 @@
         <w:rPr>
           <w:rStyle w:val="NormalTok"/>
         </w:rPr>
-        <w:t xml:space="preserve">(n_s </w:t>
+        <w:t xml:space="preserve">(side </w:t>
       </w:r>
       <w:r>
         <w:rPr>
@@ -274,7 +914,7 @@
         <w:rPr>
           <w:rStyle w:val="StringTok"/>
         </w:rPr>
-        <w:t xml:space="preserve">"n"</w:t>
+        <w:t xml:space="preserve">"shady"</w:t>
       </w:r>
       <w:r>
         <w:rPr>
@@ -304,7 +944,7 @@
         <w:rPr>
           <w:rStyle w:val="NormalTok"/>
         </w:rPr>
-        <w:t xml:space="preserve">(length_mm)</w:t>
+        <w:t xml:space="preserve">(needle_length_mm)</w:t>
       </w:r>
       <w:r>
         <w:br/>
@@ -349,7 +989,7 @@
         <w:rPr>
           <w:rStyle w:val="NormalTok"/>
         </w:rPr>
-        <w:t xml:space="preserve">(n_s </w:t>
+        <w:t xml:space="preserve">(side </w:t>
       </w:r>
       <w:r>
         <w:rPr>
@@ -367,7 +1007,7 @@
         <w:rPr>
           <w:rStyle w:val="StringTok"/>
         </w:rPr>
-        <w:t xml:space="preserve">"s"</w:t>
+        <w:t xml:space="preserve">"sunny"</w:t>
       </w:r>
       <w:r>
         <w:rPr>
@@ -397,7 +1037,7 @@
         <w:rPr>
           <w:rStyle w:val="NormalTok"/>
         </w:rPr>
-        <w:t xml:space="preserve">(length_mm)</w:t>
+        <w:t xml:space="preserve">(needle_length_mm)</w:t>
       </w:r>
     </w:p>
     <w:p>
@@ -482,8 +1122,8 @@
         </w:pict>
       </w:r>
     </w:p>
-    <w:bookmarkEnd w:id="11"/>
-    <w:bookmarkStart w:id="12" w:name="part-2-mean-and-median"/>
+    <w:bookmarkEnd w:id="16"/>
+    <w:bookmarkStart w:id="17" w:name="part-2-mean-and-median"/>
     <w:p>
       <w:pPr>
         <w:pStyle w:val="Heading1"/>
@@ -508,6 +1148,15 @@
       <w:pPr>
         <w:pStyle w:val="SourceCode"/>
       </w:pPr>
+      <w:r>
+        <w:rPr>
+          <w:rStyle w:val="CommentTok"/>
+        </w:rPr>
+        <w:t xml:space="preserve"># ── Part 2.1 · Mean and median ──────────────────────────────────────────</w:t>
+      </w:r>
+      <w:r>
+        <w:br/>
+      </w:r>
       <w:r>
         <w:rPr>
           <w:rStyle w:val="FunctionTok"/>
@@ -626,8 +1275,8 @@
         </w:pict>
       </w:r>
     </w:p>
-    <w:bookmarkEnd w:id="12"/>
-    <w:bookmarkStart w:id="13" w:name="part-3-variance-and-standard-deviation"/>
+    <w:bookmarkEnd w:id="17"/>
+    <w:bookmarkStart w:id="18" w:name="part-3-variance-and-standard-deviation"/>
     <w:p>
       <w:pPr>
         <w:pStyle w:val="Heading1"/>
@@ -652,6 +1301,15 @@
       <w:pPr>
         <w:pStyle w:val="SourceCode"/>
       </w:pPr>
+      <w:r>
+        <w:rPr>
+          <w:rStyle w:val="CommentTok"/>
+        </w:rPr>
+        <w:t xml:space="preserve"># ── Part 3.1 · Variance and standard deviation ──────────────────────────</w:t>
+      </w:r>
+      <w:r>
+        <w:br/>
+      </w:r>
       <w:r>
         <w:rPr>
           <w:rStyle w:val="FunctionTok"/>
@@ -762,8 +1420,8 @@
         </w:pict>
       </w:r>
     </w:p>
-    <w:bookmarkEnd w:id="13"/>
-    <w:bookmarkStart w:id="17" w:name="part-3b-quantiles-range-and-iqr"/>
+    <w:bookmarkEnd w:id="18"/>
+    <w:bookmarkStart w:id="22" w:name="part-3b-quantiles-range-and-iqr"/>
     <w:p>
       <w:pPr>
         <w:pStyle w:val="Heading1"/>
@@ -790,6 +1448,15 @@
       </w:pPr>
       <w:r>
         <w:rPr>
+          <w:rStyle w:val="CommentTok"/>
+        </w:rPr>
+        <w:t xml:space="preserve"># ── Part 3b.1 · Quantiles, range, and IQR ───────────────────────────────</w:t>
+      </w:r>
+      <w:r>
+        <w:br/>
+      </w:r>
+      <w:r>
+        <w:rPr>
           <w:rStyle w:val="FunctionTok"/>
         </w:rPr>
         <w:t xml:space="preserve">range</w:t>
@@ -913,6 +1580,15 @@
       <w:pPr>
         <w:pStyle w:val="SourceCode"/>
       </w:pPr>
+      <w:r>
+        <w:rPr>
+          <w:rStyle w:val="CommentTok"/>
+        </w:rPr>
+        <w:t xml:space="preserve"># ── Part 3b.2 · Quantiles, range, and IQR ───────────────────────────────</w:t>
+      </w:r>
+      <w:r>
+        <w:br/>
+      </w:r>
       <w:r>
         <w:rPr>
           <w:rStyle w:val="CommentTok"/>
@@ -984,18 +1660,18 @@
                 <wp:inline>
                   <wp:extent cx="152400" cy="152400"/>
                   <wp:effectExtent b="0" l="0" r="0" t="0"/>
-                  <wp:docPr descr="" title="" id="15" name="Picture"/>
+                  <wp:docPr descr="" title="" id="20" name="Picture"/>
                   <a:graphic>
                     <a:graphicData uri="http://schemas.openxmlformats.org/drawingml/2006/picture">
                       <pic:pic>
                         <pic:nvPicPr>
-                          <pic:cNvPr descr="/Applications/Positron.app/Contents/Resources/app/quarto/share/formats/docx/tip.png" id="16" name="Picture"/>
+                          <pic:cNvPr descr="/Applications/Positron.app/Contents/Resources/app/quarto/share/formats/docx/tip.png" id="21" name="Picture"/>
                           <pic:cNvPicPr>
                             <a:picLocks noChangeArrowheads="1" noChangeAspect="1"/>
                           </pic:cNvPicPr>
                         </pic:nvPicPr>
                         <pic:blipFill>
-                          <a:blip r:embed="rId14"/>
+                          <a:blip r:embed="rId19"/>
                           <a:stretch>
                             <a:fillRect/>
                           </a:stretch>
@@ -1106,8 +1782,8 @@
         </w:pict>
       </w:r>
     </w:p>
-    <w:bookmarkEnd w:id="17"/>
-    <w:bookmarkStart w:id="20" w:name="part-4-the-length-trap"/>
+    <w:bookmarkEnd w:id="22"/>
+    <w:bookmarkStart w:id="25" w:name="part-4-the-length-trap"/>
     <w:p>
       <w:pPr>
         <w:pStyle w:val="Heading1"/>
@@ -1149,6 +1825,15 @@
       </w:pPr>
       <w:r>
         <w:rPr>
+          <w:rStyle w:val="CommentTok"/>
+        </w:rPr>
+        <w:t xml:space="preserve"># ── Part 4.1 · The `length()` trap ──────────────────────────────────────</w:t>
+      </w:r>
+      <w:r>
+        <w:br/>
+      </w:r>
+      <w:r>
+        <w:rPr>
           <w:rStyle w:val="NormalTok"/>
         </w:rPr>
         <w:t xml:space="preserve">x </w:t>
@@ -1391,6 +2076,15 @@
       <w:pPr>
         <w:pStyle w:val="SourceCode"/>
       </w:pPr>
+      <w:r>
+        <w:rPr>
+          <w:rStyle w:val="CommentTok"/>
+        </w:rPr>
+        <w:t xml:space="preserve"># ── Part 4.2 · The `length()` trap ──────────────────────────────────────</w:t>
+      </w:r>
+      <w:r>
+        <w:br/>
+      </w:r>
       <w:r>
         <w:rPr>
           <w:rStyle w:val="NormalTok"/>
@@ -1763,18 +2457,18 @@
                 <wp:inline>
                   <wp:extent cx="152400" cy="152400"/>
                   <wp:effectExtent b="0" l="0" r="0" t="0"/>
-                  <wp:docPr descr="" title="" id="18" name="Picture"/>
+                  <wp:docPr descr="" title="" id="23" name="Picture"/>
                   <a:graphic>
                     <a:graphicData uri="http://schemas.openxmlformats.org/drawingml/2006/picture">
                       <pic:pic>
                         <pic:nvPicPr>
-                          <pic:cNvPr descr="/Applications/Positron.app/Contents/Resources/app/quarto/share/formats/docx/tip.png" id="19" name="Picture"/>
+                          <pic:cNvPr descr="/Applications/Positron.app/Contents/Resources/app/quarto/share/formats/docx/tip.png" id="24" name="Picture"/>
                           <pic:cNvPicPr>
                             <a:picLocks noChangeArrowheads="1" noChangeAspect="1"/>
                           </pic:cNvPicPr>
                         </pic:nvPicPr>
                         <pic:blipFill>
-                          <a:blip r:embed="rId14"/>
+                          <a:blip r:embed="rId19"/>
                           <a:stretch>
                             <a:fillRect/>
                           </a:stretch>
@@ -1915,8 +2609,8 @@
         </w:pict>
       </w:r>
     </w:p>
-    <w:bookmarkEnd w:id="20"/>
-    <w:bookmarkStart w:id="21" w:name="part-5-standard-error-on-real-data"/>
+    <w:bookmarkEnd w:id="25"/>
+    <w:bookmarkStart w:id="26" w:name="part-5-standard-error-on-real-data"/>
     <w:p>
       <w:pPr>
         <w:pStyle w:val="Heading1"/>
@@ -1941,6 +2635,15 @@
       <w:pPr>
         <w:pStyle w:val="SourceCode"/>
       </w:pPr>
+      <w:r>
+        <w:rPr>
+          <w:rStyle w:val="CommentTok"/>
+        </w:rPr>
+        <w:t xml:space="preserve"># ── Part 5.1 · Standard error, on real data ─────────────────────────────</w:t>
+      </w:r>
+      <w:r>
+        <w:br/>
+      </w:r>
       <w:r>
         <w:rPr>
           <w:rStyle w:val="NormalTok"/>
@@ -2227,8 +2930,8 @@
         </w:pict>
       </w:r>
     </w:p>
-    <w:bookmarkEnd w:id="21"/>
-    <w:bookmarkStart w:id="22" w:name="part-6-all-stats-one-group-base-r"/>
+    <w:bookmarkEnd w:id="26"/>
+    <w:bookmarkStart w:id="27" w:name="part-6-all-stats-one-group-base-r"/>
     <w:p>
       <w:pPr>
         <w:pStyle w:val="Heading1"/>
@@ -2255,6 +2958,15 @@
       </w:pPr>
       <w:r>
         <w:rPr>
+          <w:rStyle w:val="CommentTok"/>
+        </w:rPr>
+        <w:t xml:space="preserve"># ── Part 6.1 · All stats, one group, base R ─────────────────────────────</w:t>
+      </w:r>
+      <w:r>
+        <w:br/>
+      </w:r>
+      <w:r>
+        <w:rPr>
           <w:rStyle w:val="NormalTok"/>
         </w:rPr>
         <w:t xml:space="preserve">n_l    </w:t>
@@ -2774,6 +3486,15 @@
       <w:pPr>
         <w:pStyle w:val="SourceCode"/>
       </w:pPr>
+      <w:r>
+        <w:rPr>
+          <w:rStyle w:val="CommentTok"/>
+        </w:rPr>
+        <w:t xml:space="preserve"># ── Part 6.2 · All stats, one group, base R ─────────────────────────────</w:t>
+      </w:r>
+      <w:r>
+        <w:br/>
+      </w:r>
       <w:r>
         <w:rPr>
           <w:rStyle w:val="CommentTok"/>
@@ -2794,8 +3515,8 @@
         </w:pict>
       </w:r>
     </w:p>
-    <w:bookmarkEnd w:id="22"/>
-    <w:bookmarkStart w:id="23" w:name="X315b316ec89df71592efa6e9d6564f8d7b897d8"/>
+    <w:bookmarkEnd w:id="27"/>
+    <w:bookmarkStart w:id="28" w:name="X315b316ec89df71592efa6e9d6564f8d7b897d8"/>
     <w:p>
       <w:pPr>
         <w:pStyle w:val="Heading1"/>
@@ -2858,6 +3579,15 @@
       </w:pPr>
       <w:r>
         <w:rPr>
+          <w:rStyle w:val="CommentTok"/>
+        </w:rPr>
+        <w:t xml:space="preserve"># ── Part 6b.1 · `skimr` ─────────────────────────────────────────────────</w:t>
+      </w:r>
+      <w:r>
+        <w:br/>
+      </w:r>
+      <w:r>
+        <w:rPr>
           <w:rStyle w:val="FunctionTok"/>
         </w:rPr>
         <w:t xml:space="preserve">library</w:t>
@@ -2917,7 +3647,7 @@
         <w:rPr>
           <w:rStyle w:val="VerbatimChar"/>
         </w:rPr>
-        <w:t xml:space="preserve">length_mm</w:t>
+        <w:t xml:space="preserve">needle_length_mm</w:t>
       </w:r>
       <w:r>
         <w:t xml:space="preserve"> </w:t>
@@ -2998,7 +3728,7 @@
         <w:rPr>
           <w:rStyle w:val="VerbatimChar"/>
         </w:rPr>
-        <w:t xml:space="preserve">group</w:t>
+        <w:t xml:space="preserve">team</w:t>
       </w:r>
       <w:r>
         <w:t xml:space="preserve"> </w:t>
@@ -3013,7 +3743,7 @@
         <w:rPr>
           <w:rStyle w:val="VerbatimChar"/>
         </w:rPr>
-        <w:t xml:space="preserve">n_s</w:t>
+        <w:t xml:space="preserve">side</w:t>
       </w:r>
       <w:r>
         <w:t xml:space="preserve">) that it doesn’t show for a numeric one?</w:t>
@@ -3035,8 +3765,8 @@
         </w:pict>
       </w:r>
     </w:p>
-    <w:bookmarkEnd w:id="23"/>
-    <w:bookmarkStart w:id="26" w:name="Xf43c5d07d843d16643c539a860b3cf5482751cd"/>
+    <w:bookmarkEnd w:id="28"/>
+    <w:bookmarkStart w:id="31" w:name="Xf43c5d07d843d16643c539a860b3cf5482751cd"/>
     <w:p>
       <w:pPr>
         <w:pStyle w:val="Heading1"/>
@@ -3087,6 +3817,15 @@
       </w:pPr>
       <w:r>
         <w:rPr>
+          <w:rStyle w:val="CommentTok"/>
+        </w:rPr>
+        <w:t xml:space="preserve"># ── Part 7.1 · Tidy group stats ─────────────────────────────────────────</w:t>
+      </w:r>
+      <w:r>
+        <w:br/>
+      </w:r>
+      <w:r>
+        <w:rPr>
           <w:rStyle w:val="NormalTok"/>
         </w:rPr>
         <w:t xml:space="preserve">side_stats_df </w:t>
@@ -3128,7 +3867,7 @@
         <w:rPr>
           <w:rStyle w:val="NormalTok"/>
         </w:rPr>
-        <w:t xml:space="preserve">(n_s) </w:t>
+        <w:t xml:space="preserve">(side) </w:t>
       </w:r>
       <w:r>
         <w:rPr>
@@ -3206,7 +3945,7 @@
         <w:rPr>
           <w:rStyle w:val="NormalTok"/>
         </w:rPr>
-        <w:t xml:space="preserve">(length_mm)),</w:t>
+        <w:t xml:space="preserve">(needle_length_mm)),</w:t>
       </w:r>
       <w:r>
         <w:br/>
@@ -3251,7 +3990,7 @@
         <w:rPr>
           <w:rStyle w:val="NormalTok"/>
         </w:rPr>
-        <w:t xml:space="preserve">(length_mm, </w:t>
+        <w:t xml:space="preserve">(needle_length_mm, </w:t>
       </w:r>
       <w:r>
         <w:rPr>
@@ -3332,7 +4071,7 @@
         <w:rPr>
           <w:rStyle w:val="NormalTok"/>
         </w:rPr>
-        <w:t xml:space="preserve">(length_mm, </w:t>
+        <w:t xml:space="preserve">(needle_length_mm, </w:t>
       </w:r>
       <w:r>
         <w:rPr>
@@ -3413,7 +4152,7 @@
         <w:rPr>
           <w:rStyle w:val="NormalTok"/>
         </w:rPr>
-        <w:t xml:space="preserve">(length_mm, </w:t>
+        <w:t xml:space="preserve">(needle_length_mm, </w:t>
       </w:r>
       <w:r>
         <w:rPr>
@@ -3637,7 +4376,7 @@
         <w:rPr>
           <w:rStyle w:val="VerbatimChar"/>
         </w:rPr>
-        <w:t xml:space="preserve">group</w:t>
+        <w:t xml:space="preserve">team</w:t>
       </w:r>
       <w:r>
         <w:t xml:space="preserve"> </w:t>
@@ -3652,7 +4391,7 @@
         <w:rPr>
           <w:rStyle w:val="VerbatimChar"/>
         </w:rPr>
-        <w:t xml:space="preserve">n_s</w:t>
+        <w:t xml:space="preserve">side</w:t>
       </w:r>
       <w:r>
         <w:t xml:space="preserve">, and compute the same five statistics.</w:t>
@@ -3662,6 +4401,15 @@
       <w:pPr>
         <w:pStyle w:val="SourceCode"/>
       </w:pPr>
+      <w:r>
+        <w:rPr>
+          <w:rStyle w:val="CommentTok"/>
+        </w:rPr>
+        <w:t xml:space="preserve"># ── Part 7.2 · Tidy group stats ─────────────────────────────────────────</w:t>
+      </w:r>
+      <w:r>
+        <w:br/>
+      </w:r>
       <w:r>
         <w:rPr>
           <w:rStyle w:val="CommentTok"/>
@@ -3716,18 +4464,18 @@
                 <wp:inline>
                   <wp:extent cx="152400" cy="152400"/>
                   <wp:effectExtent b="0" l="0" r="0" t="0"/>
-                  <wp:docPr descr="" title="" id="24" name="Picture"/>
+                  <wp:docPr descr="" title="" id="29" name="Picture"/>
                   <a:graphic>
                     <a:graphicData uri="http://schemas.openxmlformats.org/drawingml/2006/picture">
                       <pic:pic>
                         <pic:nvPicPr>
-                          <pic:cNvPr descr="/Applications/Positron.app/Contents/Resources/app/quarto/share/formats/docx/tip.png" id="25" name="Picture"/>
+                          <pic:cNvPr descr="/Applications/Positron.app/Contents/Resources/app/quarto/share/formats/docx/tip.png" id="30" name="Picture"/>
                           <pic:cNvPicPr>
                             <a:picLocks noChangeArrowheads="1" noChangeAspect="1"/>
                           </pic:cNvPicPr>
                         </pic:nvPicPr>
                         <pic:blipFill>
-                          <a:blip r:embed="rId14"/>
+                          <a:blip r:embed="rId19"/>
                           <a:stretch>
                             <a:fillRect/>
                           </a:stretch>
@@ -3813,7 +4561,7 @@
               <w:rPr>
                 <w:rStyle w:val="VerbatimChar"/>
               </w:rPr>
-              <w:t xml:space="preserve">group</w:t>
+              <w:t xml:space="preserve">team</w:t>
             </w:r>
             <w:r>
               <w:t xml:space="preserve"> </w:t>
@@ -3828,7 +4576,7 @@
               <w:rPr>
                 <w:rStyle w:val="VerbatimChar"/>
               </w:rPr>
-              <w:t xml:space="preserve">n_s</w:t>
+              <w:t xml:space="preserve">side</w:t>
             </w:r>
             <w:r>
               <w:t xml:space="preserve"> </w:t>
@@ -3840,7 +4588,7 @@
               <w:rPr>
                 <w:rStyle w:val="VerbatimChar"/>
               </w:rPr>
-              <w:t xml:space="preserve">group_by(group, n_s)</w:t>
+              <w:t xml:space="preserve">group_by(team, side)</w:t>
             </w:r>
             <w:r>
               <w:t xml:space="preserve">). How many rows does the result have, and why?</w:t>
@@ -3857,14 +4605,14 @@
         </w:pict>
       </w:r>
     </w:p>
-    <w:bookmarkEnd w:id="26"/>
-    <w:bookmarkStart w:id="27" w:name="X89af96f990447eeaaa43bcc952b32ebeb30ded1"/>
+    <w:bookmarkEnd w:id="31"/>
+    <w:bookmarkStart w:id="32" w:name="part-7c-the-n-you-report-is-a-choice"/>
     <w:p>
       <w:pPr>
         <w:pStyle w:val="Heading1"/>
       </w:pPr>
       <w:r>
-        <w:t xml:space="preserve">Part 7b · Bringing back</w:t>
+        <w:t xml:space="preserve">Part 7c · The</w:t>
       </w:r>
       <w:r>
         <w:t xml:space="preserve"> </w:t>
@@ -3873,599 +4621,34 @@
         <w:rPr>
           <w:rStyle w:val="VerbatimChar"/>
         </w:rPr>
-        <w:t xml:space="preserve">case_when()</w:t>
-      </w:r>
-      <w:r>
-        <w:t xml:space="preserve"> </w:t>
-      </w:r>
-      <w:r>
-        <w:t xml:space="preserve">from Wrangling Your Data</w:t>
+        <w:t xml:space="preserve">n</w:t>
+      </w:r>
+      <w:r>
+        <w:t xml:space="preserve"> </w:t>
+      </w:r>
+      <w:r>
+        <w:t xml:space="preserve">you report is a choice</w:t>
       </w:r>
     </w:p>
     <w:p>
       <w:pPr>
         <w:pStyle w:val="FirstParagraph"/>
       </w:pPr>
+      <w:r>
+        <w:t xml:space="preserve">Your side summary said</w:t>
+      </w:r>
+      <w:r>
+        <w:t xml:space="preserve"> </w:t>
+      </w:r>
       <w:r>
         <w:rPr>
           <w:b/>
           <w:bCs/>
         </w:rPr>
-        <w:t xml:space="preserve">▶ Run this:</w:t>
-      </w:r>
-    </w:p>
-    <w:p>
-      <w:pPr>
-        <w:pStyle w:val="SourceCode"/>
-      </w:pPr>
-      <w:r>
-        <w:rPr>
-          <w:rStyle w:val="NormalTok"/>
-        </w:rPr>
-        <w:t xml:space="preserve">size_class_stats_df </w:t>
-      </w:r>
-      <w:r>
-        <w:rPr>
-          <w:rStyle w:val="OtherTok"/>
-        </w:rPr>
-        <w:t xml:space="preserve">&lt;-</w:t>
-      </w:r>
-      <w:r>
-        <w:rPr>
-          <w:rStyle w:val="NormalTok"/>
-        </w:rPr>
-        <w:t xml:space="preserve"> pine_df </w:t>
-      </w:r>
-      <w:r>
-        <w:rPr>
-          <w:rStyle w:val="SpecialCharTok"/>
-        </w:rPr>
-        <w:t xml:space="preserve">|&gt;</w:t>
-      </w:r>
-      <w:r>
-        <w:br/>
-      </w:r>
-      <w:r>
-        <w:rPr>
-          <w:rStyle w:val="NormalTok"/>
-        </w:rPr>
-        <w:t xml:space="preserve">  </w:t>
-      </w:r>
-      <w:r>
-        <w:rPr>
-          <w:rStyle w:val="FunctionTok"/>
-        </w:rPr>
-        <w:t xml:space="preserve">mutate</w:t>
-      </w:r>
-      <w:r>
-        <w:rPr>
-          <w:rStyle w:val="NormalTok"/>
-        </w:rPr>
-        <w:t xml:space="preserve">(</w:t>
-      </w:r>
-      <w:r>
-        <w:br/>
-      </w:r>
-      <w:r>
-        <w:rPr>
-          <w:rStyle w:val="NormalTok"/>
-        </w:rPr>
-        <w:t xml:space="preserve">    </w:t>
-      </w:r>
-      <w:r>
-        <w:rPr>
-          <w:rStyle w:val="AttributeTok"/>
-        </w:rPr>
-        <w:t xml:space="preserve">size_class =</w:t>
-      </w:r>
-      <w:r>
-        <w:rPr>
-          <w:rStyle w:val="NormalTok"/>
-        </w:rPr>
-        <w:t xml:space="preserve"> </w:t>
-      </w:r>
-      <w:r>
-        <w:rPr>
-          <w:rStyle w:val="FunctionTok"/>
-        </w:rPr>
-        <w:t xml:space="preserve">case_when</w:t>
-      </w:r>
-      <w:r>
-        <w:rPr>
-          <w:rStyle w:val="NormalTok"/>
-        </w:rPr>
-        <w:t xml:space="preserve">(</w:t>
-      </w:r>
-      <w:r>
-        <w:br/>
-      </w:r>
-      <w:r>
-        <w:rPr>
-          <w:rStyle w:val="NormalTok"/>
-        </w:rPr>
-        <w:t xml:space="preserve">      length_mm </w:t>
-      </w:r>
-      <w:r>
-        <w:rPr>
-          <w:rStyle w:val="SpecialCharTok"/>
-        </w:rPr>
-        <w:t xml:space="preserve">&lt;</w:t>
-      </w:r>
-      <w:r>
-        <w:rPr>
-          <w:rStyle w:val="NormalTok"/>
-        </w:rPr>
-        <w:t xml:space="preserve"> </w:t>
-      </w:r>
-      <w:r>
-        <w:rPr>
-          <w:rStyle w:val="DecValTok"/>
-        </w:rPr>
-        <w:t xml:space="preserve">16</w:t>
-      </w:r>
-      <w:r>
-        <w:rPr>
-          <w:rStyle w:val="NormalTok"/>
-        </w:rPr>
-        <w:t xml:space="preserve"> </w:t>
-      </w:r>
-      <w:r>
-        <w:rPr>
-          <w:rStyle w:val="SpecialCharTok"/>
-        </w:rPr>
-        <w:t xml:space="preserve">~</w:t>
-      </w:r>
-      <w:r>
-        <w:rPr>
-          <w:rStyle w:val="NormalTok"/>
-        </w:rPr>
-        <w:t xml:space="preserve"> </w:t>
-      </w:r>
-      <w:r>
-        <w:rPr>
-          <w:rStyle w:val="StringTok"/>
-        </w:rPr>
-        <w:t xml:space="preserve">"short"</w:t>
-      </w:r>
-      <w:r>
-        <w:rPr>
-          <w:rStyle w:val="NormalTok"/>
-        </w:rPr>
-        <w:t xml:space="preserve">,</w:t>
-      </w:r>
-      <w:r>
-        <w:br/>
-      </w:r>
-      <w:r>
-        <w:rPr>
-          <w:rStyle w:val="NormalTok"/>
-        </w:rPr>
-        <w:t xml:space="preserve">      length_mm </w:t>
-      </w:r>
-      <w:r>
-        <w:rPr>
-          <w:rStyle w:val="SpecialCharTok"/>
-        </w:rPr>
-        <w:t xml:space="preserve">&lt;</w:t>
-      </w:r>
-      <w:r>
-        <w:rPr>
-          <w:rStyle w:val="NormalTok"/>
-        </w:rPr>
-        <w:t xml:space="preserve"> </w:t>
-      </w:r>
-      <w:r>
-        <w:rPr>
-          <w:rStyle w:val="DecValTok"/>
-        </w:rPr>
-        <w:t xml:space="preserve">20</w:t>
-      </w:r>
-      <w:r>
-        <w:rPr>
-          <w:rStyle w:val="NormalTok"/>
-        </w:rPr>
-        <w:t xml:space="preserve"> </w:t>
-      </w:r>
-      <w:r>
-        <w:rPr>
-          <w:rStyle w:val="SpecialCharTok"/>
-        </w:rPr>
-        <w:t xml:space="preserve">~</w:t>
-      </w:r>
-      <w:r>
-        <w:rPr>
-          <w:rStyle w:val="NormalTok"/>
-        </w:rPr>
-        <w:t xml:space="preserve"> </w:t>
-      </w:r>
-      <w:r>
-        <w:rPr>
-          <w:rStyle w:val="StringTok"/>
-        </w:rPr>
-        <w:t xml:space="preserve">"medium"</w:t>
-      </w:r>
-      <w:r>
-        <w:rPr>
-          <w:rStyle w:val="NormalTok"/>
-        </w:rPr>
-        <w:t xml:space="preserve">,</w:t>
-      </w:r>
-      <w:r>
-        <w:br/>
-      </w:r>
-      <w:r>
-        <w:rPr>
-          <w:rStyle w:val="NormalTok"/>
-        </w:rPr>
-        <w:t xml:space="preserve">      </w:t>
-      </w:r>
-      <w:r>
-        <w:rPr>
-          <w:rStyle w:val="ConstantTok"/>
-        </w:rPr>
-        <w:t xml:space="preserve">TRUE</w:t>
-      </w:r>
-      <w:r>
-        <w:rPr>
-          <w:rStyle w:val="NormalTok"/>
-        </w:rPr>
-        <w:t xml:space="preserve">           </w:t>
-      </w:r>
-      <w:r>
-        <w:rPr>
-          <w:rStyle w:val="SpecialCharTok"/>
-        </w:rPr>
-        <w:t xml:space="preserve">~</w:t>
-      </w:r>
-      <w:r>
-        <w:rPr>
-          <w:rStyle w:val="NormalTok"/>
-        </w:rPr>
-        <w:t xml:space="preserve"> </w:t>
-      </w:r>
-      <w:r>
-        <w:rPr>
-          <w:rStyle w:val="StringTok"/>
-        </w:rPr>
-        <w:t xml:space="preserve">"long"</w:t>
-      </w:r>
-      <w:r>
-        <w:br/>
-      </w:r>
-      <w:r>
-        <w:rPr>
-          <w:rStyle w:val="NormalTok"/>
-        </w:rPr>
-        <w:t xml:space="preserve">    )</w:t>
-      </w:r>
-      <w:r>
-        <w:br/>
-      </w:r>
-      <w:r>
-        <w:rPr>
-          <w:rStyle w:val="NormalTok"/>
-        </w:rPr>
-        <w:t xml:space="preserve">  ) </w:t>
-      </w:r>
-      <w:r>
-        <w:rPr>
-          <w:rStyle w:val="SpecialCharTok"/>
-        </w:rPr>
-        <w:t xml:space="preserve">|&gt;</w:t>
-      </w:r>
-      <w:r>
-        <w:br/>
-      </w:r>
-      <w:r>
-        <w:rPr>
-          <w:rStyle w:val="NormalTok"/>
-        </w:rPr>
-        <w:t xml:space="preserve">  </w:t>
-      </w:r>
-      <w:r>
-        <w:rPr>
-          <w:rStyle w:val="FunctionTok"/>
-        </w:rPr>
-        <w:t xml:space="preserve">group_by</w:t>
-      </w:r>
-      <w:r>
-        <w:rPr>
-          <w:rStyle w:val="NormalTok"/>
-        </w:rPr>
-        <w:t xml:space="preserve">(size_class) </w:t>
-      </w:r>
-      <w:r>
-        <w:rPr>
-          <w:rStyle w:val="SpecialCharTok"/>
-        </w:rPr>
-        <w:t xml:space="preserve">|&gt;</w:t>
-      </w:r>
-      <w:r>
-        <w:br/>
-      </w:r>
-      <w:r>
-        <w:rPr>
-          <w:rStyle w:val="NormalTok"/>
-        </w:rPr>
-        <w:t xml:space="preserve">  </w:t>
-      </w:r>
-      <w:r>
-        <w:rPr>
-          <w:rStyle w:val="FunctionTok"/>
-        </w:rPr>
-        <w:t xml:space="preserve">summarize</w:t>
-      </w:r>
-      <w:r>
-        <w:rPr>
-          <w:rStyle w:val="NormalTok"/>
-        </w:rPr>
-        <w:t xml:space="preserve">(</w:t>
-      </w:r>
-      <w:r>
-        <w:br/>
-      </w:r>
-      <w:r>
-        <w:rPr>
-          <w:rStyle w:val="NormalTok"/>
-        </w:rPr>
-        <w:t xml:space="preserve">    </w:t>
-      </w:r>
-      <w:r>
-        <w:rPr>
-          <w:rStyle w:val="AttributeTok"/>
-        </w:rPr>
-        <w:t xml:space="preserve">n       =</w:t>
-      </w:r>
-      <w:r>
-        <w:rPr>
-          <w:rStyle w:val="NormalTok"/>
-        </w:rPr>
-        <w:t xml:space="preserve"> </w:t>
-      </w:r>
-      <w:r>
-        <w:rPr>
-          <w:rStyle w:val="FunctionTok"/>
-        </w:rPr>
-        <w:t xml:space="preserve">sum</w:t>
-      </w:r>
-      <w:r>
-        <w:rPr>
-          <w:rStyle w:val="NormalTok"/>
-        </w:rPr>
-        <w:t xml:space="preserve">(</w:t>
-      </w:r>
-      <w:r>
-        <w:rPr>
-          <w:rStyle w:val="SpecialCharTok"/>
-        </w:rPr>
-        <w:t xml:space="preserve">!</w:t>
-      </w:r>
-      <w:r>
-        <w:rPr>
-          <w:rStyle w:val="FunctionTok"/>
-        </w:rPr>
-        <w:t xml:space="preserve">is.na</w:t>
-      </w:r>
-      <w:r>
-        <w:rPr>
-          <w:rStyle w:val="NormalTok"/>
-        </w:rPr>
-        <w:t xml:space="preserve">(length_mm)),</w:t>
-      </w:r>
-      <w:r>
-        <w:br/>
-      </w:r>
-      <w:r>
-        <w:rPr>
-          <w:rStyle w:val="NormalTok"/>
-        </w:rPr>
-        <w:t xml:space="preserve">    </w:t>
-      </w:r>
-      <w:r>
-        <w:rPr>
-          <w:rStyle w:val="AttributeTok"/>
-        </w:rPr>
-        <w:t xml:space="preserve">mean_mm =</w:t>
-      </w:r>
-      <w:r>
-        <w:rPr>
-          <w:rStyle w:val="NormalTok"/>
-        </w:rPr>
-        <w:t xml:space="preserve"> </w:t>
-      </w:r>
-      <w:r>
-        <w:rPr>
-          <w:rStyle w:val="FunctionTok"/>
-        </w:rPr>
-        <w:t xml:space="preserve">round</w:t>
-      </w:r>
-      <w:r>
-        <w:rPr>
-          <w:rStyle w:val="NormalTok"/>
-        </w:rPr>
-        <w:t xml:space="preserve">(</w:t>
-      </w:r>
-      <w:r>
-        <w:rPr>
-          <w:rStyle w:val="FunctionTok"/>
-        </w:rPr>
-        <w:t xml:space="preserve">mean</w:t>
-      </w:r>
-      <w:r>
-        <w:rPr>
-          <w:rStyle w:val="NormalTok"/>
-        </w:rPr>
-        <w:t xml:space="preserve">(length_mm, </w:t>
-      </w:r>
-      <w:r>
-        <w:rPr>
-          <w:rStyle w:val="AttributeTok"/>
-        </w:rPr>
-        <w:t xml:space="preserve">na.rm =</w:t>
-      </w:r>
-      <w:r>
-        <w:rPr>
-          <w:rStyle w:val="NormalTok"/>
-        </w:rPr>
-        <w:t xml:space="preserve"> </w:t>
-      </w:r>
-      <w:r>
-        <w:rPr>
-          <w:rStyle w:val="ConstantTok"/>
-        </w:rPr>
-        <w:t xml:space="preserve">TRUE</w:t>
-      </w:r>
-      <w:r>
-        <w:rPr>
-          <w:rStyle w:val="NormalTok"/>
-        </w:rPr>
-        <w:t xml:space="preserve">), </w:t>
-      </w:r>
-      <w:r>
-        <w:rPr>
-          <w:rStyle w:val="DecValTok"/>
-        </w:rPr>
-        <w:t xml:space="preserve">2</w:t>
-      </w:r>
-      <w:r>
-        <w:rPr>
-          <w:rStyle w:val="NormalTok"/>
-        </w:rPr>
-        <w:t xml:space="preserve">),</w:t>
-      </w:r>
-      <w:r>
-        <w:br/>
-      </w:r>
-      <w:r>
-        <w:rPr>
-          <w:rStyle w:val="NormalTok"/>
-        </w:rPr>
-        <w:t xml:space="preserve">    </w:t>
-      </w:r>
-      <w:r>
-        <w:rPr>
-          <w:rStyle w:val="AttributeTok"/>
-        </w:rPr>
-        <w:t xml:space="preserve">se_mm   =</w:t>
-      </w:r>
-      <w:r>
-        <w:rPr>
-          <w:rStyle w:val="NormalTok"/>
-        </w:rPr>
-        <w:t xml:space="preserve"> </w:t>
-      </w:r>
-      <w:r>
-        <w:rPr>
-          <w:rStyle w:val="FunctionTok"/>
-        </w:rPr>
-        <w:t xml:space="preserve">round</w:t>
-      </w:r>
-      <w:r>
-        <w:rPr>
-          <w:rStyle w:val="NormalTok"/>
-        </w:rPr>
-        <w:t xml:space="preserve">(</w:t>
-      </w:r>
-      <w:r>
-        <w:rPr>
-          <w:rStyle w:val="FunctionTok"/>
-        </w:rPr>
-        <w:t xml:space="preserve">sd</w:t>
-      </w:r>
-      <w:r>
-        <w:rPr>
-          <w:rStyle w:val="NormalTok"/>
-        </w:rPr>
-        <w:t xml:space="preserve">(length_mm, </w:t>
-      </w:r>
-      <w:r>
-        <w:rPr>
-          <w:rStyle w:val="AttributeTok"/>
-        </w:rPr>
-        <w:t xml:space="preserve">na.rm =</w:t>
-      </w:r>
-      <w:r>
-        <w:rPr>
-          <w:rStyle w:val="NormalTok"/>
-        </w:rPr>
-        <w:t xml:space="preserve"> </w:t>
-      </w:r>
-      <w:r>
-        <w:rPr>
-          <w:rStyle w:val="ConstantTok"/>
-        </w:rPr>
-        <w:t xml:space="preserve">TRUE</w:t>
-      </w:r>
-      <w:r>
-        <w:rPr>
-          <w:rStyle w:val="NormalTok"/>
-        </w:rPr>
-        <w:t xml:space="preserve">) </w:t>
-      </w:r>
-      <w:r>
-        <w:rPr>
-          <w:rStyle w:val="SpecialCharTok"/>
-        </w:rPr>
-        <w:t xml:space="preserve">/</w:t>
-      </w:r>
-      <w:r>
-        <w:rPr>
-          <w:rStyle w:val="NormalTok"/>
-        </w:rPr>
-        <w:t xml:space="preserve"> </w:t>
-      </w:r>
-      <w:r>
-        <w:rPr>
-          <w:rStyle w:val="FunctionTok"/>
-        </w:rPr>
-        <w:t xml:space="preserve">sqrt</w:t>
-      </w:r>
-      <w:r>
-        <w:rPr>
-          <w:rStyle w:val="NormalTok"/>
-        </w:rPr>
-        <w:t xml:space="preserve">(n), </w:t>
-      </w:r>
-      <w:r>
-        <w:rPr>
-          <w:rStyle w:val="DecValTok"/>
-        </w:rPr>
-        <w:t xml:space="preserve">2</w:t>
-      </w:r>
-      <w:r>
-        <w:rPr>
-          <w:rStyle w:val="NormalTok"/>
-        </w:rPr>
-        <w:t xml:space="preserve">)</w:t>
-      </w:r>
-      <w:r>
-        <w:br/>
-      </w:r>
-      <w:r>
-        <w:rPr>
-          <w:rStyle w:val="NormalTok"/>
-        </w:rPr>
-        <w:t xml:space="preserve">  )</w:t>
-      </w:r>
-      <w:r>
-        <w:br/>
-      </w:r>
-      <w:r>
-        <w:br/>
-      </w:r>
-      <w:r>
-        <w:rPr>
-          <w:rStyle w:val="NormalTok"/>
-        </w:rPr>
-        <w:t xml:space="preserve">size_class_stats_df</w:t>
-      </w:r>
-    </w:p>
-    <w:p>
-      <w:pPr>
-        <w:pStyle w:val="FirstParagraph"/>
-      </w:pPr>
-      <w:r>
-        <w:t xml:space="preserve">✏️</w:t>
+        <w:t xml:space="preserve">n = 32 per side</w:t>
+      </w:r>
+      <w:r>
+        <w:t xml:space="preserve">. But we sampled only</w:t>
       </w:r>
       <w:r>
         <w:t xml:space="preserve"> </w:t>
@@ -4475,49 +4658,572 @@
           <w:b/>
           <w:bCs/>
         </w:rPr>
+        <w:t xml:space="preserve">4 trees</w:t>
+      </w:r>
+      <w:r>
+        <w:t xml:space="preserve"> </w:t>
+      </w:r>
+      <w:r>
+        <w:t xml:space="preserve">— 8 needles from each. Counting needles as independent is the</w:t>
+      </w:r>
+      <w:r>
+        <w:t xml:space="preserve"> </w:t>
+      </w:r>
+      <w:r>
+        <w:rPr>
+          <w:b/>
+          <w:bCs/>
+        </w:rPr>
+        <w:t xml:space="preserve">pseudoreplication</w:t>
+      </w:r>
+      <w:r>
+        <w:t xml:space="preserve"> </w:t>
+      </w:r>
+      <w:r>
+        <w:t xml:space="preserve">from Getting Started.</w:t>
+      </w:r>
+    </w:p>
+    <w:p>
+      <w:pPr>
+        <w:pStyle w:val="BodyText"/>
+      </w:pPr>
+      <w:r>
+        <w:rPr>
+          <w:b/>
+          <w:bCs/>
+        </w:rPr>
+        <w:t xml:space="preserve">▶ Run this — stage 1, collapse each tree to one number:</w:t>
+      </w:r>
+    </w:p>
+    <w:p>
+      <w:pPr>
+        <w:pStyle w:val="SourceCode"/>
+      </w:pPr>
+      <w:r>
+        <w:rPr>
+          <w:rStyle w:val="CommentTok"/>
+        </w:rPr>
+        <w:t xml:space="preserve"># ── Part 7c.1 · The `n` you report is a choice ──────────────────────────</w:t>
+      </w:r>
+      <w:r>
+        <w:br/>
+      </w:r>
+      <w:r>
+        <w:rPr>
+          <w:rStyle w:val="NormalTok"/>
+        </w:rPr>
+        <w:t xml:space="preserve">team_means_df </w:t>
+      </w:r>
+      <w:r>
+        <w:rPr>
+          <w:rStyle w:val="OtherTok"/>
+        </w:rPr>
+        <w:t xml:space="preserve">&lt;-</w:t>
+      </w:r>
+      <w:r>
+        <w:rPr>
+          <w:rStyle w:val="NormalTok"/>
+        </w:rPr>
+        <w:t xml:space="preserve"> pine_df </w:t>
+      </w:r>
+      <w:r>
+        <w:rPr>
+          <w:rStyle w:val="SpecialCharTok"/>
+        </w:rPr>
+        <w:t xml:space="preserve">|&gt;</w:t>
+      </w:r>
+      <w:r>
+        <w:br/>
+      </w:r>
+      <w:r>
+        <w:rPr>
+          <w:rStyle w:val="NormalTok"/>
+        </w:rPr>
+        <w:t xml:space="preserve">  </w:t>
+      </w:r>
+      <w:r>
+        <w:rPr>
+          <w:rStyle w:val="FunctionTok"/>
+        </w:rPr>
+        <w:t xml:space="preserve">group_by</w:t>
+      </w:r>
+      <w:r>
+        <w:rPr>
+          <w:rStyle w:val="NormalTok"/>
+        </w:rPr>
+        <w:t xml:space="preserve">(team, side) </w:t>
+      </w:r>
+      <w:r>
+        <w:rPr>
+          <w:rStyle w:val="SpecialCharTok"/>
+        </w:rPr>
+        <w:t xml:space="preserve">|&gt;</w:t>
+      </w:r>
+      <w:r>
+        <w:br/>
+      </w:r>
+      <w:r>
+        <w:rPr>
+          <w:rStyle w:val="NormalTok"/>
+        </w:rPr>
+        <w:t xml:space="preserve">  </w:t>
+      </w:r>
+      <w:r>
+        <w:rPr>
+          <w:rStyle w:val="FunctionTok"/>
+        </w:rPr>
+        <w:t xml:space="preserve">summarize</w:t>
+      </w:r>
+      <w:r>
+        <w:rPr>
+          <w:rStyle w:val="NormalTok"/>
+        </w:rPr>
+        <w:t xml:space="preserve">(</w:t>
+      </w:r>
+      <w:r>
+        <w:rPr>
+          <w:rStyle w:val="AttributeTok"/>
+        </w:rPr>
+        <w:t xml:space="preserve">team_mean_mm =</w:t>
+      </w:r>
+      <w:r>
+        <w:rPr>
+          <w:rStyle w:val="NormalTok"/>
+        </w:rPr>
+        <w:t xml:space="preserve"> </w:t>
+      </w:r>
+      <w:r>
+        <w:rPr>
+          <w:rStyle w:val="FunctionTok"/>
+        </w:rPr>
+        <w:t xml:space="preserve">mean</w:t>
+      </w:r>
+      <w:r>
+        <w:rPr>
+          <w:rStyle w:val="NormalTok"/>
+        </w:rPr>
+        <w:t xml:space="preserve">(needle_length_mm, </w:t>
+      </w:r>
+      <w:r>
+        <w:rPr>
+          <w:rStyle w:val="AttributeTok"/>
+        </w:rPr>
+        <w:t xml:space="preserve">na.rm =</w:t>
+      </w:r>
+      <w:r>
+        <w:rPr>
+          <w:rStyle w:val="NormalTok"/>
+        </w:rPr>
+        <w:t xml:space="preserve"> </w:t>
+      </w:r>
+      <w:r>
+        <w:rPr>
+          <w:rStyle w:val="ConstantTok"/>
+        </w:rPr>
+        <w:t xml:space="preserve">TRUE</w:t>
+      </w:r>
+      <w:r>
+        <w:rPr>
+          <w:rStyle w:val="NormalTok"/>
+        </w:rPr>
+        <w:t xml:space="preserve">),</w:t>
+      </w:r>
+      <w:r>
+        <w:br/>
+      </w:r>
+      <w:r>
+        <w:rPr>
+          <w:rStyle w:val="NormalTok"/>
+        </w:rPr>
+        <w:t xml:space="preserve">            </w:t>
+      </w:r>
+      <w:r>
+        <w:rPr>
+          <w:rStyle w:val="AttributeTok"/>
+        </w:rPr>
+        <w:t xml:space="preserve">.groups =</w:t>
+      </w:r>
+      <w:r>
+        <w:rPr>
+          <w:rStyle w:val="NormalTok"/>
+        </w:rPr>
+        <w:t xml:space="preserve"> </w:t>
+      </w:r>
+      <w:r>
+        <w:rPr>
+          <w:rStyle w:val="StringTok"/>
+        </w:rPr>
+        <w:t xml:space="preserve">"drop"</w:t>
+      </w:r>
+      <w:r>
+        <w:rPr>
+          <w:rStyle w:val="NormalTok"/>
+        </w:rPr>
+        <w:t xml:space="preserve">)</w:t>
+      </w:r>
+      <w:r>
+        <w:br/>
+      </w:r>
+      <w:r>
+        <w:br/>
+      </w:r>
+      <w:r>
+        <w:rPr>
+          <w:rStyle w:val="NormalTok"/>
+        </w:rPr>
+        <w:t xml:space="preserve">team_means_df</w:t>
+      </w:r>
+    </w:p>
+    <w:p>
+      <w:pPr>
+        <w:pStyle w:val="FirstParagraph"/>
+      </w:pPr>
+      <w:r>
+        <w:rPr>
+          <w:b/>
+          <w:bCs/>
+        </w:rPr>
+        <w:t xml:space="preserve">▶ Run this — stage 2, summarize those team means:</w:t>
+      </w:r>
+    </w:p>
+    <w:p>
+      <w:pPr>
+        <w:pStyle w:val="SourceCode"/>
+      </w:pPr>
+      <w:r>
+        <w:rPr>
+          <w:rStyle w:val="CommentTok"/>
+        </w:rPr>
+        <w:t xml:space="preserve"># ── Part 7c.2 · The `n` you report is a choice ──────────────────────────</w:t>
+      </w:r>
+      <w:r>
+        <w:br/>
+      </w:r>
+      <w:r>
+        <w:rPr>
+          <w:rStyle w:val="NormalTok"/>
+        </w:rPr>
+        <w:t xml:space="preserve">side_correct_df </w:t>
+      </w:r>
+      <w:r>
+        <w:rPr>
+          <w:rStyle w:val="OtherTok"/>
+        </w:rPr>
+        <w:t xml:space="preserve">&lt;-</w:t>
+      </w:r>
+      <w:r>
+        <w:rPr>
+          <w:rStyle w:val="NormalTok"/>
+        </w:rPr>
+        <w:t xml:space="preserve"> team_means_df </w:t>
+      </w:r>
+      <w:r>
+        <w:rPr>
+          <w:rStyle w:val="SpecialCharTok"/>
+        </w:rPr>
+        <w:t xml:space="preserve">|&gt;</w:t>
+      </w:r>
+      <w:r>
+        <w:br/>
+      </w:r>
+      <w:r>
+        <w:rPr>
+          <w:rStyle w:val="NormalTok"/>
+        </w:rPr>
+        <w:t xml:space="preserve">  </w:t>
+      </w:r>
+      <w:r>
+        <w:rPr>
+          <w:rStyle w:val="FunctionTok"/>
+        </w:rPr>
+        <w:t xml:space="preserve">group_by</w:t>
+      </w:r>
+      <w:r>
+        <w:rPr>
+          <w:rStyle w:val="NormalTok"/>
+        </w:rPr>
+        <w:t xml:space="preserve">(side) </w:t>
+      </w:r>
+      <w:r>
+        <w:rPr>
+          <w:rStyle w:val="SpecialCharTok"/>
+        </w:rPr>
+        <w:t xml:space="preserve">|&gt;</w:t>
+      </w:r>
+      <w:r>
+        <w:br/>
+      </w:r>
+      <w:r>
+        <w:rPr>
+          <w:rStyle w:val="NormalTok"/>
+        </w:rPr>
+        <w:t xml:space="preserve">  </w:t>
+      </w:r>
+      <w:r>
+        <w:rPr>
+          <w:rStyle w:val="FunctionTok"/>
+        </w:rPr>
+        <w:t xml:space="preserve">summarize</w:t>
+      </w:r>
+      <w:r>
+        <w:rPr>
+          <w:rStyle w:val="NormalTok"/>
+        </w:rPr>
+        <w:t xml:space="preserve">(</w:t>
+      </w:r>
+      <w:r>
+        <w:br/>
+      </w:r>
+      <w:r>
+        <w:rPr>
+          <w:rStyle w:val="NormalTok"/>
+        </w:rPr>
+        <w:t xml:space="preserve">    </w:t>
+      </w:r>
+      <w:r>
+        <w:rPr>
+          <w:rStyle w:val="AttributeTok"/>
+        </w:rPr>
+        <w:t xml:space="preserve">n_trees =</w:t>
+      </w:r>
+      <w:r>
+        <w:rPr>
+          <w:rStyle w:val="NormalTok"/>
+        </w:rPr>
+        <w:t xml:space="preserve"> </w:t>
+      </w:r>
+      <w:r>
+        <w:rPr>
+          <w:rStyle w:val="FunctionTok"/>
+        </w:rPr>
+        <w:t xml:space="preserve">sum</w:t>
+      </w:r>
+      <w:r>
+        <w:rPr>
+          <w:rStyle w:val="NormalTok"/>
+        </w:rPr>
+        <w:t xml:space="preserve">(</w:t>
+      </w:r>
+      <w:r>
+        <w:rPr>
+          <w:rStyle w:val="SpecialCharTok"/>
+        </w:rPr>
+        <w:t xml:space="preserve">!</w:t>
+      </w:r>
+      <w:r>
+        <w:rPr>
+          <w:rStyle w:val="FunctionTok"/>
+        </w:rPr>
+        <w:t xml:space="preserve">is.na</w:t>
+      </w:r>
+      <w:r>
+        <w:rPr>
+          <w:rStyle w:val="NormalTok"/>
+        </w:rPr>
+        <w:t xml:space="preserve">(team_mean_mm)),</w:t>
+      </w:r>
+      <w:r>
+        <w:br/>
+      </w:r>
+      <w:r>
+        <w:rPr>
+          <w:rStyle w:val="NormalTok"/>
+        </w:rPr>
+        <w:t xml:space="preserve">    </w:t>
+      </w:r>
+      <w:r>
+        <w:rPr>
+          <w:rStyle w:val="AttributeTok"/>
+        </w:rPr>
+        <w:t xml:space="preserve">mean_mm =</w:t>
+      </w:r>
+      <w:r>
+        <w:rPr>
+          <w:rStyle w:val="NormalTok"/>
+        </w:rPr>
+        <w:t xml:space="preserve"> </w:t>
+      </w:r>
+      <w:r>
+        <w:rPr>
+          <w:rStyle w:val="FunctionTok"/>
+        </w:rPr>
+        <w:t xml:space="preserve">round</w:t>
+      </w:r>
+      <w:r>
+        <w:rPr>
+          <w:rStyle w:val="NormalTok"/>
+        </w:rPr>
+        <w:t xml:space="preserve">(</w:t>
+      </w:r>
+      <w:r>
+        <w:rPr>
+          <w:rStyle w:val="FunctionTok"/>
+        </w:rPr>
+        <w:t xml:space="preserve">mean</w:t>
+      </w:r>
+      <w:r>
+        <w:rPr>
+          <w:rStyle w:val="NormalTok"/>
+        </w:rPr>
+        <w:t xml:space="preserve">(team_mean_mm), </w:t>
+      </w:r>
+      <w:r>
+        <w:rPr>
+          <w:rStyle w:val="DecValTok"/>
+        </w:rPr>
+        <w:t xml:space="preserve">2</w:t>
+      </w:r>
+      <w:r>
+        <w:rPr>
+          <w:rStyle w:val="NormalTok"/>
+        </w:rPr>
+        <w:t xml:space="preserve">),</w:t>
+      </w:r>
+      <w:r>
+        <w:br/>
+      </w:r>
+      <w:r>
+        <w:rPr>
+          <w:rStyle w:val="NormalTok"/>
+        </w:rPr>
+        <w:t xml:space="preserve">    </w:t>
+      </w:r>
+      <w:r>
+        <w:rPr>
+          <w:rStyle w:val="AttributeTok"/>
+        </w:rPr>
+        <w:t xml:space="preserve">se_mm   =</w:t>
+      </w:r>
+      <w:r>
+        <w:rPr>
+          <w:rStyle w:val="NormalTok"/>
+        </w:rPr>
+        <w:t xml:space="preserve"> </w:t>
+      </w:r>
+      <w:r>
+        <w:rPr>
+          <w:rStyle w:val="FunctionTok"/>
+        </w:rPr>
+        <w:t xml:space="preserve">round</w:t>
+      </w:r>
+      <w:r>
+        <w:rPr>
+          <w:rStyle w:val="NormalTok"/>
+        </w:rPr>
+        <w:t xml:space="preserve">(</w:t>
+      </w:r>
+      <w:r>
+        <w:rPr>
+          <w:rStyle w:val="FunctionTok"/>
+        </w:rPr>
+        <w:t xml:space="preserve">sd</w:t>
+      </w:r>
+      <w:r>
+        <w:rPr>
+          <w:rStyle w:val="NormalTok"/>
+        </w:rPr>
+        <w:t xml:space="preserve">(team_mean_mm) </w:t>
+      </w:r>
+      <w:r>
+        <w:rPr>
+          <w:rStyle w:val="SpecialCharTok"/>
+        </w:rPr>
+        <w:t xml:space="preserve">/</w:t>
+      </w:r>
+      <w:r>
+        <w:rPr>
+          <w:rStyle w:val="NormalTok"/>
+        </w:rPr>
+        <w:t xml:space="preserve"> </w:t>
+      </w:r>
+      <w:r>
+        <w:rPr>
+          <w:rStyle w:val="FunctionTok"/>
+        </w:rPr>
+        <w:t xml:space="preserve">sqrt</w:t>
+      </w:r>
+      <w:r>
+        <w:rPr>
+          <w:rStyle w:val="NormalTok"/>
+        </w:rPr>
+        <w:t xml:space="preserve">(n_trees), </w:t>
+      </w:r>
+      <w:r>
+        <w:rPr>
+          <w:rStyle w:val="DecValTok"/>
+        </w:rPr>
+        <w:t xml:space="preserve">2</w:t>
+      </w:r>
+      <w:r>
+        <w:rPr>
+          <w:rStyle w:val="NormalTok"/>
+        </w:rPr>
+        <w:t xml:space="preserve">)</w:t>
+      </w:r>
+      <w:r>
+        <w:br/>
+      </w:r>
+      <w:r>
+        <w:rPr>
+          <w:rStyle w:val="NormalTok"/>
+        </w:rPr>
+        <w:t xml:space="preserve">  )</w:t>
+      </w:r>
+      <w:r>
+        <w:br/>
+      </w:r>
+      <w:r>
+        <w:br/>
+      </w:r>
+      <w:r>
+        <w:rPr>
+          <w:rStyle w:val="NormalTok"/>
+        </w:rPr>
+        <w:t xml:space="preserve">side_correct_df</w:t>
+      </w:r>
+    </w:p>
+    <w:p>
+      <w:pPr>
+        <w:pStyle w:val="FirstParagraph"/>
+      </w:pPr>
+      <w:r>
+        <w:t xml:space="preserve">✏️</w:t>
+      </w:r>
+      <w:r>
+        <w:t xml:space="preserve"> </w:t>
+      </w:r>
+      <w:r>
+        <w:rPr>
+          <w:b/>
+          <w:bCs/>
+        </w:rPr>
         <w:t xml:space="preserve">Your turn:</w:t>
       </w:r>
       <w:r>
         <w:t xml:space="preserve"> </w:t>
       </w:r>
       <w:r>
-        <w:t xml:space="preserve">Which</w:t>
-      </w:r>
-      <w:r>
-        <w:t xml:space="preserve"> </w:t>
-      </w:r>
+        <w:t xml:space="preserve">Fill in the comparison.</w:t>
+      </w:r>
+    </w:p>
+    <w:p>
+      <w:pPr>
+        <w:pStyle w:val="SourceCode"/>
+      </w:pPr>
       <w:r>
         <w:rPr>
           <w:rStyle w:val="VerbatimChar"/>
         </w:rPr>
-        <w:t xml:space="preserve">size_class</w:t>
-      </w:r>
-      <w:r>
-        <w:t xml:space="preserve"> </w:t>
-      </w:r>
-      <w:r>
-        <w:t xml:space="preserve">has the largest</w:t>
-      </w:r>
-      <w:r>
-        <w:t xml:space="preserve"> </w:t>
+        <w:t xml:space="preserve">                 naive (n = 32)      correct (n = 4)</w:t>
+      </w:r>
+      <w:r>
+        <w:br/>
       </w:r>
       <w:r>
         <w:rPr>
           <w:rStyle w:val="VerbatimChar"/>
         </w:rPr>
-        <w:t xml:space="preserve">n</w:t>
-      </w:r>
-      <w:r>
-        <w:t xml:space="preserve">?</w:t>
-      </w:r>
-      <w:r>
-        <w:br/>
-      </w:r>
-      <w:r>
-        <w:t xml:space="preserve">Does that match what you’d expect from the cutoffs (16 and 20)?</w:t>
-      </w:r>
-      <w:r>
-        <w:br/>
+        <w:t xml:space="preserve">mean, shady:     ______              ______</w:t>
       </w:r>
       <w:r>
         <w:br/>
@@ -4526,7 +5232,58 @@
         <w:rPr>
           <w:rStyle w:val="VerbatimChar"/>
         </w:rPr>
-        <w:t xml:space="preserve">__________________________________________________________________</w:t>
+        <w:t xml:space="preserve">mean, sunny:     ______              ______</w:t>
+      </w:r>
+      <w:r>
+        <w:br/>
+      </w:r>
+      <w:r>
+        <w:rPr>
+          <w:rStyle w:val="VerbatimChar"/>
+        </w:rPr>
+        <w:t xml:space="preserve">SE, shady:       ______              ______</w:t>
+      </w:r>
+      <w:r>
+        <w:br/>
+      </w:r>
+      <w:r>
+        <w:rPr>
+          <w:rStyle w:val="VerbatimChar"/>
+        </w:rPr>
+        <w:t xml:space="preserve">SE, sunny:       ______              ______</w:t>
+      </w:r>
+    </w:p>
+    <w:p>
+      <w:pPr>
+        <w:pStyle w:val="FirstParagraph"/>
+      </w:pPr>
+      <w:r>
+        <w:t xml:space="preserve">✏️</w:t>
+      </w:r>
+      <w:r>
+        <w:t xml:space="preserve"> </w:t>
+      </w:r>
+      <w:r>
+        <w:rPr>
+          <w:b/>
+          <w:bCs/>
+        </w:rPr>
+        <w:t xml:space="preserve">Your turn:</w:t>
+      </w:r>
+      <w:r>
+        <w:t xml:space="preserve"> </w:t>
+      </w:r>
+      <w:r>
+        <w:t xml:space="preserve">Which changed — the means, the standard errors, or both? What does that tell you about what pseudoreplication actually damages?</w:t>
+      </w:r>
+      <w:r>
+        <w:t xml:space="preserve"> </w:t>
+      </w:r>
+      <w:r>
+        <w:rPr>
+          <w:rStyle w:val="VerbatimChar"/>
+        </w:rPr>
+        <w:t xml:space="preserve">________________________</w:t>
       </w:r>
     </w:p>
     <w:p>
@@ -4536,14 +5293,29 @@
         </w:pict>
       </w:r>
     </w:p>
-    <w:bookmarkEnd w:id="27"/>
-    <w:bookmarkStart w:id="28" w:name="part-8-save-your-summary-table"/>
+    <w:bookmarkEnd w:id="32"/>
+    <w:bookmarkStart w:id="33" w:name="X89af96f990447eeaaa43bcc952b32ebeb30ded1"/>
     <w:p>
       <w:pPr>
         <w:pStyle w:val="Heading1"/>
       </w:pPr>
       <w:r>
-        <w:t xml:space="preserve">Part 8 · Save your summary table</w:t>
+        <w:t xml:space="preserve">Part 7b · Bringing back</w:t>
+      </w:r>
+      <w:r>
+        <w:t xml:space="preserve"> </w:t>
+      </w:r>
+      <w:r>
+        <w:rPr>
+          <w:rStyle w:val="VerbatimChar"/>
+        </w:rPr>
+        <w:t xml:space="preserve">case_when()</w:t>
+      </w:r>
+      <w:r>
+        <w:t xml:space="preserve"> </w:t>
+      </w:r>
+      <w:r>
+        <w:t xml:space="preserve">from Wrangling Your Data</w:t>
       </w:r>
     </w:p>
     <w:p>
@@ -4564,21 +5336,546 @@
       </w:pPr>
       <w:r>
         <w:rPr>
-          <w:rStyle w:val="FunctionTok"/>
-        </w:rPr>
-        <w:t xml:space="preserve">write_csv</w:t>
-      </w:r>
-      <w:r>
-        <w:rPr>
-          <w:rStyle w:val="NormalTok"/>
-        </w:rPr>
-        <w:t xml:space="preserve">(side_stats_df, </w:t>
+          <w:rStyle w:val="CommentTok"/>
+        </w:rPr>
+        <w:t xml:space="preserve"># ── Part 7b.1 · Bringing back `case_when()` from Wrangling ──────────────</w:t>
+      </w:r>
+      <w:r>
+        <w:br/>
+      </w:r>
+      <w:r>
+        <w:rPr>
+          <w:rStyle w:val="NormalTok"/>
+        </w:rPr>
+        <w:t xml:space="preserve">size_class_stats_df </w:t>
+      </w:r>
+      <w:r>
+        <w:rPr>
+          <w:rStyle w:val="OtherTok"/>
+        </w:rPr>
+        <w:t xml:space="preserve">&lt;-</w:t>
+      </w:r>
+      <w:r>
+        <w:rPr>
+          <w:rStyle w:val="NormalTok"/>
+        </w:rPr>
+        <w:t xml:space="preserve"> pine_df </w:t>
+      </w:r>
+      <w:r>
+        <w:rPr>
+          <w:rStyle w:val="SpecialCharTok"/>
+        </w:rPr>
+        <w:t xml:space="preserve">|&gt;</w:t>
+      </w:r>
+      <w:r>
+        <w:br/>
+      </w:r>
+      <w:r>
+        <w:rPr>
+          <w:rStyle w:val="NormalTok"/>
+        </w:rPr>
+        <w:t xml:space="preserve">  </w:t>
+      </w:r>
+      <w:r>
+        <w:rPr>
+          <w:rStyle w:val="FunctionTok"/>
+        </w:rPr>
+        <w:t xml:space="preserve">mutate</w:t>
+      </w:r>
+      <w:r>
+        <w:rPr>
+          <w:rStyle w:val="NormalTok"/>
+        </w:rPr>
+        <w:t xml:space="preserve">(</w:t>
+      </w:r>
+      <w:r>
+        <w:br/>
+      </w:r>
+      <w:r>
+        <w:rPr>
+          <w:rStyle w:val="NormalTok"/>
+        </w:rPr>
+        <w:t xml:space="preserve">    </w:t>
+      </w:r>
+      <w:r>
+        <w:rPr>
+          <w:rStyle w:val="AttributeTok"/>
+        </w:rPr>
+        <w:t xml:space="preserve">size_class =</w:t>
+      </w:r>
+      <w:r>
+        <w:rPr>
+          <w:rStyle w:val="NormalTok"/>
+        </w:rPr>
+        <w:t xml:space="preserve"> </w:t>
+      </w:r>
+      <w:r>
+        <w:rPr>
+          <w:rStyle w:val="FunctionTok"/>
+        </w:rPr>
+        <w:t xml:space="preserve">case_when</w:t>
+      </w:r>
+      <w:r>
+        <w:rPr>
+          <w:rStyle w:val="NormalTok"/>
+        </w:rPr>
+        <w:t xml:space="preserve">(</w:t>
+      </w:r>
+      <w:r>
+        <w:br/>
+      </w:r>
+      <w:r>
+        <w:rPr>
+          <w:rStyle w:val="NormalTok"/>
+        </w:rPr>
+        <w:t xml:space="preserve">      needle_length_mm </w:t>
+      </w:r>
+      <w:r>
+        <w:rPr>
+          <w:rStyle w:val="SpecialCharTok"/>
+        </w:rPr>
+        <w:t xml:space="preserve">&lt;</w:t>
+      </w:r>
+      <w:r>
+        <w:rPr>
+          <w:rStyle w:val="NormalTok"/>
+        </w:rPr>
+        <w:t xml:space="preserve"> </w:t>
+      </w:r>
+      <w:r>
+        <w:rPr>
+          <w:rStyle w:val="DecValTok"/>
+        </w:rPr>
+        <w:t xml:space="preserve">13</w:t>
+      </w:r>
+      <w:r>
+        <w:rPr>
+          <w:rStyle w:val="NormalTok"/>
+        </w:rPr>
+        <w:t xml:space="preserve"> </w:t>
+      </w:r>
+      <w:r>
+        <w:rPr>
+          <w:rStyle w:val="SpecialCharTok"/>
+        </w:rPr>
+        <w:t xml:space="preserve">~</w:t>
+      </w:r>
+      <w:r>
+        <w:rPr>
+          <w:rStyle w:val="NormalTok"/>
+        </w:rPr>
+        <w:t xml:space="preserve"> </w:t>
       </w:r>
       <w:r>
         <w:rPr>
           <w:rStyle w:val="StringTok"/>
         </w:rPr>
-        <w:t xml:space="preserve">"data/pine_needles_side_stats.csv"</w:t>
+        <w:t xml:space="preserve">"short"</w:t>
+      </w:r>
+      <w:r>
+        <w:rPr>
+          <w:rStyle w:val="NormalTok"/>
+        </w:rPr>
+        <w:t xml:space="preserve">,</w:t>
+      </w:r>
+      <w:r>
+        <w:br/>
+      </w:r>
+      <w:r>
+        <w:rPr>
+          <w:rStyle w:val="NormalTok"/>
+        </w:rPr>
+        <w:t xml:space="preserve">      needle_length_mm </w:t>
+      </w:r>
+      <w:r>
+        <w:rPr>
+          <w:rStyle w:val="SpecialCharTok"/>
+        </w:rPr>
+        <w:t xml:space="preserve">&lt;</w:t>
+      </w:r>
+      <w:r>
+        <w:rPr>
+          <w:rStyle w:val="NormalTok"/>
+        </w:rPr>
+        <w:t xml:space="preserve"> </w:t>
+      </w:r>
+      <w:r>
+        <w:rPr>
+          <w:rStyle w:val="DecValTok"/>
+        </w:rPr>
+        <w:t xml:space="preserve">16</w:t>
+      </w:r>
+      <w:r>
+        <w:rPr>
+          <w:rStyle w:val="NormalTok"/>
+        </w:rPr>
+        <w:t xml:space="preserve"> </w:t>
+      </w:r>
+      <w:r>
+        <w:rPr>
+          <w:rStyle w:val="SpecialCharTok"/>
+        </w:rPr>
+        <w:t xml:space="preserve">~</w:t>
+      </w:r>
+      <w:r>
+        <w:rPr>
+          <w:rStyle w:val="NormalTok"/>
+        </w:rPr>
+        <w:t xml:space="preserve"> </w:t>
+      </w:r>
+      <w:r>
+        <w:rPr>
+          <w:rStyle w:val="StringTok"/>
+        </w:rPr>
+        <w:t xml:space="preserve">"medium"</w:t>
+      </w:r>
+      <w:r>
+        <w:rPr>
+          <w:rStyle w:val="NormalTok"/>
+        </w:rPr>
+        <w:t xml:space="preserve">,</w:t>
+      </w:r>
+      <w:r>
+        <w:br/>
+      </w:r>
+      <w:r>
+        <w:rPr>
+          <w:rStyle w:val="NormalTok"/>
+        </w:rPr>
+        <w:t xml:space="preserve">      </w:t>
+      </w:r>
+      <w:r>
+        <w:rPr>
+          <w:rStyle w:val="ConstantTok"/>
+        </w:rPr>
+        <w:t xml:space="preserve">TRUE</w:t>
+      </w:r>
+      <w:r>
+        <w:rPr>
+          <w:rStyle w:val="NormalTok"/>
+        </w:rPr>
+        <w:t xml:space="preserve">                  </w:t>
+      </w:r>
+      <w:r>
+        <w:rPr>
+          <w:rStyle w:val="SpecialCharTok"/>
+        </w:rPr>
+        <w:t xml:space="preserve">~</w:t>
+      </w:r>
+      <w:r>
+        <w:rPr>
+          <w:rStyle w:val="NormalTok"/>
+        </w:rPr>
+        <w:t xml:space="preserve"> </w:t>
+      </w:r>
+      <w:r>
+        <w:rPr>
+          <w:rStyle w:val="StringTok"/>
+        </w:rPr>
+        <w:t xml:space="preserve">"long"</w:t>
+      </w:r>
+      <w:r>
+        <w:br/>
+      </w:r>
+      <w:r>
+        <w:rPr>
+          <w:rStyle w:val="NormalTok"/>
+        </w:rPr>
+        <w:t xml:space="preserve">    )</w:t>
+      </w:r>
+      <w:r>
+        <w:br/>
+      </w:r>
+      <w:r>
+        <w:rPr>
+          <w:rStyle w:val="NormalTok"/>
+        </w:rPr>
+        <w:t xml:space="preserve">  ) </w:t>
+      </w:r>
+      <w:r>
+        <w:rPr>
+          <w:rStyle w:val="SpecialCharTok"/>
+        </w:rPr>
+        <w:t xml:space="preserve">|&gt;</w:t>
+      </w:r>
+      <w:r>
+        <w:br/>
+      </w:r>
+      <w:r>
+        <w:rPr>
+          <w:rStyle w:val="NormalTok"/>
+        </w:rPr>
+        <w:t xml:space="preserve">  </w:t>
+      </w:r>
+      <w:r>
+        <w:rPr>
+          <w:rStyle w:val="FunctionTok"/>
+        </w:rPr>
+        <w:t xml:space="preserve">group_by</w:t>
+      </w:r>
+      <w:r>
+        <w:rPr>
+          <w:rStyle w:val="NormalTok"/>
+        </w:rPr>
+        <w:t xml:space="preserve">(size_class) </w:t>
+      </w:r>
+      <w:r>
+        <w:rPr>
+          <w:rStyle w:val="SpecialCharTok"/>
+        </w:rPr>
+        <w:t xml:space="preserve">|&gt;</w:t>
+      </w:r>
+      <w:r>
+        <w:br/>
+      </w:r>
+      <w:r>
+        <w:rPr>
+          <w:rStyle w:val="NormalTok"/>
+        </w:rPr>
+        <w:t xml:space="preserve">  </w:t>
+      </w:r>
+      <w:r>
+        <w:rPr>
+          <w:rStyle w:val="FunctionTok"/>
+        </w:rPr>
+        <w:t xml:space="preserve">summarize</w:t>
+      </w:r>
+      <w:r>
+        <w:rPr>
+          <w:rStyle w:val="NormalTok"/>
+        </w:rPr>
+        <w:t xml:space="preserve">(</w:t>
+      </w:r>
+      <w:r>
+        <w:br/>
+      </w:r>
+      <w:r>
+        <w:rPr>
+          <w:rStyle w:val="NormalTok"/>
+        </w:rPr>
+        <w:t xml:space="preserve">    </w:t>
+      </w:r>
+      <w:r>
+        <w:rPr>
+          <w:rStyle w:val="AttributeTok"/>
+        </w:rPr>
+        <w:t xml:space="preserve">n       =</w:t>
+      </w:r>
+      <w:r>
+        <w:rPr>
+          <w:rStyle w:val="NormalTok"/>
+        </w:rPr>
+        <w:t xml:space="preserve"> </w:t>
+      </w:r>
+      <w:r>
+        <w:rPr>
+          <w:rStyle w:val="FunctionTok"/>
+        </w:rPr>
+        <w:t xml:space="preserve">sum</w:t>
+      </w:r>
+      <w:r>
+        <w:rPr>
+          <w:rStyle w:val="NormalTok"/>
+        </w:rPr>
+        <w:t xml:space="preserve">(</w:t>
+      </w:r>
+      <w:r>
+        <w:rPr>
+          <w:rStyle w:val="SpecialCharTok"/>
+        </w:rPr>
+        <w:t xml:space="preserve">!</w:t>
+      </w:r>
+      <w:r>
+        <w:rPr>
+          <w:rStyle w:val="FunctionTok"/>
+        </w:rPr>
+        <w:t xml:space="preserve">is.na</w:t>
+      </w:r>
+      <w:r>
+        <w:rPr>
+          <w:rStyle w:val="NormalTok"/>
+        </w:rPr>
+        <w:t xml:space="preserve">(needle_length_mm)),</w:t>
+      </w:r>
+      <w:r>
+        <w:br/>
+      </w:r>
+      <w:r>
+        <w:rPr>
+          <w:rStyle w:val="NormalTok"/>
+        </w:rPr>
+        <w:t xml:space="preserve">    </w:t>
+      </w:r>
+      <w:r>
+        <w:rPr>
+          <w:rStyle w:val="AttributeTok"/>
+        </w:rPr>
+        <w:t xml:space="preserve">mean_mm =</w:t>
+      </w:r>
+      <w:r>
+        <w:rPr>
+          <w:rStyle w:val="NormalTok"/>
+        </w:rPr>
+        <w:t xml:space="preserve"> </w:t>
+      </w:r>
+      <w:r>
+        <w:rPr>
+          <w:rStyle w:val="FunctionTok"/>
+        </w:rPr>
+        <w:t xml:space="preserve">round</w:t>
+      </w:r>
+      <w:r>
+        <w:rPr>
+          <w:rStyle w:val="NormalTok"/>
+        </w:rPr>
+        <w:t xml:space="preserve">(</w:t>
+      </w:r>
+      <w:r>
+        <w:rPr>
+          <w:rStyle w:val="FunctionTok"/>
+        </w:rPr>
+        <w:t xml:space="preserve">mean</w:t>
+      </w:r>
+      <w:r>
+        <w:rPr>
+          <w:rStyle w:val="NormalTok"/>
+        </w:rPr>
+        <w:t xml:space="preserve">(needle_length_mm, </w:t>
+      </w:r>
+      <w:r>
+        <w:rPr>
+          <w:rStyle w:val="AttributeTok"/>
+        </w:rPr>
+        <w:t xml:space="preserve">na.rm =</w:t>
+      </w:r>
+      <w:r>
+        <w:rPr>
+          <w:rStyle w:val="NormalTok"/>
+        </w:rPr>
+        <w:t xml:space="preserve"> </w:t>
+      </w:r>
+      <w:r>
+        <w:rPr>
+          <w:rStyle w:val="ConstantTok"/>
+        </w:rPr>
+        <w:t xml:space="preserve">TRUE</w:t>
+      </w:r>
+      <w:r>
+        <w:rPr>
+          <w:rStyle w:val="NormalTok"/>
+        </w:rPr>
+        <w:t xml:space="preserve">), </w:t>
+      </w:r>
+      <w:r>
+        <w:rPr>
+          <w:rStyle w:val="DecValTok"/>
+        </w:rPr>
+        <w:t xml:space="preserve">2</w:t>
+      </w:r>
+      <w:r>
+        <w:rPr>
+          <w:rStyle w:val="NormalTok"/>
+        </w:rPr>
+        <w:t xml:space="preserve">),</w:t>
+      </w:r>
+      <w:r>
+        <w:br/>
+      </w:r>
+      <w:r>
+        <w:rPr>
+          <w:rStyle w:val="NormalTok"/>
+        </w:rPr>
+        <w:t xml:space="preserve">    </w:t>
+      </w:r>
+      <w:r>
+        <w:rPr>
+          <w:rStyle w:val="AttributeTok"/>
+        </w:rPr>
+        <w:t xml:space="preserve">se_mm   =</w:t>
+      </w:r>
+      <w:r>
+        <w:rPr>
+          <w:rStyle w:val="NormalTok"/>
+        </w:rPr>
+        <w:t xml:space="preserve"> </w:t>
+      </w:r>
+      <w:r>
+        <w:rPr>
+          <w:rStyle w:val="FunctionTok"/>
+        </w:rPr>
+        <w:t xml:space="preserve">round</w:t>
+      </w:r>
+      <w:r>
+        <w:rPr>
+          <w:rStyle w:val="NormalTok"/>
+        </w:rPr>
+        <w:t xml:space="preserve">(</w:t>
+      </w:r>
+      <w:r>
+        <w:rPr>
+          <w:rStyle w:val="FunctionTok"/>
+        </w:rPr>
+        <w:t xml:space="preserve">sd</w:t>
+      </w:r>
+      <w:r>
+        <w:rPr>
+          <w:rStyle w:val="NormalTok"/>
+        </w:rPr>
+        <w:t xml:space="preserve">(needle_length_mm, </w:t>
+      </w:r>
+      <w:r>
+        <w:rPr>
+          <w:rStyle w:val="AttributeTok"/>
+        </w:rPr>
+        <w:t xml:space="preserve">na.rm =</w:t>
+      </w:r>
+      <w:r>
+        <w:rPr>
+          <w:rStyle w:val="NormalTok"/>
+        </w:rPr>
+        <w:t xml:space="preserve"> </w:t>
+      </w:r>
+      <w:r>
+        <w:rPr>
+          <w:rStyle w:val="ConstantTok"/>
+        </w:rPr>
+        <w:t xml:space="preserve">TRUE</w:t>
+      </w:r>
+      <w:r>
+        <w:rPr>
+          <w:rStyle w:val="NormalTok"/>
+        </w:rPr>
+        <w:t xml:space="preserve">) </w:t>
+      </w:r>
+      <w:r>
+        <w:rPr>
+          <w:rStyle w:val="SpecialCharTok"/>
+        </w:rPr>
+        <w:t xml:space="preserve">/</w:t>
+      </w:r>
+      <w:r>
+        <w:rPr>
+          <w:rStyle w:val="NormalTok"/>
+        </w:rPr>
+        <w:t xml:space="preserve"> </w:t>
+      </w:r>
+      <w:r>
+        <w:rPr>
+          <w:rStyle w:val="FunctionTok"/>
+        </w:rPr>
+        <w:t xml:space="preserve">sqrt</w:t>
+      </w:r>
+      <w:r>
+        <w:rPr>
+          <w:rStyle w:val="NormalTok"/>
+        </w:rPr>
+        <w:t xml:space="preserve">(n), </w:t>
+      </w:r>
+      <w:r>
+        <w:rPr>
+          <w:rStyle w:val="DecValTok"/>
+        </w:rPr>
+        <w:t xml:space="preserve">2</w:t>
       </w:r>
       <w:r>
         <w:rPr>
@@ -4586,13 +5883,50 @@
         </w:rPr>
         <w:t xml:space="preserve">)</w:t>
       </w:r>
+      <w:r>
+        <w:br/>
+      </w:r>
+      <w:r>
+        <w:rPr>
+          <w:rStyle w:val="NormalTok"/>
+        </w:rPr>
+        <w:t xml:space="preserve">  )</w:t>
+      </w:r>
+      <w:r>
+        <w:br/>
+      </w:r>
+      <w:r>
+        <w:br/>
+      </w:r>
+      <w:r>
+        <w:rPr>
+          <w:rStyle w:val="NormalTok"/>
+        </w:rPr>
+        <w:t xml:space="preserve">size_class_stats_df</w:t>
+      </w:r>
     </w:p>
     <w:p>
       <w:pPr>
         <w:pStyle w:val="FirstParagraph"/>
       </w:pPr>
       <w:r>
-        <w:t xml:space="preserve">Check your</w:t>
+        <w:t xml:space="preserve">✏️</w:t>
+      </w:r>
+      <w:r>
+        <w:t xml:space="preserve"> </w:t>
+      </w:r>
+      <w:r>
+        <w:rPr>
+          <w:b/>
+          <w:bCs/>
+        </w:rPr>
+        <w:t xml:space="preserve">Your turn:</w:t>
+      </w:r>
+      <w:r>
+        <w:t xml:space="preserve"> </w:t>
+      </w:r>
+      <w:r>
+        <w:t xml:space="preserve">Which</w:t>
       </w:r>
       <w:r>
         <w:t xml:space="preserve"> </w:t>
@@ -4601,13 +5935,43 @@
         <w:rPr>
           <w:rStyle w:val="VerbatimChar"/>
         </w:rPr>
-        <w:t xml:space="preserve">data/</w:t>
-      </w:r>
-      <w:r>
-        <w:t xml:space="preserve"> </w:t>
-      </w:r>
-      <w:r>
-        <w:t xml:space="preserve">folder — the summary table should be there.</w:t>
+        <w:t xml:space="preserve">size_class</w:t>
+      </w:r>
+      <w:r>
+        <w:t xml:space="preserve"> </w:t>
+      </w:r>
+      <w:r>
+        <w:t xml:space="preserve">has the largest</w:t>
+      </w:r>
+      <w:r>
+        <w:t xml:space="preserve"> </w:t>
+      </w:r>
+      <w:r>
+        <w:rPr>
+          <w:rStyle w:val="VerbatimChar"/>
+        </w:rPr>
+        <w:t xml:space="preserve">n</w:t>
+      </w:r>
+      <w:r>
+        <w:t xml:space="preserve">?</w:t>
+      </w:r>
+      <w:r>
+        <w:br/>
+      </w:r>
+      <w:r>
+        <w:t xml:space="preserve">Does that match what you would expect from the cutoffs (13 and 16)?</w:t>
+      </w:r>
+      <w:r>
+        <w:br/>
+      </w:r>
+      <w:r>
+        <w:br/>
+      </w:r>
+      <w:r>
+        <w:rPr>
+          <w:rStyle w:val="VerbatimChar"/>
+        </w:rPr>
+        <w:t xml:space="preserve">__________________________________________________________________</w:t>
       </w:r>
     </w:p>
     <w:p>
@@ -4617,8 +5981,113 @@
         </w:pict>
       </w:r>
     </w:p>
-    <w:bookmarkEnd w:id="28"/>
-    <w:bookmarkStart w:id="32" w:name="part-9-review-and-checkpoint"/>
+    <w:bookmarkEnd w:id="33"/>
+    <w:bookmarkStart w:id="34" w:name="part-8-save-your-summary-table"/>
+    <w:p>
+      <w:pPr>
+        <w:pStyle w:val="Heading1"/>
+      </w:pPr>
+      <w:r>
+        <w:t xml:space="preserve">Part 8 · Save your summary table</w:t>
+      </w:r>
+    </w:p>
+    <w:p>
+      <w:pPr>
+        <w:pStyle w:val="FirstParagraph"/>
+      </w:pPr>
+      <w:r>
+        <w:rPr>
+          <w:b/>
+          <w:bCs/>
+        </w:rPr>
+        <w:t xml:space="preserve">▶ Run this:</w:t>
+      </w:r>
+    </w:p>
+    <w:p>
+      <w:pPr>
+        <w:pStyle w:val="SourceCode"/>
+      </w:pPr>
+      <w:r>
+        <w:rPr>
+          <w:rStyle w:val="CommentTok"/>
+        </w:rPr>
+        <w:t xml:space="preserve"># ── Part 8.1 · Save your summary table ──────────────────────────────────</w:t>
+      </w:r>
+      <w:r>
+        <w:br/>
+      </w:r>
+      <w:r>
+        <w:rPr>
+          <w:rStyle w:val="FunctionTok"/>
+        </w:rPr>
+        <w:t xml:space="preserve">write_csv</w:t>
+      </w:r>
+      <w:r>
+        <w:rPr>
+          <w:rStyle w:val="NormalTok"/>
+        </w:rPr>
+        <w:t xml:space="preserve">(side_stats_df, </w:t>
+      </w:r>
+      <w:r>
+        <w:rPr>
+          <w:rStyle w:val="StringTok"/>
+        </w:rPr>
+        <w:t xml:space="preserve">"output/pine_side_stats.csv"</w:t>
+      </w:r>
+      <w:r>
+        <w:rPr>
+          <w:rStyle w:val="NormalTok"/>
+        </w:rPr>
+        <w:t xml:space="preserve">)</w:t>
+      </w:r>
+    </w:p>
+    <w:p>
+      <w:pPr>
+        <w:pStyle w:val="FirstParagraph"/>
+      </w:pPr>
+      <w:r>
+        <w:t xml:space="preserve">Check your</w:t>
+      </w:r>
+      <w:r>
+        <w:t xml:space="preserve"> </w:t>
+      </w:r>
+      <w:r>
+        <w:rPr>
+          <w:rStyle w:val="VerbatimChar"/>
+        </w:rPr>
+        <w:t xml:space="preserve">output/</w:t>
+      </w:r>
+      <w:r>
+        <w:t xml:space="preserve"> </w:t>
+      </w:r>
+      <w:r>
+        <w:t xml:space="preserve">folder — the summary table should be there, and</w:t>
+      </w:r>
+      <w:r>
+        <w:t xml:space="preserve"> </w:t>
+      </w:r>
+      <w:r>
+        <w:rPr>
+          <w:rStyle w:val="VerbatimChar"/>
+        </w:rPr>
+        <w:t xml:space="preserve">data/</w:t>
+      </w:r>
+      <w:r>
+        <w:t xml:space="preserve"> </w:t>
+      </w:r>
+      <w:r>
+        <w:t xml:space="preserve">should be untouched.</w:t>
+      </w:r>
+    </w:p>
+    <w:p>
+      <w:r>
+        <w:pict>
+          <v:rect style="width:0;height:1.5pt" o:hralign="center" o:hrstd="t" o:hr="t"/>
+        </w:pict>
+      </w:r>
+    </w:p>
+    <w:bookmarkEnd w:id="34"/>
+    <w:bookmarkStart w:id="38" w:name="part-9-review-and-checkpoint"/>
     <w:p>
       <w:pPr>
         <w:pStyle w:val="Heading1"/>
@@ -4806,7 +6275,22 @@
         </w:numPr>
       </w:pPr>
       <w:r>
-        <w:t xml:space="preserve">Save a summary table with</w:t>
+        <w:t xml:space="preserve">Save a summary table to</w:t>
+      </w:r>
+      <w:r>
+        <w:t xml:space="preserve"> </w:t>
+      </w:r>
+      <w:r>
+        <w:rPr>
+          <w:rStyle w:val="VerbatimChar"/>
+        </w:rPr>
+        <w:t xml:space="preserve">output/</w:t>
+      </w:r>
+      <w:r>
+        <w:t xml:space="preserve"> </w:t>
+      </w:r>
+      <w:r>
+        <w:t xml:space="preserve">with</w:t>
       </w:r>
       <w:r>
         <w:t xml:space="preserve"> </w:t>
@@ -4919,18 +6403,18 @@
                 <wp:inline>
                   <wp:extent cx="152400" cy="152400"/>
                   <wp:effectExtent b="0" l="0" r="0" t="0"/>
-                  <wp:docPr descr="" title="" id="30" name="Picture"/>
+                  <wp:docPr descr="" title="" id="36" name="Picture"/>
                   <a:graphic>
                     <a:graphicData uri="http://schemas.openxmlformats.org/drawingml/2006/picture">
                       <pic:pic>
                         <pic:nvPicPr>
-                          <pic:cNvPr descr="/Applications/Positron.app/Contents/Resources/app/quarto/share/formats/docx/note.png" id="31" name="Picture"/>
+                          <pic:cNvPr descr="/Applications/Positron.app/Contents/Resources/app/quarto/share/formats/docx/note.png" id="37" name="Picture"/>
                           <pic:cNvPicPr>
                             <a:picLocks noChangeArrowheads="1" noChangeAspect="1"/>
                           </pic:cNvPicPr>
                         </pic:nvPicPr>
                         <pic:blipFill>
-                          <a:blip r:embed="rId29"/>
+                          <a:blip r:embed="rId35"/>
                           <a:stretch>
                             <a:fillRect/>
                           </a:stretch>
@@ -5064,8 +6548,8 @@
         </w:pict>
       </w:r>
     </w:p>
-    <w:bookmarkEnd w:id="32"/>
-    <w:bookmarkStart w:id="33" w:name="getting-unstuck"/>
+    <w:bookmarkEnd w:id="38"/>
+    <w:bookmarkStart w:id="39" w:name="getting-unstuck"/>
     <w:p>
       <w:pPr>
         <w:pStyle w:val="Heading1"/>
@@ -5224,7 +6708,7 @@
         </w:pict>
       </w:r>
     </w:p>
-    <w:bookmarkEnd w:id="33"/>
+    <w:bookmarkEnd w:id="39"/>
     <w:sectPr>
       <w:pgSz w:h="15840" w:w="12240"/>
       <w:pgMar w:bottom="1440" w:footer="720" w:gutter="0" w:header="720" w:left="1440" w:right="1440" w:top="1440"/>

--- a/docs/content/descriptive_stats/descriptive_stats_activity.docx
+++ b/docs/content/descriptive_stats/descriptive_stats_activity.docx
@@ -860,7 +860,7 @@
         <w:rPr>
           <w:rStyle w:val="NormalTok"/>
         </w:rPr>
-        <w:t xml:space="preserve">shady_lengths  </w:t>
+        <w:t xml:space="preserve">shady_df </w:t>
       </w:r>
       <w:r>
         <w:rPr>
@@ -920,7 +920,28 @@
         <w:rPr>
           <w:rStyle w:val="NormalTok"/>
         </w:rPr>
-        <w:t xml:space="preserve">) </w:t>
+        <w:t xml:space="preserve">)</w:t>
+      </w:r>
+      <w:r>
+        <w:br/>
+      </w:r>
+      <w:r>
+        <w:rPr>
+          <w:rStyle w:val="NormalTok"/>
+        </w:rPr>
+        <w:t xml:space="preserve">sunny_df </w:t>
+      </w:r>
+      <w:r>
+        <w:rPr>
+          <w:rStyle w:val="OtherTok"/>
+        </w:rPr>
+        <w:t xml:space="preserve">&lt;-</w:t>
+      </w:r>
+      <w:r>
+        <w:rPr>
+          <w:rStyle w:val="NormalTok"/>
+        </w:rPr>
+        <w:t xml:space="preserve"> pine_df </w:t>
       </w:r>
       <w:r>
         <w:rPr>
@@ -938,63 +959,18 @@
         <w:rPr>
           <w:rStyle w:val="FunctionTok"/>
         </w:rPr>
-        <w:t xml:space="preserve">pull</w:t>
-      </w:r>
-      <w:r>
-        <w:rPr>
-          <w:rStyle w:val="NormalTok"/>
-        </w:rPr>
-        <w:t xml:space="preserve">(needle_length_mm)</w:t>
-      </w:r>
-      <w:r>
-        <w:br/>
-      </w:r>
-      <w:r>
-        <w:rPr>
-          <w:rStyle w:val="NormalTok"/>
-        </w:rPr>
-        <w:t xml:space="preserve">sunny_lengths </w:t>
-      </w:r>
-      <w:r>
-        <w:rPr>
-          <w:rStyle w:val="OtherTok"/>
-        </w:rPr>
-        <w:t xml:space="preserve">&lt;-</w:t>
-      </w:r>
-      <w:r>
-        <w:rPr>
-          <w:rStyle w:val="NormalTok"/>
-        </w:rPr>
-        <w:t xml:space="preserve"> pine_df </w:t>
+        <w:t xml:space="preserve">filter</w:t>
+      </w:r>
+      <w:r>
+        <w:rPr>
+          <w:rStyle w:val="NormalTok"/>
+        </w:rPr>
+        <w:t xml:space="preserve">(side </w:t>
       </w:r>
       <w:r>
         <w:rPr>
           <w:rStyle w:val="SpecialCharTok"/>
         </w:rPr>
-        <w:t xml:space="preserve">|&gt;</w:t>
-      </w:r>
-      <w:r>
-        <w:rPr>
-          <w:rStyle w:val="NormalTok"/>
-        </w:rPr>
-        <w:t xml:space="preserve"> </w:t>
-      </w:r>
-      <w:r>
-        <w:rPr>
-          <w:rStyle w:val="FunctionTok"/>
-        </w:rPr>
-        <w:t xml:space="preserve">filter</w:t>
-      </w:r>
-      <w:r>
-        <w:rPr>
-          <w:rStyle w:val="NormalTok"/>
-        </w:rPr>
-        <w:t xml:space="preserve">(side </w:t>
-      </w:r>
-      <w:r>
-        <w:rPr>
-          <w:rStyle w:val="SpecialCharTok"/>
-        </w:rPr>
         <w:t xml:space="preserve">==</w:t>
       </w:r>
       <w:r>
@@ -1013,31 +989,19 @@
         <w:rPr>
           <w:rStyle w:val="NormalTok"/>
         </w:rPr>
-        <w:t xml:space="preserve">) </w:t>
-      </w:r>
-      <w:r>
-        <w:rPr>
-          <w:rStyle w:val="SpecialCharTok"/>
-        </w:rPr>
-        <w:t xml:space="preserve">|&gt;</w:t>
-      </w:r>
-      <w:r>
-        <w:rPr>
-          <w:rStyle w:val="NormalTok"/>
-        </w:rPr>
-        <w:t xml:space="preserve"> </w:t>
-      </w:r>
-      <w:r>
-        <w:rPr>
-          <w:rStyle w:val="FunctionTok"/>
-        </w:rPr>
-        <w:t xml:space="preserve">pull</w:t>
-      </w:r>
-      <w:r>
-        <w:rPr>
-          <w:rStyle w:val="NormalTok"/>
-        </w:rPr>
-        <w:t xml:space="preserve">(needle_length_mm)</w:t>
+        <w:t xml:space="preserve">)</w:t>
+      </w:r>
+      <w:r>
+        <w:br/>
+      </w:r>
+      <w:r>
+        <w:br/>
+      </w:r>
+      <w:r>
+        <w:rPr>
+          <w:rStyle w:val="NormalTok"/>
+        </w:rPr>
+        <w:t xml:space="preserve">shady_df</w:t>
       </w:r>
     </w:p>
     <w:p>
@@ -1045,7 +1009,16 @@
         <w:pStyle w:val="FirstParagraph"/>
       </w:pPr>
       <w:r>
-        <w:t xml:space="preserve">✏️</w:t>
+        <w:rPr>
+          <w:rStyle w:val="VerbatimChar"/>
+        </w:rPr>
+        <w:t xml:space="preserve">filter()</w:t>
+      </w:r>
+      <w:r>
+        <w:t xml:space="preserve"> </w:t>
+      </w:r>
+      <w:r>
+        <w:t xml:space="preserve">picks</w:t>
       </w:r>
       <w:r>
         <w:t xml:space="preserve"> </w:t>
@@ -1055,6 +1028,36 @@
           <w:b/>
           <w:bCs/>
         </w:rPr>
+        <w:t xml:space="preserve">rows</w:t>
+      </w:r>
+      <w:r>
+        <w:t xml:space="preserve"> </w:t>
+      </w:r>
+      <w:r>
+        <w:t xml:space="preserve">and hands back a data frame — same six columns, fewer</w:t>
+      </w:r>
+      <w:r>
+        <w:t xml:space="preserve"> </w:t>
+      </w:r>
+      <w:r>
+        <w:t xml:space="preserve">rows. Everything from here on stays a data frame, summarized with the pipe.</w:t>
+      </w:r>
+    </w:p>
+    <w:p>
+      <w:pPr>
+        <w:pStyle w:val="BodyText"/>
+      </w:pPr>
+      <w:r>
+        <w:t xml:space="preserve">✏️</w:t>
+      </w:r>
+      <w:r>
+        <w:t xml:space="preserve"> </w:t>
+      </w:r>
+      <w:r>
+        <w:rPr>
+          <w:b/>
+          <w:bCs/>
+        </w:rPr>
         <w:t xml:space="preserve">Your turn:</w:t>
       </w:r>
       <w:r>
@@ -1070,7 +1073,7 @@
         <w:rPr>
           <w:rStyle w:val="VerbatimChar"/>
         </w:rPr>
-        <w:t xml:space="preserve">shady_lengths</w:t>
+        <w:t xml:space="preserve">shady_df</w:t>
       </w:r>
       <w:r>
         <w:t xml:space="preserve">?</w:t>
@@ -1100,7 +1103,7 @@
         <w:rPr>
           <w:rStyle w:val="VerbatimChar"/>
         </w:rPr>
-        <w:t xml:space="preserve">sunny_lengths</w:t>
+        <w:t xml:space="preserve">sunny_df</w:t>
       </w:r>
       <w:r>
         <w:t xml:space="preserve">?</w:t>
@@ -1134,13 +1137,37 @@
     </w:p>
     <w:p>
       <w:pPr>
-        <w:pStyle w:val="FirstParagraph"/>
-      </w:pPr>
+        <w:pStyle w:val="BlockText"/>
+      </w:pPr>
+      <w:r>
+        <w:t xml:space="preserve">📖</w:t>
+      </w:r>
+      <w:r>
+        <w:t xml:space="preserve"> </w:t>
+      </w:r>
       <w:r>
         <w:rPr>
           <w:b/>
           <w:bCs/>
         </w:rPr>
+        <w:t xml:space="preserve">Read more:</w:t>
+      </w:r>
+      <w:r>
+        <w:t xml:space="preserve"> </w:t>
+      </w:r>
+      <w:r>
+        <w:t xml:space="preserve">Whitlock &amp; Schluter Ch. 3 (Describing Data) and Gotelli &amp; Ellison Ch. 3 (Summary Statistics) on Canvas.</w:t>
+      </w:r>
+    </w:p>
+    <w:p>
+      <w:pPr>
+        <w:pStyle w:val="FirstParagraph"/>
+      </w:pPr>
+      <w:r>
+        <w:rPr>
+          <w:b/>
+          <w:bCs/>
+        </w:rPr>
         <w:t xml:space="preserve">▶ Run this:</w:t>
       </w:r>
     </w:p>
@@ -1159,18 +1186,81 @@
       </w:r>
       <w:r>
         <w:rPr>
+          <w:rStyle w:val="NormalTok"/>
+        </w:rPr>
+        <w:t xml:space="preserve">shady_df </w:t>
+      </w:r>
+      <w:r>
+        <w:rPr>
+          <w:rStyle w:val="SpecialCharTok"/>
+        </w:rPr>
+        <w:t xml:space="preserve">|&gt;</w:t>
+      </w:r>
+      <w:r>
+        <w:br/>
+      </w:r>
+      <w:r>
+        <w:rPr>
+          <w:rStyle w:val="NormalTok"/>
+        </w:rPr>
+        <w:t xml:space="preserve">  </w:t>
+      </w:r>
+      <w:r>
+        <w:rPr>
           <w:rStyle w:val="FunctionTok"/>
         </w:rPr>
+        <w:t xml:space="preserve">summarize</w:t>
+      </w:r>
+      <w:r>
+        <w:rPr>
+          <w:rStyle w:val="NormalTok"/>
+        </w:rPr>
+        <w:t xml:space="preserve">(</w:t>
+      </w:r>
+      <w:r>
+        <w:rPr>
+          <w:rStyle w:val="AttributeTok"/>
+        </w:rPr>
+        <w:t xml:space="preserve">mean_mm =</w:t>
+      </w:r>
+      <w:r>
+        <w:rPr>
+          <w:rStyle w:val="NormalTok"/>
+        </w:rPr>
+        <w:t xml:space="preserve"> </w:t>
+      </w:r>
+      <w:r>
+        <w:rPr>
+          <w:rStyle w:val="FunctionTok"/>
+        </w:rPr>
         <w:t xml:space="preserve">mean</w:t>
       </w:r>
       <w:r>
         <w:rPr>
           <w:rStyle w:val="NormalTok"/>
         </w:rPr>
-        <w:t xml:space="preserve">(shady_lengths)</w:t>
-      </w:r>
-      <w:r>
-        <w:br/>
+        <w:t xml:space="preserve">(needle_length_mm),</w:t>
+      </w:r>
+      <w:r>
+        <w:br/>
+      </w:r>
+      <w:r>
+        <w:rPr>
+          <w:rStyle w:val="NormalTok"/>
+        </w:rPr>
+        <w:t xml:space="preserve">            </w:t>
+      </w:r>
+      <w:r>
+        <w:rPr>
+          <w:rStyle w:val="AttributeTok"/>
+        </w:rPr>
+        <w:t xml:space="preserve">med_mm  =</w:t>
+      </w:r>
+      <w:r>
+        <w:rPr>
+          <w:rStyle w:val="NormalTok"/>
+        </w:rPr>
+        <w:t xml:space="preserve"> </w:t>
       </w:r>
       <w:r>
         <w:rPr>
@@ -1182,28 +1272,91 @@
         <w:rPr>
           <w:rStyle w:val="NormalTok"/>
         </w:rPr>
-        <w:t xml:space="preserve">(shady_lengths)</w:t>
-      </w:r>
-      <w:r>
-        <w:br/>
-      </w:r>
-      <w:r>
-        <w:br/>
+        <w:t xml:space="preserve">(needle_length_mm))</w:t>
+      </w:r>
+      <w:r>
+        <w:br/>
+      </w:r>
+      <w:r>
+        <w:br/>
+      </w:r>
+      <w:r>
+        <w:rPr>
+          <w:rStyle w:val="NormalTok"/>
+        </w:rPr>
+        <w:t xml:space="preserve">sunny_df </w:t>
+      </w:r>
+      <w:r>
+        <w:rPr>
+          <w:rStyle w:val="SpecialCharTok"/>
+        </w:rPr>
+        <w:t xml:space="preserve">|&gt;</w:t>
+      </w:r>
+      <w:r>
+        <w:br/>
+      </w:r>
+      <w:r>
+        <w:rPr>
+          <w:rStyle w:val="NormalTok"/>
+        </w:rPr>
+        <w:t xml:space="preserve">  </w:t>
       </w:r>
       <w:r>
         <w:rPr>
           <w:rStyle w:val="FunctionTok"/>
         </w:rPr>
+        <w:t xml:space="preserve">summarize</w:t>
+      </w:r>
+      <w:r>
+        <w:rPr>
+          <w:rStyle w:val="NormalTok"/>
+        </w:rPr>
+        <w:t xml:space="preserve">(</w:t>
+      </w:r>
+      <w:r>
+        <w:rPr>
+          <w:rStyle w:val="AttributeTok"/>
+        </w:rPr>
+        <w:t xml:space="preserve">mean_mm =</w:t>
+      </w:r>
+      <w:r>
+        <w:rPr>
+          <w:rStyle w:val="NormalTok"/>
+        </w:rPr>
+        <w:t xml:space="preserve"> </w:t>
+      </w:r>
+      <w:r>
+        <w:rPr>
+          <w:rStyle w:val="FunctionTok"/>
+        </w:rPr>
         <w:t xml:space="preserve">mean</w:t>
       </w:r>
       <w:r>
         <w:rPr>
           <w:rStyle w:val="NormalTok"/>
         </w:rPr>
-        <w:t xml:space="preserve">(sunny_lengths)</w:t>
-      </w:r>
-      <w:r>
-        <w:br/>
+        <w:t xml:space="preserve">(needle_length_mm),</w:t>
+      </w:r>
+      <w:r>
+        <w:br/>
+      </w:r>
+      <w:r>
+        <w:rPr>
+          <w:rStyle w:val="NormalTok"/>
+        </w:rPr>
+        <w:t xml:space="preserve">            </w:t>
+      </w:r>
+      <w:r>
+        <w:rPr>
+          <w:rStyle w:val="AttributeTok"/>
+        </w:rPr>
+        <w:t xml:space="preserve">med_mm  =</w:t>
+      </w:r>
+      <w:r>
+        <w:rPr>
+          <w:rStyle w:val="NormalTok"/>
+        </w:rPr>
+        <w:t xml:space="preserve"> </w:t>
       </w:r>
       <w:r>
         <w:rPr>
@@ -1215,7 +1368,7 @@
         <w:rPr>
           <w:rStyle w:val="NormalTok"/>
         </w:rPr>
-        <w:t xml:space="preserve">(sunny_lengths)</w:t>
+        <w:t xml:space="preserve">(needle_length_mm))</w:t>
       </w:r>
     </w:p>
     <w:p>
@@ -1287,13 +1440,37 @@
     </w:p>
     <w:p>
       <w:pPr>
-        <w:pStyle w:val="FirstParagraph"/>
-      </w:pPr>
+        <w:pStyle w:val="BlockText"/>
+      </w:pPr>
+      <w:r>
+        <w:t xml:space="preserve">📖</w:t>
+      </w:r>
+      <w:r>
+        <w:t xml:space="preserve"> </w:t>
+      </w:r>
       <w:r>
         <w:rPr>
           <w:b/>
           <w:bCs/>
         </w:rPr>
+        <w:t xml:space="preserve">Read more:</w:t>
+      </w:r>
+      <w:r>
+        <w:t xml:space="preserve"> </w:t>
+      </w:r>
+      <w:r>
+        <w:t xml:space="preserve">Whitlock &amp; Schluter Ch. 3 on variance and standard deviation; Gotelli &amp; Ellison Ch. 3 on measures of spread.</w:t>
+      </w:r>
+    </w:p>
+    <w:p>
+      <w:pPr>
+        <w:pStyle w:val="FirstParagraph"/>
+      </w:pPr>
+      <w:r>
+        <w:rPr>
+          <w:b/>
+          <w:bCs/>
+        </w:rPr>
         <w:t xml:space="preserve">▶ Run this:</w:t>
       </w:r>
     </w:p>
@@ -1312,18 +1489,81 @@
       </w:r>
       <w:r>
         <w:rPr>
+          <w:rStyle w:val="NormalTok"/>
+        </w:rPr>
+        <w:t xml:space="preserve">shady_df </w:t>
+      </w:r>
+      <w:r>
+        <w:rPr>
+          <w:rStyle w:val="SpecialCharTok"/>
+        </w:rPr>
+        <w:t xml:space="preserve">|&gt;</w:t>
+      </w:r>
+      <w:r>
+        <w:br/>
+      </w:r>
+      <w:r>
+        <w:rPr>
+          <w:rStyle w:val="NormalTok"/>
+        </w:rPr>
+        <w:t xml:space="preserve">  </w:t>
+      </w:r>
+      <w:r>
+        <w:rPr>
           <w:rStyle w:val="FunctionTok"/>
         </w:rPr>
+        <w:t xml:space="preserve">summarize</w:t>
+      </w:r>
+      <w:r>
+        <w:rPr>
+          <w:rStyle w:val="NormalTok"/>
+        </w:rPr>
+        <w:t xml:space="preserve">(</w:t>
+      </w:r>
+      <w:r>
+        <w:rPr>
+          <w:rStyle w:val="AttributeTok"/>
+        </w:rPr>
+        <w:t xml:space="preserve">var_mm =</w:t>
+      </w:r>
+      <w:r>
+        <w:rPr>
+          <w:rStyle w:val="NormalTok"/>
+        </w:rPr>
+        <w:t xml:space="preserve"> </w:t>
+      </w:r>
+      <w:r>
+        <w:rPr>
+          <w:rStyle w:val="FunctionTok"/>
+        </w:rPr>
         <w:t xml:space="preserve">var</w:t>
       </w:r>
       <w:r>
         <w:rPr>
           <w:rStyle w:val="NormalTok"/>
         </w:rPr>
-        <w:t xml:space="preserve">(shady_lengths)</w:t>
-      </w:r>
-      <w:r>
-        <w:br/>
+        <w:t xml:space="preserve">(needle_length_mm),</w:t>
+      </w:r>
+      <w:r>
+        <w:br/>
+      </w:r>
+      <w:r>
+        <w:rPr>
+          <w:rStyle w:val="NormalTok"/>
+        </w:rPr>
+        <w:t xml:space="preserve">            </w:t>
+      </w:r>
+      <w:r>
+        <w:rPr>
+          <w:rStyle w:val="AttributeTok"/>
+        </w:rPr>
+        <w:t xml:space="preserve">sd_mm  =</w:t>
+      </w:r>
+      <w:r>
+        <w:rPr>
+          <w:rStyle w:val="NormalTok"/>
+        </w:rPr>
+        <w:t xml:space="preserve"> </w:t>
       </w:r>
       <w:r>
         <w:rPr>
@@ -1335,28 +1575,91 @@
         <w:rPr>
           <w:rStyle w:val="NormalTok"/>
         </w:rPr>
-        <w:t xml:space="preserve">(shady_lengths)</w:t>
-      </w:r>
-      <w:r>
-        <w:br/>
-      </w:r>
-      <w:r>
-        <w:br/>
+        <w:t xml:space="preserve">(needle_length_mm))</w:t>
+      </w:r>
+      <w:r>
+        <w:br/>
+      </w:r>
+      <w:r>
+        <w:br/>
+      </w:r>
+      <w:r>
+        <w:rPr>
+          <w:rStyle w:val="NormalTok"/>
+        </w:rPr>
+        <w:t xml:space="preserve">sunny_df </w:t>
+      </w:r>
+      <w:r>
+        <w:rPr>
+          <w:rStyle w:val="SpecialCharTok"/>
+        </w:rPr>
+        <w:t xml:space="preserve">|&gt;</w:t>
+      </w:r>
+      <w:r>
+        <w:br/>
+      </w:r>
+      <w:r>
+        <w:rPr>
+          <w:rStyle w:val="NormalTok"/>
+        </w:rPr>
+        <w:t xml:space="preserve">  </w:t>
       </w:r>
       <w:r>
         <w:rPr>
           <w:rStyle w:val="FunctionTok"/>
         </w:rPr>
+        <w:t xml:space="preserve">summarize</w:t>
+      </w:r>
+      <w:r>
+        <w:rPr>
+          <w:rStyle w:val="NormalTok"/>
+        </w:rPr>
+        <w:t xml:space="preserve">(</w:t>
+      </w:r>
+      <w:r>
+        <w:rPr>
+          <w:rStyle w:val="AttributeTok"/>
+        </w:rPr>
+        <w:t xml:space="preserve">var_mm =</w:t>
+      </w:r>
+      <w:r>
+        <w:rPr>
+          <w:rStyle w:val="NormalTok"/>
+        </w:rPr>
+        <w:t xml:space="preserve"> </w:t>
+      </w:r>
+      <w:r>
+        <w:rPr>
+          <w:rStyle w:val="FunctionTok"/>
+        </w:rPr>
         <w:t xml:space="preserve">var</w:t>
       </w:r>
       <w:r>
         <w:rPr>
           <w:rStyle w:val="NormalTok"/>
         </w:rPr>
-        <w:t xml:space="preserve">(sunny_lengths)</w:t>
-      </w:r>
-      <w:r>
-        <w:br/>
+        <w:t xml:space="preserve">(needle_length_mm),</w:t>
+      </w:r>
+      <w:r>
+        <w:br/>
+      </w:r>
+      <w:r>
+        <w:rPr>
+          <w:rStyle w:val="NormalTok"/>
+        </w:rPr>
+        <w:t xml:space="preserve">            </w:t>
+      </w:r>
+      <w:r>
+        <w:rPr>
+          <w:rStyle w:val="AttributeTok"/>
+        </w:rPr>
+        <w:t xml:space="preserve">sd_mm  =</w:t>
+      </w:r>
+      <w:r>
+        <w:rPr>
+          <w:rStyle w:val="NormalTok"/>
+        </w:rPr>
+        <w:t xml:space="preserve"> </w:t>
       </w:r>
       <w:r>
         <w:rPr>
@@ -1368,7 +1671,7 @@
         <w:rPr>
           <w:rStyle w:val="NormalTok"/>
         </w:rPr>
-        <w:t xml:space="preserve">(sunny_lengths)</w:t>
+        <w:t xml:space="preserve">(needle_length_mm))</w:t>
       </w:r>
     </w:p>
     <w:p>
@@ -1432,136 +1735,389 @@
     </w:p>
     <w:p>
       <w:pPr>
-        <w:pStyle w:val="FirstParagraph"/>
-      </w:pPr>
+        <w:pStyle w:val="BlockText"/>
+      </w:pPr>
+      <w:r>
+        <w:t xml:space="preserve">📖</w:t>
+      </w:r>
+      <w:r>
+        <w:t xml:space="preserve"> </w:t>
+      </w:r>
       <w:r>
         <w:rPr>
           <w:b/>
           <w:bCs/>
         </w:rPr>
-        <w:t xml:space="preserve">▶ Run this:</w:t>
-      </w:r>
-    </w:p>
-    <w:p>
-      <w:pPr>
-        <w:pStyle w:val="SourceCode"/>
-      </w:pPr>
-      <w:r>
-        <w:rPr>
-          <w:rStyle w:val="CommentTok"/>
-        </w:rPr>
-        <w:t xml:space="preserve"># ── Part 3b.1 · Quantiles, range, and IQR ───────────────────────────────</w:t>
-      </w:r>
-      <w:r>
-        <w:br/>
-      </w:r>
-      <w:r>
-        <w:rPr>
-          <w:rStyle w:val="FunctionTok"/>
-        </w:rPr>
-        <w:t xml:space="preserve">range</w:t>
-      </w:r>
-      <w:r>
-        <w:rPr>
-          <w:rStyle w:val="NormalTok"/>
-        </w:rPr>
-        <w:t xml:space="preserve">(shady_lengths)</w:t>
-      </w:r>
-      <w:r>
-        <w:br/>
-      </w:r>
-      <w:r>
-        <w:rPr>
-          <w:rStyle w:val="FunctionTok"/>
-        </w:rPr>
-        <w:t xml:space="preserve">max</w:t>
-      </w:r>
-      <w:r>
-        <w:rPr>
-          <w:rStyle w:val="NormalTok"/>
-        </w:rPr>
-        <w:t xml:space="preserve">(shady_lengths) </w:t>
-      </w:r>
-      <w:r>
-        <w:rPr>
-          <w:rStyle w:val="SpecialCharTok"/>
-        </w:rPr>
-        <w:t xml:space="preserve">-</w:t>
-      </w:r>
-      <w:r>
-        <w:rPr>
-          <w:rStyle w:val="NormalTok"/>
-        </w:rPr>
-        <w:t xml:space="preserve"> </w:t>
-      </w:r>
-      <w:r>
-        <w:rPr>
-          <w:rStyle w:val="FunctionTok"/>
-        </w:rPr>
-        <w:t xml:space="preserve">min</w:t>
-      </w:r>
-      <w:r>
-        <w:rPr>
-          <w:rStyle w:val="NormalTok"/>
-        </w:rPr>
-        <w:t xml:space="preserve">(shady_lengths)</w:t>
-      </w:r>
-      <w:r>
-        <w:br/>
-      </w:r>
-      <w:r>
-        <w:br/>
-      </w:r>
-      <w:r>
-        <w:rPr>
-          <w:rStyle w:val="FunctionTok"/>
-        </w:rPr>
-        <w:t xml:space="preserve">quantile</w:t>
-      </w:r>
-      <w:r>
-        <w:rPr>
-          <w:rStyle w:val="NormalTok"/>
-        </w:rPr>
-        <w:t xml:space="preserve">(shady_lengths)</w:t>
-      </w:r>
-      <w:r>
-        <w:br/>
-      </w:r>
-      <w:r>
-        <w:rPr>
-          <w:rStyle w:val="FunctionTok"/>
-        </w:rPr>
-        <w:t xml:space="preserve">IQR</w:t>
-      </w:r>
-      <w:r>
-        <w:rPr>
-          <w:rStyle w:val="NormalTok"/>
-        </w:rPr>
-        <w:t xml:space="preserve">(shady_lengths)</w:t>
+        <w:t xml:space="preserve">Read more:</w:t>
+      </w:r>
+      <w:r>
+        <w:t xml:space="preserve"> </w:t>
+      </w:r>
+      <w:r>
+        <w:t xml:space="preserve">Whitlock &amp; Schluter Ch. 2 (Displaying Data) — the box in a boxplot</w:t>
+      </w:r>
+      <w:r>
+        <w:t xml:space="preserve"> </w:t>
+      </w:r>
+      <w:r>
+        <w:rPr>
+          <w:i/>
+          <w:iCs/>
+        </w:rPr>
+        <w:t xml:space="preserve">is</w:t>
+      </w:r>
+      <w:r>
+        <w:t xml:space="preserve"> </w:t>
+      </w:r>
+      <w:r>
+        <w:t xml:space="preserve">the IQR.</w:t>
       </w:r>
     </w:p>
     <w:p>
       <w:pPr>
         <w:pStyle w:val="FirstParagraph"/>
       </w:pPr>
-      <w:r>
-        <w:t xml:space="preserve">✏️</w:t>
-      </w:r>
-      <w:r>
-        <w:t xml:space="preserve"> </w:t>
-      </w:r>
       <w:r>
         <w:rPr>
           <w:b/>
           <w:bCs/>
         </w:rPr>
+        <w:t xml:space="preserve">▶ Run this:</w:t>
+      </w:r>
+    </w:p>
+    <w:p>
+      <w:pPr>
+        <w:pStyle w:val="SourceCode"/>
+      </w:pPr>
+      <w:r>
+        <w:rPr>
+          <w:rStyle w:val="CommentTok"/>
+        </w:rPr>
+        <w:t xml:space="preserve"># ── Part 3b.1 · Quantiles, range, and IQR ───────────────────────────────</w:t>
+      </w:r>
+      <w:r>
+        <w:br/>
+      </w:r>
+      <w:r>
+        <w:rPr>
+          <w:rStyle w:val="NormalTok"/>
+        </w:rPr>
+        <w:t xml:space="preserve">shady_df </w:t>
+      </w:r>
+      <w:r>
+        <w:rPr>
+          <w:rStyle w:val="SpecialCharTok"/>
+        </w:rPr>
+        <w:t xml:space="preserve">|&gt;</w:t>
+      </w:r>
+      <w:r>
+        <w:br/>
+      </w:r>
+      <w:r>
+        <w:rPr>
+          <w:rStyle w:val="NormalTok"/>
+        </w:rPr>
+        <w:t xml:space="preserve">  </w:t>
+      </w:r>
+      <w:r>
+        <w:rPr>
+          <w:rStyle w:val="FunctionTok"/>
+        </w:rPr>
+        <w:t xml:space="preserve">summarize</w:t>
+      </w:r>
+      <w:r>
+        <w:rPr>
+          <w:rStyle w:val="NormalTok"/>
+        </w:rPr>
+        <w:t xml:space="preserve">(</w:t>
+      </w:r>
+      <w:r>
+        <w:br/>
+      </w:r>
+      <w:r>
+        <w:rPr>
+          <w:rStyle w:val="NormalTok"/>
+        </w:rPr>
+        <w:t xml:space="preserve">    </w:t>
+      </w:r>
+      <w:r>
+        <w:rPr>
+          <w:rStyle w:val="AttributeTok"/>
+        </w:rPr>
+        <w:t xml:space="preserve">min_mm   =</w:t>
+      </w:r>
+      <w:r>
+        <w:rPr>
+          <w:rStyle w:val="NormalTok"/>
+        </w:rPr>
+        <w:t xml:space="preserve"> </w:t>
+      </w:r>
+      <w:r>
+        <w:rPr>
+          <w:rStyle w:val="FunctionTok"/>
+        </w:rPr>
+        <w:t xml:space="preserve">min</w:t>
+      </w:r>
+      <w:r>
+        <w:rPr>
+          <w:rStyle w:val="NormalTok"/>
+        </w:rPr>
+        <w:t xml:space="preserve">(needle_length_mm),</w:t>
+      </w:r>
+      <w:r>
+        <w:br/>
+      </w:r>
+      <w:r>
+        <w:rPr>
+          <w:rStyle w:val="NormalTok"/>
+        </w:rPr>
+        <w:t xml:space="preserve">    </w:t>
+      </w:r>
+      <w:r>
+        <w:rPr>
+          <w:rStyle w:val="AttributeTok"/>
+        </w:rPr>
+        <w:t xml:space="preserve">q25_mm   =</w:t>
+      </w:r>
+      <w:r>
+        <w:rPr>
+          <w:rStyle w:val="NormalTok"/>
+        </w:rPr>
+        <w:t xml:space="preserve"> </w:t>
+      </w:r>
+      <w:r>
+        <w:rPr>
+          <w:rStyle w:val="FunctionTok"/>
+        </w:rPr>
+        <w:t xml:space="preserve">quantile</w:t>
+      </w:r>
+      <w:r>
+        <w:rPr>
+          <w:rStyle w:val="NormalTok"/>
+        </w:rPr>
+        <w:t xml:space="preserve">(needle_length_mm, </w:t>
+      </w:r>
+      <w:r>
+        <w:rPr>
+          <w:rStyle w:val="FloatTok"/>
+        </w:rPr>
+        <w:t xml:space="preserve">0.25</w:t>
+      </w:r>
+      <w:r>
+        <w:rPr>
+          <w:rStyle w:val="NormalTok"/>
+        </w:rPr>
+        <w:t xml:space="preserve">),</w:t>
+      </w:r>
+      <w:r>
+        <w:br/>
+      </w:r>
+      <w:r>
+        <w:rPr>
+          <w:rStyle w:val="NormalTok"/>
+        </w:rPr>
+        <w:t xml:space="preserve">    </w:t>
+      </w:r>
+      <w:r>
+        <w:rPr>
+          <w:rStyle w:val="AttributeTok"/>
+        </w:rPr>
+        <w:t xml:space="preserve">med_mm   =</w:t>
+      </w:r>
+      <w:r>
+        <w:rPr>
+          <w:rStyle w:val="NormalTok"/>
+        </w:rPr>
+        <w:t xml:space="preserve"> </w:t>
+      </w:r>
+      <w:r>
+        <w:rPr>
+          <w:rStyle w:val="FunctionTok"/>
+        </w:rPr>
+        <w:t xml:space="preserve">median</w:t>
+      </w:r>
+      <w:r>
+        <w:rPr>
+          <w:rStyle w:val="NormalTok"/>
+        </w:rPr>
+        <w:t xml:space="preserve">(needle_length_mm),</w:t>
+      </w:r>
+      <w:r>
+        <w:br/>
+      </w:r>
+      <w:r>
+        <w:rPr>
+          <w:rStyle w:val="NormalTok"/>
+        </w:rPr>
+        <w:t xml:space="preserve">    </w:t>
+      </w:r>
+      <w:r>
+        <w:rPr>
+          <w:rStyle w:val="AttributeTok"/>
+        </w:rPr>
+        <w:t xml:space="preserve">q75_mm   =</w:t>
+      </w:r>
+      <w:r>
+        <w:rPr>
+          <w:rStyle w:val="NormalTok"/>
+        </w:rPr>
+        <w:t xml:space="preserve"> </w:t>
+      </w:r>
+      <w:r>
+        <w:rPr>
+          <w:rStyle w:val="FunctionTok"/>
+        </w:rPr>
+        <w:t xml:space="preserve">quantile</w:t>
+      </w:r>
+      <w:r>
+        <w:rPr>
+          <w:rStyle w:val="NormalTok"/>
+        </w:rPr>
+        <w:t xml:space="preserve">(needle_length_mm, </w:t>
+      </w:r>
+      <w:r>
+        <w:rPr>
+          <w:rStyle w:val="FloatTok"/>
+        </w:rPr>
+        <w:t xml:space="preserve">0.75</w:t>
+      </w:r>
+      <w:r>
+        <w:rPr>
+          <w:rStyle w:val="NormalTok"/>
+        </w:rPr>
+        <w:t xml:space="preserve">),</w:t>
+      </w:r>
+      <w:r>
+        <w:br/>
+      </w:r>
+      <w:r>
+        <w:rPr>
+          <w:rStyle w:val="NormalTok"/>
+        </w:rPr>
+        <w:t xml:space="preserve">    </w:t>
+      </w:r>
+      <w:r>
+        <w:rPr>
+          <w:rStyle w:val="AttributeTok"/>
+        </w:rPr>
+        <w:t xml:space="preserve">max_mm   =</w:t>
+      </w:r>
+      <w:r>
+        <w:rPr>
+          <w:rStyle w:val="NormalTok"/>
+        </w:rPr>
+        <w:t xml:space="preserve"> </w:t>
+      </w:r>
+      <w:r>
+        <w:rPr>
+          <w:rStyle w:val="FunctionTok"/>
+        </w:rPr>
+        <w:t xml:space="preserve">max</w:t>
+      </w:r>
+      <w:r>
+        <w:rPr>
+          <w:rStyle w:val="NormalTok"/>
+        </w:rPr>
+        <w:t xml:space="preserve">(needle_length_mm),</w:t>
+      </w:r>
+      <w:r>
+        <w:br/>
+      </w:r>
+      <w:r>
+        <w:rPr>
+          <w:rStyle w:val="NormalTok"/>
+        </w:rPr>
+        <w:t xml:space="preserve">    </w:t>
+      </w:r>
+      <w:r>
+        <w:rPr>
+          <w:rStyle w:val="AttributeTok"/>
+        </w:rPr>
+        <w:t xml:space="preserve">range_mm =</w:t>
+      </w:r>
+      <w:r>
+        <w:rPr>
+          <w:rStyle w:val="NormalTok"/>
+        </w:rPr>
+        <w:t xml:space="preserve"> max_mm </w:t>
+      </w:r>
+      <w:r>
+        <w:rPr>
+          <w:rStyle w:val="SpecialCharTok"/>
+        </w:rPr>
+        <w:t xml:space="preserve">-</w:t>
+      </w:r>
+      <w:r>
+        <w:rPr>
+          <w:rStyle w:val="NormalTok"/>
+        </w:rPr>
+        <w:t xml:space="preserve"> min_mm,</w:t>
+      </w:r>
+      <w:r>
+        <w:br/>
+      </w:r>
+      <w:r>
+        <w:rPr>
+          <w:rStyle w:val="NormalTok"/>
+        </w:rPr>
+        <w:t xml:space="preserve">    </w:t>
+      </w:r>
+      <w:r>
+        <w:rPr>
+          <w:rStyle w:val="AttributeTok"/>
+        </w:rPr>
+        <w:t xml:space="preserve">iqr_mm   =</w:t>
+      </w:r>
+      <w:r>
+        <w:rPr>
+          <w:rStyle w:val="NormalTok"/>
+        </w:rPr>
+        <w:t xml:space="preserve"> </w:t>
+      </w:r>
+      <w:r>
+        <w:rPr>
+          <w:rStyle w:val="FunctionTok"/>
+        </w:rPr>
+        <w:t xml:space="preserve">IQR</w:t>
+      </w:r>
+      <w:r>
+        <w:rPr>
+          <w:rStyle w:val="NormalTok"/>
+        </w:rPr>
+        <w:t xml:space="preserve">(needle_length_mm)</w:t>
+      </w:r>
+      <w:r>
+        <w:br/>
+      </w:r>
+      <w:r>
+        <w:rPr>
+          <w:rStyle w:val="NormalTok"/>
+        </w:rPr>
+        <w:t xml:space="preserve">  )</w:t>
+      </w:r>
+    </w:p>
+    <w:p>
+      <w:pPr>
+        <w:pStyle w:val="FirstParagraph"/>
+      </w:pPr>
+      <w:r>
+        <w:t xml:space="preserve">✏️</w:t>
+      </w:r>
+      <w:r>
+        <w:t xml:space="preserve"> </w:t>
+      </w:r>
+      <w:r>
+        <w:rPr>
+          <w:b/>
+          <w:bCs/>
+        </w:rPr>
         <w:t xml:space="preserve">Your turn:</w:t>
       </w:r>
       <w:r>
         <w:t xml:space="preserve"> </w:t>
       </w:r>
       <w:r>
-        <w:t xml:space="preserve">Compute the same four things for</w:t>
+        <w:t xml:space="preserve">Compute the same seven numbers for</w:t>
       </w:r>
       <w:r>
         <w:t xml:space="preserve"> </w:t>
@@ -1570,7 +2126,7 @@
         <w:rPr>
           <w:rStyle w:val="VerbatimChar"/>
         </w:rPr>
-        <w:t xml:space="preserve">sunny_lengths</w:t>
+        <w:t xml:space="preserve">sunny_df</w:t>
       </w:r>
       <w:r>
         <w:t xml:space="preserve">. Which side has the wider IQR?</w:t>
@@ -1738,7 +2294,7 @@
               <w:t xml:space="preserve"> </w:t>
             </w:r>
             <w:r>
-              <w:t xml:space="preserve">Confirm that</w:t>
+              <w:t xml:space="preserve">In the table you just made, check that</w:t>
             </w:r>
             <w:r>
               <w:t xml:space="preserve"> </w:t>
@@ -1747,7 +2303,7 @@
               <w:rPr>
                 <w:rStyle w:val="VerbatimChar"/>
               </w:rPr>
-              <w:t xml:space="preserve">IQR(shady_lengths)</w:t>
+              <w:t xml:space="preserve">iqr_mm</w:t>
             </w:r>
             <w:r>
               <w:t xml:space="preserve"> </w:t>
@@ -1762,13 +2318,25 @@
               <w:rPr>
                 <w:rStyle w:val="VerbatimChar"/>
               </w:rPr>
-              <w:t xml:space="preserve">quantile(shady_lengths, 0.75) - quantile(shady_lengths, 0.25)</w:t>
+              <w:t xml:space="preserve">q75_mm - q25_mm</w:t>
+            </w:r>
+            <w:r>
+              <w:t xml:space="preserve">. That is all</w:t>
             </w:r>
             <w:r>
               <w:t xml:space="preserve"> </w:t>
             </w:r>
             <w:r>
-              <w:t xml:space="preserve">by computing both and comparing.</w:t>
+              <w:rPr>
+                <w:rStyle w:val="VerbatimChar"/>
+              </w:rPr>
+              <w:t xml:space="preserve">IQR()</w:t>
+            </w:r>
+            <w:r>
+              <w:t xml:space="preserve"> </w:t>
+            </w:r>
+            <w:r>
+              <w:t xml:space="preserve">ever does — the width of the middle 50%.</w:t>
             </w:r>
           </w:p>
           <w:p/>
@@ -1783,7 +2351,7 @@
       </w:r>
     </w:p>
     <w:bookmarkEnd w:id="22"/>
-    <w:bookmarkStart w:id="25" w:name="part-4-the-length-trap"/>
+    <w:bookmarkStart w:id="26" w:name="part-4-the-length-trap"/>
     <w:p>
       <w:pPr>
         <w:pStyle w:val="Heading1"/>
@@ -1809,235 +2377,46 @@
     </w:p>
     <w:p>
       <w:pPr>
-        <w:pStyle w:val="FirstParagraph"/>
-      </w:pPr>
+        <w:pStyle w:val="BlockText"/>
+      </w:pPr>
+      <w:r>
+        <w:t xml:space="preserve">📖</w:t>
+      </w:r>
+      <w:r>
+        <w:t xml:space="preserve"> </w:t>
+      </w:r>
       <w:r>
         <w:rPr>
           <w:b/>
           <w:bCs/>
         </w:rPr>
-        <w:t xml:space="preserve">▶ Run this:</w:t>
-      </w:r>
-    </w:p>
-    <w:p>
-      <w:pPr>
-        <w:pStyle w:val="SourceCode"/>
-      </w:pPr>
-      <w:r>
-        <w:rPr>
-          <w:rStyle w:val="CommentTok"/>
-        </w:rPr>
-        <w:t xml:space="preserve"># ── Part 4.1 · The `length()` trap ──────────────────────────────────────</w:t>
-      </w:r>
-      <w:r>
-        <w:br/>
-      </w:r>
-      <w:r>
-        <w:rPr>
-          <w:rStyle w:val="NormalTok"/>
-        </w:rPr>
-        <w:t xml:space="preserve">x </w:t>
-      </w:r>
-      <w:r>
-        <w:rPr>
-          <w:rStyle w:val="OtherTok"/>
-        </w:rPr>
-        <w:t xml:space="preserve">&lt;-</w:t>
-      </w:r>
-      <w:r>
-        <w:rPr>
-          <w:rStyle w:val="NormalTok"/>
-        </w:rPr>
-        <w:t xml:space="preserve"> </w:t>
-      </w:r>
-      <w:r>
-        <w:rPr>
-          <w:rStyle w:val="FunctionTok"/>
-        </w:rPr>
-        <w:t xml:space="preserve">c</w:t>
-      </w:r>
-      <w:r>
-        <w:rPr>
-          <w:rStyle w:val="NormalTok"/>
-        </w:rPr>
-        <w:t xml:space="preserve">(</w:t>
-      </w:r>
-      <w:r>
-        <w:rPr>
-          <w:rStyle w:val="DecValTok"/>
-        </w:rPr>
-        <w:t xml:space="preserve">4</w:t>
-      </w:r>
-      <w:r>
-        <w:rPr>
-          <w:rStyle w:val="NormalTok"/>
-        </w:rPr>
-        <w:t xml:space="preserve">, </w:t>
-      </w:r>
-      <w:r>
-        <w:rPr>
-          <w:rStyle w:val="DecValTok"/>
-        </w:rPr>
-        <w:t xml:space="preserve">3</w:t>
-      </w:r>
-      <w:r>
-        <w:rPr>
-          <w:rStyle w:val="NormalTok"/>
-        </w:rPr>
-        <w:t xml:space="preserve">, </w:t>
-      </w:r>
-      <w:r>
-        <w:rPr>
-          <w:rStyle w:val="ConstantTok"/>
-        </w:rPr>
-        <w:t xml:space="preserve">NA</w:t>
-      </w:r>
-      <w:r>
-        <w:rPr>
-          <w:rStyle w:val="NormalTok"/>
-        </w:rPr>
-        <w:t xml:space="preserve">, </w:t>
-      </w:r>
-      <w:r>
-        <w:rPr>
-          <w:rStyle w:val="DecValTok"/>
-        </w:rPr>
-        <w:t xml:space="preserve">7</w:t>
-      </w:r>
-      <w:r>
-        <w:rPr>
-          <w:rStyle w:val="NormalTok"/>
-        </w:rPr>
-        <w:t xml:space="preserve">, </w:t>
-      </w:r>
-      <w:r>
-        <w:rPr>
-          <w:rStyle w:val="ConstantTok"/>
-        </w:rPr>
-        <w:t xml:space="preserve">NA</w:t>
-      </w:r>
-      <w:r>
-        <w:rPr>
-          <w:rStyle w:val="NormalTok"/>
-        </w:rPr>
-        <w:t xml:space="preserve">)</w:t>
-      </w:r>
-      <w:r>
-        <w:br/>
-      </w:r>
-      <w:r>
-        <w:br/>
-      </w:r>
-      <w:r>
-        <w:rPr>
-          <w:rStyle w:val="FunctionTok"/>
-        </w:rPr>
-        <w:t xml:space="preserve">length</w:t>
-      </w:r>
-      <w:r>
-        <w:rPr>
-          <w:rStyle w:val="NormalTok"/>
-        </w:rPr>
-        <w:t xml:space="preserve">(x)</w:t>
-      </w:r>
-      <w:r>
-        <w:br/>
-      </w:r>
-      <w:r>
-        <w:rPr>
-          <w:rStyle w:val="FunctionTok"/>
-        </w:rPr>
-        <w:t xml:space="preserve">sum</w:t>
-      </w:r>
-      <w:r>
-        <w:rPr>
-          <w:rStyle w:val="NormalTok"/>
-        </w:rPr>
-        <w:t xml:space="preserve">(</w:t>
-      </w:r>
-      <w:r>
-        <w:rPr>
-          <w:rStyle w:val="FunctionTok"/>
-        </w:rPr>
-        <w:t xml:space="preserve">is.na</w:t>
-      </w:r>
-      <w:r>
-        <w:rPr>
-          <w:rStyle w:val="NormalTok"/>
-        </w:rPr>
-        <w:t xml:space="preserve">(x))</w:t>
-      </w:r>
-      <w:r>
-        <w:br/>
-      </w:r>
-      <w:r>
-        <w:rPr>
-          <w:rStyle w:val="FunctionTok"/>
-        </w:rPr>
-        <w:t xml:space="preserve">sum</w:t>
-      </w:r>
-      <w:r>
-        <w:rPr>
-          <w:rStyle w:val="NormalTok"/>
-        </w:rPr>
-        <w:t xml:space="preserve">(</w:t>
-      </w:r>
-      <w:r>
-        <w:rPr>
-          <w:rStyle w:val="SpecialCharTok"/>
-        </w:rPr>
-        <w:t xml:space="preserve">!</w:t>
-      </w:r>
-      <w:r>
-        <w:rPr>
-          <w:rStyle w:val="FunctionTok"/>
-        </w:rPr>
-        <w:t xml:space="preserve">is.na</w:t>
-      </w:r>
-      <w:r>
-        <w:rPr>
-          <w:rStyle w:val="NormalTok"/>
-        </w:rPr>
-        <w:t xml:space="preserve">(x))</w:t>
+        <w:t xml:space="preserve">Read more:</w:t>
+      </w:r>
+      <w:r>
+        <w:t xml:space="preserve"> </w:t>
+      </w:r>
+      <w:hyperlink r:id="rId23">
+        <w:r>
+          <w:rPr>
+            <w:rStyle w:val="Hyperlink"/>
+          </w:rPr>
+          <w:t xml:space="preserve">R4DS §18 — Missing values</w:t>
+        </w:r>
+      </w:hyperlink>
+      <w:r>
+        <w:t xml:space="preserve">.</w:t>
       </w:r>
     </w:p>
     <w:p>
       <w:pPr>
         <w:pStyle w:val="FirstParagraph"/>
       </w:pPr>
-      <w:r>
-        <w:t xml:space="preserve">✏️</w:t>
-      </w:r>
-      <w:r>
-        <w:t xml:space="preserve"> </w:t>
-      </w:r>
       <w:r>
         <w:rPr>
           <w:b/>
           <w:bCs/>
         </w:rPr>
-        <w:t xml:space="preserve">Your turn:</w:t>
-      </w:r>
-      <w:r>
-        <w:t xml:space="preserve"> </w:t>
-      </w:r>
-      <w:r>
-        <w:t xml:space="preserve">Explain in your own words why</w:t>
-      </w:r>
-      <w:r>
-        <w:t xml:space="preserve"> </w:t>
-      </w:r>
-      <w:r>
-        <w:rPr>
-          <w:rStyle w:val="VerbatimChar"/>
-        </w:rPr>
-        <w:t xml:space="preserve">length(x)</w:t>
-      </w:r>
-      <w:r>
-        <w:t xml:space="preserve"> </w:t>
-      </w:r>
-      <w:r>
-        <w:t xml:space="preserve">gives the wrong answer for a sample size when there are missing values.</w:t>
+        <w:t xml:space="preserve">▶ Run this:</w:t>
       </w:r>
     </w:p>
     <w:p>
@@ -2045,30 +2424,386 @@
         <w:pStyle w:val="SourceCode"/>
       </w:pPr>
       <w:r>
-        <w:br/>
-      </w:r>
-      <w:r>
-        <w:br/>
-      </w:r>
-      <w:r>
-        <w:br/>
-      </w:r>
-      <w:r>
-        <w:rPr>
-          <w:rStyle w:val="VerbatimChar"/>
-        </w:rPr>
-        <w:t xml:space="preserve">________________________________________________________</w:t>
+        <w:rPr>
+          <w:rStyle w:val="CommentTok"/>
+        </w:rPr>
+        <w:t xml:space="preserve"># ── Part 4.1 · The `length()` trap ──────────────────────────────────────</w:t>
+      </w:r>
+      <w:r>
+        <w:br/>
+      </w:r>
+      <w:r>
+        <w:rPr>
+          <w:rStyle w:val="NormalTok"/>
+        </w:rPr>
+        <w:t xml:space="preserve">na_demo_df </w:t>
+      </w:r>
+      <w:r>
+        <w:rPr>
+          <w:rStyle w:val="OtherTok"/>
+        </w:rPr>
+        <w:t xml:space="preserve">&lt;-</w:t>
+      </w:r>
+      <w:r>
+        <w:rPr>
+          <w:rStyle w:val="NormalTok"/>
+        </w:rPr>
+        <w:t xml:space="preserve"> </w:t>
+      </w:r>
+      <w:r>
+        <w:rPr>
+          <w:rStyle w:val="FunctionTok"/>
+        </w:rPr>
+        <w:t xml:space="preserve">tibble</w:t>
+      </w:r>
+      <w:r>
+        <w:rPr>
+          <w:rStyle w:val="NormalTok"/>
+        </w:rPr>
+        <w:t xml:space="preserve">(</w:t>
+      </w:r>
+      <w:r>
+        <w:rPr>
+          <w:rStyle w:val="AttributeTok"/>
+        </w:rPr>
+        <w:t xml:space="preserve">length_mm =</w:t>
+      </w:r>
+      <w:r>
+        <w:rPr>
+          <w:rStyle w:val="NormalTok"/>
+        </w:rPr>
+        <w:t xml:space="preserve"> </w:t>
+      </w:r>
+      <w:r>
+        <w:rPr>
+          <w:rStyle w:val="FunctionTok"/>
+        </w:rPr>
+        <w:t xml:space="preserve">c</w:t>
+      </w:r>
+      <w:r>
+        <w:rPr>
+          <w:rStyle w:val="NormalTok"/>
+        </w:rPr>
+        <w:t xml:space="preserve">(</w:t>
+      </w:r>
+      <w:r>
+        <w:rPr>
+          <w:rStyle w:val="DecValTok"/>
+        </w:rPr>
+        <w:t xml:space="preserve">4</w:t>
+      </w:r>
+      <w:r>
+        <w:rPr>
+          <w:rStyle w:val="NormalTok"/>
+        </w:rPr>
+        <w:t xml:space="preserve">, </w:t>
+      </w:r>
+      <w:r>
+        <w:rPr>
+          <w:rStyle w:val="DecValTok"/>
+        </w:rPr>
+        <w:t xml:space="preserve">3</w:t>
+      </w:r>
+      <w:r>
+        <w:rPr>
+          <w:rStyle w:val="NormalTok"/>
+        </w:rPr>
+        <w:t xml:space="preserve">, </w:t>
+      </w:r>
+      <w:r>
+        <w:rPr>
+          <w:rStyle w:val="ConstantTok"/>
+        </w:rPr>
+        <w:t xml:space="preserve">NA</w:t>
+      </w:r>
+      <w:r>
+        <w:rPr>
+          <w:rStyle w:val="NormalTok"/>
+        </w:rPr>
+        <w:t xml:space="preserve">, </w:t>
+      </w:r>
+      <w:r>
+        <w:rPr>
+          <w:rStyle w:val="DecValTok"/>
+        </w:rPr>
+        <w:t xml:space="preserve">7</w:t>
+      </w:r>
+      <w:r>
+        <w:rPr>
+          <w:rStyle w:val="NormalTok"/>
+        </w:rPr>
+        <w:t xml:space="preserve">, </w:t>
+      </w:r>
+      <w:r>
+        <w:rPr>
+          <w:rStyle w:val="ConstantTok"/>
+        </w:rPr>
+        <w:t xml:space="preserve">NA</w:t>
+      </w:r>
+      <w:r>
+        <w:rPr>
+          <w:rStyle w:val="NormalTok"/>
+        </w:rPr>
+        <w:t xml:space="preserve">))</w:t>
+      </w:r>
+      <w:r>
+        <w:br/>
+      </w:r>
+      <w:r>
+        <w:br/>
+      </w:r>
+      <w:r>
+        <w:rPr>
+          <w:rStyle w:val="NormalTok"/>
+        </w:rPr>
+        <w:t xml:space="preserve">na_demo_df </w:t>
+      </w:r>
+      <w:r>
+        <w:rPr>
+          <w:rStyle w:val="SpecialCharTok"/>
+        </w:rPr>
+        <w:t xml:space="preserve">|&gt;</w:t>
+      </w:r>
+      <w:r>
+        <w:br/>
+      </w:r>
+      <w:r>
+        <w:rPr>
+          <w:rStyle w:val="NormalTok"/>
+        </w:rPr>
+        <w:t xml:space="preserve">  </w:t>
+      </w:r>
+      <w:r>
+        <w:rPr>
+          <w:rStyle w:val="FunctionTok"/>
+        </w:rPr>
+        <w:t xml:space="preserve">summarize</w:t>
+      </w:r>
+      <w:r>
+        <w:rPr>
+          <w:rStyle w:val="NormalTok"/>
+        </w:rPr>
+        <w:t xml:space="preserve">(</w:t>
+      </w:r>
+      <w:r>
+        <w:br/>
+      </w:r>
+      <w:r>
+        <w:rPr>
+          <w:rStyle w:val="NormalTok"/>
+        </w:rPr>
+        <w:t xml:space="preserve">    </w:t>
+      </w:r>
+      <w:r>
+        <w:rPr>
+          <w:rStyle w:val="AttributeTok"/>
+        </w:rPr>
+        <w:t xml:space="preserve">rows        =</w:t>
+      </w:r>
+      <w:r>
+        <w:rPr>
+          <w:rStyle w:val="NormalTok"/>
+        </w:rPr>
+        <w:t xml:space="preserve"> </w:t>
+      </w:r>
+      <w:r>
+        <w:rPr>
+          <w:rStyle w:val="FunctionTok"/>
+        </w:rPr>
+        <w:t xml:space="preserve">n</w:t>
+      </w:r>
+      <w:r>
+        <w:rPr>
+          <w:rStyle w:val="NormalTok"/>
+        </w:rPr>
+        <w:t xml:space="preserve">(),                     </w:t>
+      </w:r>
+      <w:r>
+        <w:rPr>
+          <w:rStyle w:val="CommentTok"/>
+        </w:rPr>
+        <w:t xml:space="preserve"># every row, missing values included</w:t>
+      </w:r>
+      <w:r>
+        <w:br/>
+      </w:r>
+      <w:r>
+        <w:rPr>
+          <w:rStyle w:val="NormalTok"/>
+        </w:rPr>
+        <w:t xml:space="preserve">    </w:t>
+      </w:r>
+      <w:r>
+        <w:rPr>
+          <w:rStyle w:val="AttributeTok"/>
+        </w:rPr>
+        <w:t xml:space="preserve">missing     =</w:t>
+      </w:r>
+      <w:r>
+        <w:rPr>
+          <w:rStyle w:val="NormalTok"/>
+        </w:rPr>
+        <w:t xml:space="preserve"> </w:t>
+      </w:r>
+      <w:r>
+        <w:rPr>
+          <w:rStyle w:val="FunctionTok"/>
+        </w:rPr>
+        <w:t xml:space="preserve">sum</w:t>
+      </w:r>
+      <w:r>
+        <w:rPr>
+          <w:rStyle w:val="NormalTok"/>
+        </w:rPr>
+        <w:t xml:space="preserve">(</w:t>
+      </w:r>
+      <w:r>
+        <w:rPr>
+          <w:rStyle w:val="FunctionTok"/>
+        </w:rPr>
+        <w:t xml:space="preserve">is.na</w:t>
+      </w:r>
+      <w:r>
+        <w:rPr>
+          <w:rStyle w:val="NormalTok"/>
+        </w:rPr>
+        <w:t xml:space="preserve">(length_mm)),</w:t>
+      </w:r>
+      <w:r>
+        <w:br/>
+      </w:r>
+      <w:r>
+        <w:rPr>
+          <w:rStyle w:val="NormalTok"/>
+        </w:rPr>
+        <w:t xml:space="preserve">    </w:t>
+      </w:r>
+      <w:r>
+        <w:rPr>
+          <w:rStyle w:val="AttributeTok"/>
+        </w:rPr>
+        <w:t xml:space="preserve">real_values =</w:t>
+      </w:r>
+      <w:r>
+        <w:rPr>
+          <w:rStyle w:val="NormalTok"/>
+        </w:rPr>
+        <w:t xml:space="preserve"> </w:t>
+      </w:r>
+      <w:r>
+        <w:rPr>
+          <w:rStyle w:val="FunctionTok"/>
+        </w:rPr>
+        <w:t xml:space="preserve">sum</w:t>
+      </w:r>
+      <w:r>
+        <w:rPr>
+          <w:rStyle w:val="NormalTok"/>
+        </w:rPr>
+        <w:t xml:space="preserve">(</w:t>
+      </w:r>
+      <w:r>
+        <w:rPr>
+          <w:rStyle w:val="SpecialCharTok"/>
+        </w:rPr>
+        <w:t xml:space="preserve">!</w:t>
+      </w:r>
+      <w:r>
+        <w:rPr>
+          <w:rStyle w:val="FunctionTok"/>
+        </w:rPr>
+        <w:t xml:space="preserve">is.na</w:t>
+      </w:r>
+      <w:r>
+        <w:rPr>
+          <w:rStyle w:val="NormalTok"/>
+        </w:rPr>
+        <w:t xml:space="preserve">(length_mm))   </w:t>
+      </w:r>
+      <w:r>
+        <w:rPr>
+          <w:rStyle w:val="CommentTok"/>
+        </w:rPr>
+        <w:t xml:space="preserve"># the n you actually want</w:t>
+      </w:r>
+      <w:r>
+        <w:br/>
+      </w:r>
+      <w:r>
+        <w:rPr>
+          <w:rStyle w:val="NormalTok"/>
+        </w:rPr>
+        <w:t xml:space="preserve">  )</w:t>
       </w:r>
     </w:p>
     <w:p>
       <w:pPr>
         <w:pStyle w:val="FirstParagraph"/>
       </w:pPr>
+      <w:r>
+        <w:t xml:space="preserve">✏️</w:t>
+      </w:r>
+      <w:r>
+        <w:t xml:space="preserve"> </w:t>
+      </w:r>
       <w:r>
         <w:rPr>
           <w:b/>
           <w:bCs/>
         </w:rPr>
+        <w:t xml:space="preserve">Your turn:</w:t>
+      </w:r>
+      <w:r>
+        <w:t xml:space="preserve"> </w:t>
+      </w:r>
+      <w:r>
+        <w:t xml:space="preserve">Explain in your own words why</w:t>
+      </w:r>
+      <w:r>
+        <w:t xml:space="preserve"> </w:t>
+      </w:r>
+      <w:r>
+        <w:rPr>
+          <w:rStyle w:val="VerbatimChar"/>
+        </w:rPr>
+        <w:t xml:space="preserve">n()</w:t>
+      </w:r>
+      <w:r>
+        <w:t xml:space="preserve"> </w:t>
+      </w:r>
+      <w:r>
+        <w:t xml:space="preserve">gives the wrong answer for a sample size when there are missing values.</w:t>
+      </w:r>
+    </w:p>
+    <w:p>
+      <w:pPr>
+        <w:pStyle w:val="SourceCode"/>
+      </w:pPr>
+      <w:r>
+        <w:br/>
+      </w:r>
+      <w:r>
+        <w:br/>
+      </w:r>
+      <w:r>
+        <w:br/>
+      </w:r>
+      <w:r>
+        <w:rPr>
+          <w:rStyle w:val="VerbatimChar"/>
+        </w:rPr>
+        <w:t xml:space="preserve">________________________________________________________</w:t>
+      </w:r>
+    </w:p>
+    <w:p>
+      <w:pPr>
+        <w:pStyle w:val="FirstParagraph"/>
+      </w:pPr>
+      <w:r>
+        <w:rPr>
+          <w:b/>
+          <w:bCs/>
+        </w:rPr>
         <w:t xml:space="preserve">▶ Run this:</w:t>
       </w:r>
     </w:p>
@@ -2089,46 +2824,49 @@
         <w:rPr>
           <w:rStyle w:val="NormalTok"/>
         </w:rPr>
-        <w:t xml:space="preserve">wrong_n  </w:t>
-      </w:r>
-      <w:r>
-        <w:rPr>
-          <w:rStyle w:val="OtherTok"/>
-        </w:rPr>
-        <w:t xml:space="preserve">&lt;-</w:t>
-      </w:r>
-      <w:r>
-        <w:rPr>
-          <w:rStyle w:val="NormalTok"/>
-        </w:rPr>
-        <w:t xml:space="preserve"> </w:t>
+        <w:t xml:space="preserve">na_demo_df </w:t>
+      </w:r>
+      <w:r>
+        <w:rPr>
+          <w:rStyle w:val="SpecialCharTok"/>
+        </w:rPr>
+        <w:t xml:space="preserve">|&gt;</w:t>
+      </w:r>
+      <w:r>
+        <w:br/>
+      </w:r>
+      <w:r>
+        <w:rPr>
+          <w:rStyle w:val="NormalTok"/>
+        </w:rPr>
+        <w:t xml:space="preserve">  </w:t>
       </w:r>
       <w:r>
         <w:rPr>
           <w:rStyle w:val="FunctionTok"/>
         </w:rPr>
-        <w:t xml:space="preserve">length</w:t>
-      </w:r>
-      <w:r>
-        <w:rPr>
-          <w:rStyle w:val="NormalTok"/>
-        </w:rPr>
-        <w:t xml:space="preserve">(x)</w:t>
-      </w:r>
-      <w:r>
-        <w:br/>
-      </w:r>
-      <w:r>
-        <w:rPr>
-          <w:rStyle w:val="NormalTok"/>
-        </w:rPr>
-        <w:t xml:space="preserve">wrong_se </w:t>
-      </w:r>
-      <w:r>
-        <w:rPr>
-          <w:rStyle w:val="OtherTok"/>
-        </w:rPr>
-        <w:t xml:space="preserve">&lt;-</w:t>
+        <w:t xml:space="preserve">summarize</w:t>
+      </w:r>
+      <w:r>
+        <w:rPr>
+          <w:rStyle w:val="NormalTok"/>
+        </w:rPr>
+        <w:t xml:space="preserve">(</w:t>
+      </w:r>
+      <w:r>
+        <w:br/>
+      </w:r>
+      <w:r>
+        <w:rPr>
+          <w:rStyle w:val="NormalTok"/>
+        </w:rPr>
+        <w:t xml:space="preserve">    </w:t>
+      </w:r>
+      <w:r>
+        <w:rPr>
+          <w:rStyle w:val="AttributeTok"/>
+        </w:rPr>
+        <w:t xml:space="preserve">wrong_n  =</w:t>
       </w:r>
       <w:r>
         <w:rPr>
@@ -2140,13 +2878,97 @@
         <w:rPr>
           <w:rStyle w:val="FunctionTok"/>
         </w:rPr>
+        <w:t xml:space="preserve">n</w:t>
+      </w:r>
+      <w:r>
+        <w:rPr>
+          <w:rStyle w:val="NormalTok"/>
+        </w:rPr>
+        <w:t xml:space="preserve">(),</w:t>
+      </w:r>
+      <w:r>
+        <w:br/>
+      </w:r>
+      <w:r>
+        <w:rPr>
+          <w:rStyle w:val="NormalTok"/>
+        </w:rPr>
+        <w:t xml:space="preserve">    </w:t>
+      </w:r>
+      <w:r>
+        <w:rPr>
+          <w:rStyle w:val="AttributeTok"/>
+        </w:rPr>
+        <w:t xml:space="preserve">right_n  =</w:t>
+      </w:r>
+      <w:r>
+        <w:rPr>
+          <w:rStyle w:val="NormalTok"/>
+        </w:rPr>
+        <w:t xml:space="preserve"> </w:t>
+      </w:r>
+      <w:r>
+        <w:rPr>
+          <w:rStyle w:val="FunctionTok"/>
+        </w:rPr>
+        <w:t xml:space="preserve">sum</w:t>
+      </w:r>
+      <w:r>
+        <w:rPr>
+          <w:rStyle w:val="NormalTok"/>
+        </w:rPr>
+        <w:t xml:space="preserve">(</w:t>
+      </w:r>
+      <w:r>
+        <w:rPr>
+          <w:rStyle w:val="SpecialCharTok"/>
+        </w:rPr>
+        <w:t xml:space="preserve">!</w:t>
+      </w:r>
+      <w:r>
+        <w:rPr>
+          <w:rStyle w:val="FunctionTok"/>
+        </w:rPr>
+        <w:t xml:space="preserve">is.na</w:t>
+      </w:r>
+      <w:r>
+        <w:rPr>
+          <w:rStyle w:val="NormalTok"/>
+        </w:rPr>
+        <w:t xml:space="preserve">(length_mm)),</w:t>
+      </w:r>
+      <w:r>
+        <w:br/>
+      </w:r>
+      <w:r>
+        <w:rPr>
+          <w:rStyle w:val="NormalTok"/>
+        </w:rPr>
+        <w:t xml:space="preserve">    </w:t>
+      </w:r>
+      <w:r>
+        <w:rPr>
+          <w:rStyle w:val="AttributeTok"/>
+        </w:rPr>
+        <w:t xml:space="preserve">sd_mm    =</w:t>
+      </w:r>
+      <w:r>
+        <w:rPr>
+          <w:rStyle w:val="NormalTok"/>
+        </w:rPr>
+        <w:t xml:space="preserve"> </w:t>
+      </w:r>
+      <w:r>
+        <w:rPr>
+          <w:rStyle w:val="FunctionTok"/>
+        </w:rPr>
         <w:t xml:space="preserve">sd</w:t>
       </w:r>
       <w:r>
         <w:rPr>
           <w:rStyle w:val="NormalTok"/>
         </w:rPr>
-        <w:t xml:space="preserve">(x, </w:t>
+        <w:t xml:space="preserve">(length_mm, </w:t>
       </w:r>
       <w:r>
         <w:rPr>
@@ -2170,7 +2992,28 @@
         <w:rPr>
           <w:rStyle w:val="NormalTok"/>
         </w:rPr>
-        <w:t xml:space="preserve">) </w:t>
+        <w:t xml:space="preserve">),</w:t>
+      </w:r>
+      <w:r>
+        <w:br/>
+      </w:r>
+      <w:r>
+        <w:rPr>
+          <w:rStyle w:val="NormalTok"/>
+        </w:rPr>
+        <w:t xml:space="preserve">    </w:t>
+      </w:r>
+      <w:r>
+        <w:rPr>
+          <w:rStyle w:val="AttributeTok"/>
+        </w:rPr>
+        <w:t xml:space="preserve">wrong_se =</w:t>
+      </w:r>
+      <w:r>
+        <w:rPr>
+          <w:rStyle w:val="NormalTok"/>
+        </w:rPr>
+        <w:t xml:space="preserve"> sd_mm </w:t>
       </w:r>
       <w:r>
         <w:rPr>
@@ -2194,25 +3037,34 @@
         <w:rPr>
           <w:rStyle w:val="NormalTok"/>
         </w:rPr>
-        <w:t xml:space="preserve">(wrong_n)</w:t>
-      </w:r>
-      <w:r>
-        <w:br/>
-      </w:r>
-      <w:r>
-        <w:br/>
-      </w:r>
-      <w:r>
-        <w:rPr>
-          <w:rStyle w:val="NormalTok"/>
-        </w:rPr>
-        <w:t xml:space="preserve">right_n  </w:t>
-      </w:r>
-      <w:r>
-        <w:rPr>
-          <w:rStyle w:val="OtherTok"/>
-        </w:rPr>
-        <w:t xml:space="preserve">&lt;-</w:t>
+        <w:t xml:space="preserve">(wrong_n),</w:t>
+      </w:r>
+      <w:r>
+        <w:br/>
+      </w:r>
+      <w:r>
+        <w:rPr>
+          <w:rStyle w:val="NormalTok"/>
+        </w:rPr>
+        <w:t xml:space="preserve">    </w:t>
+      </w:r>
+      <w:r>
+        <w:rPr>
+          <w:rStyle w:val="AttributeTok"/>
+        </w:rPr>
+        <w:t xml:space="preserve">right_se =</w:t>
+      </w:r>
+      <w:r>
+        <w:rPr>
+          <w:rStyle w:val="NormalTok"/>
+        </w:rPr>
+        <w:t xml:space="preserve"> sd_mm </w:t>
+      </w:r>
+      <w:r>
+        <w:rPr>
+          <w:rStyle w:val="SpecialCharTok"/>
+        </w:rPr>
+        <w:t xml:space="preserve">/</w:t>
       </w:r>
       <w:r>
         <w:rPr>
@@ -2224,105 +3076,6 @@
         <w:rPr>
           <w:rStyle w:val="FunctionTok"/>
         </w:rPr>
-        <w:t xml:space="preserve">sum</w:t>
-      </w:r>
-      <w:r>
-        <w:rPr>
-          <w:rStyle w:val="NormalTok"/>
-        </w:rPr>
-        <w:t xml:space="preserve">(</w:t>
-      </w:r>
-      <w:r>
-        <w:rPr>
-          <w:rStyle w:val="SpecialCharTok"/>
-        </w:rPr>
-        <w:t xml:space="preserve">!</w:t>
-      </w:r>
-      <w:r>
-        <w:rPr>
-          <w:rStyle w:val="FunctionTok"/>
-        </w:rPr>
-        <w:t xml:space="preserve">is.na</w:t>
-      </w:r>
-      <w:r>
-        <w:rPr>
-          <w:rStyle w:val="NormalTok"/>
-        </w:rPr>
-        <w:t xml:space="preserve">(x))</w:t>
-      </w:r>
-      <w:r>
-        <w:br/>
-      </w:r>
-      <w:r>
-        <w:rPr>
-          <w:rStyle w:val="NormalTok"/>
-        </w:rPr>
-        <w:t xml:space="preserve">right_se </w:t>
-      </w:r>
-      <w:r>
-        <w:rPr>
-          <w:rStyle w:val="OtherTok"/>
-        </w:rPr>
-        <w:t xml:space="preserve">&lt;-</w:t>
-      </w:r>
-      <w:r>
-        <w:rPr>
-          <w:rStyle w:val="NormalTok"/>
-        </w:rPr>
-        <w:t xml:space="preserve"> </w:t>
-      </w:r>
-      <w:r>
-        <w:rPr>
-          <w:rStyle w:val="FunctionTok"/>
-        </w:rPr>
-        <w:t xml:space="preserve">sd</w:t>
-      </w:r>
-      <w:r>
-        <w:rPr>
-          <w:rStyle w:val="NormalTok"/>
-        </w:rPr>
-        <w:t xml:space="preserve">(x, </w:t>
-      </w:r>
-      <w:r>
-        <w:rPr>
-          <w:rStyle w:val="AttributeTok"/>
-        </w:rPr>
-        <w:t xml:space="preserve">na.rm =</w:t>
-      </w:r>
-      <w:r>
-        <w:rPr>
-          <w:rStyle w:val="NormalTok"/>
-        </w:rPr>
-        <w:t xml:space="preserve"> </w:t>
-      </w:r>
-      <w:r>
-        <w:rPr>
-          <w:rStyle w:val="ConstantTok"/>
-        </w:rPr>
-        <w:t xml:space="preserve">TRUE</w:t>
-      </w:r>
-      <w:r>
-        <w:rPr>
-          <w:rStyle w:val="NormalTok"/>
-        </w:rPr>
-        <w:t xml:space="preserve">) </w:t>
-      </w:r>
-      <w:r>
-        <w:rPr>
-          <w:rStyle w:val="SpecialCharTok"/>
-        </w:rPr>
-        <w:t xml:space="preserve">/</w:t>
-      </w:r>
-      <w:r>
-        <w:rPr>
-          <w:rStyle w:val="NormalTok"/>
-        </w:rPr>
-        <w:t xml:space="preserve"> </w:t>
-      </w:r>
-      <w:r>
-        <w:rPr>
-          <w:rStyle w:val="FunctionTok"/>
-        </w:rPr>
         <w:t xml:space="preserve">sqrt</w:t>
       </w:r>
       <w:r>
@@ -2335,22 +3088,10 @@
         <w:br/>
       </w:r>
       <w:r>
-        <w:br/>
-      </w:r>
-      <w:r>
-        <w:rPr>
-          <w:rStyle w:val="NormalTok"/>
-        </w:rPr>
-        <w:t xml:space="preserve">wrong_se</w:t>
-      </w:r>
-      <w:r>
-        <w:br/>
-      </w:r>
-      <w:r>
-        <w:rPr>
-          <w:rStyle w:val="NormalTok"/>
-        </w:rPr>
-        <w:t xml:space="preserve">right_se</w:t>
+        <w:rPr>
+          <w:rStyle w:val="NormalTok"/>
+        </w:rPr>
+        <w:t xml:space="preserve">  )</w:t>
       </w:r>
     </w:p>
     <w:p>
@@ -2457,12 +3198,12 @@
                 <wp:inline>
                   <wp:extent cx="152400" cy="152400"/>
                   <wp:effectExtent b="0" l="0" r="0" t="0"/>
-                  <wp:docPr descr="" title="" id="23" name="Picture"/>
+                  <wp:docPr descr="" title="" id="24" name="Picture"/>
                   <a:graphic>
                     <a:graphicData uri="http://schemas.openxmlformats.org/drawingml/2006/picture">
                       <pic:pic>
                         <pic:nvPicPr>
-                          <pic:cNvPr descr="/Applications/Positron.app/Contents/Resources/app/quarto/share/formats/docx/tip.png" id="24" name="Picture"/>
+                          <pic:cNvPr descr="/Applications/Positron.app/Contents/Resources/app/quarto/share/formats/docx/tip.png" id="25" name="Picture"/>
                           <pic:cNvPicPr>
                             <a:picLocks noChangeArrowheads="1" noChangeAspect="1"/>
                           </pic:cNvPicPr>
@@ -2559,13 +3300,25 @@
               <w:rPr>
                 <w:rStyle w:val="VerbatimChar"/>
               </w:rPr>
-              <w:t xml:space="preserve">x</w:t>
+              <w:t xml:space="preserve">length_mm</w:t>
             </w:r>
             <w:r>
               <w:t xml:space="preserve"> </w:t>
             </w:r>
             <w:r>
-              <w:t xml:space="preserve">and rerun both calculations. What happens to</w:t>
+              <w:t xml:space="preserve">when you build</w:t>
+            </w:r>
+            <w:r>
+              <w:t xml:space="preserve"> </w:t>
+            </w:r>
+            <w:r>
+              <w:rPr>
+                <w:rStyle w:val="VerbatimChar"/>
+              </w:rPr>
+              <w:t xml:space="preserve">na_demo_df</w:t>
+            </w:r>
+            <w:r>
+              <w:t xml:space="preserve">, then rerun. What happens to</w:t>
             </w:r>
             <w:r>
               <w:t xml:space="preserve"> </w:t>
@@ -2609,8 +3362,8 @@
         </w:pict>
       </w:r>
     </w:p>
-    <w:bookmarkEnd w:id="25"/>
-    <w:bookmarkStart w:id="26" w:name="part-5-standard-error-on-real-data"/>
+    <w:bookmarkEnd w:id="26"/>
+    <w:bookmarkStart w:id="27" w:name="part-5-standard-error-on-real-data"/>
     <w:p>
       <w:pPr>
         <w:pStyle w:val="Heading1"/>
@@ -2621,13 +3374,37 @@
     </w:p>
     <w:p>
       <w:pPr>
-        <w:pStyle w:val="FirstParagraph"/>
-      </w:pPr>
+        <w:pStyle w:val="BlockText"/>
+      </w:pPr>
+      <w:r>
+        <w:t xml:space="preserve">📖</w:t>
+      </w:r>
+      <w:r>
+        <w:t xml:space="preserve"> </w:t>
+      </w:r>
       <w:r>
         <w:rPr>
           <w:b/>
           <w:bCs/>
         </w:rPr>
+        <w:t xml:space="preserve">Read more:</w:t>
+      </w:r>
+      <w:r>
+        <w:t xml:space="preserve"> </w:t>
+      </w:r>
+      <w:r>
+        <w:t xml:space="preserve">Whitlock &amp; Schluter Ch. 4 (Estimating with Uncertainty) — the chapter for the standard error.</w:t>
+      </w:r>
+    </w:p>
+    <w:p>
+      <w:pPr>
+        <w:pStyle w:val="FirstParagraph"/>
+      </w:pPr>
+      <w:r>
+        <w:rPr>
+          <w:b/>
+          <w:bCs/>
+        </w:rPr>
         <w:t xml:space="preserve">▶ Run this:</w:t>
       </w:r>
     </w:p>
@@ -2648,24 +3425,60 @@
         <w:rPr>
           <w:rStyle w:val="NormalTok"/>
         </w:rPr>
-        <w:t xml:space="preserve">n_shady  </w:t>
-      </w:r>
-      <w:r>
-        <w:rPr>
-          <w:rStyle w:val="OtherTok"/>
-        </w:rPr>
-        <w:t xml:space="preserve">&lt;-</w:t>
-      </w:r>
-      <w:r>
-        <w:rPr>
-          <w:rStyle w:val="NormalTok"/>
-        </w:rPr>
-        <w:t xml:space="preserve"> </w:t>
+        <w:t xml:space="preserve">shady_df </w:t>
+      </w:r>
+      <w:r>
+        <w:rPr>
+          <w:rStyle w:val="SpecialCharTok"/>
+        </w:rPr>
+        <w:t xml:space="preserve">|&gt;</w:t>
+      </w:r>
+      <w:r>
+        <w:br/>
+      </w:r>
+      <w:r>
+        <w:rPr>
+          <w:rStyle w:val="NormalTok"/>
+        </w:rPr>
+        <w:t xml:space="preserve">  </w:t>
       </w:r>
       <w:r>
         <w:rPr>
           <w:rStyle w:val="FunctionTok"/>
         </w:rPr>
+        <w:t xml:space="preserve">summarize</w:t>
+      </w:r>
+      <w:r>
+        <w:rPr>
+          <w:rStyle w:val="NormalTok"/>
+        </w:rPr>
+        <w:t xml:space="preserve">(</w:t>
+      </w:r>
+      <w:r>
+        <w:br/>
+      </w:r>
+      <w:r>
+        <w:rPr>
+          <w:rStyle w:val="NormalTok"/>
+        </w:rPr>
+        <w:t xml:space="preserve">    </w:t>
+      </w:r>
+      <w:r>
+        <w:rPr>
+          <w:rStyle w:val="AttributeTok"/>
+        </w:rPr>
+        <w:t xml:space="preserve">n     =</w:t>
+      </w:r>
+      <w:r>
+        <w:rPr>
+          <w:rStyle w:val="NormalTok"/>
+        </w:rPr>
+        <w:t xml:space="preserve"> </w:t>
+      </w:r>
+      <w:r>
+        <w:rPr>
+          <w:rStyle w:val="FunctionTok"/>
+        </w:rPr>
         <w:t xml:space="preserve">sum</w:t>
       </w:r>
       <w:r>
@@ -2690,22 +3503,22 @@
         <w:rPr>
           <w:rStyle w:val="NormalTok"/>
         </w:rPr>
-        <w:t xml:space="preserve">(shady_lengths))</w:t>
-      </w:r>
-      <w:r>
-        <w:br/>
-      </w:r>
-      <w:r>
-        <w:rPr>
-          <w:rStyle w:val="NormalTok"/>
-        </w:rPr>
-        <w:t xml:space="preserve">n_sunny </w:t>
-      </w:r>
-      <w:r>
-        <w:rPr>
-          <w:rStyle w:val="OtherTok"/>
-        </w:rPr>
-        <w:t xml:space="preserve">&lt;-</w:t>
+        <w:t xml:space="preserve">(needle_length_mm)),</w:t>
+      </w:r>
+      <w:r>
+        <w:br/>
+      </w:r>
+      <w:r>
+        <w:rPr>
+          <w:rStyle w:val="NormalTok"/>
+        </w:rPr>
+        <w:t xml:space="preserve">    </w:t>
+      </w:r>
+      <w:r>
+        <w:rPr>
+          <w:rStyle w:val="AttributeTok"/>
+        </w:rPr>
+        <w:t xml:space="preserve">sd_mm =</w:t>
       </w:r>
       <w:r>
         <w:rPr>
@@ -2717,6 +3530,156 @@
         <w:rPr>
           <w:rStyle w:val="FunctionTok"/>
         </w:rPr>
+        <w:t xml:space="preserve">sd</w:t>
+      </w:r>
+      <w:r>
+        <w:rPr>
+          <w:rStyle w:val="NormalTok"/>
+        </w:rPr>
+        <w:t xml:space="preserve">(needle_length_mm, </w:t>
+      </w:r>
+      <w:r>
+        <w:rPr>
+          <w:rStyle w:val="AttributeTok"/>
+        </w:rPr>
+        <w:t xml:space="preserve">na.rm =</w:t>
+      </w:r>
+      <w:r>
+        <w:rPr>
+          <w:rStyle w:val="NormalTok"/>
+        </w:rPr>
+        <w:t xml:space="preserve"> </w:t>
+      </w:r>
+      <w:r>
+        <w:rPr>
+          <w:rStyle w:val="ConstantTok"/>
+        </w:rPr>
+        <w:t xml:space="preserve">TRUE</w:t>
+      </w:r>
+      <w:r>
+        <w:rPr>
+          <w:rStyle w:val="NormalTok"/>
+        </w:rPr>
+        <w:t xml:space="preserve">),</w:t>
+      </w:r>
+      <w:r>
+        <w:br/>
+      </w:r>
+      <w:r>
+        <w:rPr>
+          <w:rStyle w:val="NormalTok"/>
+        </w:rPr>
+        <w:t xml:space="preserve">    </w:t>
+      </w:r>
+      <w:r>
+        <w:rPr>
+          <w:rStyle w:val="AttributeTok"/>
+        </w:rPr>
+        <w:t xml:space="preserve">se_mm =</w:t>
+      </w:r>
+      <w:r>
+        <w:rPr>
+          <w:rStyle w:val="NormalTok"/>
+        </w:rPr>
+        <w:t xml:space="preserve"> sd_mm </w:t>
+      </w:r>
+      <w:r>
+        <w:rPr>
+          <w:rStyle w:val="SpecialCharTok"/>
+        </w:rPr>
+        <w:t xml:space="preserve">/</w:t>
+      </w:r>
+      <w:r>
+        <w:rPr>
+          <w:rStyle w:val="NormalTok"/>
+        </w:rPr>
+        <w:t xml:space="preserve"> </w:t>
+      </w:r>
+      <w:r>
+        <w:rPr>
+          <w:rStyle w:val="FunctionTok"/>
+        </w:rPr>
+        <w:t xml:space="preserve">sqrt</w:t>
+      </w:r>
+      <w:r>
+        <w:rPr>
+          <w:rStyle w:val="NormalTok"/>
+        </w:rPr>
+        <w:t xml:space="preserve">(n)</w:t>
+      </w:r>
+      <w:r>
+        <w:br/>
+      </w:r>
+      <w:r>
+        <w:rPr>
+          <w:rStyle w:val="NormalTok"/>
+        </w:rPr>
+        <w:t xml:space="preserve">  )</w:t>
+      </w:r>
+      <w:r>
+        <w:br/>
+      </w:r>
+      <w:r>
+        <w:br/>
+      </w:r>
+      <w:r>
+        <w:rPr>
+          <w:rStyle w:val="NormalTok"/>
+        </w:rPr>
+        <w:t xml:space="preserve">sunny_df </w:t>
+      </w:r>
+      <w:r>
+        <w:rPr>
+          <w:rStyle w:val="SpecialCharTok"/>
+        </w:rPr>
+        <w:t xml:space="preserve">|&gt;</w:t>
+      </w:r>
+      <w:r>
+        <w:br/>
+      </w:r>
+      <w:r>
+        <w:rPr>
+          <w:rStyle w:val="NormalTok"/>
+        </w:rPr>
+        <w:t xml:space="preserve">  </w:t>
+      </w:r>
+      <w:r>
+        <w:rPr>
+          <w:rStyle w:val="FunctionTok"/>
+        </w:rPr>
+        <w:t xml:space="preserve">summarize</w:t>
+      </w:r>
+      <w:r>
+        <w:rPr>
+          <w:rStyle w:val="NormalTok"/>
+        </w:rPr>
+        <w:t xml:space="preserve">(</w:t>
+      </w:r>
+      <w:r>
+        <w:br/>
+      </w:r>
+      <w:r>
+        <w:rPr>
+          <w:rStyle w:val="NormalTok"/>
+        </w:rPr>
+        <w:t xml:space="preserve">    </w:t>
+      </w:r>
+      <w:r>
+        <w:rPr>
+          <w:rStyle w:val="AttributeTok"/>
+        </w:rPr>
+        <w:t xml:space="preserve">n     =</w:t>
+      </w:r>
+      <w:r>
+        <w:rPr>
+          <w:rStyle w:val="NormalTok"/>
+        </w:rPr>
+        <w:t xml:space="preserve"> </w:t>
+      </w:r>
+      <w:r>
+        <w:rPr>
+          <w:rStyle w:val="FunctionTok"/>
+        </w:rPr>
         <w:t xml:space="preserve">sum</w:t>
       </w:r>
       <w:r>
@@ -2741,25 +3704,22 @@
         <w:rPr>
           <w:rStyle w:val="NormalTok"/>
         </w:rPr>
-        <w:t xml:space="preserve">(sunny_lengths))</w:t>
-      </w:r>
-      <w:r>
-        <w:br/>
-      </w:r>
-      <w:r>
-        <w:br/>
-      </w:r>
-      <w:r>
-        <w:rPr>
-          <w:rStyle w:val="NormalTok"/>
-        </w:rPr>
-        <w:t xml:space="preserve">se_shady  </w:t>
-      </w:r>
-      <w:r>
-        <w:rPr>
-          <w:rStyle w:val="OtherTok"/>
-        </w:rPr>
-        <w:t xml:space="preserve">&lt;-</w:t>
+        <w:t xml:space="preserve">(needle_length_mm)),</w:t>
+      </w:r>
+      <w:r>
+        <w:br/>
+      </w:r>
+      <w:r>
+        <w:rPr>
+          <w:rStyle w:val="NormalTok"/>
+        </w:rPr>
+        <w:t xml:space="preserve">    </w:t>
+      </w:r>
+      <w:r>
+        <w:rPr>
+          <w:rStyle w:val="AttributeTok"/>
+        </w:rPr>
+        <w:t xml:space="preserve">sd_mm =</w:t>
       </w:r>
       <w:r>
         <w:rPr>
@@ -2777,7 +3737,52 @@
         <w:rPr>
           <w:rStyle w:val="NormalTok"/>
         </w:rPr>
-        <w:t xml:space="preserve">(shady_lengths)  </w:t>
+        <w:t xml:space="preserve">(needle_length_mm, </w:t>
+      </w:r>
+      <w:r>
+        <w:rPr>
+          <w:rStyle w:val="AttributeTok"/>
+        </w:rPr>
+        <w:t xml:space="preserve">na.rm =</w:t>
+      </w:r>
+      <w:r>
+        <w:rPr>
+          <w:rStyle w:val="NormalTok"/>
+        </w:rPr>
+        <w:t xml:space="preserve"> </w:t>
+      </w:r>
+      <w:r>
+        <w:rPr>
+          <w:rStyle w:val="ConstantTok"/>
+        </w:rPr>
+        <w:t xml:space="preserve">TRUE</w:t>
+      </w:r>
+      <w:r>
+        <w:rPr>
+          <w:rStyle w:val="NormalTok"/>
+        </w:rPr>
+        <w:t xml:space="preserve">),</w:t>
+      </w:r>
+      <w:r>
+        <w:br/>
+      </w:r>
+      <w:r>
+        <w:rPr>
+          <w:rStyle w:val="NormalTok"/>
+        </w:rPr>
+        <w:t xml:space="preserve">    </w:t>
+      </w:r>
+      <w:r>
+        <w:rPr>
+          <w:rStyle w:val="AttributeTok"/>
+        </w:rPr>
+        <w:t xml:space="preserve">se_mm =</w:t>
+      </w:r>
+      <w:r>
+        <w:rPr>
+          <w:rStyle w:val="NormalTok"/>
+        </w:rPr>
+        <w:t xml:space="preserve"> sd_mm </w:t>
       </w:r>
       <w:r>
         <w:rPr>
@@ -2801,85 +3806,16 @@
         <w:rPr>
           <w:rStyle w:val="NormalTok"/>
         </w:rPr>
-        <w:t xml:space="preserve">(n_shady)</w:t>
-      </w:r>
-      <w:r>
-        <w:br/>
-      </w:r>
-      <w:r>
-        <w:rPr>
-          <w:rStyle w:val="NormalTok"/>
-        </w:rPr>
-        <w:t xml:space="preserve">se_sunny </w:t>
-      </w:r>
-      <w:r>
-        <w:rPr>
-          <w:rStyle w:val="OtherTok"/>
-        </w:rPr>
-        <w:t xml:space="preserve">&lt;-</w:t>
-      </w:r>
-      <w:r>
-        <w:rPr>
-          <w:rStyle w:val="NormalTok"/>
-        </w:rPr>
-        <w:t xml:space="preserve"> </w:t>
-      </w:r>
-      <w:r>
-        <w:rPr>
-          <w:rStyle w:val="FunctionTok"/>
-        </w:rPr>
-        <w:t xml:space="preserve">sd</w:t>
-      </w:r>
-      <w:r>
-        <w:rPr>
-          <w:rStyle w:val="NormalTok"/>
-        </w:rPr>
-        <w:t xml:space="preserve">(sunny_lengths) </w:t>
-      </w:r>
-      <w:r>
-        <w:rPr>
-          <w:rStyle w:val="SpecialCharTok"/>
-        </w:rPr>
-        <w:t xml:space="preserve">/</w:t>
-      </w:r>
-      <w:r>
-        <w:rPr>
-          <w:rStyle w:val="NormalTok"/>
-        </w:rPr>
-        <w:t xml:space="preserve"> </w:t>
-      </w:r>
-      <w:r>
-        <w:rPr>
-          <w:rStyle w:val="FunctionTok"/>
-        </w:rPr>
-        <w:t xml:space="preserve">sqrt</w:t>
-      </w:r>
-      <w:r>
-        <w:rPr>
-          <w:rStyle w:val="NormalTok"/>
-        </w:rPr>
-        <w:t xml:space="preserve">(n_sunny)</w:t>
-      </w:r>
-      <w:r>
-        <w:br/>
-      </w:r>
-      <w:r>
-        <w:br/>
-      </w:r>
-      <w:r>
-        <w:rPr>
-          <w:rStyle w:val="NormalTok"/>
-        </w:rPr>
-        <w:t xml:space="preserve">se_shady</w:t>
-      </w:r>
-      <w:r>
-        <w:br/>
-      </w:r>
-      <w:r>
-        <w:rPr>
-          <w:rStyle w:val="NormalTok"/>
-        </w:rPr>
-        <w:t xml:space="preserve">se_sunny</w:t>
+        <w:t xml:space="preserve">(n)</w:t>
+      </w:r>
+      <w:r>
+        <w:br/>
+      </w:r>
+      <w:r>
+        <w:rPr>
+          <w:rStyle w:val="NormalTok"/>
+        </w:rPr>
+        <w:t xml:space="preserve">  )</w:t>
       </w:r>
     </w:p>
     <w:p>
@@ -2930,537 +3866,551 @@
         </w:pict>
       </w:r>
     </w:p>
-    <w:bookmarkEnd w:id="26"/>
-    <w:bookmarkStart w:id="27" w:name="part-6-all-stats-one-group-base-r"/>
+    <w:bookmarkEnd w:id="27"/>
+    <w:bookmarkStart w:id="29" w:name="part-6-all-stats-one-group-one-summarize"/>
     <w:p>
       <w:pPr>
         <w:pStyle w:val="Heading1"/>
       </w:pPr>
       <w:r>
-        <w:t xml:space="preserve">Part 6 · All stats, one group, base R</w:t>
-      </w:r>
-    </w:p>
-    <w:p>
-      <w:pPr>
-        <w:pStyle w:val="FirstParagraph"/>
-      </w:pPr>
+        <w:t xml:space="preserve">Part 6 · All stats, one group, one</w:t>
+      </w:r>
+      <w:r>
+        <w:t xml:space="preserve"> </w:t>
+      </w:r>
+      <w:r>
+        <w:rPr>
+          <w:rStyle w:val="VerbatimChar"/>
+        </w:rPr>
+        <w:t xml:space="preserve">summarize()</w:t>
+      </w:r>
+    </w:p>
+    <w:p>
+      <w:pPr>
+        <w:pStyle w:val="BlockText"/>
+      </w:pPr>
+      <w:r>
+        <w:t xml:space="preserve">📖</w:t>
+      </w:r>
+      <w:r>
+        <w:t xml:space="preserve"> </w:t>
+      </w:r>
       <w:r>
         <w:rPr>
           <w:b/>
           <w:bCs/>
         </w:rPr>
-        <w:t xml:space="preserve">▶ Run this:</w:t>
-      </w:r>
-    </w:p>
-    <w:p>
-      <w:pPr>
-        <w:pStyle w:val="SourceCode"/>
-      </w:pPr>
-      <w:r>
-        <w:rPr>
-          <w:rStyle w:val="CommentTok"/>
-        </w:rPr>
-        <w:t xml:space="preserve"># ── Part 6.1 · All stats, one group, base R ─────────────────────────────</w:t>
-      </w:r>
-      <w:r>
-        <w:br/>
-      </w:r>
-      <w:r>
-        <w:rPr>
-          <w:rStyle w:val="NormalTok"/>
-        </w:rPr>
-        <w:t xml:space="preserve">n_l    </w:t>
-      </w:r>
-      <w:r>
-        <w:rPr>
-          <w:rStyle w:val="OtherTok"/>
-        </w:rPr>
-        <w:t xml:space="preserve">&lt;-</w:t>
-      </w:r>
-      <w:r>
-        <w:rPr>
-          <w:rStyle w:val="NormalTok"/>
-        </w:rPr>
-        <w:t xml:space="preserve"> </w:t>
-      </w:r>
-      <w:r>
-        <w:rPr>
-          <w:rStyle w:val="FunctionTok"/>
-        </w:rPr>
-        <w:t xml:space="preserve">sum</w:t>
-      </w:r>
-      <w:r>
-        <w:rPr>
-          <w:rStyle w:val="NormalTok"/>
-        </w:rPr>
-        <w:t xml:space="preserve">(</w:t>
-      </w:r>
-      <w:r>
-        <w:rPr>
-          <w:rStyle w:val="SpecialCharTok"/>
-        </w:rPr>
-        <w:t xml:space="preserve">!</w:t>
-      </w:r>
-      <w:r>
-        <w:rPr>
-          <w:rStyle w:val="FunctionTok"/>
-        </w:rPr>
-        <w:t xml:space="preserve">is.na</w:t>
-      </w:r>
-      <w:r>
-        <w:rPr>
-          <w:rStyle w:val="NormalTok"/>
-        </w:rPr>
-        <w:t xml:space="preserve">(shady_lengths))</w:t>
-      </w:r>
-      <w:r>
-        <w:br/>
-      </w:r>
-      <w:r>
-        <w:rPr>
-          <w:rStyle w:val="NormalTok"/>
-        </w:rPr>
-        <w:t xml:space="preserve">mean_l </w:t>
-      </w:r>
-      <w:r>
-        <w:rPr>
-          <w:rStyle w:val="OtherTok"/>
-        </w:rPr>
-        <w:t xml:space="preserve">&lt;-</w:t>
-      </w:r>
-      <w:r>
-        <w:rPr>
-          <w:rStyle w:val="NormalTok"/>
-        </w:rPr>
-        <w:t xml:space="preserve"> </w:t>
-      </w:r>
-      <w:r>
-        <w:rPr>
-          <w:rStyle w:val="FunctionTok"/>
-        </w:rPr>
-        <w:t xml:space="preserve">mean</w:t>
-      </w:r>
-      <w:r>
-        <w:rPr>
-          <w:rStyle w:val="NormalTok"/>
-        </w:rPr>
-        <w:t xml:space="preserve">(shady_lengths, </w:t>
-      </w:r>
-      <w:r>
-        <w:rPr>
-          <w:rStyle w:val="AttributeTok"/>
-        </w:rPr>
-        <w:t xml:space="preserve">na.rm =</w:t>
-      </w:r>
-      <w:r>
-        <w:rPr>
-          <w:rStyle w:val="NormalTok"/>
-        </w:rPr>
-        <w:t xml:space="preserve"> </w:t>
-      </w:r>
-      <w:r>
-        <w:rPr>
-          <w:rStyle w:val="ConstantTok"/>
-        </w:rPr>
-        <w:t xml:space="preserve">TRUE</w:t>
-      </w:r>
-      <w:r>
-        <w:rPr>
-          <w:rStyle w:val="NormalTok"/>
-        </w:rPr>
-        <w:t xml:space="preserve">)</w:t>
-      </w:r>
-      <w:r>
-        <w:br/>
-      </w:r>
-      <w:r>
-        <w:rPr>
-          <w:rStyle w:val="NormalTok"/>
-        </w:rPr>
-        <w:t xml:space="preserve">med_l  </w:t>
-      </w:r>
-      <w:r>
-        <w:rPr>
-          <w:rStyle w:val="OtherTok"/>
-        </w:rPr>
-        <w:t xml:space="preserve">&lt;-</w:t>
-      </w:r>
-      <w:r>
-        <w:rPr>
-          <w:rStyle w:val="NormalTok"/>
-        </w:rPr>
-        <w:t xml:space="preserve"> </w:t>
-      </w:r>
-      <w:r>
-        <w:rPr>
-          <w:rStyle w:val="FunctionTok"/>
-        </w:rPr>
-        <w:t xml:space="preserve">median</w:t>
-      </w:r>
-      <w:r>
-        <w:rPr>
-          <w:rStyle w:val="NormalTok"/>
-        </w:rPr>
-        <w:t xml:space="preserve">(shady_lengths, </w:t>
-      </w:r>
-      <w:r>
-        <w:rPr>
-          <w:rStyle w:val="AttributeTok"/>
-        </w:rPr>
-        <w:t xml:space="preserve">na.rm =</w:t>
-      </w:r>
-      <w:r>
-        <w:rPr>
-          <w:rStyle w:val="NormalTok"/>
-        </w:rPr>
-        <w:t xml:space="preserve"> </w:t>
-      </w:r>
-      <w:r>
-        <w:rPr>
-          <w:rStyle w:val="ConstantTok"/>
-        </w:rPr>
-        <w:t xml:space="preserve">TRUE</w:t>
-      </w:r>
-      <w:r>
-        <w:rPr>
-          <w:rStyle w:val="NormalTok"/>
-        </w:rPr>
-        <w:t xml:space="preserve">)</w:t>
-      </w:r>
-      <w:r>
-        <w:br/>
-      </w:r>
-      <w:r>
-        <w:rPr>
-          <w:rStyle w:val="NormalTok"/>
-        </w:rPr>
-        <w:t xml:space="preserve">sd_l   </w:t>
-      </w:r>
-      <w:r>
-        <w:rPr>
-          <w:rStyle w:val="OtherTok"/>
-        </w:rPr>
-        <w:t xml:space="preserve">&lt;-</w:t>
-      </w:r>
-      <w:r>
-        <w:rPr>
-          <w:rStyle w:val="NormalTok"/>
-        </w:rPr>
-        <w:t xml:space="preserve"> </w:t>
-      </w:r>
-      <w:r>
-        <w:rPr>
-          <w:rStyle w:val="FunctionTok"/>
-        </w:rPr>
-        <w:t xml:space="preserve">sd</w:t>
-      </w:r>
-      <w:r>
-        <w:rPr>
-          <w:rStyle w:val="NormalTok"/>
-        </w:rPr>
-        <w:t xml:space="preserve">(shady_lengths, </w:t>
-      </w:r>
-      <w:r>
-        <w:rPr>
-          <w:rStyle w:val="AttributeTok"/>
-        </w:rPr>
-        <w:t xml:space="preserve">na.rm =</w:t>
-      </w:r>
-      <w:r>
-        <w:rPr>
-          <w:rStyle w:val="NormalTok"/>
-        </w:rPr>
-        <w:t xml:space="preserve"> </w:t>
-      </w:r>
-      <w:r>
-        <w:rPr>
-          <w:rStyle w:val="ConstantTok"/>
-        </w:rPr>
-        <w:t xml:space="preserve">TRUE</w:t>
-      </w:r>
-      <w:r>
-        <w:rPr>
-          <w:rStyle w:val="NormalTok"/>
-        </w:rPr>
-        <w:t xml:space="preserve">)</w:t>
-      </w:r>
-      <w:r>
-        <w:br/>
-      </w:r>
-      <w:r>
-        <w:rPr>
-          <w:rStyle w:val="NormalTok"/>
-        </w:rPr>
-        <w:t xml:space="preserve">se_l   </w:t>
-      </w:r>
-      <w:r>
-        <w:rPr>
-          <w:rStyle w:val="OtherTok"/>
-        </w:rPr>
-        <w:t xml:space="preserve">&lt;-</w:t>
-      </w:r>
-      <w:r>
-        <w:rPr>
-          <w:rStyle w:val="NormalTok"/>
-        </w:rPr>
-        <w:t xml:space="preserve"> sd_l </w:t>
-      </w:r>
-      <w:r>
-        <w:rPr>
-          <w:rStyle w:val="SpecialCharTok"/>
-        </w:rPr>
-        <w:t xml:space="preserve">/</w:t>
-      </w:r>
-      <w:r>
-        <w:rPr>
-          <w:rStyle w:val="NormalTok"/>
-        </w:rPr>
-        <w:t xml:space="preserve"> </w:t>
-      </w:r>
-      <w:r>
-        <w:rPr>
-          <w:rStyle w:val="FunctionTok"/>
-        </w:rPr>
-        <w:t xml:space="preserve">sqrt</w:t>
-      </w:r>
-      <w:r>
-        <w:rPr>
-          <w:rStyle w:val="NormalTok"/>
-        </w:rPr>
-        <w:t xml:space="preserve">(n_l)</w:t>
-      </w:r>
-      <w:r>
-        <w:br/>
-      </w:r>
-      <w:r>
-        <w:br/>
-      </w:r>
-      <w:r>
-        <w:rPr>
-          <w:rStyle w:val="FunctionTok"/>
-        </w:rPr>
-        <w:t xml:space="preserve">cat</w:t>
-      </w:r>
-      <w:r>
-        <w:rPr>
-          <w:rStyle w:val="NormalTok"/>
-        </w:rPr>
-        <w:t xml:space="preserve">(</w:t>
-      </w:r>
-      <w:r>
-        <w:rPr>
-          <w:rStyle w:val="StringTok"/>
-        </w:rPr>
-        <w:t xml:space="preserve">"n ="</w:t>
-      </w:r>
-      <w:r>
-        <w:rPr>
-          <w:rStyle w:val="NormalTok"/>
-        </w:rPr>
-        <w:t xml:space="preserve">, n_l, </w:t>
-      </w:r>
-      <w:r>
-        <w:rPr>
-          <w:rStyle w:val="StringTok"/>
-        </w:rPr>
-        <w:t xml:space="preserve">" Mean ="</w:t>
-      </w:r>
-      <w:r>
-        <w:rPr>
-          <w:rStyle w:val="NormalTok"/>
-        </w:rPr>
-        <w:t xml:space="preserve">, </w:t>
-      </w:r>
-      <w:r>
-        <w:rPr>
-          <w:rStyle w:val="FunctionTok"/>
-        </w:rPr>
-        <w:t xml:space="preserve">round</w:t>
-      </w:r>
-      <w:r>
-        <w:rPr>
-          <w:rStyle w:val="NormalTok"/>
-        </w:rPr>
-        <w:t xml:space="preserve">(mean_l, </w:t>
-      </w:r>
-      <w:r>
-        <w:rPr>
-          <w:rStyle w:val="DecValTok"/>
-        </w:rPr>
-        <w:t xml:space="preserve">2</w:t>
-      </w:r>
-      <w:r>
-        <w:rPr>
-          <w:rStyle w:val="NormalTok"/>
-        </w:rPr>
-        <w:t xml:space="preserve">),</w:t>
-      </w:r>
-      <w:r>
-        <w:br/>
-      </w:r>
-      <w:r>
-        <w:rPr>
-          <w:rStyle w:val="NormalTok"/>
-        </w:rPr>
-        <w:t xml:space="preserve">    </w:t>
-      </w:r>
-      <w:r>
-        <w:rPr>
-          <w:rStyle w:val="StringTok"/>
-        </w:rPr>
-        <w:t xml:space="preserve">" Median ="</w:t>
-      </w:r>
-      <w:r>
-        <w:rPr>
-          <w:rStyle w:val="NormalTok"/>
-        </w:rPr>
-        <w:t xml:space="preserve">, </w:t>
-      </w:r>
-      <w:r>
-        <w:rPr>
-          <w:rStyle w:val="FunctionTok"/>
-        </w:rPr>
-        <w:t xml:space="preserve">round</w:t>
-      </w:r>
-      <w:r>
-        <w:rPr>
-          <w:rStyle w:val="NormalTok"/>
-        </w:rPr>
-        <w:t xml:space="preserve">(med_l, </w:t>
-      </w:r>
-      <w:r>
-        <w:rPr>
-          <w:rStyle w:val="DecValTok"/>
-        </w:rPr>
-        <w:t xml:space="preserve">2</w:t>
-      </w:r>
-      <w:r>
-        <w:rPr>
-          <w:rStyle w:val="NormalTok"/>
-        </w:rPr>
-        <w:t xml:space="preserve">),</w:t>
-      </w:r>
-      <w:r>
-        <w:br/>
-      </w:r>
-      <w:r>
-        <w:rPr>
-          <w:rStyle w:val="NormalTok"/>
-        </w:rPr>
-        <w:t xml:space="preserve">    </w:t>
-      </w:r>
-      <w:r>
-        <w:rPr>
-          <w:rStyle w:val="StringTok"/>
-        </w:rPr>
-        <w:t xml:space="preserve">" SD ="</w:t>
-      </w:r>
-      <w:r>
-        <w:rPr>
-          <w:rStyle w:val="NormalTok"/>
-        </w:rPr>
-        <w:t xml:space="preserve">, </w:t>
-      </w:r>
-      <w:r>
-        <w:rPr>
-          <w:rStyle w:val="FunctionTok"/>
-        </w:rPr>
-        <w:t xml:space="preserve">round</w:t>
-      </w:r>
-      <w:r>
-        <w:rPr>
-          <w:rStyle w:val="NormalTok"/>
-        </w:rPr>
-        <w:t xml:space="preserve">(sd_l, </w:t>
-      </w:r>
-      <w:r>
-        <w:rPr>
-          <w:rStyle w:val="DecValTok"/>
-        </w:rPr>
-        <w:t xml:space="preserve">2</w:t>
-      </w:r>
-      <w:r>
-        <w:rPr>
-          <w:rStyle w:val="NormalTok"/>
-        </w:rPr>
-        <w:t xml:space="preserve">), </w:t>
-      </w:r>
-      <w:r>
-        <w:rPr>
-          <w:rStyle w:val="StringTok"/>
-        </w:rPr>
-        <w:t xml:space="preserve">" SE ="</w:t>
-      </w:r>
-      <w:r>
-        <w:rPr>
-          <w:rStyle w:val="NormalTok"/>
-        </w:rPr>
-        <w:t xml:space="preserve">, </w:t>
-      </w:r>
-      <w:r>
-        <w:rPr>
-          <w:rStyle w:val="FunctionTok"/>
-        </w:rPr>
-        <w:t xml:space="preserve">round</w:t>
-      </w:r>
-      <w:r>
-        <w:rPr>
-          <w:rStyle w:val="NormalTok"/>
-        </w:rPr>
-        <w:t xml:space="preserve">(se_l, </w:t>
-      </w:r>
-      <w:r>
-        <w:rPr>
-          <w:rStyle w:val="DecValTok"/>
-        </w:rPr>
-        <w:t xml:space="preserve">2</w:t>
-      </w:r>
-      <w:r>
-        <w:rPr>
-          <w:rStyle w:val="NormalTok"/>
-        </w:rPr>
-        <w:t xml:space="preserve">), </w:t>
-      </w:r>
-      <w:r>
-        <w:rPr>
-          <w:rStyle w:val="StringTok"/>
-        </w:rPr>
-        <w:t xml:space="preserve">"</w:t>
-      </w:r>
-      <w:r>
-        <w:rPr>
-          <w:rStyle w:val="SpecialCharTok"/>
-        </w:rPr>
-        <w:t xml:space="preserve">\n</w:t>
-      </w:r>
-      <w:r>
-        <w:rPr>
-          <w:rStyle w:val="StringTok"/>
-        </w:rPr>
-        <w:t xml:space="preserve">"</w:t>
-      </w:r>
-      <w:r>
-        <w:rPr>
-          <w:rStyle w:val="NormalTok"/>
-        </w:rPr>
-        <w:t xml:space="preserve">)</w:t>
+        <w:t xml:space="preserve">Read more:</w:t>
+      </w:r>
+      <w:r>
+        <w:t xml:space="preserve"> </w:t>
+      </w:r>
+      <w:hyperlink r:id="rId28">
+        <w:r>
+          <w:rPr>
+            <w:rStyle w:val="Hyperlink"/>
+          </w:rPr>
+          <w:t xml:space="preserve">R4DS §3.5 — Groups and</w:t>
+        </w:r>
+        <w:r>
+          <w:rPr>
+            <w:rStyle w:val="Hyperlink"/>
+          </w:rPr>
+          <w:t xml:space="preserve"> </w:t>
+        </w:r>
+        <w:r>
+          <w:rPr>
+            <w:rStyle w:val="VerbatimChar"/>
+          </w:rPr>
+          <w:t xml:space="preserve">summarize()</w:t>
+        </w:r>
+      </w:hyperlink>
+      <w:r>
+        <w:t xml:space="preserve">.</w:t>
       </w:r>
     </w:p>
     <w:p>
       <w:pPr>
         <w:pStyle w:val="FirstParagraph"/>
       </w:pPr>
-      <w:r>
-        <w:t xml:space="preserve">✏️</w:t>
-      </w:r>
-      <w:r>
-        <w:t xml:space="preserve"> </w:t>
-      </w:r>
       <w:r>
         <w:rPr>
           <w:b/>
           <w:bCs/>
         </w:rPr>
+        <w:t xml:space="preserve">▶ Run this:</w:t>
+      </w:r>
+    </w:p>
+    <w:p>
+      <w:pPr>
+        <w:pStyle w:val="SourceCode"/>
+      </w:pPr>
+      <w:r>
+        <w:rPr>
+          <w:rStyle w:val="CommentTok"/>
+        </w:rPr>
+        <w:t xml:space="preserve"># ── Part 6.1 · All stats, one group, one `summarize()` ──────────────────</w:t>
+      </w:r>
+      <w:r>
+        <w:br/>
+      </w:r>
+      <w:r>
+        <w:rPr>
+          <w:rStyle w:val="NormalTok"/>
+        </w:rPr>
+        <w:t xml:space="preserve">shady_df </w:t>
+      </w:r>
+      <w:r>
+        <w:rPr>
+          <w:rStyle w:val="SpecialCharTok"/>
+        </w:rPr>
+        <w:t xml:space="preserve">|&gt;</w:t>
+      </w:r>
+      <w:r>
+        <w:br/>
+      </w:r>
+      <w:r>
+        <w:rPr>
+          <w:rStyle w:val="NormalTok"/>
+        </w:rPr>
+        <w:t xml:space="preserve">  </w:t>
+      </w:r>
+      <w:r>
+        <w:rPr>
+          <w:rStyle w:val="FunctionTok"/>
+        </w:rPr>
+        <w:t xml:space="preserve">summarize</w:t>
+      </w:r>
+      <w:r>
+        <w:rPr>
+          <w:rStyle w:val="NormalTok"/>
+        </w:rPr>
+        <w:t xml:space="preserve">(</w:t>
+      </w:r>
+      <w:r>
+        <w:br/>
+      </w:r>
+      <w:r>
+        <w:rPr>
+          <w:rStyle w:val="NormalTok"/>
+        </w:rPr>
+        <w:t xml:space="preserve">    </w:t>
+      </w:r>
+      <w:r>
+        <w:rPr>
+          <w:rStyle w:val="AttributeTok"/>
+        </w:rPr>
+        <w:t xml:space="preserve">n       =</w:t>
+      </w:r>
+      <w:r>
+        <w:rPr>
+          <w:rStyle w:val="NormalTok"/>
+        </w:rPr>
+        <w:t xml:space="preserve"> </w:t>
+      </w:r>
+      <w:r>
+        <w:rPr>
+          <w:rStyle w:val="FunctionTok"/>
+        </w:rPr>
+        <w:t xml:space="preserve">sum</w:t>
+      </w:r>
+      <w:r>
+        <w:rPr>
+          <w:rStyle w:val="NormalTok"/>
+        </w:rPr>
+        <w:t xml:space="preserve">(</w:t>
+      </w:r>
+      <w:r>
+        <w:rPr>
+          <w:rStyle w:val="SpecialCharTok"/>
+        </w:rPr>
+        <w:t xml:space="preserve">!</w:t>
+      </w:r>
+      <w:r>
+        <w:rPr>
+          <w:rStyle w:val="FunctionTok"/>
+        </w:rPr>
+        <w:t xml:space="preserve">is.na</w:t>
+      </w:r>
+      <w:r>
+        <w:rPr>
+          <w:rStyle w:val="NormalTok"/>
+        </w:rPr>
+        <w:t xml:space="preserve">(needle_length_mm)),</w:t>
+      </w:r>
+      <w:r>
+        <w:br/>
+      </w:r>
+      <w:r>
+        <w:rPr>
+          <w:rStyle w:val="NormalTok"/>
+        </w:rPr>
+        <w:t xml:space="preserve">    </w:t>
+      </w:r>
+      <w:r>
+        <w:rPr>
+          <w:rStyle w:val="AttributeTok"/>
+        </w:rPr>
+        <w:t xml:space="preserve">mean_mm =</w:t>
+      </w:r>
+      <w:r>
+        <w:rPr>
+          <w:rStyle w:val="NormalTok"/>
+        </w:rPr>
+        <w:t xml:space="preserve"> </w:t>
+      </w:r>
+      <w:r>
+        <w:rPr>
+          <w:rStyle w:val="FunctionTok"/>
+        </w:rPr>
+        <w:t xml:space="preserve">round</w:t>
+      </w:r>
+      <w:r>
+        <w:rPr>
+          <w:rStyle w:val="NormalTok"/>
+        </w:rPr>
+        <w:t xml:space="preserve">(</w:t>
+      </w:r>
+      <w:r>
+        <w:rPr>
+          <w:rStyle w:val="FunctionTok"/>
+        </w:rPr>
+        <w:t xml:space="preserve">mean</w:t>
+      </w:r>
+      <w:r>
+        <w:rPr>
+          <w:rStyle w:val="NormalTok"/>
+        </w:rPr>
+        <w:t xml:space="preserve">(needle_length_mm, </w:t>
+      </w:r>
+      <w:r>
+        <w:rPr>
+          <w:rStyle w:val="AttributeTok"/>
+        </w:rPr>
+        <w:t xml:space="preserve">na.rm =</w:t>
+      </w:r>
+      <w:r>
+        <w:rPr>
+          <w:rStyle w:val="NormalTok"/>
+        </w:rPr>
+        <w:t xml:space="preserve"> </w:t>
+      </w:r>
+      <w:r>
+        <w:rPr>
+          <w:rStyle w:val="ConstantTok"/>
+        </w:rPr>
+        <w:t xml:space="preserve">TRUE</w:t>
+      </w:r>
+      <w:r>
+        <w:rPr>
+          <w:rStyle w:val="NormalTok"/>
+        </w:rPr>
+        <w:t xml:space="preserve">), </w:t>
+      </w:r>
+      <w:r>
+        <w:rPr>
+          <w:rStyle w:val="DecValTok"/>
+        </w:rPr>
+        <w:t xml:space="preserve">2</w:t>
+      </w:r>
+      <w:r>
+        <w:rPr>
+          <w:rStyle w:val="NormalTok"/>
+        </w:rPr>
+        <w:t xml:space="preserve">),</w:t>
+      </w:r>
+      <w:r>
+        <w:br/>
+      </w:r>
+      <w:r>
+        <w:rPr>
+          <w:rStyle w:val="NormalTok"/>
+        </w:rPr>
+        <w:t xml:space="preserve">    </w:t>
+      </w:r>
+      <w:r>
+        <w:rPr>
+          <w:rStyle w:val="AttributeTok"/>
+        </w:rPr>
+        <w:t xml:space="preserve">med_mm  =</w:t>
+      </w:r>
+      <w:r>
+        <w:rPr>
+          <w:rStyle w:val="NormalTok"/>
+        </w:rPr>
+        <w:t xml:space="preserve"> </w:t>
+      </w:r>
+      <w:r>
+        <w:rPr>
+          <w:rStyle w:val="FunctionTok"/>
+        </w:rPr>
+        <w:t xml:space="preserve">round</w:t>
+      </w:r>
+      <w:r>
+        <w:rPr>
+          <w:rStyle w:val="NormalTok"/>
+        </w:rPr>
+        <w:t xml:space="preserve">(</w:t>
+      </w:r>
+      <w:r>
+        <w:rPr>
+          <w:rStyle w:val="FunctionTok"/>
+        </w:rPr>
+        <w:t xml:space="preserve">median</w:t>
+      </w:r>
+      <w:r>
+        <w:rPr>
+          <w:rStyle w:val="NormalTok"/>
+        </w:rPr>
+        <w:t xml:space="preserve">(needle_length_mm, </w:t>
+      </w:r>
+      <w:r>
+        <w:rPr>
+          <w:rStyle w:val="AttributeTok"/>
+        </w:rPr>
+        <w:t xml:space="preserve">na.rm =</w:t>
+      </w:r>
+      <w:r>
+        <w:rPr>
+          <w:rStyle w:val="NormalTok"/>
+        </w:rPr>
+        <w:t xml:space="preserve"> </w:t>
+      </w:r>
+      <w:r>
+        <w:rPr>
+          <w:rStyle w:val="ConstantTok"/>
+        </w:rPr>
+        <w:t xml:space="preserve">TRUE</w:t>
+      </w:r>
+      <w:r>
+        <w:rPr>
+          <w:rStyle w:val="NormalTok"/>
+        </w:rPr>
+        <w:t xml:space="preserve">), </w:t>
+      </w:r>
+      <w:r>
+        <w:rPr>
+          <w:rStyle w:val="DecValTok"/>
+        </w:rPr>
+        <w:t xml:space="preserve">2</w:t>
+      </w:r>
+      <w:r>
+        <w:rPr>
+          <w:rStyle w:val="NormalTok"/>
+        </w:rPr>
+        <w:t xml:space="preserve">),</w:t>
+      </w:r>
+      <w:r>
+        <w:br/>
+      </w:r>
+      <w:r>
+        <w:rPr>
+          <w:rStyle w:val="NormalTok"/>
+        </w:rPr>
+        <w:t xml:space="preserve">    </w:t>
+      </w:r>
+      <w:r>
+        <w:rPr>
+          <w:rStyle w:val="AttributeTok"/>
+        </w:rPr>
+        <w:t xml:space="preserve">sd_mm   =</w:t>
+      </w:r>
+      <w:r>
+        <w:rPr>
+          <w:rStyle w:val="NormalTok"/>
+        </w:rPr>
+        <w:t xml:space="preserve"> </w:t>
+      </w:r>
+      <w:r>
+        <w:rPr>
+          <w:rStyle w:val="FunctionTok"/>
+        </w:rPr>
+        <w:t xml:space="preserve">round</w:t>
+      </w:r>
+      <w:r>
+        <w:rPr>
+          <w:rStyle w:val="NormalTok"/>
+        </w:rPr>
+        <w:t xml:space="preserve">(</w:t>
+      </w:r>
+      <w:r>
+        <w:rPr>
+          <w:rStyle w:val="FunctionTok"/>
+        </w:rPr>
+        <w:t xml:space="preserve">sd</w:t>
+      </w:r>
+      <w:r>
+        <w:rPr>
+          <w:rStyle w:val="NormalTok"/>
+        </w:rPr>
+        <w:t xml:space="preserve">(needle_length_mm, </w:t>
+      </w:r>
+      <w:r>
+        <w:rPr>
+          <w:rStyle w:val="AttributeTok"/>
+        </w:rPr>
+        <w:t xml:space="preserve">na.rm =</w:t>
+      </w:r>
+      <w:r>
+        <w:rPr>
+          <w:rStyle w:val="NormalTok"/>
+        </w:rPr>
+        <w:t xml:space="preserve"> </w:t>
+      </w:r>
+      <w:r>
+        <w:rPr>
+          <w:rStyle w:val="ConstantTok"/>
+        </w:rPr>
+        <w:t xml:space="preserve">TRUE</w:t>
+      </w:r>
+      <w:r>
+        <w:rPr>
+          <w:rStyle w:val="NormalTok"/>
+        </w:rPr>
+        <w:t xml:space="preserve">), </w:t>
+      </w:r>
+      <w:r>
+        <w:rPr>
+          <w:rStyle w:val="DecValTok"/>
+        </w:rPr>
+        <w:t xml:space="preserve">2</w:t>
+      </w:r>
+      <w:r>
+        <w:rPr>
+          <w:rStyle w:val="NormalTok"/>
+        </w:rPr>
+        <w:t xml:space="preserve">),</w:t>
+      </w:r>
+      <w:r>
+        <w:br/>
+      </w:r>
+      <w:r>
+        <w:rPr>
+          <w:rStyle w:val="NormalTok"/>
+        </w:rPr>
+        <w:t xml:space="preserve">    </w:t>
+      </w:r>
+      <w:r>
+        <w:rPr>
+          <w:rStyle w:val="AttributeTok"/>
+        </w:rPr>
+        <w:t xml:space="preserve">se_mm   =</w:t>
+      </w:r>
+      <w:r>
+        <w:rPr>
+          <w:rStyle w:val="NormalTok"/>
+        </w:rPr>
+        <w:t xml:space="preserve"> </w:t>
+      </w:r>
+      <w:r>
+        <w:rPr>
+          <w:rStyle w:val="FunctionTok"/>
+        </w:rPr>
+        <w:t xml:space="preserve">round</w:t>
+      </w:r>
+      <w:r>
+        <w:rPr>
+          <w:rStyle w:val="NormalTok"/>
+        </w:rPr>
+        <w:t xml:space="preserve">(</w:t>
+      </w:r>
+      <w:r>
+        <w:rPr>
+          <w:rStyle w:val="FunctionTok"/>
+        </w:rPr>
+        <w:t xml:space="preserve">sd</w:t>
+      </w:r>
+      <w:r>
+        <w:rPr>
+          <w:rStyle w:val="NormalTok"/>
+        </w:rPr>
+        <w:t xml:space="preserve">(needle_length_mm, </w:t>
+      </w:r>
+      <w:r>
+        <w:rPr>
+          <w:rStyle w:val="AttributeTok"/>
+        </w:rPr>
+        <w:t xml:space="preserve">na.rm =</w:t>
+      </w:r>
+      <w:r>
+        <w:rPr>
+          <w:rStyle w:val="NormalTok"/>
+        </w:rPr>
+        <w:t xml:space="preserve"> </w:t>
+      </w:r>
+      <w:r>
+        <w:rPr>
+          <w:rStyle w:val="ConstantTok"/>
+        </w:rPr>
+        <w:t xml:space="preserve">TRUE</w:t>
+      </w:r>
+      <w:r>
+        <w:rPr>
+          <w:rStyle w:val="NormalTok"/>
+        </w:rPr>
+        <w:t xml:space="preserve">) </w:t>
+      </w:r>
+      <w:r>
+        <w:rPr>
+          <w:rStyle w:val="SpecialCharTok"/>
+        </w:rPr>
+        <w:t xml:space="preserve">/</w:t>
+      </w:r>
+      <w:r>
+        <w:rPr>
+          <w:rStyle w:val="NormalTok"/>
+        </w:rPr>
+        <w:t xml:space="preserve"> </w:t>
+      </w:r>
+      <w:r>
+        <w:rPr>
+          <w:rStyle w:val="FunctionTok"/>
+        </w:rPr>
+        <w:t xml:space="preserve">sqrt</w:t>
+      </w:r>
+      <w:r>
+        <w:rPr>
+          <w:rStyle w:val="NormalTok"/>
+        </w:rPr>
+        <w:t xml:space="preserve">(n), </w:t>
+      </w:r>
+      <w:r>
+        <w:rPr>
+          <w:rStyle w:val="DecValTok"/>
+        </w:rPr>
+        <w:t xml:space="preserve">2</w:t>
+      </w:r>
+      <w:r>
+        <w:rPr>
+          <w:rStyle w:val="NormalTok"/>
+        </w:rPr>
+        <w:t xml:space="preserve">)</w:t>
+      </w:r>
+      <w:r>
+        <w:br/>
+      </w:r>
+      <w:r>
+        <w:rPr>
+          <w:rStyle w:val="NormalTok"/>
+        </w:rPr>
+        <w:t xml:space="preserve">  )</w:t>
+      </w:r>
+    </w:p>
+    <w:p>
+      <w:pPr>
+        <w:pStyle w:val="FirstParagraph"/>
+      </w:pPr>
+      <w:r>
+        <w:t xml:space="preserve">✏️</w:t>
+      </w:r>
+      <w:r>
+        <w:t xml:space="preserve"> </w:t>
+      </w:r>
+      <w:r>
+        <w:rPr>
+          <w:b/>
+          <w:bCs/>
+        </w:rPr>
         <w:t xml:space="preserve">Your turn:</w:t>
       </w:r>
       <w:r>
@@ -3476,7 +4426,7 @@
         <w:rPr>
           <w:rStyle w:val="VerbatimChar"/>
         </w:rPr>
-        <w:t xml:space="preserve">sunny_lengths</w:t>
+        <w:t xml:space="preserve">sunny_df</w:t>
       </w:r>
       <w:r>
         <w:t xml:space="preserve">.</w:t>
@@ -3490,7 +4440,7 @@
         <w:rPr>
           <w:rStyle w:val="CommentTok"/>
         </w:rPr>
-        <w:t xml:space="preserve"># ── Part 6.2 · All stats, one group, base R ─────────────────────────────</w:t>
+        <w:t xml:space="preserve"># ── Part 6.2 · All stats, one group, one `summarize()` ──────────────────</w:t>
       </w:r>
       <w:r>
         <w:br/>
@@ -3515,8 +4465,8 @@
         </w:pict>
       </w:r>
     </w:p>
-    <w:bookmarkEnd w:id="27"/>
-    <w:bookmarkStart w:id="28" w:name="X315b316ec89df71592efa6e9d6564f8d7b897d8"/>
+    <w:bookmarkEnd w:id="29"/>
+    <w:bookmarkStart w:id="31" w:name="X315b316ec89df71592efa6e9d6564f8d7b897d8"/>
     <w:p>
       <w:pPr>
         <w:pStyle w:val="Heading1"/>
@@ -3542,96 +4492,128 @@
     </w:p>
     <w:p>
       <w:pPr>
-        <w:pStyle w:val="FirstParagraph"/>
-      </w:pPr>
+        <w:pStyle w:val="BlockText"/>
+      </w:pPr>
+      <w:r>
+        <w:t xml:space="preserve">📖</w:t>
+      </w:r>
+      <w:r>
+        <w:t xml:space="preserve"> </w:t>
+      </w:r>
       <w:r>
         <w:rPr>
           <w:b/>
           <w:bCs/>
         </w:rPr>
-        <w:t xml:space="preserve">▶ Run this</w:t>
-      </w:r>
-      <w:r>
-        <w:t xml:space="preserve"> </w:t>
-      </w:r>
-      <w:r>
-        <w:t xml:space="preserve">(run</w:t>
-      </w:r>
-      <w:r>
-        <w:t xml:space="preserve"> </w:t>
-      </w:r>
-      <w:r>
-        <w:rPr>
-          <w:rStyle w:val="VerbatimChar"/>
-        </w:rPr>
-        <w:t xml:space="preserve">install.packages("skimr")</w:t>
-      </w:r>
-      <w:r>
-        <w:t xml:space="preserve"> </w:t>
-      </w:r>
-      <w:r>
-        <w:t xml:space="preserve">first, one time only, if you haven’t already):</w:t>
-      </w:r>
-    </w:p>
-    <w:p>
-      <w:pPr>
-        <w:pStyle w:val="SourceCode"/>
-      </w:pPr>
-      <w:r>
-        <w:rPr>
-          <w:rStyle w:val="CommentTok"/>
-        </w:rPr>
-        <w:t xml:space="preserve"># ── Part 6b.1 · `skimr` ─────────────────────────────────────────────────</w:t>
-      </w:r>
-      <w:r>
-        <w:br/>
-      </w:r>
-      <w:r>
-        <w:rPr>
-          <w:rStyle w:val="FunctionTok"/>
-        </w:rPr>
-        <w:t xml:space="preserve">library</w:t>
-      </w:r>
-      <w:r>
-        <w:rPr>
-          <w:rStyle w:val="NormalTok"/>
-        </w:rPr>
-        <w:t xml:space="preserve">(skimr)</w:t>
-      </w:r>
-      <w:r>
-        <w:br/>
-      </w:r>
-      <w:r>
-        <w:br/>
-      </w:r>
-      <w:r>
-        <w:rPr>
-          <w:rStyle w:val="FunctionTok"/>
-        </w:rPr>
-        <w:t xml:space="preserve">skim</w:t>
-      </w:r>
-      <w:r>
-        <w:rPr>
-          <w:rStyle w:val="NormalTok"/>
-        </w:rPr>
-        <w:t xml:space="preserve">(pine_df)</w:t>
+        <w:t xml:space="preserve">Read more:</w:t>
+      </w:r>
+      <w:r>
+        <w:t xml:space="preserve"> </w:t>
+      </w:r>
+      <w:hyperlink r:id="rId30">
+        <w:r>
+          <w:rPr>
+            <w:rStyle w:val="Hyperlink"/>
+          </w:rPr>
+          <w:t xml:space="preserve">R4DS §10 — Exploratory data analysis</w:t>
+        </w:r>
+      </w:hyperlink>
+      <w:r>
+        <w:t xml:space="preserve">.</w:t>
       </w:r>
     </w:p>
     <w:p>
       <w:pPr>
         <w:pStyle w:val="FirstParagraph"/>
       </w:pPr>
-      <w:r>
-        <w:t xml:space="preserve">✏️</w:t>
-      </w:r>
-      <w:r>
-        <w:t xml:space="preserve"> </w:t>
-      </w:r>
       <w:r>
         <w:rPr>
           <w:b/>
           <w:bCs/>
         </w:rPr>
+        <w:t xml:space="preserve">▶ Run this</w:t>
+      </w:r>
+      <w:r>
+        <w:t xml:space="preserve"> </w:t>
+      </w:r>
+      <w:r>
+        <w:t xml:space="preserve">(run</w:t>
+      </w:r>
+      <w:r>
+        <w:t xml:space="preserve"> </w:t>
+      </w:r>
+      <w:r>
+        <w:rPr>
+          <w:rStyle w:val="VerbatimChar"/>
+        </w:rPr>
+        <w:t xml:space="preserve">install.packages("skimr")</w:t>
+      </w:r>
+      <w:r>
+        <w:t xml:space="preserve"> </w:t>
+      </w:r>
+      <w:r>
+        <w:t xml:space="preserve">first, one time only, if you haven’t already):</w:t>
+      </w:r>
+    </w:p>
+    <w:p>
+      <w:pPr>
+        <w:pStyle w:val="SourceCode"/>
+      </w:pPr>
+      <w:r>
+        <w:rPr>
+          <w:rStyle w:val="CommentTok"/>
+        </w:rPr>
+        <w:t xml:space="preserve"># ── Part 6b.1 · `skimr` ─────────────────────────────────────────────────</w:t>
+      </w:r>
+      <w:r>
+        <w:br/>
+      </w:r>
+      <w:r>
+        <w:rPr>
+          <w:rStyle w:val="FunctionTok"/>
+        </w:rPr>
+        <w:t xml:space="preserve">library</w:t>
+      </w:r>
+      <w:r>
+        <w:rPr>
+          <w:rStyle w:val="NormalTok"/>
+        </w:rPr>
+        <w:t xml:space="preserve">(skimr)</w:t>
+      </w:r>
+      <w:r>
+        <w:br/>
+      </w:r>
+      <w:r>
+        <w:br/>
+      </w:r>
+      <w:r>
+        <w:rPr>
+          <w:rStyle w:val="FunctionTok"/>
+        </w:rPr>
+        <w:t xml:space="preserve">skim</w:t>
+      </w:r>
+      <w:r>
+        <w:rPr>
+          <w:rStyle w:val="NormalTok"/>
+        </w:rPr>
+        <w:t xml:space="preserve">(pine_df)</w:t>
+      </w:r>
+    </w:p>
+    <w:p>
+      <w:pPr>
+        <w:pStyle w:val="FirstParagraph"/>
+      </w:pPr>
+      <w:r>
+        <w:t xml:space="preserve">✏️</w:t>
+      </w:r>
+      <w:r>
+        <w:t xml:space="preserve"> </w:t>
+      </w:r>
+      <w:r>
+        <w:rPr>
+          <w:b/>
+          <w:bCs/>
+        </w:rPr>
         <w:t xml:space="preserve">Your turn:</w:t>
       </w:r>
       <w:r>
@@ -3668,7 +4650,23 @@
         <w:t xml:space="preserve"> </w:t>
       </w:r>
       <w:r>
-        <w:t xml:space="preserve">output. Do its mean and SD match what you calculated by hand in Parts 2 and 3?</w:t>
+        <w:t xml:space="preserve">output. Its mean and SD are for</w:t>
+      </w:r>
+      <w:r>
+        <w:t xml:space="preserve"> </w:t>
+      </w:r>
+      <w:r>
+        <w:rPr>
+          <w:b/>
+          <w:bCs/>
+        </w:rPr>
+        <w:t xml:space="preserve">all 64 needles at once</w:t>
+      </w:r>
+      <w:r>
+        <w:t xml:space="preserve"> </w:t>
+      </w:r>
+      <w:r>
+        <w:t xml:space="preserve">— how do they compare with the per-side numbers you computed in Parts 2 and 3?</w:t>
       </w:r>
       <w:r>
         <w:br/>
@@ -3765,8 +4763,8 @@
         </w:pict>
       </w:r>
     </w:p>
-    <w:bookmarkEnd w:id="28"/>
-    <w:bookmarkStart w:id="31" w:name="Xf43c5d07d843d16643c539a860b3cf5482751cd"/>
+    <w:bookmarkEnd w:id="31"/>
+    <w:bookmarkStart w:id="34" w:name="Xf43c5d07d843d16643c539a860b3cf5482751cd"/>
     <w:p>
       <w:pPr>
         <w:pStyle w:val="Heading1"/>
@@ -3801,484 +4799,34 @@
     </w:p>
     <w:p>
       <w:pPr>
-        <w:pStyle w:val="FirstParagraph"/>
-      </w:pPr>
+        <w:pStyle w:val="BlockText"/>
+      </w:pPr>
+      <w:r>
+        <w:t xml:space="preserve">📖</w:t>
+      </w:r>
+      <w:r>
+        <w:t xml:space="preserve"> </w:t>
+      </w:r>
       <w:r>
         <w:rPr>
           <w:b/>
           <w:bCs/>
         </w:rPr>
-        <w:t xml:space="preserve">▶ Run this:</w:t>
-      </w:r>
-    </w:p>
-    <w:p>
-      <w:pPr>
-        <w:pStyle w:val="SourceCode"/>
-      </w:pPr>
-      <w:r>
-        <w:rPr>
-          <w:rStyle w:val="CommentTok"/>
-        </w:rPr>
-        <w:t xml:space="preserve"># ── Part 7.1 · Tidy group stats ─────────────────────────────────────────</w:t>
-      </w:r>
-      <w:r>
-        <w:br/>
-      </w:r>
-      <w:r>
-        <w:rPr>
-          <w:rStyle w:val="NormalTok"/>
-        </w:rPr>
-        <w:t xml:space="preserve">side_stats_df </w:t>
-      </w:r>
-      <w:r>
-        <w:rPr>
-          <w:rStyle w:val="OtherTok"/>
-        </w:rPr>
-        <w:t xml:space="preserve">&lt;-</w:t>
-      </w:r>
-      <w:r>
-        <w:rPr>
-          <w:rStyle w:val="NormalTok"/>
-        </w:rPr>
-        <w:t xml:space="preserve"> pine_df </w:t>
-      </w:r>
-      <w:r>
-        <w:rPr>
-          <w:rStyle w:val="SpecialCharTok"/>
-        </w:rPr>
-        <w:t xml:space="preserve">|&gt;</w:t>
-      </w:r>
-      <w:r>
-        <w:br/>
-      </w:r>
-      <w:r>
-        <w:rPr>
-          <w:rStyle w:val="NormalTok"/>
-        </w:rPr>
-        <w:t xml:space="preserve">  </w:t>
-      </w:r>
-      <w:r>
-        <w:rPr>
-          <w:rStyle w:val="FunctionTok"/>
-        </w:rPr>
-        <w:t xml:space="preserve">group_by</w:t>
-      </w:r>
-      <w:r>
-        <w:rPr>
-          <w:rStyle w:val="NormalTok"/>
-        </w:rPr>
-        <w:t xml:space="preserve">(side) </w:t>
-      </w:r>
-      <w:r>
-        <w:rPr>
-          <w:rStyle w:val="SpecialCharTok"/>
-        </w:rPr>
-        <w:t xml:space="preserve">|&gt;</w:t>
-      </w:r>
-      <w:r>
-        <w:br/>
-      </w:r>
-      <w:r>
-        <w:rPr>
-          <w:rStyle w:val="NormalTok"/>
-        </w:rPr>
-        <w:t xml:space="preserve">  </w:t>
-      </w:r>
-      <w:r>
-        <w:rPr>
-          <w:rStyle w:val="FunctionTok"/>
-        </w:rPr>
-        <w:t xml:space="preserve">summarize</w:t>
-      </w:r>
-      <w:r>
-        <w:rPr>
-          <w:rStyle w:val="NormalTok"/>
-        </w:rPr>
-        <w:t xml:space="preserve">(</w:t>
-      </w:r>
-      <w:r>
-        <w:br/>
-      </w:r>
-      <w:r>
-        <w:rPr>
-          <w:rStyle w:val="NormalTok"/>
-        </w:rPr>
-        <w:t xml:space="preserve">    </w:t>
-      </w:r>
-      <w:r>
-        <w:rPr>
-          <w:rStyle w:val="AttributeTok"/>
-        </w:rPr>
-        <w:t xml:space="preserve">n       =</w:t>
-      </w:r>
-      <w:r>
-        <w:rPr>
-          <w:rStyle w:val="NormalTok"/>
-        </w:rPr>
-        <w:t xml:space="preserve"> </w:t>
-      </w:r>
-      <w:r>
-        <w:rPr>
-          <w:rStyle w:val="FunctionTok"/>
-        </w:rPr>
-        <w:t xml:space="preserve">sum</w:t>
-      </w:r>
-      <w:r>
-        <w:rPr>
-          <w:rStyle w:val="NormalTok"/>
-        </w:rPr>
-        <w:t xml:space="preserve">(</w:t>
-      </w:r>
-      <w:r>
-        <w:rPr>
-          <w:rStyle w:val="SpecialCharTok"/>
-        </w:rPr>
-        <w:t xml:space="preserve">!</w:t>
-      </w:r>
-      <w:r>
-        <w:rPr>
-          <w:rStyle w:val="FunctionTok"/>
-        </w:rPr>
-        <w:t xml:space="preserve">is.na</w:t>
-      </w:r>
-      <w:r>
-        <w:rPr>
-          <w:rStyle w:val="NormalTok"/>
-        </w:rPr>
-        <w:t xml:space="preserve">(needle_length_mm)),</w:t>
-      </w:r>
-      <w:r>
-        <w:br/>
-      </w:r>
-      <w:r>
-        <w:rPr>
-          <w:rStyle w:val="NormalTok"/>
-        </w:rPr>
-        <w:t xml:space="preserve">    </w:t>
-      </w:r>
-      <w:r>
-        <w:rPr>
-          <w:rStyle w:val="AttributeTok"/>
-        </w:rPr>
-        <w:t xml:space="preserve">mean_mm =</w:t>
-      </w:r>
-      <w:r>
-        <w:rPr>
-          <w:rStyle w:val="NormalTok"/>
-        </w:rPr>
-        <w:t xml:space="preserve"> </w:t>
-      </w:r>
-      <w:r>
-        <w:rPr>
-          <w:rStyle w:val="FunctionTok"/>
-        </w:rPr>
-        <w:t xml:space="preserve">round</w:t>
-      </w:r>
-      <w:r>
-        <w:rPr>
-          <w:rStyle w:val="NormalTok"/>
-        </w:rPr>
-        <w:t xml:space="preserve">(</w:t>
-      </w:r>
-      <w:r>
-        <w:rPr>
-          <w:rStyle w:val="FunctionTok"/>
-        </w:rPr>
-        <w:t xml:space="preserve">mean</w:t>
-      </w:r>
-      <w:r>
-        <w:rPr>
-          <w:rStyle w:val="NormalTok"/>
-        </w:rPr>
-        <w:t xml:space="preserve">(needle_length_mm, </w:t>
-      </w:r>
-      <w:r>
-        <w:rPr>
-          <w:rStyle w:val="AttributeTok"/>
-        </w:rPr>
-        <w:t xml:space="preserve">na.rm =</w:t>
-      </w:r>
-      <w:r>
-        <w:rPr>
-          <w:rStyle w:val="NormalTok"/>
-        </w:rPr>
-        <w:t xml:space="preserve"> </w:t>
-      </w:r>
-      <w:r>
-        <w:rPr>
-          <w:rStyle w:val="ConstantTok"/>
-        </w:rPr>
-        <w:t xml:space="preserve">TRUE</w:t>
-      </w:r>
-      <w:r>
-        <w:rPr>
-          <w:rStyle w:val="NormalTok"/>
-        </w:rPr>
-        <w:t xml:space="preserve">), </w:t>
-      </w:r>
-      <w:r>
-        <w:rPr>
-          <w:rStyle w:val="DecValTok"/>
-        </w:rPr>
-        <w:t xml:space="preserve">2</w:t>
-      </w:r>
-      <w:r>
-        <w:rPr>
-          <w:rStyle w:val="NormalTok"/>
-        </w:rPr>
-        <w:t xml:space="preserve">),</w:t>
-      </w:r>
-      <w:r>
-        <w:br/>
-      </w:r>
-      <w:r>
-        <w:rPr>
-          <w:rStyle w:val="NormalTok"/>
-        </w:rPr>
-        <w:t xml:space="preserve">    </w:t>
-      </w:r>
-      <w:r>
-        <w:rPr>
-          <w:rStyle w:val="AttributeTok"/>
-        </w:rPr>
-        <w:t xml:space="preserve">med_mm  =</w:t>
-      </w:r>
-      <w:r>
-        <w:rPr>
-          <w:rStyle w:val="NormalTok"/>
-        </w:rPr>
-        <w:t xml:space="preserve"> </w:t>
-      </w:r>
-      <w:r>
-        <w:rPr>
-          <w:rStyle w:val="FunctionTok"/>
-        </w:rPr>
-        <w:t xml:space="preserve">round</w:t>
-      </w:r>
-      <w:r>
-        <w:rPr>
-          <w:rStyle w:val="NormalTok"/>
-        </w:rPr>
-        <w:t xml:space="preserve">(</w:t>
-      </w:r>
-      <w:r>
-        <w:rPr>
-          <w:rStyle w:val="FunctionTok"/>
-        </w:rPr>
-        <w:t xml:space="preserve">median</w:t>
-      </w:r>
-      <w:r>
-        <w:rPr>
-          <w:rStyle w:val="NormalTok"/>
-        </w:rPr>
-        <w:t xml:space="preserve">(needle_length_mm, </w:t>
-      </w:r>
-      <w:r>
-        <w:rPr>
-          <w:rStyle w:val="AttributeTok"/>
-        </w:rPr>
-        <w:t xml:space="preserve">na.rm =</w:t>
-      </w:r>
-      <w:r>
-        <w:rPr>
-          <w:rStyle w:val="NormalTok"/>
-        </w:rPr>
-        <w:t xml:space="preserve"> </w:t>
-      </w:r>
-      <w:r>
-        <w:rPr>
-          <w:rStyle w:val="ConstantTok"/>
-        </w:rPr>
-        <w:t xml:space="preserve">TRUE</w:t>
-      </w:r>
-      <w:r>
-        <w:rPr>
-          <w:rStyle w:val="NormalTok"/>
-        </w:rPr>
-        <w:t xml:space="preserve">), </w:t>
-      </w:r>
-      <w:r>
-        <w:rPr>
-          <w:rStyle w:val="DecValTok"/>
-        </w:rPr>
-        <w:t xml:space="preserve">2</w:t>
-      </w:r>
-      <w:r>
-        <w:rPr>
-          <w:rStyle w:val="NormalTok"/>
-        </w:rPr>
-        <w:t xml:space="preserve">),</w:t>
-      </w:r>
-      <w:r>
-        <w:br/>
-      </w:r>
-      <w:r>
-        <w:rPr>
-          <w:rStyle w:val="NormalTok"/>
-        </w:rPr>
-        <w:t xml:space="preserve">    </w:t>
-      </w:r>
-      <w:r>
-        <w:rPr>
-          <w:rStyle w:val="AttributeTok"/>
-        </w:rPr>
-        <w:t xml:space="preserve">sd_mm   =</w:t>
-      </w:r>
-      <w:r>
-        <w:rPr>
-          <w:rStyle w:val="NormalTok"/>
-        </w:rPr>
-        <w:t xml:space="preserve"> </w:t>
-      </w:r>
-      <w:r>
-        <w:rPr>
-          <w:rStyle w:val="FunctionTok"/>
-        </w:rPr>
-        <w:t xml:space="preserve">round</w:t>
-      </w:r>
-      <w:r>
-        <w:rPr>
-          <w:rStyle w:val="NormalTok"/>
-        </w:rPr>
-        <w:t xml:space="preserve">(</w:t>
-      </w:r>
-      <w:r>
-        <w:rPr>
-          <w:rStyle w:val="FunctionTok"/>
-        </w:rPr>
-        <w:t xml:space="preserve">sd</w:t>
-      </w:r>
-      <w:r>
-        <w:rPr>
-          <w:rStyle w:val="NormalTok"/>
-        </w:rPr>
-        <w:t xml:space="preserve">(needle_length_mm, </w:t>
-      </w:r>
-      <w:r>
-        <w:rPr>
-          <w:rStyle w:val="AttributeTok"/>
-        </w:rPr>
-        <w:t xml:space="preserve">na.rm =</w:t>
-      </w:r>
-      <w:r>
-        <w:rPr>
-          <w:rStyle w:val="NormalTok"/>
-        </w:rPr>
-        <w:t xml:space="preserve"> </w:t>
-      </w:r>
-      <w:r>
-        <w:rPr>
-          <w:rStyle w:val="ConstantTok"/>
-        </w:rPr>
-        <w:t xml:space="preserve">TRUE</w:t>
-      </w:r>
-      <w:r>
-        <w:rPr>
-          <w:rStyle w:val="NormalTok"/>
-        </w:rPr>
-        <w:t xml:space="preserve">), </w:t>
-      </w:r>
-      <w:r>
-        <w:rPr>
-          <w:rStyle w:val="DecValTok"/>
-        </w:rPr>
-        <w:t xml:space="preserve">2</w:t>
-      </w:r>
-      <w:r>
-        <w:rPr>
-          <w:rStyle w:val="NormalTok"/>
-        </w:rPr>
-        <w:t xml:space="preserve">),</w:t>
-      </w:r>
-      <w:r>
-        <w:br/>
-      </w:r>
-      <w:r>
-        <w:rPr>
-          <w:rStyle w:val="NormalTok"/>
-        </w:rPr>
-        <w:t xml:space="preserve">    </w:t>
-      </w:r>
-      <w:r>
-        <w:rPr>
-          <w:rStyle w:val="AttributeTok"/>
-        </w:rPr>
-        <w:t xml:space="preserve">se_mm   =</w:t>
-      </w:r>
-      <w:r>
-        <w:rPr>
-          <w:rStyle w:val="NormalTok"/>
-        </w:rPr>
-        <w:t xml:space="preserve"> </w:t>
-      </w:r>
-      <w:r>
-        <w:rPr>
-          <w:rStyle w:val="FunctionTok"/>
-        </w:rPr>
-        <w:t xml:space="preserve">round</w:t>
-      </w:r>
-      <w:r>
-        <w:rPr>
-          <w:rStyle w:val="NormalTok"/>
-        </w:rPr>
-        <w:t xml:space="preserve">(sd_mm </w:t>
-      </w:r>
-      <w:r>
-        <w:rPr>
-          <w:rStyle w:val="SpecialCharTok"/>
-        </w:rPr>
-        <w:t xml:space="preserve">/</w:t>
-      </w:r>
-      <w:r>
-        <w:rPr>
-          <w:rStyle w:val="NormalTok"/>
-        </w:rPr>
-        <w:t xml:space="preserve"> </w:t>
-      </w:r>
-      <w:r>
-        <w:rPr>
-          <w:rStyle w:val="FunctionTok"/>
-        </w:rPr>
-        <w:t xml:space="preserve">sqrt</w:t>
-      </w:r>
-      <w:r>
-        <w:rPr>
-          <w:rStyle w:val="NormalTok"/>
-        </w:rPr>
-        <w:t xml:space="preserve">(n), </w:t>
-      </w:r>
-      <w:r>
-        <w:rPr>
-          <w:rStyle w:val="DecValTok"/>
-        </w:rPr>
-        <w:t xml:space="preserve">2</w:t>
-      </w:r>
-      <w:r>
-        <w:rPr>
-          <w:rStyle w:val="NormalTok"/>
-        </w:rPr>
-        <w:t xml:space="preserve">)</w:t>
-      </w:r>
-      <w:r>
-        <w:br/>
-      </w:r>
-      <w:r>
-        <w:rPr>
-          <w:rStyle w:val="NormalTok"/>
-        </w:rPr>
-        <w:t xml:space="preserve">  )</w:t>
-      </w:r>
-      <w:r>
-        <w:br/>
-      </w:r>
-      <w:r>
-        <w:br/>
-      </w:r>
-      <w:r>
-        <w:rPr>
-          <w:rStyle w:val="NormalTok"/>
-        </w:rPr>
-        <w:t xml:space="preserve">side_stats_df</w:t>
+        <w:t xml:space="preserve">Read more:</w:t>
+      </w:r>
+      <w:r>
+        <w:t xml:space="preserve"> </w:t>
+      </w:r>
+      <w:hyperlink r:id="rId28">
+        <w:r>
+          <w:rPr>
+            <w:rStyle w:val="Hyperlink"/>
+          </w:rPr>
+          <w:t xml:space="preserve">R4DS §3.5 — Groups</w:t>
+        </w:r>
+      </w:hyperlink>
+      <w:r>
+        <w:t xml:space="preserve">.</w:t>
       </w:r>
     </w:p>
     <w:p>
@@ -4286,7 +4834,61 @@
         <w:pStyle w:val="FirstParagraph"/>
       </w:pPr>
       <w:r>
-        <w:t xml:space="preserve">✏️</w:t>
+        <w:t xml:space="preserve">You just wrote the same</w:t>
+      </w:r>
+      <w:r>
+        <w:t xml:space="preserve"> </w:t>
+      </w:r>
+      <w:r>
+        <w:rPr>
+          <w:rStyle w:val="VerbatimChar"/>
+        </w:rPr>
+        <w:t xml:space="preserve">summarize()</w:t>
+      </w:r>
+      <w:r>
+        <w:t xml:space="preserve"> </w:t>
+      </w:r>
+      <w:r>
+        <w:t xml:space="preserve">twice — once for</w:t>
+      </w:r>
+      <w:r>
+        <w:t xml:space="preserve"> </w:t>
+      </w:r>
+      <w:r>
+        <w:rPr>
+          <w:rStyle w:val="VerbatimChar"/>
+        </w:rPr>
+        <w:t xml:space="preserve">shady_df</w:t>
+      </w:r>
+      <w:r>
+        <w:t xml:space="preserve">, once for</w:t>
+      </w:r>
+      <w:r>
+        <w:t xml:space="preserve"> </w:t>
+      </w:r>
+      <w:r>
+        <w:rPr>
+          <w:rStyle w:val="VerbatimChar"/>
+        </w:rPr>
+        <w:t xml:space="preserve">sunny_df</w:t>
+      </w:r>
+      <w:r>
+        <w:t xml:space="preserve">.</w:t>
+      </w:r>
+      <w:r>
+        <w:t xml:space="preserve"> </w:t>
+      </w:r>
+      <w:r>
+        <w:rPr>
+          <w:rStyle w:val="VerbatimChar"/>
+        </w:rPr>
+        <w:t xml:space="preserve">group_by()</w:t>
+      </w:r>
+      <w:r>
+        <w:t xml:space="preserve"> </w:t>
+      </w:r>
+      <w:r>
+        <w:t xml:space="preserve">removes that duplication: it splits the</w:t>
       </w:r>
       <w:r>
         <w:t xml:space="preserve"> </w:t>
@@ -4296,6 +4898,657 @@
           <w:b/>
           <w:bCs/>
         </w:rPr>
+        <w:t xml:space="preserve">whole</w:t>
+      </w:r>
+      <w:r>
+        <w:t xml:space="preserve"> </w:t>
+      </w:r>
+      <w:r>
+        <w:t xml:space="preserve">data frame by a column, and</w:t>
+      </w:r>
+      <w:r>
+        <w:t xml:space="preserve"> </w:t>
+      </w:r>
+      <w:r>
+        <w:rPr>
+          <w:rStyle w:val="VerbatimChar"/>
+        </w:rPr>
+        <w:t xml:space="preserve">summarize()</w:t>
+      </w:r>
+      <w:r>
+        <w:t xml:space="preserve"> </w:t>
+      </w:r>
+      <w:r>
+        <w:t xml:space="preserve">then returns one row per group. No</w:t>
+      </w:r>
+      <w:r>
+        <w:t xml:space="preserve"> </w:t>
+      </w:r>
+      <w:r>
+        <w:rPr>
+          <w:rStyle w:val="VerbatimChar"/>
+        </w:rPr>
+        <w:t xml:space="preserve">filter()</w:t>
+      </w:r>
+      <w:r>
+        <w:t xml:space="preserve">, no two objects to keep in step.</w:t>
+      </w:r>
+    </w:p>
+    <w:p>
+      <w:pPr>
+        <w:pStyle w:val="BodyText"/>
+      </w:pPr>
+      <w:r>
+        <w:rPr>
+          <w:b/>
+          <w:bCs/>
+        </w:rPr>
+        <w:t xml:space="preserve">▶ Run this:</w:t>
+      </w:r>
+    </w:p>
+    <w:p>
+      <w:pPr>
+        <w:pStyle w:val="SourceCode"/>
+      </w:pPr>
+      <w:r>
+        <w:rPr>
+          <w:rStyle w:val="CommentTok"/>
+        </w:rPr>
+        <w:t xml:space="preserve"># ── Part 7.1 · Tidy group stats ─────────────────────────────────────────</w:t>
+      </w:r>
+      <w:r>
+        <w:br/>
+      </w:r>
+      <w:r>
+        <w:rPr>
+          <w:rStyle w:val="NormalTok"/>
+        </w:rPr>
+        <w:t xml:space="preserve">side_stats_df </w:t>
+      </w:r>
+      <w:r>
+        <w:rPr>
+          <w:rStyle w:val="OtherTok"/>
+        </w:rPr>
+        <w:t xml:space="preserve">&lt;-</w:t>
+      </w:r>
+      <w:r>
+        <w:rPr>
+          <w:rStyle w:val="NormalTok"/>
+        </w:rPr>
+        <w:t xml:space="preserve"> pine_df </w:t>
+      </w:r>
+      <w:r>
+        <w:rPr>
+          <w:rStyle w:val="SpecialCharTok"/>
+        </w:rPr>
+        <w:t xml:space="preserve">|&gt;</w:t>
+      </w:r>
+      <w:r>
+        <w:br/>
+      </w:r>
+      <w:r>
+        <w:rPr>
+          <w:rStyle w:val="NormalTok"/>
+        </w:rPr>
+        <w:t xml:space="preserve">  </w:t>
+      </w:r>
+      <w:r>
+        <w:rPr>
+          <w:rStyle w:val="FunctionTok"/>
+        </w:rPr>
+        <w:t xml:space="preserve">group_by</w:t>
+      </w:r>
+      <w:r>
+        <w:rPr>
+          <w:rStyle w:val="NormalTok"/>
+        </w:rPr>
+        <w:t xml:space="preserve">(side) </w:t>
+      </w:r>
+      <w:r>
+        <w:rPr>
+          <w:rStyle w:val="SpecialCharTok"/>
+        </w:rPr>
+        <w:t xml:space="preserve">|&gt;</w:t>
+      </w:r>
+      <w:r>
+        <w:br/>
+      </w:r>
+      <w:r>
+        <w:rPr>
+          <w:rStyle w:val="NormalTok"/>
+        </w:rPr>
+        <w:t xml:space="preserve">  </w:t>
+      </w:r>
+      <w:r>
+        <w:rPr>
+          <w:rStyle w:val="FunctionTok"/>
+        </w:rPr>
+        <w:t xml:space="preserve">summarize</w:t>
+      </w:r>
+      <w:r>
+        <w:rPr>
+          <w:rStyle w:val="NormalTok"/>
+        </w:rPr>
+        <w:t xml:space="preserve">(</w:t>
+      </w:r>
+      <w:r>
+        <w:br/>
+      </w:r>
+      <w:r>
+        <w:rPr>
+          <w:rStyle w:val="NormalTok"/>
+        </w:rPr>
+        <w:t xml:space="preserve">    </w:t>
+      </w:r>
+      <w:r>
+        <w:rPr>
+          <w:rStyle w:val="AttributeTok"/>
+        </w:rPr>
+        <w:t xml:space="preserve">n       =</w:t>
+      </w:r>
+      <w:r>
+        <w:rPr>
+          <w:rStyle w:val="NormalTok"/>
+        </w:rPr>
+        <w:t xml:space="preserve"> </w:t>
+      </w:r>
+      <w:r>
+        <w:rPr>
+          <w:rStyle w:val="FunctionTok"/>
+        </w:rPr>
+        <w:t xml:space="preserve">sum</w:t>
+      </w:r>
+      <w:r>
+        <w:rPr>
+          <w:rStyle w:val="NormalTok"/>
+        </w:rPr>
+        <w:t xml:space="preserve">(</w:t>
+      </w:r>
+      <w:r>
+        <w:rPr>
+          <w:rStyle w:val="SpecialCharTok"/>
+        </w:rPr>
+        <w:t xml:space="preserve">!</w:t>
+      </w:r>
+      <w:r>
+        <w:rPr>
+          <w:rStyle w:val="FunctionTok"/>
+        </w:rPr>
+        <w:t xml:space="preserve">is.na</w:t>
+      </w:r>
+      <w:r>
+        <w:rPr>
+          <w:rStyle w:val="NormalTok"/>
+        </w:rPr>
+        <w:t xml:space="preserve">(needle_length_mm)),</w:t>
+      </w:r>
+      <w:r>
+        <w:br/>
+      </w:r>
+      <w:r>
+        <w:rPr>
+          <w:rStyle w:val="NormalTok"/>
+        </w:rPr>
+        <w:t xml:space="preserve">    </w:t>
+      </w:r>
+      <w:r>
+        <w:rPr>
+          <w:rStyle w:val="AttributeTok"/>
+        </w:rPr>
+        <w:t xml:space="preserve">mean_mm =</w:t>
+      </w:r>
+      <w:r>
+        <w:rPr>
+          <w:rStyle w:val="NormalTok"/>
+        </w:rPr>
+        <w:t xml:space="preserve"> </w:t>
+      </w:r>
+      <w:r>
+        <w:rPr>
+          <w:rStyle w:val="FunctionTok"/>
+        </w:rPr>
+        <w:t xml:space="preserve">round</w:t>
+      </w:r>
+      <w:r>
+        <w:rPr>
+          <w:rStyle w:val="NormalTok"/>
+        </w:rPr>
+        <w:t xml:space="preserve">(</w:t>
+      </w:r>
+      <w:r>
+        <w:rPr>
+          <w:rStyle w:val="FunctionTok"/>
+        </w:rPr>
+        <w:t xml:space="preserve">mean</w:t>
+      </w:r>
+      <w:r>
+        <w:rPr>
+          <w:rStyle w:val="NormalTok"/>
+        </w:rPr>
+        <w:t xml:space="preserve">(needle_length_mm, </w:t>
+      </w:r>
+      <w:r>
+        <w:rPr>
+          <w:rStyle w:val="AttributeTok"/>
+        </w:rPr>
+        <w:t xml:space="preserve">na.rm =</w:t>
+      </w:r>
+      <w:r>
+        <w:rPr>
+          <w:rStyle w:val="NormalTok"/>
+        </w:rPr>
+        <w:t xml:space="preserve"> </w:t>
+      </w:r>
+      <w:r>
+        <w:rPr>
+          <w:rStyle w:val="ConstantTok"/>
+        </w:rPr>
+        <w:t xml:space="preserve">TRUE</w:t>
+      </w:r>
+      <w:r>
+        <w:rPr>
+          <w:rStyle w:val="NormalTok"/>
+        </w:rPr>
+        <w:t xml:space="preserve">), </w:t>
+      </w:r>
+      <w:r>
+        <w:rPr>
+          <w:rStyle w:val="DecValTok"/>
+        </w:rPr>
+        <w:t xml:space="preserve">2</w:t>
+      </w:r>
+      <w:r>
+        <w:rPr>
+          <w:rStyle w:val="NormalTok"/>
+        </w:rPr>
+        <w:t xml:space="preserve">),</w:t>
+      </w:r>
+      <w:r>
+        <w:br/>
+      </w:r>
+      <w:r>
+        <w:rPr>
+          <w:rStyle w:val="NormalTok"/>
+        </w:rPr>
+        <w:t xml:space="preserve">    </w:t>
+      </w:r>
+      <w:r>
+        <w:rPr>
+          <w:rStyle w:val="AttributeTok"/>
+        </w:rPr>
+        <w:t xml:space="preserve">med_mm  =</w:t>
+      </w:r>
+      <w:r>
+        <w:rPr>
+          <w:rStyle w:val="NormalTok"/>
+        </w:rPr>
+        <w:t xml:space="preserve"> </w:t>
+      </w:r>
+      <w:r>
+        <w:rPr>
+          <w:rStyle w:val="FunctionTok"/>
+        </w:rPr>
+        <w:t xml:space="preserve">round</w:t>
+      </w:r>
+      <w:r>
+        <w:rPr>
+          <w:rStyle w:val="NormalTok"/>
+        </w:rPr>
+        <w:t xml:space="preserve">(</w:t>
+      </w:r>
+      <w:r>
+        <w:rPr>
+          <w:rStyle w:val="FunctionTok"/>
+        </w:rPr>
+        <w:t xml:space="preserve">median</w:t>
+      </w:r>
+      <w:r>
+        <w:rPr>
+          <w:rStyle w:val="NormalTok"/>
+        </w:rPr>
+        <w:t xml:space="preserve">(needle_length_mm, </w:t>
+      </w:r>
+      <w:r>
+        <w:rPr>
+          <w:rStyle w:val="AttributeTok"/>
+        </w:rPr>
+        <w:t xml:space="preserve">na.rm =</w:t>
+      </w:r>
+      <w:r>
+        <w:rPr>
+          <w:rStyle w:val="NormalTok"/>
+        </w:rPr>
+        <w:t xml:space="preserve"> </w:t>
+      </w:r>
+      <w:r>
+        <w:rPr>
+          <w:rStyle w:val="ConstantTok"/>
+        </w:rPr>
+        <w:t xml:space="preserve">TRUE</w:t>
+      </w:r>
+      <w:r>
+        <w:rPr>
+          <w:rStyle w:val="NormalTok"/>
+        </w:rPr>
+        <w:t xml:space="preserve">), </w:t>
+      </w:r>
+      <w:r>
+        <w:rPr>
+          <w:rStyle w:val="DecValTok"/>
+        </w:rPr>
+        <w:t xml:space="preserve">2</w:t>
+      </w:r>
+      <w:r>
+        <w:rPr>
+          <w:rStyle w:val="NormalTok"/>
+        </w:rPr>
+        <w:t xml:space="preserve">),</w:t>
+      </w:r>
+      <w:r>
+        <w:br/>
+      </w:r>
+      <w:r>
+        <w:rPr>
+          <w:rStyle w:val="NormalTok"/>
+        </w:rPr>
+        <w:t xml:space="preserve">    </w:t>
+      </w:r>
+      <w:r>
+        <w:rPr>
+          <w:rStyle w:val="AttributeTok"/>
+        </w:rPr>
+        <w:t xml:space="preserve">sd_mm   =</w:t>
+      </w:r>
+      <w:r>
+        <w:rPr>
+          <w:rStyle w:val="NormalTok"/>
+        </w:rPr>
+        <w:t xml:space="preserve"> </w:t>
+      </w:r>
+      <w:r>
+        <w:rPr>
+          <w:rStyle w:val="FunctionTok"/>
+        </w:rPr>
+        <w:t xml:space="preserve">round</w:t>
+      </w:r>
+      <w:r>
+        <w:rPr>
+          <w:rStyle w:val="NormalTok"/>
+        </w:rPr>
+        <w:t xml:space="preserve">(</w:t>
+      </w:r>
+      <w:r>
+        <w:rPr>
+          <w:rStyle w:val="FunctionTok"/>
+        </w:rPr>
+        <w:t xml:space="preserve">sd</w:t>
+      </w:r>
+      <w:r>
+        <w:rPr>
+          <w:rStyle w:val="NormalTok"/>
+        </w:rPr>
+        <w:t xml:space="preserve">(needle_length_mm, </w:t>
+      </w:r>
+      <w:r>
+        <w:rPr>
+          <w:rStyle w:val="AttributeTok"/>
+        </w:rPr>
+        <w:t xml:space="preserve">na.rm =</w:t>
+      </w:r>
+      <w:r>
+        <w:rPr>
+          <w:rStyle w:val="NormalTok"/>
+        </w:rPr>
+        <w:t xml:space="preserve"> </w:t>
+      </w:r>
+      <w:r>
+        <w:rPr>
+          <w:rStyle w:val="ConstantTok"/>
+        </w:rPr>
+        <w:t xml:space="preserve">TRUE</w:t>
+      </w:r>
+      <w:r>
+        <w:rPr>
+          <w:rStyle w:val="NormalTok"/>
+        </w:rPr>
+        <w:t xml:space="preserve">), </w:t>
+      </w:r>
+      <w:r>
+        <w:rPr>
+          <w:rStyle w:val="DecValTok"/>
+        </w:rPr>
+        <w:t xml:space="preserve">2</w:t>
+      </w:r>
+      <w:r>
+        <w:rPr>
+          <w:rStyle w:val="NormalTok"/>
+        </w:rPr>
+        <w:t xml:space="preserve">),</w:t>
+      </w:r>
+      <w:r>
+        <w:br/>
+      </w:r>
+      <w:r>
+        <w:rPr>
+          <w:rStyle w:val="NormalTok"/>
+        </w:rPr>
+        <w:t xml:space="preserve">    </w:t>
+      </w:r>
+      <w:r>
+        <w:rPr>
+          <w:rStyle w:val="AttributeTok"/>
+        </w:rPr>
+        <w:t xml:space="preserve">se_mm   =</w:t>
+      </w:r>
+      <w:r>
+        <w:rPr>
+          <w:rStyle w:val="NormalTok"/>
+        </w:rPr>
+        <w:t xml:space="preserve"> </w:t>
+      </w:r>
+      <w:r>
+        <w:rPr>
+          <w:rStyle w:val="FunctionTok"/>
+        </w:rPr>
+        <w:t xml:space="preserve">round</w:t>
+      </w:r>
+      <w:r>
+        <w:rPr>
+          <w:rStyle w:val="NormalTok"/>
+        </w:rPr>
+        <w:t xml:space="preserve">(</w:t>
+      </w:r>
+      <w:r>
+        <w:rPr>
+          <w:rStyle w:val="FunctionTok"/>
+        </w:rPr>
+        <w:t xml:space="preserve">sd</w:t>
+      </w:r>
+      <w:r>
+        <w:rPr>
+          <w:rStyle w:val="NormalTok"/>
+        </w:rPr>
+        <w:t xml:space="preserve">(needle_length_mm, </w:t>
+      </w:r>
+      <w:r>
+        <w:rPr>
+          <w:rStyle w:val="AttributeTok"/>
+        </w:rPr>
+        <w:t xml:space="preserve">na.rm =</w:t>
+      </w:r>
+      <w:r>
+        <w:rPr>
+          <w:rStyle w:val="NormalTok"/>
+        </w:rPr>
+        <w:t xml:space="preserve"> </w:t>
+      </w:r>
+      <w:r>
+        <w:rPr>
+          <w:rStyle w:val="ConstantTok"/>
+        </w:rPr>
+        <w:t xml:space="preserve">TRUE</w:t>
+      </w:r>
+      <w:r>
+        <w:rPr>
+          <w:rStyle w:val="NormalTok"/>
+        </w:rPr>
+        <w:t xml:space="preserve">) </w:t>
+      </w:r>
+      <w:r>
+        <w:rPr>
+          <w:rStyle w:val="SpecialCharTok"/>
+        </w:rPr>
+        <w:t xml:space="preserve">/</w:t>
+      </w:r>
+      <w:r>
+        <w:rPr>
+          <w:rStyle w:val="NormalTok"/>
+        </w:rPr>
+        <w:t xml:space="preserve"> </w:t>
+      </w:r>
+      <w:r>
+        <w:rPr>
+          <w:rStyle w:val="FunctionTok"/>
+        </w:rPr>
+        <w:t xml:space="preserve">sqrt</w:t>
+      </w:r>
+      <w:r>
+        <w:rPr>
+          <w:rStyle w:val="NormalTok"/>
+        </w:rPr>
+        <w:t xml:space="preserve">(n), </w:t>
+      </w:r>
+      <w:r>
+        <w:rPr>
+          <w:rStyle w:val="DecValTok"/>
+        </w:rPr>
+        <w:t xml:space="preserve">2</w:t>
+      </w:r>
+      <w:r>
+        <w:rPr>
+          <w:rStyle w:val="NormalTok"/>
+        </w:rPr>
+        <w:t xml:space="preserve">)</w:t>
+      </w:r>
+      <w:r>
+        <w:br/>
+      </w:r>
+      <w:r>
+        <w:rPr>
+          <w:rStyle w:val="NormalTok"/>
+        </w:rPr>
+        <w:t xml:space="preserve">  )</w:t>
+      </w:r>
+      <w:r>
+        <w:br/>
+      </w:r>
+      <w:r>
+        <w:br/>
+      </w:r>
+      <w:r>
+        <w:rPr>
+          <w:rStyle w:val="NormalTok"/>
+        </w:rPr>
+        <w:t xml:space="preserve">side_stats_df</w:t>
+      </w:r>
+    </w:p>
+    <w:p>
+      <w:pPr>
+        <w:pStyle w:val="BlockText"/>
+      </w:pPr>
+      <w:r>
+        <w:t xml:space="preserve">⚠️</w:t>
+      </w:r>
+      <w:r>
+        <w:t xml:space="preserve"> </w:t>
+      </w:r>
+      <w:r>
+        <w:rPr>
+          <w:b/>
+          <w:bCs/>
+        </w:rPr>
+        <w:t xml:space="preserve">Watch out!</w:t>
+      </w:r>
+      <w:r>
+        <w:t xml:space="preserve"> </w:t>
+      </w:r>
+      <w:r>
+        <w:t xml:space="preserve">Compute</w:t>
+      </w:r>
+      <w:r>
+        <w:t xml:space="preserve"> </w:t>
+      </w:r>
+      <w:r>
+        <w:rPr>
+          <w:rStyle w:val="VerbatimChar"/>
+        </w:rPr>
+        <w:t xml:space="preserve">se_mm</w:t>
+      </w:r>
+      <w:r>
+        <w:t xml:space="preserve"> </w:t>
+      </w:r>
+      <w:r>
+        <w:t xml:space="preserve">from the</w:t>
+      </w:r>
+      <w:r>
+        <w:t xml:space="preserve"> </w:t>
+      </w:r>
+      <w:r>
+        <w:rPr>
+          <w:b/>
+          <w:bCs/>
+        </w:rPr>
+        <w:t xml:space="preserve">raw</w:t>
+      </w:r>
+      <w:r>
+        <w:t xml:space="preserve"> </w:t>
+      </w:r>
+      <w:r>
+        <w:rPr>
+          <w:rStyle w:val="VerbatimChar"/>
+        </w:rPr>
+        <w:t xml:space="preserve">sd()</w:t>
+      </w:r>
+      <w:r>
+        <w:t xml:space="preserve">, not from the</w:t>
+      </w:r>
+      <w:r>
+        <w:t xml:space="preserve"> </w:t>
+      </w:r>
+      <w:r>
+        <w:rPr>
+          <w:rStyle w:val="VerbatimChar"/>
+        </w:rPr>
+        <w:t xml:space="preserve">sd_mm</w:t>
+      </w:r>
+      <w:r>
+        <w:t xml:space="preserve"> </w:t>
+      </w:r>
+      <w:r>
+        <w:t xml:space="preserve">column above it — that one has already been rounded, and the SE would</w:t>
+      </w:r>
+      <w:r>
+        <w:t xml:space="preserve"> </w:t>
+      </w:r>
+      <w:r>
+        <w:t xml:space="preserve">inherit the rounding error. Round only what you print.</w:t>
+      </w:r>
+    </w:p>
+    <w:p>
+      <w:pPr>
+        <w:pStyle w:val="FirstParagraph"/>
+      </w:pPr>
+      <w:r>
+        <w:t xml:space="preserve">✏️</w:t>
+      </w:r>
+      <w:r>
+        <w:t xml:space="preserve"> </w:t>
+      </w:r>
+      <w:r>
+        <w:rPr>
+          <w:b/>
+          <w:bCs/>
+        </w:rPr>
         <w:t xml:space="preserve">Your turn:</w:t>
       </w:r>
       <w:r>
@@ -4332,7 +5585,7 @@
         <w:t xml:space="preserve"> </w:t>
       </w:r>
       <w:r>
-        <w:t xml:space="preserve">values match the ones you calculated by hand in Parts 2 and 5?</w:t>
+        <w:t xml:space="preserve">values match the ones you calculated one side at a time in Parts 2 and 5?</w:t>
       </w:r>
     </w:p>
     <w:p>
@@ -4464,12 +5717,12 @@
                 <wp:inline>
                   <wp:extent cx="152400" cy="152400"/>
                   <wp:effectExtent b="0" l="0" r="0" t="0"/>
-                  <wp:docPr descr="" title="" id="29" name="Picture"/>
+                  <wp:docPr descr="" title="" id="32" name="Picture"/>
                   <a:graphic>
                     <a:graphicData uri="http://schemas.openxmlformats.org/drawingml/2006/picture">
                       <pic:pic>
                         <pic:nvPicPr>
-                          <pic:cNvPr descr="/Applications/Positron.app/Contents/Resources/app/quarto/share/formats/docx/tip.png" id="30" name="Picture"/>
+                          <pic:cNvPr descr="/Applications/Positron.app/Contents/Resources/app/quarto/share/formats/docx/tip.png" id="33" name="Picture"/>
                           <pic:cNvPicPr>
                             <a:picLocks noChangeArrowheads="1" noChangeAspect="1"/>
                           </pic:cNvPicPr>
@@ -4605,8 +5858,8 @@
         </w:pict>
       </w:r>
     </w:p>
-    <w:bookmarkEnd w:id="31"/>
-    <w:bookmarkStart w:id="32" w:name="part-7c-the-n-you-report-is-a-choice"/>
+    <w:bookmarkEnd w:id="34"/>
+    <w:bookmarkStart w:id="35" w:name="part-7c-the-n-you-report-is-a-choice"/>
     <w:p>
       <w:pPr>
         <w:pStyle w:val="Heading1"/>
@@ -4628,6 +5881,43 @@
       </w:r>
       <w:r>
         <w:t xml:space="preserve">you report is a choice</w:t>
+      </w:r>
+    </w:p>
+    <w:p>
+      <w:pPr>
+        <w:pStyle w:val="BlockText"/>
+      </w:pPr>
+      <w:r>
+        <w:t xml:space="preserve">📖</w:t>
+      </w:r>
+      <w:r>
+        <w:t xml:space="preserve"> </w:t>
+      </w:r>
+      <w:r>
+        <w:rPr>
+          <w:b/>
+          <w:bCs/>
+        </w:rPr>
+        <w:t xml:space="preserve">Read more:</w:t>
+      </w:r>
+      <w:r>
+        <w:t xml:space="preserve"> </w:t>
+      </w:r>
+      <w:r>
+        <w:t xml:space="preserve">Gotelli &amp; Ellison Ch. 6 (Designing Successful Field Studies) on replication and pseudoreplication; Whitlock &amp; Schluter Ch. 4 on what the standard error is an estimate</w:t>
+      </w:r>
+      <w:r>
+        <w:t xml:space="preserve"> </w:t>
+      </w:r>
+      <w:r>
+        <w:rPr>
+          <w:i/>
+          <w:iCs/>
+        </w:rPr>
+        <w:t xml:space="preserve">of</w:t>
+      </w:r>
+      <w:r>
+        <w:t xml:space="preserve">.</w:t>
       </w:r>
     </w:p>
     <w:p>
@@ -5293,616 +6583,52 @@
         </w:pict>
       </w:r>
     </w:p>
-    <w:bookmarkEnd w:id="32"/>
-    <w:bookmarkStart w:id="33" w:name="X89af96f990447eeaaa43bcc952b32ebeb30ded1"/>
+    <w:bookmarkEnd w:id="35"/>
+    <w:bookmarkStart w:id="38" w:name="part-7b-see-it-boxplot-with-mean-se"/>
     <w:p>
       <w:pPr>
         <w:pStyle w:val="Heading1"/>
       </w:pPr>
       <w:r>
-        <w:t xml:space="preserve">Part 7b · Bringing back</w:t>
-      </w:r>
-      <w:r>
-        <w:t xml:space="preserve"> </w:t>
-      </w:r>
-      <w:r>
-        <w:rPr>
-          <w:rStyle w:val="VerbatimChar"/>
-        </w:rPr>
-        <w:t xml:space="preserve">case_when()</w:t>
-      </w:r>
-      <w:r>
-        <w:t xml:space="preserve"> </w:t>
-      </w:r>
-      <w:r>
-        <w:t xml:space="preserve">from Wrangling Your Data</w:t>
-      </w:r>
-    </w:p>
-    <w:p>
-      <w:pPr>
-        <w:pStyle w:val="FirstParagraph"/>
-      </w:pPr>
+        <w:t xml:space="preserve">Part 7b · See it — boxplot with mean ± SE</w:t>
+      </w:r>
+    </w:p>
+    <w:p>
+      <w:pPr>
+        <w:pStyle w:val="BlockText"/>
+      </w:pPr>
+      <w:r>
+        <w:t xml:space="preserve">📖</w:t>
+      </w:r>
+      <w:r>
+        <w:t xml:space="preserve"> </w:t>
+      </w:r>
       <w:r>
         <w:rPr>
           <w:b/>
           <w:bCs/>
         </w:rPr>
-        <w:t xml:space="preserve">▶ Run this:</w:t>
-      </w:r>
-    </w:p>
-    <w:p>
-      <w:pPr>
-        <w:pStyle w:val="SourceCode"/>
-      </w:pPr>
-      <w:r>
-        <w:rPr>
-          <w:rStyle w:val="CommentTok"/>
-        </w:rPr>
-        <w:t xml:space="preserve"># ── Part 7b.1 · Bringing back `case_when()` from Wrangling ──────────────</w:t>
-      </w:r>
-      <w:r>
-        <w:br/>
-      </w:r>
-      <w:r>
-        <w:rPr>
-          <w:rStyle w:val="NormalTok"/>
-        </w:rPr>
-        <w:t xml:space="preserve">size_class_stats_df </w:t>
-      </w:r>
-      <w:r>
-        <w:rPr>
-          <w:rStyle w:val="OtherTok"/>
-        </w:rPr>
-        <w:t xml:space="preserve">&lt;-</w:t>
-      </w:r>
-      <w:r>
-        <w:rPr>
-          <w:rStyle w:val="NormalTok"/>
-        </w:rPr>
-        <w:t xml:space="preserve"> pine_df </w:t>
-      </w:r>
-      <w:r>
-        <w:rPr>
-          <w:rStyle w:val="SpecialCharTok"/>
-        </w:rPr>
-        <w:t xml:space="preserve">|&gt;</w:t>
-      </w:r>
-      <w:r>
-        <w:br/>
-      </w:r>
-      <w:r>
-        <w:rPr>
-          <w:rStyle w:val="NormalTok"/>
-        </w:rPr>
-        <w:t xml:space="preserve">  </w:t>
-      </w:r>
-      <w:r>
-        <w:rPr>
-          <w:rStyle w:val="FunctionTok"/>
-        </w:rPr>
-        <w:t xml:space="preserve">mutate</w:t>
-      </w:r>
-      <w:r>
-        <w:rPr>
-          <w:rStyle w:val="NormalTok"/>
-        </w:rPr>
-        <w:t xml:space="preserve">(</w:t>
-      </w:r>
-      <w:r>
-        <w:br/>
-      </w:r>
-      <w:r>
-        <w:rPr>
-          <w:rStyle w:val="NormalTok"/>
-        </w:rPr>
-        <w:t xml:space="preserve">    </w:t>
-      </w:r>
-      <w:r>
-        <w:rPr>
-          <w:rStyle w:val="AttributeTok"/>
-        </w:rPr>
-        <w:t xml:space="preserve">size_class =</w:t>
-      </w:r>
-      <w:r>
-        <w:rPr>
-          <w:rStyle w:val="NormalTok"/>
-        </w:rPr>
-        <w:t xml:space="preserve"> </w:t>
-      </w:r>
-      <w:r>
-        <w:rPr>
-          <w:rStyle w:val="FunctionTok"/>
-        </w:rPr>
-        <w:t xml:space="preserve">case_when</w:t>
-      </w:r>
-      <w:r>
-        <w:rPr>
-          <w:rStyle w:val="NormalTok"/>
-        </w:rPr>
-        <w:t xml:space="preserve">(</w:t>
-      </w:r>
-      <w:r>
-        <w:br/>
-      </w:r>
-      <w:r>
-        <w:rPr>
-          <w:rStyle w:val="NormalTok"/>
-        </w:rPr>
-        <w:t xml:space="preserve">      needle_length_mm </w:t>
-      </w:r>
-      <w:r>
-        <w:rPr>
-          <w:rStyle w:val="SpecialCharTok"/>
-        </w:rPr>
-        <w:t xml:space="preserve">&lt;</w:t>
-      </w:r>
-      <w:r>
-        <w:rPr>
-          <w:rStyle w:val="NormalTok"/>
-        </w:rPr>
-        <w:t xml:space="preserve"> </w:t>
-      </w:r>
-      <w:r>
-        <w:rPr>
-          <w:rStyle w:val="DecValTok"/>
-        </w:rPr>
-        <w:t xml:space="preserve">13</w:t>
-      </w:r>
-      <w:r>
-        <w:rPr>
-          <w:rStyle w:val="NormalTok"/>
-        </w:rPr>
-        <w:t xml:space="preserve"> </w:t>
-      </w:r>
-      <w:r>
-        <w:rPr>
-          <w:rStyle w:val="SpecialCharTok"/>
-        </w:rPr>
-        <w:t xml:space="preserve">~</w:t>
-      </w:r>
-      <w:r>
-        <w:rPr>
-          <w:rStyle w:val="NormalTok"/>
-        </w:rPr>
-        <w:t xml:space="preserve"> </w:t>
-      </w:r>
-      <w:r>
-        <w:rPr>
-          <w:rStyle w:val="StringTok"/>
-        </w:rPr>
-        <w:t xml:space="preserve">"short"</w:t>
-      </w:r>
-      <w:r>
-        <w:rPr>
-          <w:rStyle w:val="NormalTok"/>
-        </w:rPr>
-        <w:t xml:space="preserve">,</w:t>
-      </w:r>
-      <w:r>
-        <w:br/>
-      </w:r>
-      <w:r>
-        <w:rPr>
-          <w:rStyle w:val="NormalTok"/>
-        </w:rPr>
-        <w:t xml:space="preserve">      needle_length_mm </w:t>
-      </w:r>
-      <w:r>
-        <w:rPr>
-          <w:rStyle w:val="SpecialCharTok"/>
-        </w:rPr>
-        <w:t xml:space="preserve">&lt;</w:t>
-      </w:r>
-      <w:r>
-        <w:rPr>
-          <w:rStyle w:val="NormalTok"/>
-        </w:rPr>
-        <w:t xml:space="preserve"> </w:t>
-      </w:r>
-      <w:r>
-        <w:rPr>
-          <w:rStyle w:val="DecValTok"/>
-        </w:rPr>
-        <w:t xml:space="preserve">16</w:t>
-      </w:r>
-      <w:r>
-        <w:rPr>
-          <w:rStyle w:val="NormalTok"/>
-        </w:rPr>
-        <w:t xml:space="preserve"> </w:t>
-      </w:r>
-      <w:r>
-        <w:rPr>
-          <w:rStyle w:val="SpecialCharTok"/>
-        </w:rPr>
-        <w:t xml:space="preserve">~</w:t>
-      </w:r>
-      <w:r>
-        <w:rPr>
-          <w:rStyle w:val="NormalTok"/>
-        </w:rPr>
-        <w:t xml:space="preserve"> </w:t>
-      </w:r>
-      <w:r>
-        <w:rPr>
-          <w:rStyle w:val="StringTok"/>
-        </w:rPr>
-        <w:t xml:space="preserve">"medium"</w:t>
-      </w:r>
-      <w:r>
-        <w:rPr>
-          <w:rStyle w:val="NormalTok"/>
-        </w:rPr>
-        <w:t xml:space="preserve">,</w:t>
-      </w:r>
-      <w:r>
-        <w:br/>
-      </w:r>
-      <w:r>
-        <w:rPr>
-          <w:rStyle w:val="NormalTok"/>
-        </w:rPr>
-        <w:t xml:space="preserve">      </w:t>
-      </w:r>
-      <w:r>
-        <w:rPr>
-          <w:rStyle w:val="ConstantTok"/>
-        </w:rPr>
-        <w:t xml:space="preserve">TRUE</w:t>
-      </w:r>
-      <w:r>
-        <w:rPr>
-          <w:rStyle w:val="NormalTok"/>
-        </w:rPr>
-        <w:t xml:space="preserve">                  </w:t>
-      </w:r>
-      <w:r>
-        <w:rPr>
-          <w:rStyle w:val="SpecialCharTok"/>
-        </w:rPr>
-        <w:t xml:space="preserve">~</w:t>
-      </w:r>
-      <w:r>
-        <w:rPr>
-          <w:rStyle w:val="NormalTok"/>
-        </w:rPr>
-        <w:t xml:space="preserve"> </w:t>
-      </w:r>
-      <w:r>
-        <w:rPr>
-          <w:rStyle w:val="StringTok"/>
-        </w:rPr>
-        <w:t xml:space="preserve">"long"</w:t>
-      </w:r>
-      <w:r>
-        <w:br/>
-      </w:r>
-      <w:r>
-        <w:rPr>
-          <w:rStyle w:val="NormalTok"/>
-        </w:rPr>
-        <w:t xml:space="preserve">    )</w:t>
-      </w:r>
-      <w:r>
-        <w:br/>
-      </w:r>
-      <w:r>
-        <w:rPr>
-          <w:rStyle w:val="NormalTok"/>
-        </w:rPr>
-        <w:t xml:space="preserve">  ) </w:t>
-      </w:r>
-      <w:r>
-        <w:rPr>
-          <w:rStyle w:val="SpecialCharTok"/>
-        </w:rPr>
-        <w:t xml:space="preserve">|&gt;</w:t>
-      </w:r>
-      <w:r>
-        <w:br/>
-      </w:r>
-      <w:r>
-        <w:rPr>
-          <w:rStyle w:val="NormalTok"/>
-        </w:rPr>
-        <w:t xml:space="preserve">  </w:t>
-      </w:r>
-      <w:r>
-        <w:rPr>
-          <w:rStyle w:val="FunctionTok"/>
-        </w:rPr>
-        <w:t xml:space="preserve">group_by</w:t>
-      </w:r>
-      <w:r>
-        <w:rPr>
-          <w:rStyle w:val="NormalTok"/>
-        </w:rPr>
-        <w:t xml:space="preserve">(size_class) </w:t>
-      </w:r>
-      <w:r>
-        <w:rPr>
-          <w:rStyle w:val="SpecialCharTok"/>
-        </w:rPr>
-        <w:t xml:space="preserve">|&gt;</w:t>
-      </w:r>
-      <w:r>
-        <w:br/>
-      </w:r>
-      <w:r>
-        <w:rPr>
-          <w:rStyle w:val="NormalTok"/>
-        </w:rPr>
-        <w:t xml:space="preserve">  </w:t>
-      </w:r>
-      <w:r>
-        <w:rPr>
-          <w:rStyle w:val="FunctionTok"/>
-        </w:rPr>
-        <w:t xml:space="preserve">summarize</w:t>
-      </w:r>
-      <w:r>
-        <w:rPr>
-          <w:rStyle w:val="NormalTok"/>
-        </w:rPr>
-        <w:t xml:space="preserve">(</w:t>
-      </w:r>
-      <w:r>
-        <w:br/>
-      </w:r>
-      <w:r>
-        <w:rPr>
-          <w:rStyle w:val="NormalTok"/>
-        </w:rPr>
-        <w:t xml:space="preserve">    </w:t>
-      </w:r>
-      <w:r>
-        <w:rPr>
-          <w:rStyle w:val="AttributeTok"/>
-        </w:rPr>
-        <w:t xml:space="preserve">n       =</w:t>
-      </w:r>
-      <w:r>
-        <w:rPr>
-          <w:rStyle w:val="NormalTok"/>
-        </w:rPr>
-        <w:t xml:space="preserve"> </w:t>
-      </w:r>
-      <w:r>
-        <w:rPr>
-          <w:rStyle w:val="FunctionTok"/>
-        </w:rPr>
-        <w:t xml:space="preserve">sum</w:t>
-      </w:r>
-      <w:r>
-        <w:rPr>
-          <w:rStyle w:val="NormalTok"/>
-        </w:rPr>
-        <w:t xml:space="preserve">(</w:t>
-      </w:r>
-      <w:r>
-        <w:rPr>
-          <w:rStyle w:val="SpecialCharTok"/>
-        </w:rPr>
-        <w:t xml:space="preserve">!</w:t>
-      </w:r>
-      <w:r>
-        <w:rPr>
-          <w:rStyle w:val="FunctionTok"/>
-        </w:rPr>
-        <w:t xml:space="preserve">is.na</w:t>
-      </w:r>
-      <w:r>
-        <w:rPr>
-          <w:rStyle w:val="NormalTok"/>
-        </w:rPr>
-        <w:t xml:space="preserve">(needle_length_mm)),</w:t>
-      </w:r>
-      <w:r>
-        <w:br/>
-      </w:r>
-      <w:r>
-        <w:rPr>
-          <w:rStyle w:val="NormalTok"/>
-        </w:rPr>
-        <w:t xml:space="preserve">    </w:t>
-      </w:r>
-      <w:r>
-        <w:rPr>
-          <w:rStyle w:val="AttributeTok"/>
-        </w:rPr>
-        <w:t xml:space="preserve">mean_mm =</w:t>
-      </w:r>
-      <w:r>
-        <w:rPr>
-          <w:rStyle w:val="NormalTok"/>
-        </w:rPr>
-        <w:t xml:space="preserve"> </w:t>
-      </w:r>
-      <w:r>
-        <w:rPr>
-          <w:rStyle w:val="FunctionTok"/>
-        </w:rPr>
-        <w:t xml:space="preserve">round</w:t>
-      </w:r>
-      <w:r>
-        <w:rPr>
-          <w:rStyle w:val="NormalTok"/>
-        </w:rPr>
-        <w:t xml:space="preserve">(</w:t>
-      </w:r>
-      <w:r>
-        <w:rPr>
-          <w:rStyle w:val="FunctionTok"/>
-        </w:rPr>
-        <w:t xml:space="preserve">mean</w:t>
-      </w:r>
-      <w:r>
-        <w:rPr>
-          <w:rStyle w:val="NormalTok"/>
-        </w:rPr>
-        <w:t xml:space="preserve">(needle_length_mm, </w:t>
-      </w:r>
-      <w:r>
-        <w:rPr>
-          <w:rStyle w:val="AttributeTok"/>
-        </w:rPr>
-        <w:t xml:space="preserve">na.rm =</w:t>
-      </w:r>
-      <w:r>
-        <w:rPr>
-          <w:rStyle w:val="NormalTok"/>
-        </w:rPr>
-        <w:t xml:space="preserve"> </w:t>
-      </w:r>
-      <w:r>
-        <w:rPr>
-          <w:rStyle w:val="ConstantTok"/>
-        </w:rPr>
-        <w:t xml:space="preserve">TRUE</w:t>
-      </w:r>
-      <w:r>
-        <w:rPr>
-          <w:rStyle w:val="NormalTok"/>
-        </w:rPr>
-        <w:t xml:space="preserve">), </w:t>
-      </w:r>
-      <w:r>
-        <w:rPr>
-          <w:rStyle w:val="DecValTok"/>
-        </w:rPr>
-        <w:t xml:space="preserve">2</w:t>
-      </w:r>
-      <w:r>
-        <w:rPr>
-          <w:rStyle w:val="NormalTok"/>
-        </w:rPr>
-        <w:t xml:space="preserve">),</w:t>
-      </w:r>
-      <w:r>
-        <w:br/>
-      </w:r>
-      <w:r>
-        <w:rPr>
-          <w:rStyle w:val="NormalTok"/>
-        </w:rPr>
-        <w:t xml:space="preserve">    </w:t>
-      </w:r>
-      <w:r>
-        <w:rPr>
-          <w:rStyle w:val="AttributeTok"/>
-        </w:rPr>
-        <w:t xml:space="preserve">se_mm   =</w:t>
-      </w:r>
-      <w:r>
-        <w:rPr>
-          <w:rStyle w:val="NormalTok"/>
-        </w:rPr>
-        <w:t xml:space="preserve"> </w:t>
-      </w:r>
-      <w:r>
-        <w:rPr>
-          <w:rStyle w:val="FunctionTok"/>
-        </w:rPr>
-        <w:t xml:space="preserve">round</w:t>
-      </w:r>
-      <w:r>
-        <w:rPr>
-          <w:rStyle w:val="NormalTok"/>
-        </w:rPr>
-        <w:t xml:space="preserve">(</w:t>
-      </w:r>
-      <w:r>
-        <w:rPr>
-          <w:rStyle w:val="FunctionTok"/>
-        </w:rPr>
-        <w:t xml:space="preserve">sd</w:t>
-      </w:r>
-      <w:r>
-        <w:rPr>
-          <w:rStyle w:val="NormalTok"/>
-        </w:rPr>
-        <w:t xml:space="preserve">(needle_length_mm, </w:t>
-      </w:r>
-      <w:r>
-        <w:rPr>
-          <w:rStyle w:val="AttributeTok"/>
-        </w:rPr>
-        <w:t xml:space="preserve">na.rm =</w:t>
-      </w:r>
-      <w:r>
-        <w:rPr>
-          <w:rStyle w:val="NormalTok"/>
-        </w:rPr>
-        <w:t xml:space="preserve"> </w:t>
-      </w:r>
-      <w:r>
-        <w:rPr>
-          <w:rStyle w:val="ConstantTok"/>
-        </w:rPr>
-        <w:t xml:space="preserve">TRUE</w:t>
-      </w:r>
-      <w:r>
-        <w:rPr>
-          <w:rStyle w:val="NormalTok"/>
-        </w:rPr>
-        <w:t xml:space="preserve">) </w:t>
-      </w:r>
-      <w:r>
-        <w:rPr>
-          <w:rStyle w:val="SpecialCharTok"/>
-        </w:rPr>
-        <w:t xml:space="preserve">/</w:t>
-      </w:r>
-      <w:r>
-        <w:rPr>
-          <w:rStyle w:val="NormalTok"/>
-        </w:rPr>
-        <w:t xml:space="preserve"> </w:t>
-      </w:r>
-      <w:r>
-        <w:rPr>
-          <w:rStyle w:val="FunctionTok"/>
-        </w:rPr>
-        <w:t xml:space="preserve">sqrt</w:t>
-      </w:r>
-      <w:r>
-        <w:rPr>
-          <w:rStyle w:val="NormalTok"/>
-        </w:rPr>
-        <w:t xml:space="preserve">(n), </w:t>
-      </w:r>
-      <w:r>
-        <w:rPr>
-          <w:rStyle w:val="DecValTok"/>
-        </w:rPr>
-        <w:t xml:space="preserve">2</w:t>
-      </w:r>
-      <w:r>
-        <w:rPr>
-          <w:rStyle w:val="NormalTok"/>
-        </w:rPr>
-        <w:t xml:space="preserve">)</w:t>
-      </w:r>
-      <w:r>
-        <w:br/>
-      </w:r>
-      <w:r>
-        <w:rPr>
-          <w:rStyle w:val="NormalTok"/>
-        </w:rPr>
-        <w:t xml:space="preserve">  )</w:t>
-      </w:r>
-      <w:r>
-        <w:br/>
-      </w:r>
-      <w:r>
-        <w:br/>
-      </w:r>
-      <w:r>
-        <w:rPr>
-          <w:rStyle w:val="NormalTok"/>
-        </w:rPr>
-        <w:t xml:space="preserve">size_class_stats_df</w:t>
+        <w:t xml:space="preserve">Read more:</w:t>
+      </w:r>
+      <w:r>
+        <w:t xml:space="preserve"> </w:t>
+      </w:r>
+      <w:r>
+        <w:t xml:space="preserve">Whitlock &amp; Schluter Ch. 2 (Displaying Data), and</w:t>
+      </w:r>
+      <w:r>
+        <w:t xml:space="preserve"> </w:t>
+      </w:r>
+      <w:hyperlink r:id="rId30">
+        <w:r>
+          <w:rPr>
+            <w:rStyle w:val="Hyperlink"/>
+          </w:rPr>
+          <w:t xml:space="preserve">R4DS §10 — Exploratory data analysis</w:t>
+        </w:r>
+      </w:hyperlink>
+      <w:r>
+        <w:t xml:space="preserve">.</w:t>
       </w:r>
     </w:p>
     <w:p>
@@ -5910,70 +6636,1451 @@
         <w:pStyle w:val="FirstParagraph"/>
       </w:pPr>
       <w:r>
-        <w:t xml:space="preserve">✏️</w:t>
-      </w:r>
-      <w:r>
-        <w:t xml:space="preserve"> </w:t>
-      </w:r>
+        <w:t xml:space="preserve">Every number you computed today has a picture. This is the figure you will</w:t>
+      </w:r>
+      <w:r>
+        <w:t xml:space="preserve"> </w:t>
+      </w:r>
+      <w:r>
+        <w:t xml:space="preserve">build for the rest of the term, so it is worth getting the layers straight.</w:t>
+      </w:r>
+    </w:p>
+    <w:p>
+      <w:pPr>
+        <w:pStyle w:val="BodyText"/>
+      </w:pPr>
       <w:r>
         <w:rPr>
           <w:b/>
           <w:bCs/>
         </w:rPr>
+        <w:t xml:space="preserve">▶ Run this:</w:t>
+      </w:r>
+    </w:p>
+    <w:p>
+      <w:pPr>
+        <w:pStyle w:val="SourceCode"/>
+      </w:pPr>
+      <w:r>
+        <w:rPr>
+          <w:rStyle w:val="CommentTok"/>
+        </w:rPr>
+        <w:t xml:space="preserve"># ── Part 7b.1 · See it — boxplot with mean ± SE ─────────────────────────</w:t>
+      </w:r>
+      <w:r>
+        <w:br/>
+      </w:r>
+      <w:r>
+        <w:rPr>
+          <w:rStyle w:val="NormalTok"/>
+        </w:rPr>
+        <w:t xml:space="preserve">side_plot </w:t>
+      </w:r>
+      <w:r>
+        <w:rPr>
+          <w:rStyle w:val="OtherTok"/>
+        </w:rPr>
+        <w:t xml:space="preserve">&lt;-</w:t>
+      </w:r>
+      <w:r>
+        <w:rPr>
+          <w:rStyle w:val="NormalTok"/>
+        </w:rPr>
+        <w:t xml:space="preserve"> </w:t>
+      </w:r>
+      <w:r>
+        <w:rPr>
+          <w:rStyle w:val="FunctionTok"/>
+        </w:rPr>
+        <w:t xml:space="preserve">ggplot</w:t>
+      </w:r>
+      <w:r>
+        <w:rPr>
+          <w:rStyle w:val="NormalTok"/>
+        </w:rPr>
+        <w:t xml:space="preserve">(pine_df, </w:t>
+      </w:r>
+      <w:r>
+        <w:rPr>
+          <w:rStyle w:val="FunctionTok"/>
+        </w:rPr>
+        <w:t xml:space="preserve">aes</w:t>
+      </w:r>
+      <w:r>
+        <w:rPr>
+          <w:rStyle w:val="NormalTok"/>
+        </w:rPr>
+        <w:t xml:space="preserve">(</w:t>
+      </w:r>
+      <w:r>
+        <w:rPr>
+          <w:rStyle w:val="AttributeTok"/>
+        </w:rPr>
+        <w:t xml:space="preserve">x =</w:t>
+      </w:r>
+      <w:r>
+        <w:rPr>
+          <w:rStyle w:val="NormalTok"/>
+        </w:rPr>
+        <w:t xml:space="preserve"> side, </w:t>
+      </w:r>
+      <w:r>
+        <w:rPr>
+          <w:rStyle w:val="AttributeTok"/>
+        </w:rPr>
+        <w:t xml:space="preserve">y =</w:t>
+      </w:r>
+      <w:r>
+        <w:rPr>
+          <w:rStyle w:val="NormalTok"/>
+        </w:rPr>
+        <w:t xml:space="preserve"> needle_length_mm)) </w:t>
+      </w:r>
+      <w:r>
+        <w:rPr>
+          <w:rStyle w:val="SpecialCharTok"/>
+        </w:rPr>
+        <w:t xml:space="preserve">+</w:t>
+      </w:r>
+      <w:r>
+        <w:br/>
+      </w:r>
+      <w:r>
+        <w:br/>
+      </w:r>
+      <w:r>
+        <w:rPr>
+          <w:rStyle w:val="NormalTok"/>
+        </w:rPr>
+        <w:t xml:space="preserve">  </w:t>
+      </w:r>
+      <w:r>
+        <w:rPr>
+          <w:rStyle w:val="CommentTok"/>
+        </w:rPr>
+        <w:t xml:space="preserve"># layer 1 — the spread of all 64 needles</w:t>
+      </w:r>
+      <w:r>
+        <w:br/>
+      </w:r>
+      <w:r>
+        <w:rPr>
+          <w:rStyle w:val="NormalTok"/>
+        </w:rPr>
+        <w:t xml:space="preserve">  </w:t>
+      </w:r>
+      <w:r>
+        <w:rPr>
+          <w:rStyle w:val="FunctionTok"/>
+        </w:rPr>
+        <w:t xml:space="preserve">geom_boxplot</w:t>
+      </w:r>
+      <w:r>
+        <w:rPr>
+          <w:rStyle w:val="NormalTok"/>
+        </w:rPr>
+        <w:t xml:space="preserve">(</w:t>
+      </w:r>
+      <w:r>
+        <w:rPr>
+          <w:rStyle w:val="AttributeTok"/>
+        </w:rPr>
+        <w:t xml:space="preserve">width =</w:t>
+      </w:r>
+      <w:r>
+        <w:rPr>
+          <w:rStyle w:val="NormalTok"/>
+        </w:rPr>
+        <w:t xml:space="preserve"> </w:t>
+      </w:r>
+      <w:r>
+        <w:rPr>
+          <w:rStyle w:val="FloatTok"/>
+        </w:rPr>
+        <w:t xml:space="preserve">0.5</w:t>
+      </w:r>
+      <w:r>
+        <w:rPr>
+          <w:rStyle w:val="NormalTok"/>
+        </w:rPr>
+        <w:t xml:space="preserve">, </w:t>
+      </w:r>
+      <w:r>
+        <w:rPr>
+          <w:rStyle w:val="AttributeTok"/>
+        </w:rPr>
+        <w:t xml:space="preserve">fill =</w:t>
+      </w:r>
+      <w:r>
+        <w:rPr>
+          <w:rStyle w:val="NormalTok"/>
+        </w:rPr>
+        <w:t xml:space="preserve"> </w:t>
+      </w:r>
+      <w:r>
+        <w:rPr>
+          <w:rStyle w:val="ConstantTok"/>
+        </w:rPr>
+        <w:t xml:space="preserve">NA</w:t>
+      </w:r>
+      <w:r>
+        <w:rPr>
+          <w:rStyle w:val="NormalTok"/>
+        </w:rPr>
+        <w:t xml:space="preserve">, </w:t>
+      </w:r>
+      <w:r>
+        <w:rPr>
+          <w:rStyle w:val="AttributeTok"/>
+        </w:rPr>
+        <w:t xml:space="preserve">outlier.shape =</w:t>
+      </w:r>
+      <w:r>
+        <w:rPr>
+          <w:rStyle w:val="NormalTok"/>
+        </w:rPr>
+        <w:t xml:space="preserve"> </w:t>
+      </w:r>
+      <w:r>
+        <w:rPr>
+          <w:rStyle w:val="ConstantTok"/>
+        </w:rPr>
+        <w:t xml:space="preserve">NA</w:t>
+      </w:r>
+      <w:r>
+        <w:rPr>
+          <w:rStyle w:val="NormalTok"/>
+        </w:rPr>
+        <w:t xml:space="preserve">) </w:t>
+      </w:r>
+      <w:r>
+        <w:rPr>
+          <w:rStyle w:val="SpecialCharTok"/>
+        </w:rPr>
+        <w:t xml:space="preserve">+</w:t>
+      </w:r>
+      <w:r>
+        <w:br/>
+      </w:r>
+      <w:r>
+        <w:br/>
+      </w:r>
+      <w:r>
+        <w:rPr>
+          <w:rStyle w:val="NormalTok"/>
+        </w:rPr>
+        <w:t xml:space="preserve">  </w:t>
+      </w:r>
+      <w:r>
+        <w:rPr>
+          <w:rStyle w:val="CommentTok"/>
+        </w:rPr>
+        <w:t xml:space="preserve"># layer 2 — each team's mean, faded, behind the summary</w:t>
+      </w:r>
+      <w:r>
+        <w:br/>
+      </w:r>
+      <w:r>
+        <w:rPr>
+          <w:rStyle w:val="NormalTok"/>
+        </w:rPr>
+        <w:t xml:space="preserve">  </w:t>
+      </w:r>
+      <w:r>
+        <w:rPr>
+          <w:rStyle w:val="FunctionTok"/>
+        </w:rPr>
+        <w:t xml:space="preserve">geom_point</w:t>
+      </w:r>
+      <w:r>
+        <w:rPr>
+          <w:rStyle w:val="NormalTok"/>
+        </w:rPr>
+        <w:t xml:space="preserve">(</w:t>
+      </w:r>
+      <w:r>
+        <w:rPr>
+          <w:rStyle w:val="AttributeTok"/>
+        </w:rPr>
+        <w:t xml:space="preserve">data =</w:t>
+      </w:r>
+      <w:r>
+        <w:rPr>
+          <w:rStyle w:val="NormalTok"/>
+        </w:rPr>
+        <w:t xml:space="preserve"> team_means_df,</w:t>
+      </w:r>
+      <w:r>
+        <w:br/>
+      </w:r>
+      <w:r>
+        <w:rPr>
+          <w:rStyle w:val="NormalTok"/>
+        </w:rPr>
+        <w:t xml:space="preserve">             </w:t>
+      </w:r>
+      <w:r>
+        <w:rPr>
+          <w:rStyle w:val="FunctionTok"/>
+        </w:rPr>
+        <w:t xml:space="preserve">aes</w:t>
+      </w:r>
+      <w:r>
+        <w:rPr>
+          <w:rStyle w:val="NormalTok"/>
+        </w:rPr>
+        <w:t xml:space="preserve">(</w:t>
+      </w:r>
+      <w:r>
+        <w:rPr>
+          <w:rStyle w:val="AttributeTok"/>
+        </w:rPr>
+        <w:t xml:space="preserve">y =</w:t>
+      </w:r>
+      <w:r>
+        <w:rPr>
+          <w:rStyle w:val="NormalTok"/>
+        </w:rPr>
+        <w:t xml:space="preserve"> team_mean_mm, </w:t>
+      </w:r>
+      <w:r>
+        <w:rPr>
+          <w:rStyle w:val="AttributeTok"/>
+        </w:rPr>
+        <w:t xml:space="preserve">color =</w:t>
+      </w:r>
+      <w:r>
+        <w:rPr>
+          <w:rStyle w:val="NormalTok"/>
+        </w:rPr>
+        <w:t xml:space="preserve"> team),</w:t>
+      </w:r>
+      <w:r>
+        <w:br/>
+      </w:r>
+      <w:r>
+        <w:rPr>
+          <w:rStyle w:val="NormalTok"/>
+        </w:rPr>
+        <w:t xml:space="preserve">             </w:t>
+      </w:r>
+      <w:r>
+        <w:rPr>
+          <w:rStyle w:val="AttributeTok"/>
+        </w:rPr>
+        <w:t xml:space="preserve">position =</w:t>
+      </w:r>
+      <w:r>
+        <w:rPr>
+          <w:rStyle w:val="NormalTok"/>
+        </w:rPr>
+        <w:t xml:space="preserve"> </w:t>
+      </w:r>
+      <w:r>
+        <w:rPr>
+          <w:rStyle w:val="FunctionTok"/>
+        </w:rPr>
+        <w:t xml:space="preserve">position_dodge</w:t>
+      </w:r>
+      <w:r>
+        <w:rPr>
+          <w:rStyle w:val="NormalTok"/>
+        </w:rPr>
+        <w:t xml:space="preserve">(</w:t>
+      </w:r>
+      <w:r>
+        <w:rPr>
+          <w:rStyle w:val="AttributeTok"/>
+        </w:rPr>
+        <w:t xml:space="preserve">width =</w:t>
+      </w:r>
+      <w:r>
+        <w:rPr>
+          <w:rStyle w:val="NormalTok"/>
+        </w:rPr>
+        <w:t xml:space="preserve"> </w:t>
+      </w:r>
+      <w:r>
+        <w:rPr>
+          <w:rStyle w:val="FloatTok"/>
+        </w:rPr>
+        <w:t xml:space="preserve">0.5</w:t>
+      </w:r>
+      <w:r>
+        <w:rPr>
+          <w:rStyle w:val="NormalTok"/>
+        </w:rPr>
+        <w:t xml:space="preserve">),</w:t>
+      </w:r>
+      <w:r>
+        <w:br/>
+      </w:r>
+      <w:r>
+        <w:rPr>
+          <w:rStyle w:val="NormalTok"/>
+        </w:rPr>
+        <w:t xml:space="preserve">             </w:t>
+      </w:r>
+      <w:r>
+        <w:rPr>
+          <w:rStyle w:val="AttributeTok"/>
+        </w:rPr>
+        <w:t xml:space="preserve">size =</w:t>
+      </w:r>
+      <w:r>
+        <w:rPr>
+          <w:rStyle w:val="NormalTok"/>
+        </w:rPr>
+        <w:t xml:space="preserve"> </w:t>
+      </w:r>
+      <w:r>
+        <w:rPr>
+          <w:rStyle w:val="DecValTok"/>
+        </w:rPr>
+        <w:t xml:space="preserve">3</w:t>
+      </w:r>
+      <w:r>
+        <w:rPr>
+          <w:rStyle w:val="NormalTok"/>
+        </w:rPr>
+        <w:t xml:space="preserve">, </w:t>
+      </w:r>
+      <w:r>
+        <w:rPr>
+          <w:rStyle w:val="AttributeTok"/>
+        </w:rPr>
+        <w:t xml:space="preserve">alpha =</w:t>
+      </w:r>
+      <w:r>
+        <w:rPr>
+          <w:rStyle w:val="NormalTok"/>
+        </w:rPr>
+        <w:t xml:space="preserve"> </w:t>
+      </w:r>
+      <w:r>
+        <w:rPr>
+          <w:rStyle w:val="FloatTok"/>
+        </w:rPr>
+        <w:t xml:space="preserve">0.5</w:t>
+      </w:r>
+      <w:r>
+        <w:rPr>
+          <w:rStyle w:val="NormalTok"/>
+        </w:rPr>
+        <w:t xml:space="preserve">) </w:t>
+      </w:r>
+      <w:r>
+        <w:rPr>
+          <w:rStyle w:val="SpecialCharTok"/>
+        </w:rPr>
+        <w:t xml:space="preserve">+</w:t>
+      </w:r>
+      <w:r>
+        <w:br/>
+      </w:r>
+      <w:r>
+        <w:br/>
+      </w:r>
+      <w:r>
+        <w:rPr>
+          <w:rStyle w:val="NormalTok"/>
+        </w:rPr>
+        <w:t xml:space="preserve">  </w:t>
+      </w:r>
+      <w:r>
+        <w:rPr>
+          <w:rStyle w:val="CommentTok"/>
+        </w:rPr>
+        <w:t xml:space="preserve"># layer 3 — the mean and its standard error, on top</w:t>
+      </w:r>
+      <w:r>
+        <w:br/>
+      </w:r>
+      <w:r>
+        <w:rPr>
+          <w:rStyle w:val="NormalTok"/>
+        </w:rPr>
+        <w:t xml:space="preserve">  </w:t>
+      </w:r>
+      <w:r>
+        <w:rPr>
+          <w:rStyle w:val="FunctionTok"/>
+        </w:rPr>
+        <w:t xml:space="preserve">stat_summary</w:t>
+      </w:r>
+      <w:r>
+        <w:rPr>
+          <w:rStyle w:val="NormalTok"/>
+        </w:rPr>
+        <w:t xml:space="preserve">(</w:t>
+      </w:r>
+      <w:r>
+        <w:rPr>
+          <w:rStyle w:val="AttributeTok"/>
+        </w:rPr>
+        <w:t xml:space="preserve">fun =</w:t>
+      </w:r>
+      <w:r>
+        <w:rPr>
+          <w:rStyle w:val="NormalTok"/>
+        </w:rPr>
+        <w:t xml:space="preserve"> mean, </w:t>
+      </w:r>
+      <w:r>
+        <w:rPr>
+          <w:rStyle w:val="AttributeTok"/>
+        </w:rPr>
+        <w:t xml:space="preserve">geom =</w:t>
+      </w:r>
+      <w:r>
+        <w:rPr>
+          <w:rStyle w:val="NormalTok"/>
+        </w:rPr>
+        <w:t xml:space="preserve"> </w:t>
+      </w:r>
+      <w:r>
+        <w:rPr>
+          <w:rStyle w:val="StringTok"/>
+        </w:rPr>
+        <w:t xml:space="preserve">"point"</w:t>
+      </w:r>
+      <w:r>
+        <w:rPr>
+          <w:rStyle w:val="NormalTok"/>
+        </w:rPr>
+        <w:t xml:space="preserve">, </w:t>
+      </w:r>
+      <w:r>
+        <w:rPr>
+          <w:rStyle w:val="AttributeTok"/>
+        </w:rPr>
+        <w:t xml:space="preserve">size =</w:t>
+      </w:r>
+      <w:r>
+        <w:rPr>
+          <w:rStyle w:val="NormalTok"/>
+        </w:rPr>
+        <w:t xml:space="preserve"> </w:t>
+      </w:r>
+      <w:r>
+        <w:rPr>
+          <w:rStyle w:val="DecValTok"/>
+        </w:rPr>
+        <w:t xml:space="preserve">3</w:t>
+      </w:r>
+      <w:r>
+        <w:rPr>
+          <w:rStyle w:val="NormalTok"/>
+        </w:rPr>
+        <w:t xml:space="preserve">) </w:t>
+      </w:r>
+      <w:r>
+        <w:rPr>
+          <w:rStyle w:val="SpecialCharTok"/>
+        </w:rPr>
+        <w:t xml:space="preserve">+</w:t>
+      </w:r>
+      <w:r>
+        <w:br/>
+      </w:r>
+      <w:r>
+        <w:rPr>
+          <w:rStyle w:val="NormalTok"/>
+        </w:rPr>
+        <w:t xml:space="preserve">  </w:t>
+      </w:r>
+      <w:r>
+        <w:rPr>
+          <w:rStyle w:val="FunctionTok"/>
+        </w:rPr>
+        <w:t xml:space="preserve">stat_summary</w:t>
+      </w:r>
+      <w:r>
+        <w:rPr>
+          <w:rStyle w:val="NormalTok"/>
+        </w:rPr>
+        <w:t xml:space="preserve">(</w:t>
+      </w:r>
+      <w:r>
+        <w:rPr>
+          <w:rStyle w:val="AttributeTok"/>
+        </w:rPr>
+        <w:t xml:space="preserve">fun.data =</w:t>
+      </w:r>
+      <w:r>
+        <w:rPr>
+          <w:rStyle w:val="NormalTok"/>
+        </w:rPr>
+        <w:t xml:space="preserve"> mean_se, </w:t>
+      </w:r>
+      <w:r>
+        <w:rPr>
+          <w:rStyle w:val="AttributeTok"/>
+        </w:rPr>
+        <w:t xml:space="preserve">geom =</w:t>
+      </w:r>
+      <w:r>
+        <w:rPr>
+          <w:rStyle w:val="NormalTok"/>
+        </w:rPr>
+        <w:t xml:space="preserve"> </w:t>
+      </w:r>
+      <w:r>
+        <w:rPr>
+          <w:rStyle w:val="StringTok"/>
+        </w:rPr>
+        <w:t xml:space="preserve">"errorbar"</w:t>
+      </w:r>
+      <w:r>
+        <w:rPr>
+          <w:rStyle w:val="NormalTok"/>
+        </w:rPr>
+        <w:t xml:space="preserve">, </w:t>
+      </w:r>
+      <w:r>
+        <w:rPr>
+          <w:rStyle w:val="AttributeTok"/>
+        </w:rPr>
+        <w:t xml:space="preserve">width =</w:t>
+      </w:r>
+      <w:r>
+        <w:rPr>
+          <w:rStyle w:val="NormalTok"/>
+        </w:rPr>
+        <w:t xml:space="preserve"> </w:t>
+      </w:r>
+      <w:r>
+        <w:rPr>
+          <w:rStyle w:val="FloatTok"/>
+        </w:rPr>
+        <w:t xml:space="preserve">0.15</w:t>
+      </w:r>
+      <w:r>
+        <w:rPr>
+          <w:rStyle w:val="NormalTok"/>
+        </w:rPr>
+        <w:t xml:space="preserve">) </w:t>
+      </w:r>
+      <w:r>
+        <w:rPr>
+          <w:rStyle w:val="SpecialCharTok"/>
+        </w:rPr>
+        <w:t xml:space="preserve">+</w:t>
+      </w:r>
+      <w:r>
+        <w:br/>
+      </w:r>
+      <w:r>
+        <w:br/>
+      </w:r>
+      <w:r>
+        <w:rPr>
+          <w:rStyle w:val="NormalTok"/>
+        </w:rPr>
+        <w:t xml:space="preserve">  </w:t>
+      </w:r>
+      <w:r>
+        <w:rPr>
+          <w:rStyle w:val="FunctionTok"/>
+        </w:rPr>
+        <w:t xml:space="preserve">labs</w:t>
+      </w:r>
+      <w:r>
+        <w:rPr>
+          <w:rStyle w:val="NormalTok"/>
+        </w:rPr>
+        <w:t xml:space="preserve">(</w:t>
+      </w:r>
+      <w:r>
+        <w:rPr>
+          <w:rStyle w:val="AttributeTok"/>
+        </w:rPr>
+        <w:t xml:space="preserve">x =</w:t>
+      </w:r>
+      <w:r>
+        <w:rPr>
+          <w:rStyle w:val="NormalTok"/>
+        </w:rPr>
+        <w:t xml:space="preserve"> </w:t>
+      </w:r>
+      <w:r>
+        <w:rPr>
+          <w:rStyle w:val="StringTok"/>
+        </w:rPr>
+        <w:t xml:space="preserve">"Sun exposure"</w:t>
+      </w:r>
+      <w:r>
+        <w:rPr>
+          <w:rStyle w:val="NormalTok"/>
+        </w:rPr>
+        <w:t xml:space="preserve">,</w:t>
+      </w:r>
+      <w:r>
+        <w:br/>
+      </w:r>
+      <w:r>
+        <w:rPr>
+          <w:rStyle w:val="NormalTok"/>
+        </w:rPr>
+        <w:t xml:space="preserve">       </w:t>
+      </w:r>
+      <w:r>
+        <w:rPr>
+          <w:rStyle w:val="AttributeTok"/>
+        </w:rPr>
+        <w:t xml:space="preserve">y =</w:t>
+      </w:r>
+      <w:r>
+        <w:rPr>
+          <w:rStyle w:val="NormalTok"/>
+        </w:rPr>
+        <w:t xml:space="preserve"> </w:t>
+      </w:r>
+      <w:r>
+        <w:rPr>
+          <w:rStyle w:val="StringTok"/>
+        </w:rPr>
+        <w:t xml:space="preserve">"Needle length (mm)"</w:t>
+      </w:r>
+      <w:r>
+        <w:rPr>
+          <w:rStyle w:val="NormalTok"/>
+        </w:rPr>
+        <w:t xml:space="preserve">,</w:t>
+      </w:r>
+      <w:r>
+        <w:br/>
+      </w:r>
+      <w:r>
+        <w:rPr>
+          <w:rStyle w:val="NormalTok"/>
+        </w:rPr>
+        <w:t xml:space="preserve">       </w:t>
+      </w:r>
+      <w:r>
+        <w:rPr>
+          <w:rStyle w:val="AttributeTok"/>
+        </w:rPr>
+        <w:t xml:space="preserve">color =</w:t>
+      </w:r>
+      <w:r>
+        <w:rPr>
+          <w:rStyle w:val="NormalTok"/>
+        </w:rPr>
+        <w:t xml:space="preserve"> </w:t>
+      </w:r>
+      <w:r>
+        <w:rPr>
+          <w:rStyle w:val="StringTok"/>
+        </w:rPr>
+        <w:t xml:space="preserve">"Field team"</w:t>
+      </w:r>
+      <w:r>
+        <w:rPr>
+          <w:rStyle w:val="NormalTok"/>
+        </w:rPr>
+        <w:t xml:space="preserve">) </w:t>
+      </w:r>
+      <w:r>
+        <w:rPr>
+          <w:rStyle w:val="SpecialCharTok"/>
+        </w:rPr>
+        <w:t xml:space="preserve">+</w:t>
+      </w:r>
+      <w:r>
+        <w:br/>
+      </w:r>
+      <w:r>
+        <w:rPr>
+          <w:rStyle w:val="NormalTok"/>
+        </w:rPr>
+        <w:t xml:space="preserve">  </w:t>
+      </w:r>
+      <w:r>
+        <w:rPr>
+          <w:rStyle w:val="FunctionTok"/>
+        </w:rPr>
+        <w:t xml:space="preserve">theme_bw</w:t>
+      </w:r>
+      <w:r>
+        <w:rPr>
+          <w:rStyle w:val="NormalTok"/>
+        </w:rPr>
+        <w:t xml:space="preserve">()</w:t>
+      </w:r>
+      <w:r>
+        <w:br/>
+      </w:r>
+      <w:r>
+        <w:br/>
+      </w:r>
+      <w:r>
+        <w:rPr>
+          <w:rStyle w:val="NormalTok"/>
+        </w:rPr>
+        <w:t xml:space="preserve">side_plot</w:t>
+      </w:r>
+    </w:p>
+    <w:p>
+      <w:pPr>
+        <w:pStyle w:val="FirstParagraph"/>
+      </w:pPr>
+      <w:r>
+        <w:rPr>
+          <w:rStyle w:val="VerbatimChar"/>
+        </w:rPr>
+        <w:t xml:space="preserve">stat_summary()</w:t>
+      </w:r>
+      <w:r>
+        <w:t xml:space="preserve"> </w:t>
+      </w:r>
+      <w:r>
+        <w:t xml:space="preserve">computes a statistic</w:t>
+      </w:r>
+      <w:r>
+        <w:t xml:space="preserve"> </w:t>
+      </w:r>
+      <w:r>
+        <w:rPr>
+          <w:i/>
+          <w:iCs/>
+        </w:rPr>
+        <w:t xml:space="preserve">while plotting</w:t>
+      </w:r>
+      <w:r>
+        <w:t xml:space="preserve"> </w:t>
+      </w:r>
+      <w:r>
+        <w:t xml:space="preserve">— you never have to</w:t>
+      </w:r>
+      <w:r>
+        <w:t xml:space="preserve"> </w:t>
+      </w:r>
+      <w:r>
+        <w:t xml:space="preserve">build a summary table first.</w:t>
+      </w:r>
+      <w:r>
+        <w:t xml:space="preserve"> </w:t>
+      </w:r>
+      <w:r>
+        <w:rPr>
+          <w:rStyle w:val="VerbatimChar"/>
+        </w:rPr>
+        <w:t xml:space="preserve">fun = mean</w:t>
+      </w:r>
+      <w:r>
+        <w:t xml:space="preserve"> </w:t>
+      </w:r>
+      <w:r>
+        <w:t xml:space="preserve">draws the mean as a point;</w:t>
+      </w:r>
+      <w:r>
+        <w:t xml:space="preserve"> </w:t>
+      </w:r>
+      <w:r>
+        <w:rPr>
+          <w:rStyle w:val="VerbatimChar"/>
+        </w:rPr>
+        <w:t xml:space="preserve">fun.data = mean_se</w:t>
+      </w:r>
+      <w:r>
+        <w:t xml:space="preserve"> </w:t>
+      </w:r>
+      <w:r>
+        <w:t xml:space="preserve">draws the mean ± 1 standard error as an error bar.</w:t>
+      </w:r>
+    </w:p>
+    <w:p>
+      <w:pPr>
+        <w:pStyle w:val="BodyText"/>
+      </w:pPr>
+      <w:r>
+        <w:t xml:space="preserve">✏️</w:t>
+      </w:r>
+      <w:r>
+        <w:t xml:space="preserve"> </w:t>
+      </w:r>
+      <w:r>
+        <w:rPr>
+          <w:b/>
+          <w:bCs/>
+        </w:rPr>
         <w:t xml:space="preserve">Your turn:</w:t>
       </w:r>
       <w:r>
         <w:t xml:space="preserve"> </w:t>
       </w:r>
       <w:r>
-        <w:t xml:space="preserve">Which</w:t>
-      </w:r>
-      <w:r>
-        <w:t xml:space="preserve"> </w:t>
-      </w:r>
+        <w:t xml:space="preserve">The box and the error bar show different things. Which one describes the spread of individual needles, and which describes how precisely we know the mean?</w:t>
+      </w:r>
+    </w:p>
+    <w:p>
+      <w:pPr>
+        <w:pStyle w:val="SourceCode"/>
+      </w:pPr>
       <w:r>
         <w:rPr>
           <w:rStyle w:val="VerbatimChar"/>
         </w:rPr>
-        <w:t xml:space="preserve">size_class</w:t>
-      </w:r>
-      <w:r>
-        <w:t xml:space="preserve"> </w:t>
-      </w:r>
-      <w:r>
-        <w:t xml:space="preserve">has the largest</w:t>
-      </w:r>
-      <w:r>
-        <w:t xml:space="preserve"> </w:t>
+        <w:t xml:space="preserve">Box:          ________________________________________</w:t>
+      </w:r>
+      <w:r>
+        <w:br/>
+      </w:r>
+      <w:r>
+        <w:br/>
       </w:r>
       <w:r>
         <w:rPr>
           <w:rStyle w:val="VerbatimChar"/>
         </w:rPr>
-        <w:t xml:space="preserve">n</w:t>
-      </w:r>
-      <w:r>
-        <w:t xml:space="preserve">?</w:t>
-      </w:r>
-      <w:r>
-        <w:br/>
-      </w:r>
-      <w:r>
-        <w:t xml:space="preserve">Does that match what you would expect from the cutoffs (13 and 16)?</w:t>
-      </w:r>
-      <w:r>
-        <w:br/>
-      </w:r>
-      <w:r>
-        <w:br/>
+        <w:t xml:space="preserve">Error bar:    ________________________________________</w:t>
+      </w:r>
+    </w:p>
+    <w:p>
+      <w:pPr>
+        <w:pStyle w:val="FirstParagraph"/>
+      </w:pPr>
+      <w:r>
+        <w:t xml:space="preserve">✏️</w:t>
+      </w:r>
+      <w:r>
+        <w:t xml:space="preserve"> </w:t>
+      </w:r>
+      <w:r>
+        <w:rPr>
+          <w:b/>
+          <w:bCs/>
+        </w:rPr>
+        <w:t xml:space="preserve">Your turn:</w:t>
+      </w:r>
+      <w:r>
+        <w:t xml:space="preserve"> </w:t>
+      </w:r>
+      <w:r>
+        <w:t xml:space="preserve">Look at the four faded team means on each side. Do all four teams agree, or is one tree pulling its side around?</w:t>
+      </w:r>
+      <w:r>
+        <w:t xml:space="preserve"> </w:t>
       </w:r>
       <w:r>
         <w:rPr>
           <w:rStyle w:val="VerbatimChar"/>
         </w:rPr>
-        <w:t xml:space="preserve">__________________________________________________________________</w:t>
-      </w:r>
-    </w:p>
+        <w:t xml:space="preserve">________________________</w:t>
+      </w:r>
+    </w:p>
+    <w:p>
+      <w:pPr>
+        <w:pStyle w:val="BodyText"/>
+      </w:pPr>
+      <w:r>
+        <w:rPr>
+          <w:b/>
+          <w:bCs/>
+        </w:rPr>
+        <w:t xml:space="preserve">▶ Run this — save it:</w:t>
+      </w:r>
+    </w:p>
+    <w:p>
+      <w:pPr>
+        <w:pStyle w:val="SourceCode"/>
+      </w:pPr>
+      <w:r>
+        <w:rPr>
+          <w:rStyle w:val="CommentTok"/>
+        </w:rPr>
+        <w:t xml:space="preserve"># ── Part 7b.2 · See it — boxplot with mean ± SE ─────────────────────────</w:t>
+      </w:r>
+      <w:r>
+        <w:br/>
+      </w:r>
+      <w:r>
+        <w:rPr>
+          <w:rStyle w:val="FunctionTok"/>
+        </w:rPr>
+        <w:t xml:space="preserve">ggsave</w:t>
+      </w:r>
+      <w:r>
+        <w:rPr>
+          <w:rStyle w:val="NormalTok"/>
+        </w:rPr>
+        <w:t xml:space="preserve">(</w:t>
+      </w:r>
+      <w:r>
+        <w:rPr>
+          <w:rStyle w:val="StringTok"/>
+        </w:rPr>
+        <w:t xml:space="preserve">"figures/pine_side_mean_se.png"</w:t>
+      </w:r>
+      <w:r>
+        <w:rPr>
+          <w:rStyle w:val="NormalTok"/>
+        </w:rPr>
+        <w:t xml:space="preserve">,</w:t>
+      </w:r>
+      <w:r>
+        <w:br/>
+      </w:r>
+      <w:r>
+        <w:rPr>
+          <w:rStyle w:val="NormalTok"/>
+        </w:rPr>
+        <w:t xml:space="preserve">       </w:t>
+      </w:r>
+      <w:r>
+        <w:rPr>
+          <w:rStyle w:val="AttributeTok"/>
+        </w:rPr>
+        <w:t xml:space="preserve">plot   =</w:t>
+      </w:r>
+      <w:r>
+        <w:rPr>
+          <w:rStyle w:val="NormalTok"/>
+        </w:rPr>
+        <w:t xml:space="preserve"> side_plot,</w:t>
+      </w:r>
+      <w:r>
+        <w:br/>
+      </w:r>
+      <w:r>
+        <w:rPr>
+          <w:rStyle w:val="NormalTok"/>
+        </w:rPr>
+        <w:t xml:space="preserve">       </w:t>
+      </w:r>
+      <w:r>
+        <w:rPr>
+          <w:rStyle w:val="AttributeTok"/>
+        </w:rPr>
+        <w:t xml:space="preserve">width  =</w:t>
+      </w:r>
+      <w:r>
+        <w:rPr>
+          <w:rStyle w:val="NormalTok"/>
+        </w:rPr>
+        <w:t xml:space="preserve"> </w:t>
+      </w:r>
+      <w:r>
+        <w:rPr>
+          <w:rStyle w:val="DecValTok"/>
+        </w:rPr>
+        <w:t xml:space="preserve">5</w:t>
+      </w:r>
+      <w:r>
+        <w:rPr>
+          <w:rStyle w:val="NormalTok"/>
+        </w:rPr>
+        <w:t xml:space="preserve">,</w:t>
+      </w:r>
+      <w:r>
+        <w:br/>
+      </w:r>
+      <w:r>
+        <w:rPr>
+          <w:rStyle w:val="NormalTok"/>
+        </w:rPr>
+        <w:t xml:space="preserve">       </w:t>
+      </w:r>
+      <w:r>
+        <w:rPr>
+          <w:rStyle w:val="AttributeTok"/>
+        </w:rPr>
+        <w:t xml:space="preserve">height =</w:t>
+      </w:r>
+      <w:r>
+        <w:rPr>
+          <w:rStyle w:val="NormalTok"/>
+        </w:rPr>
+        <w:t xml:space="preserve"> </w:t>
+      </w:r>
+      <w:r>
+        <w:rPr>
+          <w:rStyle w:val="DecValTok"/>
+        </w:rPr>
+        <w:t xml:space="preserve">4</w:t>
+      </w:r>
+      <w:r>
+        <w:rPr>
+          <w:rStyle w:val="NormalTok"/>
+        </w:rPr>
+        <w:t xml:space="preserve">,</w:t>
+      </w:r>
+      <w:r>
+        <w:br/>
+      </w:r>
+      <w:r>
+        <w:rPr>
+          <w:rStyle w:val="NormalTok"/>
+        </w:rPr>
+        <w:t xml:space="preserve">       </w:t>
+      </w:r>
+      <w:r>
+        <w:rPr>
+          <w:rStyle w:val="AttributeTok"/>
+        </w:rPr>
+        <w:t xml:space="preserve">units  =</w:t>
+      </w:r>
+      <w:r>
+        <w:rPr>
+          <w:rStyle w:val="NormalTok"/>
+        </w:rPr>
+        <w:t xml:space="preserve"> </w:t>
+      </w:r>
+      <w:r>
+        <w:rPr>
+          <w:rStyle w:val="StringTok"/>
+        </w:rPr>
+        <w:t xml:space="preserve">"in"</w:t>
+      </w:r>
+      <w:r>
+        <w:rPr>
+          <w:rStyle w:val="NormalTok"/>
+        </w:rPr>
+        <w:t xml:space="preserve">,</w:t>
+      </w:r>
+      <w:r>
+        <w:br/>
+      </w:r>
+      <w:r>
+        <w:rPr>
+          <w:rStyle w:val="NormalTok"/>
+        </w:rPr>
+        <w:t xml:space="preserve">       </w:t>
+      </w:r>
+      <w:r>
+        <w:rPr>
+          <w:rStyle w:val="AttributeTok"/>
+        </w:rPr>
+        <w:t xml:space="preserve">dpi    =</w:t>
+      </w:r>
+      <w:r>
+        <w:rPr>
+          <w:rStyle w:val="NormalTok"/>
+        </w:rPr>
+        <w:t xml:space="preserve"> </w:t>
+      </w:r>
+      <w:r>
+        <w:rPr>
+          <w:rStyle w:val="DecValTok"/>
+        </w:rPr>
+        <w:t xml:space="preserve">300</w:t>
+      </w:r>
+      <w:r>
+        <w:rPr>
+          <w:rStyle w:val="NormalTok"/>
+        </w:rPr>
+        <w:t xml:space="preserve">)</w:t>
+      </w:r>
+    </w:p>
+    <w:tbl>
+      <w:tblPr>
+        <w:tblStyle w:val="Table"/>
+        <w:tblLook w:firstRow="0" w:lastRow="0" w:firstColumn="0" w:lastColumn="0" w:noHBand="0" w:noVBand="0" w:val="0000"/>
+        <w:tblBorders>
+          <w:top w:val="single" w:sz="4" w:space="0" w:color="CC1914"/>
+          <w:left w:val="single" w:sz="24" w:space="0" w:color="CC1914"/>
+          <w:bottom w:val="single" w:sz="4" w:space="0" w:color="CC1914"/>
+          <w:right w:val="single" w:sz="4" w:space="0" w:color="CC1914"/>
+        </w:tblBorders>
+        <w:tblCellMar>
+          <w:left w:w="144" w:type="dxa"/>
+          <w:right w:w="144" w:type="dxa"/>
+        </w:tblCellMar>
+        <w:tblLook w:firstRow="0" w:lastRow="0" w:firstColumn="0" w:lastColumn="0" w:noHBand="0" w:noVBand="0" w:val="0000"/>
+      </w:tblPr>
+      <w:tr>
+        <w:trPr>
+          <w:cantSplit/>
+        </w:trPr>
+        <w:tc>
+          <w:tcPr>
+            <w:shd w:color="auto" w:fill="f7dddc" w:val="clear"/>
+            <w:tcMar>
+              <w:top w:w="92" w:type="dxa"/>
+              <w:bottom w:w="92" w:type="dxa"/>
+            </w:tcMar>
+          </w:tcPr>
+          <w:p>
+            <w:pPr>
+              <w:pStyle w:val="FirstParagraph"/>
+            </w:pPr>
+            <w:pPr>
+              <w:spacing w:before="0" w:after="0"/>
+              <w:textAlignment w:val="center"/>
+            </w:pPr>
+            <w:r>
+              <w:drawing>
+                <wp:inline>
+                  <wp:extent cx="152400" cy="152400"/>
+                  <wp:effectExtent b="0" l="0" r="0" t="0"/>
+                  <wp:docPr descr="" title="" id="36" name="Picture"/>
+                  <a:graphic>
+                    <a:graphicData uri="http://schemas.openxmlformats.org/drawingml/2006/picture">
+                      <pic:pic>
+                        <pic:nvPicPr>
+                          <pic:cNvPr descr="/Applications/Positron.app/Contents/Resources/app/quarto/share/formats/docx/important.png" id="37" name="Picture"/>
+                          <pic:cNvPicPr>
+                            <a:picLocks noChangeArrowheads="1" noChangeAspect="1"/>
+                          </pic:cNvPicPr>
+                        </pic:nvPicPr>
+                        <pic:blipFill>
+                          <a:blip r:embed="rId12"/>
+                          <a:stretch>
+                            <a:fillRect/>
+                          </a:stretch>
+                        </pic:blipFill>
+                        <pic:spPr bwMode="auto">
+                          <a:xfrm>
+                            <a:off x="0" y="0"/>
+                            <a:ext cx="152400" cy="152400"/>
+                          </a:xfrm>
+                          <a:prstGeom prst="rect">
+                            <a:avLst/>
+                          </a:prstGeom>
+                          <a:noFill/>
+                          <a:ln w="9525">
+                            <a:noFill/>
+                            <a:headEnd/>
+                            <a:tailEnd/>
+                          </a:ln>
+                        </pic:spPr>
+                      </pic:pic>
+                    </a:graphicData>
+                  </a:graphic>
+                </wp:inline>
+              </w:drawing>
+            </w:r>
+            <w:r>
+              <w:t xml:space="preserve"> </w:t>
+            </w:r>
+            <w:r>
+              <w:t xml:space="preserve"> </w:t>
+            </w:r>
+            <w:r>
+              <w:t xml:space="preserve">Important</w:t>
+            </w:r>
+          </w:p>
+        </w:tc>
+      </w:tr>
+      <w:tr>
+        <w:trPr>
+          <w:cantSplit/>
+        </w:trPr>
+        <w:tc>
+          <w:tcPr>
+            <w:tcMar>
+              <w:top w:w="108" w:type="dxa"/>
+              <w:bottom w:w="108" w:type="dxa"/>
+            </w:tcMar>
+          </w:tcPr>
+          <w:p>
+            <w:pPr>
+              <w:pStyle w:val="BodyText"/>
+            </w:pPr>
+            <w:pPr>
+              <w:spacing w:before="16"/>
+            </w:pPr>
+            <w:r>
+              <w:rPr>
+                <w:b/>
+                <w:bCs/>
+              </w:rPr>
+              <w:t xml:space="preserve">⚠️ Those error bars are the naive ones.</w:t>
+            </w:r>
+            <w:r>
+              <w:t xml:space="preserve"> </w:t>
+            </w:r>
+            <w:r>
+              <w:rPr>
+                <w:rStyle w:val="VerbatimChar"/>
+              </w:rPr>
+              <w:t xml:space="preserve">stat_summary()</w:t>
+            </w:r>
+            <w:r>
+              <w:t xml:space="preserve"> </w:t>
+            </w:r>
+            <w:r>
+              <w:t xml:space="preserve">used all 32</w:t>
+            </w:r>
+            <w:r>
+              <w:t xml:space="preserve"> </w:t>
+            </w:r>
+            <w:r>
+              <w:t xml:space="preserve">needles per side, so it drew the</w:t>
+            </w:r>
+            <w:r>
+              <w:t xml:space="preserve"> </w:t>
+            </w:r>
+            <w:r>
+              <w:rPr>
+                <w:b/>
+                <w:bCs/>
+              </w:rPr>
+              <w:t xml:space="preserve">n = 32</w:t>
+            </w:r>
+            <w:r>
+              <w:t xml:space="preserve"> </w:t>
+            </w:r>
+            <w:r>
+              <w:t xml:space="preserve">standard error — the</w:t>
+            </w:r>
+            <w:r>
+              <w:t xml:space="preserve"> </w:t>
+            </w:r>
+            <w:r>
+              <w:t xml:space="preserve">pseudoreplicated one from Part 7c. The honest error bar uses the</w:t>
+            </w:r>
+            <w:r>
+              <w:t xml:space="preserve"> </w:t>
+            </w:r>
+            <w:r>
+              <w:rPr>
+                <w:b/>
+                <w:bCs/>
+              </w:rPr>
+              <w:t xml:space="preserve">4 team</w:t>
+            </w:r>
+            <w:r>
+              <w:rPr>
+                <w:b/>
+                <w:bCs/>
+              </w:rPr>
+              <w:t xml:space="preserve"> </w:t>
+            </w:r>
+            <w:r>
+              <w:rPr>
+                <w:b/>
+                <w:bCs/>
+              </w:rPr>
+              <w:t xml:space="preserve">means</w:t>
+            </w:r>
+            <w:r>
+              <w:t xml:space="preserve">.</w:t>
+            </w:r>
+          </w:p>
+          <w:p>
+            <w:pPr>
+              <w:pStyle w:val="BodyText"/>
+            </w:pPr>
+            <w:r>
+              <w:t xml:space="preserve">✏️</w:t>
+            </w:r>
+            <w:r>
+              <w:t xml:space="preserve"> </w:t>
+            </w:r>
+            <w:r>
+              <w:rPr>
+                <w:b/>
+                <w:bCs/>
+              </w:rPr>
+              <w:t xml:space="preserve">Your turn:</w:t>
+            </w:r>
+            <w:r>
+              <w:t xml:space="preserve"> </w:t>
+            </w:r>
+            <w:r>
+              <w:t xml:space="preserve">Build the same plot from</w:t>
+            </w:r>
+            <w:r>
+              <w:t xml:space="preserve"> </w:t>
+            </w:r>
+            <w:r>
+              <w:rPr>
+                <w:rStyle w:val="VerbatimChar"/>
+              </w:rPr>
+              <w:t xml:space="preserve">team_means_df</w:t>
+            </w:r>
+            <w:r>
+              <w:t xml:space="preserve"> </w:t>
+            </w:r>
+            <w:r>
+              <w:t xml:space="preserve">instead, so the</w:t>
+            </w:r>
+            <w:r>
+              <w:t xml:space="preserve"> </w:t>
+            </w:r>
+            <w:r>
+              <w:t xml:space="preserve">error bars come from n = 4. Start from</w:t>
+            </w:r>
+            <w:r>
+              <w:t xml:space="preserve"> </w:t>
+            </w:r>
+            <w:r>
+              <w:rPr>
+                <w:rStyle w:val="VerbatimChar"/>
+              </w:rPr>
+              <w:t xml:space="preserve">ggplot(team_means_df, aes(x = side, y = team_mean_mm))</w:t>
+            </w:r>
+            <w:r>
+              <w:t xml:space="preserve">, keep the two</w:t>
+            </w:r>
+            <w:r>
+              <w:t xml:space="preserve"> </w:t>
+            </w:r>
+            <w:r>
+              <w:rPr>
+                <w:rStyle w:val="VerbatimChar"/>
+              </w:rPr>
+              <w:t xml:space="preserve">stat_summary()</w:t>
+            </w:r>
+            <w:r>
+              <w:t xml:space="preserve"> </w:t>
+            </w:r>
+            <w:r>
+              <w:t xml:space="preserve">layers, and compare the error bar widths with the plot above.</w:t>
+            </w:r>
+          </w:p>
+          <w:p>
+            <w:pPr>
+              <w:pStyle w:val="SourceCode"/>
+            </w:pPr>
+            <w:r>
+              <w:rPr>
+                <w:rStyle w:val="CommentTok"/>
+              </w:rPr>
+              <w:t xml:space="preserve"># ── Part 7b.3 · See it — boxplot with mean ± SE ─────────────────────────</w:t>
+            </w:r>
+            <w:r>
+              <w:br/>
+            </w:r>
+            <w:r>
+              <w:rPr>
+                <w:rStyle w:val="CommentTok"/>
+              </w:rPr>
+              <w:t xml:space="preserve"># Write your code here:</w:t>
+            </w:r>
+            <w:r>
+              <w:br/>
+            </w:r>
+            <w:r>
+              <w:br/>
+            </w:r>
+          </w:p>
+          <w:p>
+            <w:pPr>
+              <w:pStyle w:val="FirstParagraph"/>
+            </w:pPr>
+            <w:pPr>
+              <w:spacing w:after="16"/>
+            </w:pPr>
+            <w:r>
+              <w:t xml:space="preserve">Which error bars are wider, and why is that the more honest picture?</w:t>
+            </w:r>
+            <w:r>
+              <w:t xml:space="preserve"> </w:t>
+            </w:r>
+            <w:r>
+              <w:rPr>
+                <w:rStyle w:val="VerbatimChar"/>
+              </w:rPr>
+              <w:t xml:space="preserve">________________________</w:t>
+            </w:r>
+          </w:p>
+          <w:p/>
+        </w:tc>
+      </w:tr>
+    </w:tbl>
     <w:p>
       <w:r>
         <w:pict>
@@ -5981,14 +8088,46 @@
         </w:pict>
       </w:r>
     </w:p>
-    <w:bookmarkEnd w:id="33"/>
-    <w:bookmarkStart w:id="34" w:name="part-8-save-your-summary-table"/>
+    <w:bookmarkEnd w:id="38"/>
+    <w:bookmarkStart w:id="40" w:name="part-8-save-your-summary-table"/>
     <w:p>
       <w:pPr>
         <w:pStyle w:val="Heading1"/>
       </w:pPr>
       <w:r>
         <w:t xml:space="preserve">Part 8 · Save your summary table</w:t>
+      </w:r>
+    </w:p>
+    <w:p>
+      <w:pPr>
+        <w:pStyle w:val="BlockText"/>
+      </w:pPr>
+      <w:r>
+        <w:t xml:space="preserve">📖</w:t>
+      </w:r>
+      <w:r>
+        <w:t xml:space="preserve"> </w:t>
+      </w:r>
+      <w:r>
+        <w:rPr>
+          <w:b/>
+          <w:bCs/>
+        </w:rPr>
+        <w:t xml:space="preserve">Read more:</w:t>
+      </w:r>
+      <w:r>
+        <w:t xml:space="preserve"> </w:t>
+      </w:r>
+      <w:hyperlink r:id="rId39">
+        <w:r>
+          <w:rPr>
+            <w:rStyle w:val="Hyperlink"/>
+          </w:rPr>
+          <w:t xml:space="preserve">R4DS §7.5 — Writing to a file</w:t>
+        </w:r>
+      </w:hyperlink>
+      <w:r>
+        <w:t xml:space="preserve">.</w:t>
       </w:r>
     </w:p>
     <w:p>
@@ -6086,8 +8225,8 @@
         </w:pict>
       </w:r>
     </w:p>
-    <w:bookmarkEnd w:id="34"/>
-    <w:bookmarkStart w:id="38" w:name="part-9-review-and-checkpoint"/>
+    <w:bookmarkEnd w:id="40"/>
+    <w:bookmarkStart w:id="44" w:name="part-9-review-and-checkpoint"/>
     <w:p>
       <w:pPr>
         <w:pStyle w:val="Heading1"/>
@@ -6113,7 +8252,19 @@
         </w:numPr>
       </w:pPr>
       <w:r>
-        <w:t xml:space="preserve">Compute mean and median, and explain when they disagree</w:t>
+        <w:t xml:space="preserve">Compute mean and median with</w:t>
+      </w:r>
+      <w:r>
+        <w:t xml:space="preserve"> </w:t>
+      </w:r>
+      <w:r>
+        <w:rPr>
+          <w:rStyle w:val="VerbatimChar"/>
+        </w:rPr>
+        <w:t xml:space="preserve">summarize()</w:t>
+      </w:r>
+      <w:r>
+        <w:t xml:space="preserve">, and explain when they disagree</w:t>
       </w:r>
     </w:p>
     <w:p>
@@ -6125,7 +8276,16 @@
         </w:numPr>
       </w:pPr>
       <w:r>
-        <w:t xml:space="preserve">Compute variance and SD by hand from a vector</w:t>
+        <w:t xml:space="preserve">Compute variance and SD for a group with</w:t>
+      </w:r>
+      <w:r>
+        <w:t xml:space="preserve"> </w:t>
+      </w:r>
+      <w:r>
+        <w:rPr>
+          <w:rStyle w:val="VerbatimChar"/>
+        </w:rPr>
+        <w:t xml:space="preserve">summarize()</w:t>
       </w:r>
     </w:p>
     <w:p>
@@ -6149,7 +8309,7 @@
         </w:numPr>
       </w:pPr>
       <w:r>
-        <w:t xml:space="preserve">Explain the</w:t>
+        <w:t xml:space="preserve">Explain why</w:t>
       </w:r>
       <w:r>
         <w:t xml:space="preserve"> </w:t>
@@ -6158,13 +8318,13 @@
         <w:rPr>
           <w:rStyle w:val="VerbatimChar"/>
         </w:rPr>
-        <w:t xml:space="preserve">length()</w:t>
-      </w:r>
-      <w:r>
-        <w:t xml:space="preserve"> </w:t>
-      </w:r>
-      <w:r>
-        <w:t xml:space="preserve">trap and fix it with</w:t>
+        <w:t xml:space="preserve">n()</w:t>
+      </w:r>
+      <w:r>
+        <w:t xml:space="preserve"> </w:t>
+      </w:r>
+      <w:r>
+        <w:t xml:space="preserve">overcounts when values are missing, and fix it with</w:t>
       </w:r>
       <w:r>
         <w:t xml:space="preserve"> </w:t>
@@ -6248,22 +8408,7 @@
         <w:t xml:space="preserve"> </w:t>
       </w:r>
       <w:r>
-        <w:t xml:space="preserve">to get n, mean, SD, and SE for every group at once — including</w:t>
-      </w:r>
-      <w:r>
-        <w:t xml:space="preserve"> </w:t>
-      </w:r>
-      <w:r>
-        <w:rPr>
-          <w:rStyle w:val="VerbatimChar"/>
-        </w:rPr>
-        <w:t xml:space="preserve">case_when()</w:t>
-      </w:r>
-      <w:r>
-        <w:t xml:space="preserve"> </w:t>
-      </w:r>
-      <w:r>
-        <w:t xml:space="preserve">categories</w:t>
+        <w:t xml:space="preserve">to get n, mean, SD, and SE for every group at once</w:t>
       </w:r>
     </w:p>
     <w:p>
@@ -6272,6 +8417,33 @@
         <w:numPr>
           <w:ilvl w:val="0"/>
           <w:numId w:val="1008"/>
+        </w:numPr>
+      </w:pPr>
+      <w:r>
+        <w:t xml:space="preserve">Draw a boxplot with</w:t>
+      </w:r>
+      <w:r>
+        <w:t xml:space="preserve"> </w:t>
+      </w:r>
+      <w:r>
+        <w:rPr>
+          <w:rStyle w:val="VerbatimChar"/>
+        </w:rPr>
+        <w:t xml:space="preserve">stat_summary()</w:t>
+      </w:r>
+      <w:r>
+        <w:t xml:space="preserve"> </w:t>
+      </w:r>
+      <w:r>
+        <w:t xml:space="preserve">mean ± SE layered on top, and say what each element shows</w:t>
+      </w:r>
+    </w:p>
+    <w:p>
+      <w:pPr>
+        <w:pStyle w:val="Compact"/>
+        <w:numPr>
+          <w:ilvl w:val="0"/>
+          <w:numId w:val="1009"/>
         </w:numPr>
       </w:pPr>
       <w:r>
@@ -6403,18 +8575,18 @@
                 <wp:inline>
                   <wp:extent cx="152400" cy="152400"/>
                   <wp:effectExtent b="0" l="0" r="0" t="0"/>
-                  <wp:docPr descr="" title="" id="36" name="Picture"/>
+                  <wp:docPr descr="" title="" id="42" name="Picture"/>
                   <a:graphic>
                     <a:graphicData uri="http://schemas.openxmlformats.org/drawingml/2006/picture">
                       <pic:pic>
                         <pic:nvPicPr>
-                          <pic:cNvPr descr="/Applications/Positron.app/Contents/Resources/app/quarto/share/formats/docx/note.png" id="37" name="Picture"/>
+                          <pic:cNvPr descr="/Applications/Positron.app/Contents/Resources/app/quarto/share/formats/docx/note.png" id="43" name="Picture"/>
                           <pic:cNvPicPr>
                             <a:picLocks noChangeArrowheads="1" noChangeAspect="1"/>
                           </pic:cNvPicPr>
                         </pic:nvPicPr>
                         <pic:blipFill>
-                          <a:blip r:embed="rId35"/>
+                          <a:blip r:embed="rId41"/>
                           <a:stretch>
                             <a:fillRect/>
                           </a:stretch>
@@ -6491,7 +8663,7 @@
               <w:pStyle w:val="Compact"/>
               <w:numPr>
                 <w:ilvl w:val="0"/>
-                <w:numId w:val="1009"/>
+                <w:numId w:val="1010"/>
               </w:numPr>
             </w:pPr>
             <w:r>
@@ -6530,7 +8702,7 @@
               <w:pStyle w:val="Compact"/>
               <w:numPr>
                 <w:ilvl w:val="0"/>
-                <w:numId w:val="1009"/>
+                <w:numId w:val="1010"/>
               </w:numPr>
             </w:pPr>
             <w:r>
@@ -6548,14 +8720,14 @@
         </w:pict>
       </w:r>
     </w:p>
-    <w:bookmarkEnd w:id="38"/>
-    <w:bookmarkStart w:id="39" w:name="getting-unstuck"/>
+    <w:bookmarkEnd w:id="44"/>
+    <w:bookmarkStart w:id="47" w:name="readings"/>
     <w:p>
       <w:pPr>
         <w:pStyle w:val="Heading1"/>
       </w:pPr>
       <w:r>
-        <w:t xml:space="preserve">Getting unstuck</w:t>
+        <w:t xml:space="preserve">Readings</w:t>
       </w:r>
     </w:p>
     <w:p>
@@ -6563,7 +8735,30 @@
         <w:pStyle w:val="FirstParagraph"/>
       </w:pPr>
       <w:r>
-        <w:t xml:space="preserve">When code breaks — and it will, that is normal:</w:t>
+        <w:rPr>
+          <w:b/>
+          <w:bCs/>
+        </w:rPr>
+        <w:t xml:space="preserve">Before next class</w:t>
+      </w:r>
+      <w:r>
+        <w:t xml:space="preserve"> </w:t>
+      </w:r>
+      <w:r>
+        <w:t xml:space="preserve">— chapter PDFs are posted on</w:t>
+      </w:r>
+      <w:r>
+        <w:t xml:space="preserve"> </w:t>
+      </w:r>
+      <w:r>
+        <w:rPr>
+          <w:b/>
+          <w:bCs/>
+        </w:rPr>
+        <w:t xml:space="preserve">Canvas</w:t>
+      </w:r>
+      <w:r>
+        <w:t xml:space="preserve">:</w:t>
       </w:r>
     </w:p>
     <w:p>
@@ -6571,7 +8766,7 @@
         <w:pStyle w:val="Compact"/>
         <w:numPr>
           <w:ilvl w:val="0"/>
-          <w:numId w:val="1010"/>
+          <w:numId w:val="1011"/>
         </w:numPr>
       </w:pPr>
       <w:r>
@@ -6579,13 +8774,68 @@
           <w:b/>
           <w:bCs/>
         </w:rPr>
-        <w:t xml:space="preserve">Read the error message out loud.</w:t>
-      </w:r>
-      <w:r>
-        <w:t xml:space="preserve"> </w:t>
-      </w:r>
-      <w:r>
-        <w:t xml:space="preserve">R usually names the line and the problem.</w:t>
+        <w:t xml:space="preserve">Whitlock &amp; Schluter</w:t>
+      </w:r>
+      <w:r>
+        <w:t xml:space="preserve">,</w:t>
+      </w:r>
+      <w:r>
+        <w:t xml:space="preserve"> </w:t>
+      </w:r>
+      <w:r>
+        <w:rPr>
+          <w:i/>
+          <w:iCs/>
+        </w:rPr>
+        <w:t xml:space="preserve">The Analysis of Biological Data</w:t>
+      </w:r>
+      <w:r>
+        <w:t xml:space="preserve"> </w:t>
+      </w:r>
+      <w:r>
+        <w:t xml:space="preserve">—</w:t>
+      </w:r>
+      <w:r>
+        <w:t xml:space="preserve"> </w:t>
+      </w:r>
+      <w:r>
+        <w:rPr>
+          <w:b/>
+          <w:bCs/>
+        </w:rPr>
+        <w:t xml:space="preserve">Ch. 3</w:t>
+      </w:r>
+      <w:r>
+        <w:t xml:space="preserve">, Describing Data (mean, median, variance, SD, quantiles) and</w:t>
+      </w:r>
+      <w:r>
+        <w:t xml:space="preserve"> </w:t>
+      </w:r>
+      <w:r>
+        <w:rPr>
+          <w:b/>
+          <w:bCs/>
+        </w:rPr>
+        <w:t xml:space="preserve">Ch. 4</w:t>
+      </w:r>
+      <w:r>
+        <w:t xml:space="preserve">, Estimating with Uncertainty (the standard error, and what it does</w:t>
+      </w:r>
+      <w:r>
+        <w:t xml:space="preserve"> </w:t>
+      </w:r>
+      <w:r>
+        <w:rPr>
+          <w:i/>
+          <w:iCs/>
+        </w:rPr>
+        <w:t xml:space="preserve">not</w:t>
+      </w:r>
+      <w:r>
+        <w:t xml:space="preserve"> </w:t>
+      </w:r>
+      <w:r>
+        <w:t xml:space="preserve">measure)</w:t>
       </w:r>
     </w:p>
     <w:p>
@@ -6593,7 +8843,7 @@
         <w:pStyle w:val="Compact"/>
         <w:numPr>
           <w:ilvl w:val="0"/>
-          <w:numId w:val="1010"/>
+          <w:numId w:val="1011"/>
         </w:numPr>
       </w:pPr>
       <w:r>
@@ -6601,37 +8851,51 @@
           <w:b/>
           <w:bCs/>
         </w:rPr>
-        <w:t xml:space="preserve">Check the usual suspects:</w:t>
-      </w:r>
-      <w:r>
-        <w:t xml:space="preserve"> </w:t>
-      </w:r>
-      <w:r>
-        <w:t xml:space="preserve">did you run</w:t>
-      </w:r>
-      <w:r>
-        <w:t xml:space="preserve"> </w:t>
-      </w:r>
-      <w:r>
-        <w:rPr>
-          <w:rStyle w:val="VerbatimChar"/>
-        </w:rPr>
-        <w:t xml:space="preserve">library(tidyverse)</w:t>
-      </w:r>
-      <w:r>
-        <w:t xml:space="preserve">? Spelling? Did you forget</w:t>
-      </w:r>
-      <w:r>
-        <w:t xml:space="preserve"> </w:t>
-      </w:r>
-      <w:r>
-        <w:rPr>
-          <w:rStyle w:val="VerbatimChar"/>
-        </w:rPr>
-        <w:t xml:space="preserve">na.rm = TRUE</w:t>
-      </w:r>
-      <w:r>
-        <w:t xml:space="preserve">?</w:t>
+        <w:t xml:space="preserve">Gotelli &amp; Ellison</w:t>
+      </w:r>
+      <w:r>
+        <w:t xml:space="preserve">,</w:t>
+      </w:r>
+      <w:r>
+        <w:t xml:space="preserve"> </w:t>
+      </w:r>
+      <w:r>
+        <w:rPr>
+          <w:i/>
+          <w:iCs/>
+        </w:rPr>
+        <w:t xml:space="preserve">A Primer of Ecological Statistics</w:t>
+      </w:r>
+      <w:r>
+        <w:t xml:space="preserve"> </w:t>
+      </w:r>
+      <w:r>
+        <w:t xml:space="preserve">—</w:t>
+      </w:r>
+      <w:r>
+        <w:t xml:space="preserve"> </w:t>
+      </w:r>
+      <w:r>
+        <w:rPr>
+          <w:b/>
+          <w:bCs/>
+        </w:rPr>
+        <w:t xml:space="preserve">Ch. 3</w:t>
+      </w:r>
+      <w:r>
+        <w:t xml:space="preserve">, Summary Statistics: Measures of Location and Spread</w:t>
+      </w:r>
+    </w:p>
+    <w:p>
+      <w:pPr>
+        <w:pStyle w:val="FirstParagraph"/>
+      </w:pPr>
+      <w:r>
+        <w:rPr>
+          <w:b/>
+          <w:bCs/>
+        </w:rPr>
+        <w:t xml:space="preserve">If you want more:</w:t>
       </w:r>
     </w:p>
     <w:p>
@@ -6639,20 +8903,11 @@
         <w:pStyle w:val="Compact"/>
         <w:numPr>
           <w:ilvl w:val="0"/>
-          <w:numId w:val="1010"/>
+          <w:numId w:val="1012"/>
         </w:numPr>
       </w:pPr>
       <w:r>
-        <w:rPr>
-          <w:rStyle w:val="VerbatimChar"/>
-        </w:rPr>
-        <w:t xml:space="preserve">?function_name</w:t>
-      </w:r>
-      <w:r>
-        <w:t xml:space="preserve"> </w:t>
-      </w:r>
-      <w:r>
-        <w:t xml:space="preserve">opens the built-in help page.</w:t>
+        <w:t xml:space="preserve">Whitlock &amp; Schluter, Ch. 2 — Displaying Data, for the boxplot and the five-number summary behind it</w:t>
       </w:r>
     </w:p>
     <w:p>
@@ -6660,47 +8915,407 @@
         <w:pStyle w:val="Compact"/>
         <w:numPr>
           <w:ilvl w:val="0"/>
-          <w:numId w:val="1010"/>
+          <w:numId w:val="1012"/>
         </w:numPr>
+      </w:pPr>
+      <w:r>
+        <w:t xml:space="preserve">Gotelli &amp; Ellison, Ch. 6 — Designing Successful Field Studies, for the</w:t>
+      </w:r>
+      <w:r>
+        <w:t xml:space="preserve"> </w:t>
+      </w:r>
+      <w:r>
+        <w:t xml:space="preserve">“n of what?”</w:t>
+      </w:r>
+      <w:r>
+        <w:t xml:space="preserve"> </w:t>
+      </w:r>
+      <w:r>
+        <w:t xml:space="preserve">question in Part 7c</w:t>
+      </w:r>
+    </w:p>
+    <w:p>
+      <w:pPr>
+        <w:pStyle w:val="FirstParagraph"/>
       </w:pPr>
       <w:r>
         <w:rPr>
           <w:b/>
           <w:bCs/>
         </w:rPr>
-        <w:t xml:space="preserve">Bring the exact error</w:t>
-      </w:r>
-      <w:r>
-        <w:t xml:space="preserve"> </w:t>
-      </w:r>
-      <w:r>
-        <w:t xml:space="preserve">(copy-paste it) to class or office hours.</w:t>
-      </w:r>
-    </w:p>
-    <w:p>
-      <w:pPr>
-        <w:pStyle w:val="BlockText"/>
-      </w:pPr>
-      <w:r>
-        <w:t xml:space="preserve">💡</w:t>
-      </w:r>
-      <w:r>
-        <w:t xml:space="preserve"> </w:t>
-      </w:r>
-      <w:r>
-        <w:rPr>
-          <w:b/>
-          <w:bCs/>
-        </w:rPr>
-        <w:t xml:space="preserve">Key idea:</w:t>
-      </w:r>
-      <w:r>
-        <w:t xml:space="preserve"> </w:t>
-      </w:r>
-      <w:r>
-        <w:t xml:space="preserve">Every working scientist googles error messages daily. Getting stuck is not failing — it is the job.</w:t>
-      </w:r>
-    </w:p>
+        <w:t xml:space="preserve">R for Data Science (2nd ed.)</w:t>
+      </w:r>
+      <w:r>
+        <w:t xml:space="preserve"> </w:t>
+      </w:r>
+      <w:r>
+        <w:t xml:space="preserve">— free online at</w:t>
+      </w:r>
+      <w:r>
+        <w:t xml:space="preserve"> </w:t>
+      </w:r>
+      <w:hyperlink r:id="rId45">
+        <w:r>
+          <w:rPr>
+            <w:rStyle w:val="Hyperlink"/>
+          </w:rPr>
+          <w:t xml:space="preserve">r4ds.hadley.nz</w:t>
+        </w:r>
+      </w:hyperlink>
+      <w:r>
+        <w:t xml:space="preserve">:</w:t>
+      </w:r>
+    </w:p>
+    <w:tbl>
+      <w:tblPr>
+        <w:tblStyle w:val="Table"/>
+        <w:tblW w:type="pct" w:w="5000"/>
+        <w:tblLayout w:type="fixed"/>
+        <w:tblLook w:firstRow="1" w:lastRow="0" w:firstColumn="0" w:lastColumn="0" w:noHBand="0" w:noVBand="0" w:val="0020"/>
+      </w:tblPr>
+      <w:tblGrid>
+        <w:gridCol w:w="2160"/>
+        <w:gridCol w:w="1920"/>
+        <w:gridCol w:w="3840"/>
+      </w:tblGrid>
+      <w:tr>
+        <w:trPr>
+          <w:tblHeader w:val="on"/>
+        </w:trPr>
+        <w:tc>
+          <w:tcPr/>
+          <w:p>
+            <w:pPr>
+              <w:pStyle w:val="Compact"/>
+            </w:pPr>
+            <w:r>
+              <w:t xml:space="preserve">Chapter</w:t>
+            </w:r>
+          </w:p>
+        </w:tc>
+        <w:tc>
+          <w:tcPr/>
+          <w:p>
+            <w:pPr>
+              <w:pStyle w:val="Compact"/>
+            </w:pPr>
+            <w:r>
+              <w:t xml:space="preserve">Covers</w:t>
+            </w:r>
+          </w:p>
+        </w:tc>
+        <w:tc>
+          <w:tcPr/>
+          <w:p>
+            <w:pPr>
+              <w:pStyle w:val="Compact"/>
+            </w:pPr>
+            <w:r>
+              <w:t xml:space="preserve">Worksheet part</w:t>
+            </w:r>
+          </w:p>
+        </w:tc>
+      </w:tr>
+      <w:tr>
+        <w:tc>
+          <w:tcPr/>
+          <w:p>
+            <w:pPr>
+              <w:pStyle w:val="Compact"/>
+            </w:pPr>
+            <w:hyperlink r:id="rId28">
+              <w:r>
+                <w:rPr>
+                  <w:rStyle w:val="Hyperlink"/>
+                </w:rPr>
+                <w:t xml:space="preserve">§3.5 — Groups and</w:t>
+              </w:r>
+              <w:r>
+                <w:rPr>
+                  <w:rStyle w:val="Hyperlink"/>
+                </w:rPr>
+                <w:t xml:space="preserve"> </w:t>
+              </w:r>
+              <w:r>
+                <w:rPr>
+                  <w:rStyle w:val="VerbatimChar"/>
+                </w:rPr>
+                <w:t xml:space="preserve">summarize()</w:t>
+              </w:r>
+            </w:hyperlink>
+          </w:p>
+        </w:tc>
+        <w:tc>
+          <w:tcPr/>
+          <w:p>
+            <w:pPr>
+              <w:pStyle w:val="Compact"/>
+            </w:pPr>
+            <w:r>
+              <w:rPr>
+                <w:rStyle w:val="VerbatimChar"/>
+              </w:rPr>
+              <w:t xml:space="preserve">group_by()</w:t>
+            </w:r>
+            <w:r>
+              <w:t xml:space="preserve">,</w:t>
+            </w:r>
+            <w:r>
+              <w:t xml:space="preserve"> </w:t>
+            </w:r>
+            <w:r>
+              <w:rPr>
+                <w:rStyle w:val="VerbatimChar"/>
+              </w:rPr>
+              <w:t xml:space="preserve">summarize()</w:t>
+            </w:r>
+            <w:r>
+              <w:t xml:space="preserve">,</w:t>
+            </w:r>
+            <w:r>
+              <w:t xml:space="preserve"> </w:t>
+            </w:r>
+            <w:r>
+              <w:rPr>
+                <w:rStyle w:val="VerbatimChar"/>
+              </w:rPr>
+              <w:t xml:space="preserve">n()</w:t>
+            </w:r>
+          </w:p>
+        </w:tc>
+        <w:tc>
+          <w:tcPr/>
+          <w:p>
+            <w:pPr>
+              <w:pStyle w:val="Compact"/>
+            </w:pPr>
+            <w:r>
+              <w:t xml:space="preserve">Parts 6, 7, 7c</w:t>
+            </w:r>
+          </w:p>
+        </w:tc>
+      </w:tr>
+      <w:tr>
+        <w:tc>
+          <w:tcPr/>
+          <w:p>
+            <w:pPr>
+              <w:pStyle w:val="Compact"/>
+            </w:pPr>
+            <w:hyperlink r:id="rId30">
+              <w:r>
+                <w:rPr>
+                  <w:rStyle w:val="Hyperlink"/>
+                </w:rPr>
+                <w:t xml:space="preserve">§10 — Exploratory data analysis</w:t>
+              </w:r>
+            </w:hyperlink>
+          </w:p>
+        </w:tc>
+        <w:tc>
+          <w:tcPr/>
+          <w:p>
+            <w:pPr>
+              <w:pStyle w:val="Compact"/>
+            </w:pPr>
+            <w:r>
+              <w:t xml:space="preserve">looking at a variable before you test it</w:t>
+            </w:r>
+          </w:p>
+        </w:tc>
+        <w:tc>
+          <w:tcPr/>
+          <w:p>
+            <w:pPr>
+              <w:pStyle w:val="Compact"/>
+            </w:pPr>
+            <w:r>
+              <w:t xml:space="preserve">Parts 3b, 6b, 7b</w:t>
+            </w:r>
+          </w:p>
+        </w:tc>
+      </w:tr>
+      <w:tr>
+        <w:tc>
+          <w:tcPr/>
+          <w:p>
+            <w:pPr>
+              <w:pStyle w:val="Compact"/>
+            </w:pPr>
+            <w:hyperlink r:id="rId46">
+              <w:r>
+                <w:rPr>
+                  <w:rStyle w:val="Hyperlink"/>
+                </w:rPr>
+                <w:t xml:space="preserve">§13 — Numbers</w:t>
+              </w:r>
+            </w:hyperlink>
+          </w:p>
+        </w:tc>
+        <w:tc>
+          <w:tcPr/>
+          <w:p>
+            <w:pPr>
+              <w:pStyle w:val="Compact"/>
+            </w:pPr>
+            <w:r>
+              <w:t xml:space="preserve">counts,</w:t>
+            </w:r>
+            <w:r>
+              <w:t xml:space="preserve"> </w:t>
+            </w:r>
+            <w:r>
+              <w:rPr>
+                <w:rStyle w:val="VerbatimChar"/>
+              </w:rPr>
+              <w:t xml:space="preserve">mean()</w:t>
+            </w:r>
+            <w:r>
+              <w:t xml:space="preserve">,</w:t>
+            </w:r>
+            <w:r>
+              <w:t xml:space="preserve"> </w:t>
+            </w:r>
+            <w:r>
+              <w:rPr>
+                <w:rStyle w:val="VerbatimChar"/>
+              </w:rPr>
+              <w:t xml:space="preserve">median()</w:t>
+            </w:r>
+            <w:r>
+              <w:t xml:space="preserve">, rounding</w:t>
+            </w:r>
+          </w:p>
+        </w:tc>
+        <w:tc>
+          <w:tcPr/>
+          <w:p>
+            <w:pPr>
+              <w:pStyle w:val="Compact"/>
+            </w:pPr>
+            <w:r>
+              <w:t xml:space="preserve">Parts 2-5</w:t>
+            </w:r>
+          </w:p>
+        </w:tc>
+      </w:tr>
+      <w:tr>
+        <w:tc>
+          <w:tcPr/>
+          <w:p>
+            <w:pPr>
+              <w:pStyle w:val="Compact"/>
+            </w:pPr>
+            <w:hyperlink r:id="rId23">
+              <w:r>
+                <w:rPr>
+                  <w:rStyle w:val="Hyperlink"/>
+                </w:rPr>
+                <w:t xml:space="preserve">§18 — Missing values</w:t>
+              </w:r>
+            </w:hyperlink>
+          </w:p>
+        </w:tc>
+        <w:tc>
+          <w:tcPr/>
+          <w:p>
+            <w:pPr>
+              <w:pStyle w:val="Compact"/>
+            </w:pPr>
+            <w:r>
+              <w:rPr>
+                <w:rStyle w:val="VerbatimChar"/>
+              </w:rPr>
+              <w:t xml:space="preserve">NA</w:t>
+            </w:r>
+            <w:r>
+              <w:t xml:space="preserve">,</w:t>
+            </w:r>
+            <w:r>
+              <w:t xml:space="preserve"> </w:t>
+            </w:r>
+            <w:r>
+              <w:rPr>
+                <w:rStyle w:val="VerbatimChar"/>
+              </w:rPr>
+              <w:t xml:space="preserve">na.rm</w:t>
+            </w:r>
+            <w:r>
+              <w:t xml:space="preserve">, and why</w:t>
+            </w:r>
+            <w:r>
+              <w:t xml:space="preserve"> </w:t>
+            </w:r>
+            <w:r>
+              <w:rPr>
+                <w:rStyle w:val="VerbatimChar"/>
+              </w:rPr>
+              <w:t xml:space="preserve">n()</w:t>
+            </w:r>
+            <w:r>
+              <w:t xml:space="preserve"> </w:t>
+            </w:r>
+            <w:r>
+              <w:t xml:space="preserve">lies</w:t>
+            </w:r>
+          </w:p>
+        </w:tc>
+        <w:tc>
+          <w:tcPr/>
+          <w:p>
+            <w:pPr>
+              <w:pStyle w:val="Compact"/>
+            </w:pPr>
+            <w:r>
+              <w:t xml:space="preserve">Part 4</w:t>
+            </w:r>
+          </w:p>
+        </w:tc>
+      </w:tr>
+      <w:tr>
+        <w:tc>
+          <w:tcPr/>
+          <w:p>
+            <w:pPr>
+              <w:pStyle w:val="Compact"/>
+            </w:pPr>
+            <w:hyperlink r:id="rId39">
+              <w:r>
+                <w:rPr>
+                  <w:rStyle w:val="Hyperlink"/>
+                </w:rPr>
+                <w:t xml:space="preserve">§7.5 — Writing to a file</w:t>
+              </w:r>
+            </w:hyperlink>
+          </w:p>
+        </w:tc>
+        <w:tc>
+          <w:tcPr/>
+          <w:p>
+            <w:pPr>
+              <w:pStyle w:val="Compact"/>
+            </w:pPr>
+            <w:r>
+              <w:rPr>
+                <w:rStyle w:val="VerbatimChar"/>
+              </w:rPr>
+              <w:t xml:space="preserve">write_csv()</w:t>
+            </w:r>
+          </w:p>
+        </w:tc>
+        <w:tc>
+          <w:tcPr/>
+          <w:p>
+            <w:pPr>
+              <w:pStyle w:val="Compact"/>
+            </w:pPr>
+            <w:r>
+              <w:t xml:space="preserve">Part 8</w:t>
+            </w:r>
+          </w:p>
+        </w:tc>
+      </w:tr>
+    </w:tbl>
     <w:p>
       <w:r>
         <w:pict>
@@ -6708,7 +9323,199 @@
         </w:pict>
       </w:r>
     </w:p>
-    <w:bookmarkEnd w:id="39"/>
+    <w:bookmarkEnd w:id="47"/>
+    <w:bookmarkStart w:id="49" w:name="getting-unstuck"/>
+    <w:p>
+      <w:pPr>
+        <w:pStyle w:val="Heading1"/>
+      </w:pPr>
+      <w:r>
+        <w:t xml:space="preserve">Getting unstuck</w:t>
+      </w:r>
+    </w:p>
+    <w:p>
+      <w:pPr>
+        <w:pStyle w:val="FirstParagraph"/>
+      </w:pPr>
+      <w:r>
+        <w:t xml:space="preserve">When code breaks — and it will, that is normal:</w:t>
+      </w:r>
+    </w:p>
+    <w:p>
+      <w:pPr>
+        <w:pStyle w:val="Compact"/>
+        <w:numPr>
+          <w:ilvl w:val="0"/>
+          <w:numId w:val="1013"/>
+        </w:numPr>
+      </w:pPr>
+      <w:r>
+        <w:rPr>
+          <w:b/>
+          <w:bCs/>
+        </w:rPr>
+        <w:t xml:space="preserve">Read the error message out loud.</w:t>
+      </w:r>
+      <w:r>
+        <w:t xml:space="preserve"> </w:t>
+      </w:r>
+      <w:r>
+        <w:t xml:space="preserve">R usually names the line and the problem.</w:t>
+      </w:r>
+    </w:p>
+    <w:p>
+      <w:pPr>
+        <w:pStyle w:val="Compact"/>
+        <w:numPr>
+          <w:ilvl w:val="0"/>
+          <w:numId w:val="1013"/>
+        </w:numPr>
+      </w:pPr>
+      <w:r>
+        <w:rPr>
+          <w:b/>
+          <w:bCs/>
+        </w:rPr>
+        <w:t xml:space="preserve">Check the usual suspects:</w:t>
+      </w:r>
+      <w:r>
+        <w:t xml:space="preserve"> </w:t>
+      </w:r>
+      <w:r>
+        <w:t xml:space="preserve">did you run</w:t>
+      </w:r>
+      <w:r>
+        <w:t xml:space="preserve"> </w:t>
+      </w:r>
+      <w:r>
+        <w:rPr>
+          <w:rStyle w:val="VerbatimChar"/>
+        </w:rPr>
+        <w:t xml:space="preserve">library(tidyverse)</w:t>
+      </w:r>
+      <w:r>
+        <w:t xml:space="preserve">? Spelling? Did you forget</w:t>
+      </w:r>
+      <w:r>
+        <w:t xml:space="preserve"> </w:t>
+      </w:r>
+      <w:r>
+        <w:rPr>
+          <w:rStyle w:val="VerbatimChar"/>
+        </w:rPr>
+        <w:t xml:space="preserve">na.rm = TRUE</w:t>
+      </w:r>
+      <w:r>
+        <w:t xml:space="preserve">?</w:t>
+      </w:r>
+    </w:p>
+    <w:p>
+      <w:pPr>
+        <w:pStyle w:val="Compact"/>
+        <w:numPr>
+          <w:ilvl w:val="0"/>
+          <w:numId w:val="1013"/>
+        </w:numPr>
+      </w:pPr>
+      <w:r>
+        <w:rPr>
+          <w:rStyle w:val="VerbatimChar"/>
+        </w:rPr>
+        <w:t xml:space="preserve">?function_name</w:t>
+      </w:r>
+      <w:r>
+        <w:t xml:space="preserve"> </w:t>
+      </w:r>
+      <w:r>
+        <w:t xml:space="preserve">opens the built-in help page.</w:t>
+      </w:r>
+    </w:p>
+    <w:p>
+      <w:pPr>
+        <w:pStyle w:val="Compact"/>
+        <w:numPr>
+          <w:ilvl w:val="0"/>
+          <w:numId w:val="1013"/>
+        </w:numPr>
+      </w:pPr>
+      <w:r>
+        <w:rPr>
+          <w:b/>
+          <w:bCs/>
+        </w:rPr>
+        <w:t xml:space="preserve">Bring the exact error</w:t>
+      </w:r>
+      <w:r>
+        <w:t xml:space="preserve"> </w:t>
+      </w:r>
+      <w:r>
+        <w:t xml:space="preserve">(copy-paste it) to class or office hours.</w:t>
+      </w:r>
+    </w:p>
+    <w:p>
+      <w:pPr>
+        <w:pStyle w:val="BlockText"/>
+      </w:pPr>
+      <w:r>
+        <w:t xml:space="preserve">📖</w:t>
+      </w:r>
+      <w:r>
+        <w:t xml:space="preserve"> </w:t>
+      </w:r>
+      <w:r>
+        <w:rPr>
+          <w:b/>
+          <w:bCs/>
+        </w:rPr>
+        <w:t xml:space="preserve">Read more:</w:t>
+      </w:r>
+      <w:r>
+        <w:t xml:space="preserve"> </w:t>
+      </w:r>
+      <w:hyperlink r:id="rId48">
+        <w:r>
+          <w:rPr>
+            <w:rStyle w:val="Hyperlink"/>
+          </w:rPr>
+          <w:t xml:space="preserve">R4DS §8 — Workflow: getting help</w:t>
+        </w:r>
+      </w:hyperlink>
+      <w:r>
+        <w:t xml:space="preserve">.</w:t>
+      </w:r>
+    </w:p>
+    <w:p>
+      <w:pPr>
+        <w:pStyle w:val="BlockText"/>
+      </w:pPr>
+      <w:r>
+        <w:t xml:space="preserve">💡</w:t>
+      </w:r>
+      <w:r>
+        <w:t xml:space="preserve"> </w:t>
+      </w:r>
+      <w:r>
+        <w:rPr>
+          <w:b/>
+          <w:bCs/>
+        </w:rPr>
+        <w:t xml:space="preserve">Key idea:</w:t>
+      </w:r>
+      <w:r>
+        <w:t xml:space="preserve"> </w:t>
+      </w:r>
+      <w:r>
+        <w:t xml:space="preserve">Every working scientist googles error messages daily. Getting stuck is not failing — it is the job.</w:t>
+      </w:r>
+    </w:p>
+    <w:p>
+      <w:r>
+        <w:pict>
+          <v:rect style="width:0;height:1.5pt" o:hralign="center" o:hrstd="t" o:hr="t"/>
+        </w:pict>
+      </w:r>
+    </w:p>
+    <w:bookmarkEnd w:id="49"/>
     <w:sectPr>
       <w:pgSz w:h="15840" w:w="12240"/>
       <w:pgMar w:bottom="1440" w:footer="720" w:gutter="0" w:header="720" w:left="1440" w:right="1440" w:top="1440"/>
@@ -6979,6 +9786,109 @@
       <w:pPr>
         <w:ind w:left="6480" w:hanging="360"/>
       </w:pPr>
+    </w:lvl>
+  </w:abstractNum>
+  <w:abstractNum w:abstractNumId="991">
+    <w:nsid w:val="0000A991"/>
+    <w:multiLevelType w:val="multilevel"/>
+    <w:lvl w:ilvl="0">
+      <w:numFmt w:val="bullet"/>
+      <w:lvlText w:val=""/>
+      <w:lvlJc w:val="left"/>
+      <w:pPr>
+        <w:ind w:left="720" w:hanging="360"/>
+      </w:pPr>
+      <w:rPr>
+        <w:rFonts w:ascii="Symbol" w:hAnsi="Symbol" w:cs="Symbol" w:hint="default"/>
+      </w:rPr>
+    </w:lvl>
+    <w:lvl w:ilvl="1">
+      <w:numFmt w:val="bullet"/>
+      <w:lvlText w:val="o"/>
+      <w:lvlJc w:val="left"/>
+      <w:pPr>
+        <w:ind w:left="1440" w:hanging="360"/>
+      </w:pPr>
+      <w:rPr>
+        <w:rFonts w:ascii="Courier New" w:hAnsi="Courier New" w:cs="Courier New" w:hint="default"/>
+      </w:rPr>
+    </w:lvl>
+    <w:lvl w:ilvl="2">
+      <w:numFmt w:val="bullet"/>
+      <w:lvlText w:val=""/>
+      <w:lvlJc w:val="left"/>
+      <w:pPr>
+        <w:ind w:left="2160" w:hanging="360"/>
+      </w:pPr>
+      <w:rPr>
+        <w:rFonts w:ascii="Wingdings" w:hAnsi="Wingdings" w:cs="Wingdings" w:hint="default"/>
+      </w:rPr>
+    </w:lvl>
+    <w:lvl w:ilvl="3">
+      <w:numFmt w:val="bullet"/>
+      <w:lvlText w:val=""/>
+      <w:lvlJc w:val="left"/>
+      <w:pPr>
+        <w:ind w:left="2880" w:hanging="360"/>
+      </w:pPr>
+      <w:rPr>
+        <w:rFonts w:ascii="Symbol" w:hAnsi="Symbol" w:cs="Symbol" w:hint="default"/>
+      </w:rPr>
+    </w:lvl>
+    <w:lvl w:ilvl="4">
+      <w:numFmt w:val="bullet"/>
+      <w:lvlText w:val="o"/>
+      <w:lvlJc w:val="left"/>
+      <w:pPr>
+        <w:ind w:left="3600" w:hanging="360"/>
+      </w:pPr>
+      <w:rPr>
+        <w:rFonts w:ascii="Courier New" w:hAnsi="Courier New" w:cs="Courier New" w:hint="default"/>
+      </w:rPr>
+    </w:lvl>
+    <w:lvl w:ilvl="5">
+      <w:numFmt w:val="bullet"/>
+      <w:lvlText w:val=""/>
+      <w:lvlJc w:val="left"/>
+      <w:pPr>
+        <w:ind w:left="4320" w:hanging="360"/>
+      </w:pPr>
+      <w:rPr>
+        <w:rFonts w:ascii="Wingdings" w:hAnsi="Wingdings" w:cs="Wingdings" w:hint="default"/>
+      </w:rPr>
+    </w:lvl>
+    <w:lvl w:ilvl="6">
+      <w:numFmt w:val="bullet"/>
+      <w:lvlText w:val=""/>
+      <w:lvlJc w:val="left"/>
+      <w:pPr>
+        <w:ind w:left="5040" w:hanging="360"/>
+      </w:pPr>
+      <w:rPr>
+        <w:rFonts w:ascii="Symbol" w:hAnsi="Symbol" w:cs="Symbol" w:hint="default"/>
+      </w:rPr>
+    </w:lvl>
+    <w:lvl w:ilvl="7">
+      <w:numFmt w:val="bullet"/>
+      <w:lvlText w:val="o"/>
+      <w:lvlJc w:val="left"/>
+      <w:pPr>
+        <w:ind w:left="5760" w:hanging="360"/>
+      </w:pPr>
+      <w:rPr>
+        <w:rFonts w:ascii="Courier New" w:hAnsi="Courier New" w:cs="Courier New" w:hint="default"/>
+      </w:rPr>
+    </w:lvl>
+    <w:lvl w:ilvl="8">
+      <w:numFmt w:val="bullet"/>
+      <w:lvlText w:val=""/>
+      <w:lvlJc w:val="left"/>
+      <w:pPr>
+        <w:ind w:left="6480" w:hanging="360"/>
+      </w:pPr>
+      <w:rPr>
+        <w:rFonts w:ascii="Wingdings" w:hAnsi="Wingdings" w:cs="Wingdings" w:hint="default"/>
+      </w:rPr>
     </w:lvl>
   </w:abstractNum>
   <w:num w:numId="1000">
@@ -7009,6 +9919,9 @@
     <w:abstractNumId w:val="992"/>
   </w:num>
   <w:num w:numId="1009">
+    <w:abstractNumId w:val="992"/>
+  </w:num>
+  <w:num w:numId="1010">
     <w:abstractNumId w:val="99411"/>
     <w:lvlOverride w:ilvl="0">
       <w:startOverride w:val="1"/>
@@ -7038,7 +9951,13 @@
       <w:startOverride w:val="1"/>
     </w:lvlOverride>
   </w:num>
-  <w:num w:numId="1010">
+  <w:num w:numId="1011">
+    <w:abstractNumId w:val="991"/>
+  </w:num>
+  <w:num w:numId="1012">
+    <w:abstractNumId w:val="991"/>
+  </w:num>
+  <w:num w:numId="1013">
     <w:abstractNumId w:val="99411"/>
     <w:lvlOverride w:ilvl="0">
       <w:startOverride w:val="1"/>

--- a/docs/content/descriptive_stats/descriptive_stats_activity.docx
+++ b/docs/content/descriptive_stats/descriptive_stats_activity.docx
@@ -10921,7 +10921,7 @@
         <w:bottom w:color="FF0000" w:space="1" w:sz="8" w:val="single"/>
         <w:right w:color="FF0000" w:space="4" w:sz="8" w:val="single"/>
       </w:pBdr>
-      <w:shd w:color="auto" w:fill="auto" w:val="pct15"/>
+      <w:shd w:color="auto" w:fill="FBFBFB" w:val="clear"/>
       <w:spacing w:after="120" w:before="120"/>
       <w:ind w:left="432" w:right="432"/>
     </w:pPr>
@@ -10937,12 +10937,12 @@
     <w:rsid w:val="00771E03"/>
     <w:pPr>
       <w:pBdr>
-        <w:top w:color="auto" w:space="1" w:sz="8" w:val="single"/>
-        <w:left w:color="auto" w:space="4" w:sz="8" w:val="single"/>
-        <w:bottom w:color="auto" w:space="1" w:sz="8" w:val="single"/>
-        <w:right w:color="auto" w:space="4" w:sz="8" w:val="single"/>
+        <w:top w:color="BFBFBF" w:space="1" w:sz="6" w:val="single"/>
+        <w:left w:color="BFBFBF" w:space="4" w:sz="6" w:val="single"/>
+        <w:bottom w:color="BFBFBF" w:space="1" w:sz="6" w:val="single"/>
+        <w:right w:color="BFBFBF" w:space="4" w:sz="6" w:val="single"/>
       </w:pBdr>
-      <w:shd w:color="auto" w:fill="auto" w:val="pct15"/>
+      <w:shd w:color="auto" w:fill="FBFBFB" w:val="clear"/>
       <w:spacing w:after="240" w:before="240"/>
       <w:ind w:left="432" w:right="432"/>
     </w:pPr>
@@ -10957,7 +10957,13 @@
     <w:qFormat/>
     <w:rsid w:val="00771E03"/>
     <w:pPr>
-      <w:shd w:color="auto" w:fill="auto" w:val="pct15"/>
+      <w:pBdr>
+        <w:top w:color="BFBFBF" w:space="1" w:sz="6" w:val="single"/>
+        <w:left w:color="BFBFBF" w:space="4" w:sz="6" w:val="single"/>
+        <w:bottom w:color="BFBFBF" w:space="1" w:sz="6" w:val="single"/>
+        <w:right w:color="BFBFBF" w:space="4" w:sz="6" w:val="single"/>
+      </w:pBdr>
+      <w:shd w:color="auto" w:fill="FBFBFB" w:val="clear"/>
       <w:spacing w:after="240" w:before="240"/>
       <w:ind w:left="432" w:right="432"/>
     </w:pPr>

--- a/docs/content/descriptive_stats/descriptive_stats_activity.docx
+++ b/docs/content/descriptive_stats/descriptive_stats_activity.docx
@@ -1078,21 +1078,22 @@
       <w:r>
         <w:t xml:space="preserve">?</w:t>
       </w:r>
-      <w:r>
-        <w:t xml:space="preserve"> </w:t>
-      </w:r>
+    </w:p>
+    <w:p>
+      <w:pPr>
+        <w:pStyle w:val="BodyText"/>
+      </w:pPr>
       <w:r>
         <w:rPr>
           <w:rStyle w:val="VerbatimChar"/>
         </w:rPr>
         <w:t xml:space="preserve">________________________</w:t>
       </w:r>
-      <w:r>
-        <w:br/>
-      </w:r>
-      <w:r>
-        <w:br/>
-      </w:r>
+    </w:p>
+    <w:p>
+      <w:pPr>
+        <w:pStyle w:val="BodyText"/>
+      </w:pPr>
       <w:r>
         <w:t xml:space="preserve">In</w:t>
       </w:r>
@@ -1108,9 +1109,11 @@
       <w:r>
         <w:t xml:space="preserve">?</w:t>
       </w:r>
-      <w:r>
-        <w:t xml:space="preserve"> </w:t>
-      </w:r>
+    </w:p>
+    <w:p>
+      <w:pPr>
+        <w:pStyle w:val="BodyText"/>
+      </w:pPr>
       <w:r>
         <w:rPr>
           <w:rStyle w:val="VerbatimChar"/>
@@ -1706,9 +1709,11 @@
       <w:r>
         <w:br/>
       </w:r>
-      <w:r>
-        <w:br/>
-      </w:r>
+    </w:p>
+    <w:p>
+      <w:pPr>
+        <w:pStyle w:val="BodyText"/>
+      </w:pPr>
       <w:r>
         <w:rPr>
           <w:rStyle w:val="VerbatimChar"/>
@@ -2149,7 +2154,7 @@
         <w:rPr>
           <w:rStyle w:val="CommentTok"/>
         </w:rPr>
-        <w:t xml:space="preserve"># Write your code here:</w:t>
+        <w:t xml:space="preserve"># Write your code in the R script:</w:t>
       </w:r>
       <w:r>
         <w:br/>
@@ -3147,9 +3152,11 @@
       <w:r>
         <w:t xml:space="preserve">the same number? Why or why not?</w:t>
       </w:r>
-      <w:r>
-        <w:t xml:space="preserve"> </w:t>
-      </w:r>
+    </w:p>
+    <w:p>
+      <w:pPr>
+        <w:pStyle w:val="BodyText"/>
+      </w:pPr>
       <w:r>
         <w:rPr>
           <w:rStyle w:val="VerbatimChar"/>
@@ -4449,7 +4456,7 @@
         <w:rPr>
           <w:rStyle w:val="CommentTok"/>
         </w:rPr>
-        <w:t xml:space="preserve"># Write your code here:</w:t>
+        <w:t xml:space="preserve"># Write your code in the R script:</w:t>
       </w:r>
       <w:r>
         <w:br/>
@@ -4746,9 +4753,11 @@
       <w:r>
         <w:t xml:space="preserve">) that it doesn’t show for a numeric one?</w:t>
       </w:r>
-      <w:r>
-        <w:br/>
-      </w:r>
+    </w:p>
+    <w:p>
+      <w:pPr>
+        <w:pStyle w:val="BodyText"/>
+      </w:pPr>
       <w:r>
         <w:rPr>
           <w:rStyle w:val="VerbatimChar"/>
@@ -5667,7 +5676,7 @@
         <w:rPr>
           <w:rStyle w:val="CommentTok"/>
         </w:rPr>
-        <w:t xml:space="preserve"># Write your code here:</w:t>
+        <w:t xml:space="preserve"># Write your code in the R script:</w:t>
       </w:r>
       <w:r>
         <w:br/>
@@ -6566,9 +6575,11 @@
       <w:r>
         <w:t xml:space="preserve">Which changed — the means, the standard errors, or both? What does that tell you about what pseudoreplication actually damages?</w:t>
       </w:r>
-      <w:r>
-        <w:t xml:space="preserve"> </w:t>
-      </w:r>
+    </w:p>
+    <w:p>
+      <w:pPr>
+        <w:pStyle w:val="BodyText"/>
+      </w:pPr>
       <w:r>
         <w:rPr>
           <w:rStyle w:val="VerbatimChar"/>
@@ -7560,9 +7571,11 @@
       <w:r>
         <w:t xml:space="preserve">Look at the four faded team means on each side. Do all four teams agree, or is one tree pulling its side around?</w:t>
       </w:r>
-      <w:r>
-        <w:t xml:space="preserve"> </w:t>
-      </w:r>
+    </w:p>
+    <w:p>
+      <w:pPr>
+        <w:pStyle w:val="BodyText"/>
+      </w:pPr>
       <w:r>
         <w:rPr>
           <w:rStyle w:val="VerbatimChar"/>
@@ -8048,7 +8061,7 @@
               <w:rPr>
                 <w:rStyle w:val="CommentTok"/>
               </w:rPr>
-              <w:t xml:space="preserve"># Write your code here:</w:t>
+              <w:t xml:space="preserve"># Write your code in the R script:</w:t>
             </w:r>
             <w:r>
               <w:br/>
@@ -8061,15 +8074,17 @@
             <w:pPr>
               <w:pStyle w:val="FirstParagraph"/>
             </w:pPr>
+            <w:r>
+              <w:t xml:space="preserve">Which error bars are wider, and why is that the more honest picture?</w:t>
+            </w:r>
+          </w:p>
+          <w:p>
+            <w:pPr>
+              <w:pStyle w:val="BodyText"/>
+            </w:pPr>
             <w:pPr>
               <w:spacing w:after="16"/>
             </w:pPr>
-            <w:r>
-              <w:t xml:space="preserve">Which error bars are wider, and why is that the more honest picture?</w:t>
-            </w:r>
-            <w:r>
-              <w:t xml:space="preserve"> </w:t>
-            </w:r>
             <w:r>
               <w:rPr>
                 <w:rStyle w:val="VerbatimChar"/>
@@ -8524,9 +8539,11 @@
       <w:r>
         <w:t xml:space="preserve">— if not, the error was:</w:t>
       </w:r>
-      <w:r>
-        <w:t xml:space="preserve"> </w:t>
-      </w:r>
+    </w:p>
+    <w:p>
+      <w:pPr>
+        <w:pStyle w:val="BodyText"/>
+      </w:pPr>
       <w:r>
         <w:rPr>
           <w:rStyle w:val="VerbatimChar"/>

--- a/docs/content/descriptive_stats/descriptive_stats_activity.docx
+++ b/docs/content/descriptive_stats/descriptive_stats_activity.docx
@@ -26,7 +26,7 @@
         <w:t xml:space="preserve">Bill Perry</w:t>
       </w:r>
     </w:p>
-    <w:bookmarkStart w:id="15" w:name="worksheet-describing-your-data"/>
+    <w:bookmarkStart w:id="16" w:name="worksheet-describing-your-data"/>
     <w:p>
       <w:pPr>
         <w:pStyle w:val="Heading1"/>
@@ -58,23 +58,34 @@
           <w:t xml:space="preserve">📥 Download the data (.xlsx)</w:t>
         </w:r>
       </w:hyperlink>
+      <w:r>
+        <w:t xml:space="preserve"> </w:t>
+      </w:r>
+      <w:hyperlink r:id="rId11">
+        <w:r>
+          <w:rPr>
+            <w:rStyle w:val="Hyperlink"/>
+          </w:rPr>
+          <w:t xml:space="preserve">📥 Script skeleton (.R)</w:t>
+        </w:r>
+      </w:hyperlink>
     </w:p>
     <w:p>
       <w:pPr>
         <w:pStyle w:val="Heading2"/>
       </w:pPr>
-      <w:bookmarkStart w:id="11" w:name="how-to-use-this-worksheet"/>
+      <w:bookmarkStart w:id="12" w:name="how-to-use-this-worksheet"/>
       <w:r>
         <w:t xml:space="preserve">How to use this worksheet</w:t>
       </w:r>
-      <w:bookmarkEnd w:id="11"/>
+      <w:bookmarkEnd w:id="12"/>
     </w:p>
     <w:p>
       <w:pPr>
         <w:pStyle w:val="BlockText"/>
       </w:pPr>
       <w:r>
-        <w:t xml:space="preserve">Work through each part in order, at your own pace. Type every line of code yourself into a</w:t>
+        <w:t xml:space="preserve">Work through each part in order, at your own pace. Type every line of code yourself into the</w:t>
       </w:r>
       <w:r>
         <w:t xml:space="preserve"> </w:t>
@@ -84,13 +95,13 @@
           <w:b/>
           <w:bCs/>
         </w:rPr>
-        <w:t xml:space="preserve">plain R script</w:t>
-      </w:r>
-      <w:r>
-        <w:t xml:space="preserve"> </w:t>
-      </w:r>
-      <w:r>
-        <w:t xml:space="preserve">— do not copy-paste. Blocks marked</w:t>
+        <w:t xml:space="preserve">script skeleton</w:t>
+      </w:r>
+      <w:r>
+        <w:t xml:space="preserve"> </w:t>
+      </w:r>
+      <w:r>
+        <w:t xml:space="preserve">— do not copy-paste from this worksheet. Blocks marked</w:t>
       </w:r>
       <w:r>
         <w:t xml:space="preserve"> </w:t>
@@ -185,7 +196,7 @@
         <w:t xml:space="preserve"> </w:t>
       </w:r>
       <w:r>
-        <w:t xml:space="preserve">Before you start:</w:t>
+        <w:t xml:space="preserve">Before you start: download the</w:t>
       </w:r>
       <w:r>
         <w:t xml:space="preserve"> </w:t>
@@ -195,10 +206,13 @@
           <w:b/>
           <w:bCs/>
         </w:rPr>
-        <w:t xml:space="preserve">File → New File → R Script</w:t>
-      </w:r>
-      <w:r>
-        <w:t xml:space="preserve">, and save it as</w:t>
+        <w:t xml:space="preserve">script skeleton</w:t>
+      </w:r>
+      <w:r>
+        <w:t xml:space="preserve"> </w:t>
+      </w:r>
+      <w:r>
+        <w:t xml:space="preserve">from the button above and save it as</w:t>
       </w:r>
       <w:r>
         <w:t xml:space="preserve"> </w:t>
@@ -228,7 +242,7 @@
         <w:t xml:space="preserve"> </w:t>
       </w:r>
       <w:r>
-        <w:t xml:space="preserve">folder. Then work down the worksheet, adding each block to the bottom of that one script, in order.</w:t>
+        <w:t xml:space="preserve">folder. The blocks you have typed a dozen times are filled in; everything else is blank, and that blank space is the lesson.</w:t>
       </w:r>
     </w:p>
     <w:p>
@@ -334,18 +348,18 @@
                 <wp:inline>
                   <wp:extent cx="152400" cy="152400"/>
                   <wp:effectExtent b="0" l="0" r="0" t="0"/>
-                  <wp:docPr descr="" title="" id="13" name="Picture"/>
+                  <wp:docPr descr="" title="" id="14" name="Picture"/>
                   <a:graphic>
                     <a:graphicData uri="http://schemas.openxmlformats.org/drawingml/2006/picture">
                       <pic:pic>
                         <pic:nvPicPr>
-                          <pic:cNvPr descr="/Applications/Positron.app/Contents/Resources/app/quarto/share/formats/docx/important.png" id="14" name="Picture"/>
+                          <pic:cNvPr descr="/Applications/Positron.app/Contents/Resources/app/quarto/share/formats/docx/important.png" id="15" name="Picture"/>
                           <pic:cNvPicPr>
                             <a:picLocks noChangeArrowheads="1" noChangeAspect="1"/>
                           </pic:cNvPicPr>
                         </pic:nvPicPr>
                         <pic:blipFill>
-                          <a:blip r:embed="rId12"/>
+                          <a:blip r:embed="rId13"/>
                           <a:stretch>
                             <a:fillRect/>
                           </a:stretch>
@@ -755,8 +769,8 @@
         </w:pict>
       </w:r>
     </w:p>
-    <w:bookmarkEnd w:id="15"/>
-    <w:bookmarkStart w:id="16" w:name="part-1-load-and-split-the-data"/>
+    <w:bookmarkEnd w:id="16"/>
+    <w:bookmarkStart w:id="17" w:name="part-1-load-and-split-the-data"/>
     <w:p>
       <w:pPr>
         <w:pStyle w:val="Heading1"/>
@@ -1128,8 +1142,8 @@
         </w:pict>
       </w:r>
     </w:p>
-    <w:bookmarkEnd w:id="16"/>
-    <w:bookmarkStart w:id="17" w:name="part-2-mean-and-median"/>
+    <w:bookmarkEnd w:id="17"/>
+    <w:bookmarkStart w:id="18" w:name="part-2-mean-and-median"/>
     <w:p>
       <w:pPr>
         <w:pStyle w:val="Heading1"/>
@@ -1431,8 +1445,8 @@
         </w:pict>
       </w:r>
     </w:p>
-    <w:bookmarkEnd w:id="17"/>
-    <w:bookmarkStart w:id="18" w:name="part-3-variance-and-standard-deviation"/>
+    <w:bookmarkEnd w:id="18"/>
+    <w:bookmarkStart w:id="19" w:name="part-3-variance-and-standard-deviation"/>
     <w:p>
       <w:pPr>
         <w:pStyle w:val="Heading1"/>
@@ -1728,8 +1742,8 @@
         </w:pict>
       </w:r>
     </w:p>
-    <w:bookmarkEnd w:id="18"/>
-    <w:bookmarkStart w:id="22" w:name="part-3b-quantiles-range-and-iqr"/>
+    <w:bookmarkEnd w:id="19"/>
+    <w:bookmarkStart w:id="23" w:name="part-3b-quantiles-range-and-iqr"/>
     <w:p>
       <w:pPr>
         <w:pStyle w:val="Heading1"/>
@@ -2221,18 +2235,18 @@
                 <wp:inline>
                   <wp:extent cx="152400" cy="152400"/>
                   <wp:effectExtent b="0" l="0" r="0" t="0"/>
-                  <wp:docPr descr="" title="" id="20" name="Picture"/>
+                  <wp:docPr descr="" title="" id="21" name="Picture"/>
                   <a:graphic>
                     <a:graphicData uri="http://schemas.openxmlformats.org/drawingml/2006/picture">
                       <pic:pic>
                         <pic:nvPicPr>
-                          <pic:cNvPr descr="/Applications/Positron.app/Contents/Resources/app/quarto/share/formats/docx/tip.png" id="21" name="Picture"/>
+                          <pic:cNvPr descr="/Applications/Positron.app/Contents/Resources/app/quarto/share/formats/docx/tip.png" id="22" name="Picture"/>
                           <pic:cNvPicPr>
                             <a:picLocks noChangeArrowheads="1" noChangeAspect="1"/>
                           </pic:cNvPicPr>
                         </pic:nvPicPr>
                         <pic:blipFill>
-                          <a:blip r:embed="rId19"/>
+                          <a:blip r:embed="rId20"/>
                           <a:stretch>
                             <a:fillRect/>
                           </a:stretch>
@@ -2355,8 +2369,8 @@
         </w:pict>
       </w:r>
     </w:p>
-    <w:bookmarkEnd w:id="22"/>
-    <w:bookmarkStart w:id="26" w:name="part-4-the-length-trap"/>
+    <w:bookmarkEnd w:id="23"/>
+    <w:bookmarkStart w:id="27" w:name="part-4-the-length-trap"/>
     <w:p>
       <w:pPr>
         <w:pStyle w:val="Heading1"/>
@@ -2400,7 +2414,7 @@
       <w:r>
         <w:t xml:space="preserve"> </w:t>
       </w:r>
-      <w:hyperlink r:id="rId23">
+      <w:hyperlink r:id="rId24">
         <w:r>
           <w:rPr>
             <w:rStyle w:val="Hyperlink"/>
@@ -3205,18 +3219,18 @@
                 <wp:inline>
                   <wp:extent cx="152400" cy="152400"/>
                   <wp:effectExtent b="0" l="0" r="0" t="0"/>
-                  <wp:docPr descr="" title="" id="24" name="Picture"/>
+                  <wp:docPr descr="" title="" id="25" name="Picture"/>
                   <a:graphic>
                     <a:graphicData uri="http://schemas.openxmlformats.org/drawingml/2006/picture">
                       <pic:pic>
                         <pic:nvPicPr>
-                          <pic:cNvPr descr="/Applications/Positron.app/Contents/Resources/app/quarto/share/formats/docx/tip.png" id="25" name="Picture"/>
+                          <pic:cNvPr descr="/Applications/Positron.app/Contents/Resources/app/quarto/share/formats/docx/tip.png" id="26" name="Picture"/>
                           <pic:cNvPicPr>
                             <a:picLocks noChangeArrowheads="1" noChangeAspect="1"/>
                           </pic:cNvPicPr>
                         </pic:nvPicPr>
                         <pic:blipFill>
-                          <a:blip r:embed="rId19"/>
+                          <a:blip r:embed="rId20"/>
                           <a:stretch>
                             <a:fillRect/>
                           </a:stretch>
@@ -3369,8 +3383,8 @@
         </w:pict>
       </w:r>
     </w:p>
-    <w:bookmarkEnd w:id="26"/>
-    <w:bookmarkStart w:id="27" w:name="part-5-standard-error-on-real-data"/>
+    <w:bookmarkEnd w:id="27"/>
+    <w:bookmarkStart w:id="28" w:name="part-5-standard-error-on-real-data"/>
     <w:p>
       <w:pPr>
         <w:pStyle w:val="Heading1"/>
@@ -3873,8 +3887,8 @@
         </w:pict>
       </w:r>
     </w:p>
-    <w:bookmarkEnd w:id="27"/>
-    <w:bookmarkStart w:id="29" w:name="part-6-all-stats-one-group-one-summarize"/>
+    <w:bookmarkEnd w:id="28"/>
+    <w:bookmarkStart w:id="30" w:name="part-6-all-stats-one-group-one-summarize"/>
     <w:p>
       <w:pPr>
         <w:pStyle w:val="Heading1"/>
@@ -3912,7 +3926,7 @@
       <w:r>
         <w:t xml:space="preserve"> </w:t>
       </w:r>
-      <w:hyperlink r:id="rId28">
+      <w:hyperlink r:id="rId29">
         <w:r>
           <w:rPr>
             <w:rStyle w:val="Hyperlink"/>
@@ -4472,8 +4486,8 @@
         </w:pict>
       </w:r>
     </w:p>
-    <w:bookmarkEnd w:id="29"/>
-    <w:bookmarkStart w:id="31" w:name="X315b316ec89df71592efa6e9d6564f8d7b897d8"/>
+    <w:bookmarkEnd w:id="30"/>
+    <w:bookmarkStart w:id="32" w:name="X315b316ec89df71592efa6e9d6564f8d7b897d8"/>
     <w:p>
       <w:pPr>
         <w:pStyle w:val="Heading1"/>
@@ -4517,7 +4531,7 @@
       <w:r>
         <w:t xml:space="preserve"> </w:t>
       </w:r>
-      <w:hyperlink r:id="rId30">
+      <w:hyperlink r:id="rId31">
         <w:r>
           <w:rPr>
             <w:rStyle w:val="Hyperlink"/>
@@ -4772,8 +4786,8 @@
         </w:pict>
       </w:r>
     </w:p>
-    <w:bookmarkEnd w:id="31"/>
-    <w:bookmarkStart w:id="34" w:name="Xf43c5d07d843d16643c539a860b3cf5482751cd"/>
+    <w:bookmarkEnd w:id="32"/>
+    <w:bookmarkStart w:id="35" w:name="Xf43c5d07d843d16643c539a860b3cf5482751cd"/>
     <w:p>
       <w:pPr>
         <w:pStyle w:val="Heading1"/>
@@ -4826,7 +4840,7 @@
       <w:r>
         <w:t xml:space="preserve"> </w:t>
       </w:r>
-      <w:hyperlink r:id="rId28">
+      <w:hyperlink r:id="rId29">
         <w:r>
           <w:rPr>
             <w:rStyle w:val="Hyperlink"/>
@@ -5726,18 +5740,18 @@
                 <wp:inline>
                   <wp:extent cx="152400" cy="152400"/>
                   <wp:effectExtent b="0" l="0" r="0" t="0"/>
-                  <wp:docPr descr="" title="" id="32" name="Picture"/>
+                  <wp:docPr descr="" title="" id="33" name="Picture"/>
                   <a:graphic>
                     <a:graphicData uri="http://schemas.openxmlformats.org/drawingml/2006/picture">
                       <pic:pic>
                         <pic:nvPicPr>
-                          <pic:cNvPr descr="/Applications/Positron.app/Contents/Resources/app/quarto/share/formats/docx/tip.png" id="33" name="Picture"/>
+                          <pic:cNvPr descr="/Applications/Positron.app/Contents/Resources/app/quarto/share/formats/docx/tip.png" id="34" name="Picture"/>
                           <pic:cNvPicPr>
                             <a:picLocks noChangeArrowheads="1" noChangeAspect="1"/>
                           </pic:cNvPicPr>
                         </pic:nvPicPr>
                         <pic:blipFill>
-                          <a:blip r:embed="rId19"/>
+                          <a:blip r:embed="rId20"/>
                           <a:stretch>
                             <a:fillRect/>
                           </a:stretch>
@@ -5867,8 +5881,8 @@
         </w:pict>
       </w:r>
     </w:p>
-    <w:bookmarkEnd w:id="34"/>
-    <w:bookmarkStart w:id="35" w:name="part-7c-the-n-you-report-is-a-choice"/>
+    <w:bookmarkEnd w:id="35"/>
+    <w:bookmarkStart w:id="36" w:name="part-7c-the-n-you-report-is-a-choice"/>
     <w:p>
       <w:pPr>
         <w:pStyle w:val="Heading1"/>
@@ -6594,8 +6608,8 @@
         </w:pict>
       </w:r>
     </w:p>
-    <w:bookmarkEnd w:id="35"/>
-    <w:bookmarkStart w:id="38" w:name="part-7b-see-it-boxplot-with-mean-se"/>
+    <w:bookmarkEnd w:id="36"/>
+    <w:bookmarkStart w:id="39" w:name="part-7b-see-it-boxplot-with-mean-se"/>
     <w:p>
       <w:pPr>
         <w:pStyle w:val="Heading1"/>
@@ -6630,7 +6644,7 @@
       <w:r>
         <w:t xml:space="preserve"> </w:t>
       </w:r>
-      <w:hyperlink r:id="rId30">
+      <w:hyperlink r:id="rId31">
         <w:r>
           <w:rPr>
             <w:rStyle w:val="Hyperlink"/>
@@ -7827,18 +7841,18 @@
                 <wp:inline>
                   <wp:extent cx="152400" cy="152400"/>
                   <wp:effectExtent b="0" l="0" r="0" t="0"/>
-                  <wp:docPr descr="" title="" id="36" name="Picture"/>
+                  <wp:docPr descr="" title="" id="37" name="Picture"/>
                   <a:graphic>
                     <a:graphicData uri="http://schemas.openxmlformats.org/drawingml/2006/picture">
                       <pic:pic>
                         <pic:nvPicPr>
-                          <pic:cNvPr descr="/Applications/Positron.app/Contents/Resources/app/quarto/share/formats/docx/important.png" id="37" name="Picture"/>
+                          <pic:cNvPr descr="/Applications/Positron.app/Contents/Resources/app/quarto/share/formats/docx/important.png" id="38" name="Picture"/>
                           <pic:cNvPicPr>
                             <a:picLocks noChangeArrowheads="1" noChangeAspect="1"/>
                           </pic:cNvPicPr>
                         </pic:nvPicPr>
                         <pic:blipFill>
-                          <a:blip r:embed="rId12"/>
+                          <a:blip r:embed="rId13"/>
                           <a:stretch>
                             <a:fillRect/>
                           </a:stretch>
@@ -8103,8 +8117,8 @@
         </w:pict>
       </w:r>
     </w:p>
-    <w:bookmarkEnd w:id="38"/>
-    <w:bookmarkStart w:id="40" w:name="part-8-save-your-summary-table"/>
+    <w:bookmarkEnd w:id="39"/>
+    <w:bookmarkStart w:id="41" w:name="part-8-save-your-summary-table"/>
     <w:p>
       <w:pPr>
         <w:pStyle w:val="Heading1"/>
@@ -8133,7 +8147,7 @@
       <w:r>
         <w:t xml:space="preserve"> </w:t>
       </w:r>
-      <w:hyperlink r:id="rId39">
+      <w:hyperlink r:id="rId40">
         <w:r>
           <w:rPr>
             <w:rStyle w:val="Hyperlink"/>
@@ -8240,8 +8254,8 @@
         </w:pict>
       </w:r>
     </w:p>
-    <w:bookmarkEnd w:id="40"/>
-    <w:bookmarkStart w:id="44" w:name="part-9-review-and-checkpoint"/>
+    <w:bookmarkEnd w:id="41"/>
+    <w:bookmarkStart w:id="45" w:name="part-9-review-and-checkpoint"/>
     <w:p>
       <w:pPr>
         <w:pStyle w:val="Heading1"/>
@@ -8592,18 +8606,18 @@
                 <wp:inline>
                   <wp:extent cx="152400" cy="152400"/>
                   <wp:effectExtent b="0" l="0" r="0" t="0"/>
-                  <wp:docPr descr="" title="" id="42" name="Picture"/>
+                  <wp:docPr descr="" title="" id="43" name="Picture"/>
                   <a:graphic>
                     <a:graphicData uri="http://schemas.openxmlformats.org/drawingml/2006/picture">
                       <pic:pic>
                         <pic:nvPicPr>
-                          <pic:cNvPr descr="/Applications/Positron.app/Contents/Resources/app/quarto/share/formats/docx/note.png" id="43" name="Picture"/>
+                          <pic:cNvPr descr="/Applications/Positron.app/Contents/Resources/app/quarto/share/formats/docx/note.png" id="44" name="Picture"/>
                           <pic:cNvPicPr>
                             <a:picLocks noChangeArrowheads="1" noChangeAspect="1"/>
                           </pic:cNvPicPr>
                         </pic:nvPicPr>
                         <pic:blipFill>
-                          <a:blip r:embed="rId41"/>
+                          <a:blip r:embed="rId42"/>
                           <a:stretch>
                             <a:fillRect/>
                           </a:stretch>
@@ -8737,8 +8751,8 @@
         </w:pict>
       </w:r>
     </w:p>
-    <w:bookmarkEnd w:id="44"/>
-    <w:bookmarkStart w:id="47" w:name="readings"/>
+    <w:bookmarkEnd w:id="45"/>
+    <w:bookmarkStart w:id="48" w:name="readings"/>
     <w:p>
       <w:pPr>
         <w:pStyle w:val="Heading1"/>
@@ -8971,7 +8985,7 @@
       <w:r>
         <w:t xml:space="preserve"> </w:t>
       </w:r>
-      <w:hyperlink r:id="rId45">
+      <w:hyperlink r:id="rId46">
         <w:r>
           <w:rPr>
             <w:rStyle w:val="Hyperlink"/>
@@ -9040,7 +9054,7 @@
             <w:pPr>
               <w:pStyle w:val="Compact"/>
             </w:pPr>
-            <w:hyperlink r:id="rId28">
+            <w:hyperlink r:id="rId29">
               <w:r>
                 <w:rPr>
                   <w:rStyle w:val="Hyperlink"/>
@@ -9119,7 +9133,7 @@
             <w:pPr>
               <w:pStyle w:val="Compact"/>
             </w:pPr>
-            <w:hyperlink r:id="rId30">
+            <w:hyperlink r:id="rId31">
               <w:r>
                 <w:rPr>
                   <w:rStyle w:val="Hyperlink"/>
@@ -9159,7 +9173,7 @@
             <w:pPr>
               <w:pStyle w:val="Compact"/>
             </w:pPr>
-            <w:hyperlink r:id="rId46">
+            <w:hyperlink r:id="rId47">
               <w:r>
                 <w:rPr>
                   <w:rStyle w:val="Hyperlink"/>
@@ -9223,7 +9237,7 @@
             <w:pPr>
               <w:pStyle w:val="Compact"/>
             </w:pPr>
-            <w:hyperlink r:id="rId23">
+            <w:hyperlink r:id="rId24">
               <w:r>
                 <w:rPr>
                   <w:rStyle w:val="Hyperlink"/>
@@ -9296,7 +9310,7 @@
             <w:pPr>
               <w:pStyle w:val="Compact"/>
             </w:pPr>
-            <w:hyperlink r:id="rId39">
+            <w:hyperlink r:id="rId40">
               <w:r>
                 <w:rPr>
                   <w:rStyle w:val="Hyperlink"/>
@@ -9340,199 +9354,7 @@
         </w:pict>
       </w:r>
     </w:p>
-    <w:bookmarkEnd w:id="47"/>
-    <w:bookmarkStart w:id="49" w:name="getting-unstuck"/>
-    <w:p>
-      <w:pPr>
-        <w:pStyle w:val="Heading1"/>
-      </w:pPr>
-      <w:r>
-        <w:t xml:space="preserve">Getting unstuck</w:t>
-      </w:r>
-    </w:p>
-    <w:p>
-      <w:pPr>
-        <w:pStyle w:val="FirstParagraph"/>
-      </w:pPr>
-      <w:r>
-        <w:t xml:space="preserve">When code breaks — and it will, that is normal:</w:t>
-      </w:r>
-    </w:p>
-    <w:p>
-      <w:pPr>
-        <w:pStyle w:val="Compact"/>
-        <w:numPr>
-          <w:ilvl w:val="0"/>
-          <w:numId w:val="1013"/>
-        </w:numPr>
-      </w:pPr>
-      <w:r>
-        <w:rPr>
-          <w:b/>
-          <w:bCs/>
-        </w:rPr>
-        <w:t xml:space="preserve">Read the error message out loud.</w:t>
-      </w:r>
-      <w:r>
-        <w:t xml:space="preserve"> </w:t>
-      </w:r>
-      <w:r>
-        <w:t xml:space="preserve">R usually names the line and the problem.</w:t>
-      </w:r>
-    </w:p>
-    <w:p>
-      <w:pPr>
-        <w:pStyle w:val="Compact"/>
-        <w:numPr>
-          <w:ilvl w:val="0"/>
-          <w:numId w:val="1013"/>
-        </w:numPr>
-      </w:pPr>
-      <w:r>
-        <w:rPr>
-          <w:b/>
-          <w:bCs/>
-        </w:rPr>
-        <w:t xml:space="preserve">Check the usual suspects:</w:t>
-      </w:r>
-      <w:r>
-        <w:t xml:space="preserve"> </w:t>
-      </w:r>
-      <w:r>
-        <w:t xml:space="preserve">did you run</w:t>
-      </w:r>
-      <w:r>
-        <w:t xml:space="preserve"> </w:t>
-      </w:r>
-      <w:r>
-        <w:rPr>
-          <w:rStyle w:val="VerbatimChar"/>
-        </w:rPr>
-        <w:t xml:space="preserve">library(tidyverse)</w:t>
-      </w:r>
-      <w:r>
-        <w:t xml:space="preserve">? Spelling? Did you forget</w:t>
-      </w:r>
-      <w:r>
-        <w:t xml:space="preserve"> </w:t>
-      </w:r>
-      <w:r>
-        <w:rPr>
-          <w:rStyle w:val="VerbatimChar"/>
-        </w:rPr>
-        <w:t xml:space="preserve">na.rm = TRUE</w:t>
-      </w:r>
-      <w:r>
-        <w:t xml:space="preserve">?</w:t>
-      </w:r>
-    </w:p>
-    <w:p>
-      <w:pPr>
-        <w:pStyle w:val="Compact"/>
-        <w:numPr>
-          <w:ilvl w:val="0"/>
-          <w:numId w:val="1013"/>
-        </w:numPr>
-      </w:pPr>
-      <w:r>
-        <w:rPr>
-          <w:rStyle w:val="VerbatimChar"/>
-        </w:rPr>
-        <w:t xml:space="preserve">?function_name</w:t>
-      </w:r>
-      <w:r>
-        <w:t xml:space="preserve"> </w:t>
-      </w:r>
-      <w:r>
-        <w:t xml:space="preserve">opens the built-in help page.</w:t>
-      </w:r>
-    </w:p>
-    <w:p>
-      <w:pPr>
-        <w:pStyle w:val="Compact"/>
-        <w:numPr>
-          <w:ilvl w:val="0"/>
-          <w:numId w:val="1013"/>
-        </w:numPr>
-      </w:pPr>
-      <w:r>
-        <w:rPr>
-          <w:b/>
-          <w:bCs/>
-        </w:rPr>
-        <w:t xml:space="preserve">Bring the exact error</w:t>
-      </w:r>
-      <w:r>
-        <w:t xml:space="preserve"> </w:t>
-      </w:r>
-      <w:r>
-        <w:t xml:space="preserve">(copy-paste it) to class or office hours.</w:t>
-      </w:r>
-    </w:p>
-    <w:p>
-      <w:pPr>
-        <w:pStyle w:val="BlockText"/>
-      </w:pPr>
-      <w:r>
-        <w:t xml:space="preserve">📖</w:t>
-      </w:r>
-      <w:r>
-        <w:t xml:space="preserve"> </w:t>
-      </w:r>
-      <w:r>
-        <w:rPr>
-          <w:b/>
-          <w:bCs/>
-        </w:rPr>
-        <w:t xml:space="preserve">Read more:</w:t>
-      </w:r>
-      <w:r>
-        <w:t xml:space="preserve"> </w:t>
-      </w:r>
-      <w:hyperlink r:id="rId48">
-        <w:r>
-          <w:rPr>
-            <w:rStyle w:val="Hyperlink"/>
-          </w:rPr>
-          <w:t xml:space="preserve">R4DS §8 — Workflow: getting help</w:t>
-        </w:r>
-      </w:hyperlink>
-      <w:r>
-        <w:t xml:space="preserve">.</w:t>
-      </w:r>
-    </w:p>
-    <w:p>
-      <w:pPr>
-        <w:pStyle w:val="BlockText"/>
-      </w:pPr>
-      <w:r>
-        <w:t xml:space="preserve">💡</w:t>
-      </w:r>
-      <w:r>
-        <w:t xml:space="preserve"> </w:t>
-      </w:r>
-      <w:r>
-        <w:rPr>
-          <w:b/>
-          <w:bCs/>
-        </w:rPr>
-        <w:t xml:space="preserve">Key idea:</w:t>
-      </w:r>
-      <w:r>
-        <w:t xml:space="preserve"> </w:t>
-      </w:r>
-      <w:r>
-        <w:t xml:space="preserve">Every working scientist googles error messages daily. Getting stuck is not failing — it is the job.</w:t>
-      </w:r>
-    </w:p>
-    <w:p>
-      <w:r>
-        <w:pict>
-          <v:rect style="width:0;height:1.5pt" o:hralign="center" o:hrstd="t" o:hr="t"/>
-        </w:pict>
-      </w:r>
-    </w:p>
-    <w:bookmarkEnd w:id="49"/>
+    <w:bookmarkEnd w:id="48"/>
     <w:sectPr>
       <w:pgSz w:h="15840" w:w="12240"/>
       <w:pgMar w:bottom="1440" w:footer="720" w:gutter="0" w:header="720" w:left="1440" w:right="1440" w:top="1440"/>
@@ -9973,36 +9795,6 @@
   </w:num>
   <w:num w:numId="1012">
     <w:abstractNumId w:val="991"/>
-  </w:num>
-  <w:num w:numId="1013">
-    <w:abstractNumId w:val="99411"/>
-    <w:lvlOverride w:ilvl="0">
-      <w:startOverride w:val="1"/>
-    </w:lvlOverride>
-    <w:lvlOverride w:ilvl="1">
-      <w:startOverride w:val="1"/>
-    </w:lvlOverride>
-    <w:lvlOverride w:ilvl="2">
-      <w:startOverride w:val="1"/>
-    </w:lvlOverride>
-    <w:lvlOverride w:ilvl="3">
-      <w:startOverride w:val="1"/>
-    </w:lvlOverride>
-    <w:lvlOverride w:ilvl="4">
-      <w:startOverride w:val="1"/>
-    </w:lvlOverride>
-    <w:lvlOverride w:ilvl="5">
-      <w:startOverride w:val="1"/>
-    </w:lvlOverride>
-    <w:lvlOverride w:ilvl="6">
-      <w:startOverride w:val="1"/>
-    </w:lvlOverride>
-    <w:lvlOverride w:ilvl="7">
-      <w:startOverride w:val="1"/>
-    </w:lvlOverride>
-    <w:lvlOverride w:ilvl="8">
-      <w:startOverride w:val="1"/>
-    </w:lvlOverride>
   </w:num>
 </w:numbering>
 </file>

--- a/docs/content/descriptive_stats/descriptive_stats_activity.docx
+++ b/docs/content/descriptive_stats/descriptive_stats_activity.docx
@@ -26,7 +26,7 @@
         <w:t xml:space="preserve">Bill Perry</w:t>
       </w:r>
     </w:p>
-    <w:bookmarkStart w:id="16" w:name="worksheet-describing-your-data"/>
+    <w:bookmarkStart w:id="15" w:name="worksheet-describing-your-data"/>
     <w:p>
       <w:pPr>
         <w:pStyle w:val="Heading1"/>
@@ -69,243 +69,6 @@
           <w:t xml:space="preserve">📥 Script skeleton (.R)</w:t>
         </w:r>
       </w:hyperlink>
-    </w:p>
-    <w:p>
-      <w:pPr>
-        <w:pStyle w:val="Heading2"/>
-      </w:pPr>
-      <w:bookmarkStart w:id="12" w:name="how-to-use-this-worksheet"/>
-      <w:r>
-        <w:t xml:space="preserve">How to use this worksheet</w:t>
-      </w:r>
-      <w:bookmarkEnd w:id="12"/>
-    </w:p>
-    <w:p>
-      <w:pPr>
-        <w:pStyle w:val="BlockText"/>
-      </w:pPr>
-      <w:r>
-        <w:t xml:space="preserve">Work through each part in order, at your own pace. Type every line of code yourself into the</w:t>
-      </w:r>
-      <w:r>
-        <w:t xml:space="preserve"> </w:t>
-      </w:r>
-      <w:r>
-        <w:rPr>
-          <w:b/>
-          <w:bCs/>
-        </w:rPr>
-        <w:t xml:space="preserve">script skeleton</w:t>
-      </w:r>
-      <w:r>
-        <w:t xml:space="preserve"> </w:t>
-      </w:r>
-      <w:r>
-        <w:t xml:space="preserve">— do not copy-paste from this worksheet. Blocks marked</w:t>
-      </w:r>
-      <w:r>
-        <w:t xml:space="preserve"> </w:t>
-      </w:r>
-      <w:r>
-        <w:rPr>
-          <w:b/>
-          <w:bCs/>
-        </w:rPr>
-        <w:t xml:space="preserve">▶ Run this</w:t>
-      </w:r>
-      <w:r>
-        <w:t xml:space="preserve"> </w:t>
-      </w:r>
-      <w:r>
-        <w:t xml:space="preserve">are code you should type and execute. Blocks marked</w:t>
-      </w:r>
-      <w:r>
-        <w:t xml:space="preserve"> </w:t>
-      </w:r>
-      <w:r>
-        <w:rPr>
-          <w:b/>
-          <w:bCs/>
-        </w:rPr>
-        <w:t xml:space="preserve">✏️ Your turn</w:t>
-      </w:r>
-      <w:r>
-        <w:t xml:space="preserve"> </w:t>
-      </w:r>
-      <w:r>
-        <w:t xml:space="preserve">ask you to write, modify, or answer something. Boxes marked</w:t>
-      </w:r>
-      <w:r>
-        <w:t xml:space="preserve"> </w:t>
-      </w:r>
-      <w:r>
-        <w:rPr>
-          <w:b/>
-          <w:bCs/>
-        </w:rPr>
-        <w:t xml:space="preserve">🚀 If you finish early</w:t>
-      </w:r>
-      <w:r>
-        <w:t xml:space="preserve"> </w:t>
-      </w:r>
-      <w:r>
-        <w:t xml:space="preserve">are optional bonus material.</w:t>
-      </w:r>
-    </w:p>
-    <w:p>
-      <w:pPr>
-        <w:pStyle w:val="BlockText"/>
-      </w:pPr>
-      <w:r>
-        <w:rPr>
-          <w:b/>
-          <w:bCs/>
-        </w:rPr>
-        <w:t xml:space="preserve">Every grey</w:t>
-      </w:r>
-      <w:r>
-        <w:rPr>
-          <w:b/>
-          <w:bCs/>
-        </w:rPr>
-        <w:t xml:space="preserve"> </w:t>
-      </w:r>
-      <w:r>
-        <w:rPr>
-          <w:rStyle w:val="VerbatimChar"/>
-          <w:b/>
-          <w:bCs/>
-        </w:rPr>
-        <w:t xml:space="preserve">r</w:t>
-      </w:r>
-      <w:r>
-        <w:rPr>
-          <w:b/>
-          <w:bCs/>
-        </w:rPr>
-        <w:t xml:space="preserve"> </w:t>
-      </w:r>
-      <w:r>
-        <w:rPr>
-          <w:b/>
-          <w:bCs/>
-        </w:rPr>
-        <w:t xml:space="preserve">box below is code you type into an R script — not into the Console.</w:t>
-      </w:r>
-      <w:r>
-        <w:t xml:space="preserve"> </w:t>
-      </w:r>
-      <w:r>
-        <w:t xml:space="preserve">Before you start: download the</w:t>
-      </w:r>
-      <w:r>
-        <w:t xml:space="preserve"> </w:t>
-      </w:r>
-      <w:r>
-        <w:rPr>
-          <w:b/>
-          <w:bCs/>
-        </w:rPr>
-        <w:t xml:space="preserve">script skeleton</w:t>
-      </w:r>
-      <w:r>
-        <w:t xml:space="preserve"> </w:t>
-      </w:r>
-      <w:r>
-        <w:t xml:space="preserve">from the button above and save it as</w:t>
-      </w:r>
-      <w:r>
-        <w:t xml:space="preserve"> </w:t>
-      </w:r>
-      <w:r>
-        <w:rPr>
-          <w:rStyle w:val="VerbatimChar"/>
-        </w:rPr>
-        <w:t xml:space="preserve">03_descriptive_stats.R</w:t>
-      </w:r>
-      <w:r>
-        <w:t xml:space="preserve"> </w:t>
-      </w:r>
-      <w:r>
-        <w:t xml:space="preserve">in your project’s</w:t>
-      </w:r>
-      <w:r>
-        <w:t xml:space="preserve"> </w:t>
-      </w:r>
-      <w:r>
-        <w:rPr>
-          <w:rStyle w:val="VerbatimChar"/>
-        </w:rPr>
-        <w:t xml:space="preserve">scripts/</w:t>
-      </w:r>
-      <w:r>
-        <w:t xml:space="preserve"> </w:t>
-      </w:r>
-      <w:r>
-        <w:t xml:space="preserve">folder. The blocks you have typed a dozen times are filled in; everything else is blank, and that blank space is the lesson.</w:t>
-      </w:r>
-    </w:p>
-    <w:p>
-      <w:pPr>
-        <w:pStyle w:val="BlockText"/>
-      </w:pPr>
-      <w:r>
-        <w:rPr>
-          <w:b/>
-          <w:bCs/>
-        </w:rPr>
-        <w:t xml:space="preserve">Type the</w:t>
-      </w:r>
-      <w:r>
-        <w:rPr>
-          <w:b/>
-          <w:bCs/>
-        </w:rPr>
-        <w:t xml:space="preserve"> </w:t>
-      </w:r>
-      <w:r>
-        <w:rPr>
-          <w:rStyle w:val="VerbatimChar"/>
-          <w:b/>
-          <w:bCs/>
-        </w:rPr>
-        <w:t xml:space="preserve"># ── Part …</w:t>
-      </w:r>
-      <w:r>
-        <w:rPr>
-          <w:b/>
-          <w:bCs/>
-        </w:rPr>
-        <w:t xml:space="preserve"> </w:t>
-      </w:r>
-      <w:r>
-        <w:rPr>
-          <w:b/>
-          <w:bCs/>
-        </w:rPr>
-        <w:t xml:space="preserve">header comment at the top of each block, too.</w:t>
-      </w:r>
-      <w:r>
-        <w:t xml:space="preserve"> </w:t>
-      </w:r>
-      <w:r>
-        <w:t xml:space="preserve">Those comment lines are not decoration — they are how your script stays navigable, how you find your way back to a block that broke, and how I find your work when I read your script. A block with no header comment is a block I cannot place. In RStudio they also show up in the document outline (the</w:t>
-      </w:r>
-      <w:r>
-        <w:t xml:space="preserve"> </w:t>
-      </w:r>
-      <w:r>
-        <w:rPr>
-          <w:rStyle w:val="VerbatimChar"/>
-        </w:rPr>
-        <w:t xml:space="preserve">≡</w:t>
-      </w:r>
-      <w:r>
-        <w:t xml:space="preserve"> </w:t>
-      </w:r>
-      <w:r>
-        <w:t xml:space="preserve">button at the bottom-left of the editor) so you can jump straight to any part.</w:t>
-      </w:r>
     </w:p>
     <w:tbl>
       <w:tblPr>
@@ -337,7 +100,7 @@
           </w:tcPr>
           <w:p>
             <w:pPr>
-              <w:pStyle w:val="FirstParagraph"/>
+              <w:pStyle w:val="BodyText"/>
             </w:pPr>
             <w:pPr>
               <w:spacing w:before="0" w:after="0"/>
@@ -348,18 +111,18 @@
                 <wp:inline>
                   <wp:extent cx="152400" cy="152400"/>
                   <wp:effectExtent b="0" l="0" r="0" t="0"/>
-                  <wp:docPr descr="" title="" id="14" name="Picture"/>
+                  <wp:docPr descr="" title="" id="13" name="Picture"/>
                   <a:graphic>
                     <a:graphicData uri="http://schemas.openxmlformats.org/drawingml/2006/picture">
                       <pic:pic>
                         <pic:nvPicPr>
-                          <pic:cNvPr descr="/Applications/Positron.app/Contents/Resources/app/quarto/share/formats/docx/important.png" id="15" name="Picture"/>
+                          <pic:cNvPr descr="/Applications/Positron.app/Contents/Resources/app/quarto/share/formats/docx/important.png" id="14" name="Picture"/>
                           <pic:cNvPicPr>
                             <a:picLocks noChangeArrowheads="1" noChangeAspect="1"/>
                           </pic:cNvPicPr>
                         </pic:nvPicPr>
                         <pic:blipFill>
-                          <a:blip r:embed="rId13"/>
+                          <a:blip r:embed="rId12"/>
                           <a:stretch>
                             <a:fillRect/>
                           </a:stretch>
@@ -769,8 +532,8 @@
         </w:pict>
       </w:r>
     </w:p>
-    <w:bookmarkEnd w:id="16"/>
-    <w:bookmarkStart w:id="17" w:name="part-1-load-and-split-the-data"/>
+    <w:bookmarkEnd w:id="15"/>
+    <w:bookmarkStart w:id="16" w:name="part-1-load-and-split-the-data"/>
     <w:p>
       <w:pPr>
         <w:pStyle w:val="Heading1"/>
@@ -1142,8 +905,8 @@
         </w:pict>
       </w:r>
     </w:p>
-    <w:bookmarkEnd w:id="17"/>
-    <w:bookmarkStart w:id="18" w:name="part-2-mean-and-median"/>
+    <w:bookmarkEnd w:id="16"/>
+    <w:bookmarkStart w:id="17" w:name="part-2-mean-and-median"/>
     <w:p>
       <w:pPr>
         <w:pStyle w:val="Heading1"/>
@@ -1445,8 +1208,8 @@
         </w:pict>
       </w:r>
     </w:p>
-    <w:bookmarkEnd w:id="18"/>
-    <w:bookmarkStart w:id="19" w:name="part-3-variance-and-standard-deviation"/>
+    <w:bookmarkEnd w:id="17"/>
+    <w:bookmarkStart w:id="18" w:name="part-3-variance-and-standard-deviation"/>
     <w:p>
       <w:pPr>
         <w:pStyle w:val="Heading1"/>
@@ -1742,8 +1505,8 @@
         </w:pict>
       </w:r>
     </w:p>
-    <w:bookmarkEnd w:id="19"/>
-    <w:bookmarkStart w:id="23" w:name="part-3b-quantiles-range-and-iqr"/>
+    <w:bookmarkEnd w:id="18"/>
+    <w:bookmarkStart w:id="22" w:name="part-3b-quantiles-range-and-iqr"/>
     <w:p>
       <w:pPr>
         <w:pStyle w:val="Heading1"/>
@@ -2170,20 +1933,11 @@
         </w:rPr>
         <w:t xml:space="preserve"># Write your code in the R script:</w:t>
       </w:r>
-      <w:r>
-        <w:br/>
-      </w:r>
-      <w:r>
-        <w:br/>
-      </w:r>
     </w:p>
     <w:p>
       <w:pPr>
         <w:pStyle w:val="SourceCode"/>
       </w:pPr>
-      <w:r>
-        <w:br/>
-      </w:r>
       <w:r>
         <w:br/>
       </w:r>
@@ -2235,18 +1989,18 @@
                 <wp:inline>
                   <wp:extent cx="152400" cy="152400"/>
                   <wp:effectExtent b="0" l="0" r="0" t="0"/>
-                  <wp:docPr descr="" title="" id="21" name="Picture"/>
+                  <wp:docPr descr="" title="" id="20" name="Picture"/>
                   <a:graphic>
                     <a:graphicData uri="http://schemas.openxmlformats.org/drawingml/2006/picture">
                       <pic:pic>
                         <pic:nvPicPr>
-                          <pic:cNvPr descr="/Applications/Positron.app/Contents/Resources/app/quarto/share/formats/docx/tip.png" id="22" name="Picture"/>
+                          <pic:cNvPr descr="/Applications/Positron.app/Contents/Resources/app/quarto/share/formats/docx/tip.png" id="21" name="Picture"/>
                           <pic:cNvPicPr>
                             <a:picLocks noChangeArrowheads="1" noChangeAspect="1"/>
                           </pic:cNvPicPr>
                         </pic:nvPicPr>
                         <pic:blipFill>
-                          <a:blip r:embed="rId20"/>
+                          <a:blip r:embed="rId19"/>
                           <a:stretch>
                             <a:fillRect/>
                           </a:stretch>
@@ -2369,8 +2123,8 @@
         </w:pict>
       </w:r>
     </w:p>
-    <w:bookmarkEnd w:id="23"/>
-    <w:bookmarkStart w:id="27" w:name="part-4-the-length-trap"/>
+    <w:bookmarkEnd w:id="22"/>
+    <w:bookmarkStart w:id="26" w:name="part-4-the-length-trap"/>
     <w:p>
       <w:pPr>
         <w:pStyle w:val="Heading1"/>
@@ -2414,7 +2168,7 @@
       <w:r>
         <w:t xml:space="preserve"> </w:t>
       </w:r>
-      <w:hyperlink r:id="rId24">
+      <w:hyperlink r:id="rId23">
         <w:r>
           <w:rPr>
             <w:rStyle w:val="Hyperlink"/>
@@ -2798,12 +2552,6 @@
       <w:pPr>
         <w:pStyle w:val="SourceCode"/>
       </w:pPr>
-      <w:r>
-        <w:br/>
-      </w:r>
-      <w:r>
-        <w:br/>
-      </w:r>
       <w:r>
         <w:br/>
       </w:r>
@@ -3219,18 +2967,18 @@
                 <wp:inline>
                   <wp:extent cx="152400" cy="152400"/>
                   <wp:effectExtent b="0" l="0" r="0" t="0"/>
-                  <wp:docPr descr="" title="" id="25" name="Picture"/>
+                  <wp:docPr descr="" title="" id="24" name="Picture"/>
                   <a:graphic>
                     <a:graphicData uri="http://schemas.openxmlformats.org/drawingml/2006/picture">
                       <pic:pic>
                         <pic:nvPicPr>
-                          <pic:cNvPr descr="/Applications/Positron.app/Contents/Resources/app/quarto/share/formats/docx/tip.png" id="26" name="Picture"/>
+                          <pic:cNvPr descr="/Applications/Positron.app/Contents/Resources/app/quarto/share/formats/docx/tip.png" id="25" name="Picture"/>
                           <pic:cNvPicPr>
                             <a:picLocks noChangeArrowheads="1" noChangeAspect="1"/>
                           </pic:cNvPicPr>
                         </pic:nvPicPr>
                         <pic:blipFill>
-                          <a:blip r:embed="rId20"/>
+                          <a:blip r:embed="rId19"/>
                           <a:stretch>
                             <a:fillRect/>
                           </a:stretch>
@@ -3383,8 +3131,8 @@
         </w:pict>
       </w:r>
     </w:p>
-    <w:bookmarkEnd w:id="27"/>
-    <w:bookmarkStart w:id="28" w:name="part-5-standard-error-on-real-data"/>
+    <w:bookmarkEnd w:id="26"/>
+    <w:bookmarkStart w:id="27" w:name="part-5-standard-error-on-real-data"/>
     <w:p>
       <w:pPr>
         <w:pStyle w:val="Heading1"/>
@@ -3867,9 +3615,6 @@
       <w:pPr>
         <w:pStyle w:val="SourceCode"/>
       </w:pPr>
-      <w:r>
-        <w:br/>
-      </w:r>
       <w:r>
         <w:br/>
       </w:r>
@@ -3887,8 +3632,8 @@
         </w:pict>
       </w:r>
     </w:p>
-    <w:bookmarkEnd w:id="28"/>
-    <w:bookmarkStart w:id="30" w:name="part-6-all-stats-one-group-one-summarize"/>
+    <w:bookmarkEnd w:id="27"/>
+    <w:bookmarkStart w:id="29" w:name="part-6-all-stats-one-group-one-summarize"/>
     <w:p>
       <w:pPr>
         <w:pStyle w:val="Heading1"/>
@@ -3926,7 +3671,7 @@
       <w:r>
         <w:t xml:space="preserve"> </w:t>
       </w:r>
-      <w:hyperlink r:id="rId29">
+      <w:hyperlink r:id="rId28">
         <w:r>
           <w:rPr>
             <w:rStyle w:val="Hyperlink"/>
@@ -4472,12 +4217,6 @@
         </w:rPr>
         <w:t xml:space="preserve"># Write your code in the R script:</w:t>
       </w:r>
-      <w:r>
-        <w:br/>
-      </w:r>
-      <w:r>
-        <w:br/>
-      </w:r>
     </w:p>
     <w:p>
       <w:r>
@@ -4486,8 +4225,8 @@
         </w:pict>
       </w:r>
     </w:p>
-    <w:bookmarkEnd w:id="30"/>
-    <w:bookmarkStart w:id="32" w:name="X315b316ec89df71592efa6e9d6564f8d7b897d8"/>
+    <w:bookmarkEnd w:id="29"/>
+    <w:bookmarkStart w:id="31" w:name="X315b316ec89df71592efa6e9d6564f8d7b897d8"/>
     <w:p>
       <w:pPr>
         <w:pStyle w:val="Heading1"/>
@@ -4531,7 +4270,7 @@
       <w:r>
         <w:t xml:space="preserve"> </w:t>
       </w:r>
-      <w:hyperlink r:id="rId31">
+      <w:hyperlink r:id="rId30">
         <w:r>
           <w:rPr>
             <w:rStyle w:val="Hyperlink"/>
@@ -4786,8 +4525,8 @@
         </w:pict>
       </w:r>
     </w:p>
-    <w:bookmarkEnd w:id="32"/>
-    <w:bookmarkStart w:id="35" w:name="Xf43c5d07d843d16643c539a860b3cf5482751cd"/>
+    <w:bookmarkEnd w:id="31"/>
+    <w:bookmarkStart w:id="34" w:name="Xf43c5d07d843d16643c539a860b3cf5482751cd"/>
     <w:p>
       <w:pPr>
         <w:pStyle w:val="Heading1"/>
@@ -4840,7 +4579,7 @@
       <w:r>
         <w:t xml:space="preserve"> </w:t>
       </w:r>
-      <w:hyperlink r:id="rId29">
+      <w:hyperlink r:id="rId28">
         <w:r>
           <w:rPr>
             <w:rStyle w:val="Hyperlink"/>
@@ -5691,12 +5430,6 @@
           <w:rStyle w:val="CommentTok"/>
         </w:rPr>
         <w:t xml:space="preserve"># Write your code in the R script:</w:t>
-      </w:r>
-      <w:r>
-        <w:br/>
-      </w:r>
-      <w:r>
-        <w:br/>
       </w:r>
     </w:p>
     <w:tbl>
@@ -5740,18 +5473,18 @@
                 <wp:inline>
                   <wp:extent cx="152400" cy="152400"/>
                   <wp:effectExtent b="0" l="0" r="0" t="0"/>
-                  <wp:docPr descr="" title="" id="33" name="Picture"/>
+                  <wp:docPr descr="" title="" id="32" name="Picture"/>
                   <a:graphic>
                     <a:graphicData uri="http://schemas.openxmlformats.org/drawingml/2006/picture">
                       <pic:pic>
                         <pic:nvPicPr>
-                          <pic:cNvPr descr="/Applications/Positron.app/Contents/Resources/app/quarto/share/formats/docx/tip.png" id="34" name="Picture"/>
+                          <pic:cNvPr descr="/Applications/Positron.app/Contents/Resources/app/quarto/share/formats/docx/tip.png" id="33" name="Picture"/>
                           <pic:cNvPicPr>
                             <a:picLocks noChangeArrowheads="1" noChangeAspect="1"/>
                           </pic:cNvPicPr>
                         </pic:nvPicPr>
                         <pic:blipFill>
-                          <a:blip r:embed="rId20"/>
+                          <a:blip r:embed="rId19"/>
                           <a:stretch>
                             <a:fillRect/>
                           </a:stretch>
@@ -5881,8 +5614,8 @@
         </w:pict>
       </w:r>
     </w:p>
-    <w:bookmarkEnd w:id="35"/>
-    <w:bookmarkStart w:id="36" w:name="part-7c-the-n-you-report-is-a-choice"/>
+    <w:bookmarkEnd w:id="34"/>
+    <w:bookmarkStart w:id="35" w:name="part-7c-the-n-you-report-is-a-choice"/>
     <w:p>
       <w:pPr>
         <w:pStyle w:val="Heading1"/>
@@ -6608,8 +6341,8 @@
         </w:pict>
       </w:r>
     </w:p>
-    <w:bookmarkEnd w:id="36"/>
-    <w:bookmarkStart w:id="39" w:name="part-7b-see-it-boxplot-with-mean-se"/>
+    <w:bookmarkEnd w:id="35"/>
+    <w:bookmarkStart w:id="38" w:name="part-7b-see-it-boxplot-with-mean-se"/>
     <w:p>
       <w:pPr>
         <w:pStyle w:val="Heading1"/>
@@ -6644,7 +6377,7 @@
       <w:r>
         <w:t xml:space="preserve"> </w:t>
       </w:r>
-      <w:hyperlink r:id="rId31">
+      <w:hyperlink r:id="rId30">
         <w:r>
           <w:rPr>
             <w:rStyle w:val="Hyperlink"/>
@@ -7841,18 +7574,18 @@
                 <wp:inline>
                   <wp:extent cx="152400" cy="152400"/>
                   <wp:effectExtent b="0" l="0" r="0" t="0"/>
-                  <wp:docPr descr="" title="" id="37" name="Picture"/>
+                  <wp:docPr descr="" title="" id="36" name="Picture"/>
                   <a:graphic>
                     <a:graphicData uri="http://schemas.openxmlformats.org/drawingml/2006/picture">
                       <pic:pic>
                         <pic:nvPicPr>
-                          <pic:cNvPr descr="/Applications/Positron.app/Contents/Resources/app/quarto/share/formats/docx/important.png" id="38" name="Picture"/>
+                          <pic:cNvPr descr="/Applications/Positron.app/Contents/Resources/app/quarto/share/formats/docx/important.png" id="37" name="Picture"/>
                           <pic:cNvPicPr>
                             <a:picLocks noChangeArrowheads="1" noChangeAspect="1"/>
                           </pic:cNvPicPr>
                         </pic:nvPicPr>
                         <pic:blipFill>
-                          <a:blip r:embed="rId13"/>
+                          <a:blip r:embed="rId12"/>
                           <a:stretch>
                             <a:fillRect/>
                           </a:stretch>
@@ -8077,12 +7810,6 @@
               </w:rPr>
               <w:t xml:space="preserve"># Write your code in the R script:</w:t>
             </w:r>
-            <w:r>
-              <w:br/>
-            </w:r>
-            <w:r>
-              <w:br/>
-            </w:r>
           </w:p>
           <w:p>
             <w:pPr>
@@ -8117,8 +7844,8 @@
         </w:pict>
       </w:r>
     </w:p>
-    <w:bookmarkEnd w:id="39"/>
-    <w:bookmarkStart w:id="41" w:name="part-8-save-your-summary-table"/>
+    <w:bookmarkEnd w:id="38"/>
+    <w:bookmarkStart w:id="40" w:name="part-8-save-your-summary-table"/>
     <w:p>
       <w:pPr>
         <w:pStyle w:val="Heading1"/>
@@ -8147,7 +7874,7 @@
       <w:r>
         <w:t xml:space="preserve"> </w:t>
       </w:r>
-      <w:hyperlink r:id="rId40">
+      <w:hyperlink r:id="rId39">
         <w:r>
           <w:rPr>
             <w:rStyle w:val="Hyperlink"/>
@@ -8254,8 +7981,8 @@
         </w:pict>
       </w:r>
     </w:p>
-    <w:bookmarkEnd w:id="41"/>
-    <w:bookmarkStart w:id="45" w:name="part-9-review-and-checkpoint"/>
+    <w:bookmarkEnd w:id="40"/>
+    <w:bookmarkStart w:id="44" w:name="part-9-review-and-checkpoint"/>
     <w:p>
       <w:pPr>
         <w:pStyle w:val="Heading1"/>
@@ -8606,18 +8333,18 @@
                 <wp:inline>
                   <wp:extent cx="152400" cy="152400"/>
                   <wp:effectExtent b="0" l="0" r="0" t="0"/>
-                  <wp:docPr descr="" title="" id="43" name="Picture"/>
+                  <wp:docPr descr="" title="" id="42" name="Picture"/>
                   <a:graphic>
                     <a:graphicData uri="http://schemas.openxmlformats.org/drawingml/2006/picture">
                       <pic:pic>
                         <pic:nvPicPr>
-                          <pic:cNvPr descr="/Applications/Positron.app/Contents/Resources/app/quarto/share/formats/docx/note.png" id="44" name="Picture"/>
+                          <pic:cNvPr descr="/Applications/Positron.app/Contents/Resources/app/quarto/share/formats/docx/note.png" id="43" name="Picture"/>
                           <pic:cNvPicPr>
                             <a:picLocks noChangeArrowheads="1" noChangeAspect="1"/>
                           </pic:cNvPicPr>
                         </pic:nvPicPr>
                         <pic:blipFill>
-                          <a:blip r:embed="rId42"/>
+                          <a:blip r:embed="rId41"/>
                           <a:stretch>
                             <a:fillRect/>
                           </a:stretch>
@@ -8751,8 +8478,8 @@
         </w:pict>
       </w:r>
     </w:p>
-    <w:bookmarkEnd w:id="45"/>
-    <w:bookmarkStart w:id="48" w:name="readings"/>
+    <w:bookmarkEnd w:id="44"/>
+    <w:bookmarkStart w:id="47" w:name="readings"/>
     <w:p>
       <w:pPr>
         <w:pStyle w:val="Heading1"/>
@@ -8985,7 +8712,7 @@
       <w:r>
         <w:t xml:space="preserve"> </w:t>
       </w:r>
-      <w:hyperlink r:id="rId46">
+      <w:hyperlink r:id="rId45">
         <w:r>
           <w:rPr>
             <w:rStyle w:val="Hyperlink"/>
@@ -9054,7 +8781,7 @@
             <w:pPr>
               <w:pStyle w:val="Compact"/>
             </w:pPr>
-            <w:hyperlink r:id="rId29">
+            <w:hyperlink r:id="rId28">
               <w:r>
                 <w:rPr>
                   <w:rStyle w:val="Hyperlink"/>
@@ -9133,7 +8860,7 @@
             <w:pPr>
               <w:pStyle w:val="Compact"/>
             </w:pPr>
-            <w:hyperlink r:id="rId31">
+            <w:hyperlink r:id="rId30">
               <w:r>
                 <w:rPr>
                   <w:rStyle w:val="Hyperlink"/>
@@ -9173,7 +8900,7 @@
             <w:pPr>
               <w:pStyle w:val="Compact"/>
             </w:pPr>
-            <w:hyperlink r:id="rId47">
+            <w:hyperlink r:id="rId46">
               <w:r>
                 <w:rPr>
                   <w:rStyle w:val="Hyperlink"/>
@@ -9237,7 +8964,7 @@
             <w:pPr>
               <w:pStyle w:val="Compact"/>
             </w:pPr>
-            <w:hyperlink r:id="rId24">
+            <w:hyperlink r:id="rId23">
               <w:r>
                 <w:rPr>
                   <w:rStyle w:val="Hyperlink"/>
@@ -9310,7 +9037,7 @@
             <w:pPr>
               <w:pStyle w:val="Compact"/>
             </w:pPr>
-            <w:hyperlink r:id="rId40">
+            <w:hyperlink r:id="rId39">
               <w:r>
                 <w:rPr>
                   <w:rStyle w:val="Hyperlink"/>
@@ -9354,10 +9081,10 @@
         </w:pict>
       </w:r>
     </w:p>
-    <w:bookmarkEnd w:id="48"/>
+    <w:bookmarkEnd w:id="47"/>
     <w:sectPr>
       <w:pgSz w:h="15840" w:w="12240"/>
-      <w:pgMar w:bottom="1440" w:footer="720" w:gutter="0" w:header="720" w:left="1440" w:right="1440" w:top="1440"/>
+      <w:pgMar w:bottom="720" w:footer="360" w:gutter="0" w:header="360" w:left="1008" w:right="720" w:top="720"/>
       <w:cols w:space="720"/>
       <w:docGrid w:linePitch="360"/>
     </w:sectPr>
@@ -9812,7 +9539,11 @@
         <w14:ligatures w14:val="standardContextual"/>
       </w:rPr>
     </w:rPrDefault>
-    <w:pPrDefault/>
+    <w:pPrDefault>
+      <w:pPr>
+        <w:spacing w:before="0"/>
+      </w:pPr>
+    </w:pPrDefault>
   </w:docDefaults>
   <w:latentStyles w:count="376" w:defLockedState="0" w:defQFormat="0" w:defSemiHidden="0" w:defUIPriority="99" w:defUnhideWhenUsed="0">
     <w:lsdException w:name="Normal" w:qFormat="1" w:uiPriority="0"/>
@@ -10207,7 +9938,7 @@
     <w:pPr>
       <w:keepNext/>
       <w:keepLines/>
-      <w:spacing w:after="80" w:before="360"/>
+      <w:spacing w:after="80" w:before="120"/>
       <w:outlineLvl w:val="0"/>
     </w:pPr>
     <w:rPr>
@@ -10231,7 +9962,7 @@
     <w:pPr>
       <w:keepNext/>
       <w:keepLines/>
-      <w:spacing w:after="80" w:before="160"/>
+      <w:spacing w:after="80" w:before="100"/>
       <w:outlineLvl w:val="1"/>
     </w:pPr>
     <w:rPr>
@@ -10252,7 +9983,7 @@
     <w:pPr>
       <w:keepNext/>
       <w:keepLines/>
-      <w:spacing w:after="80" w:before="160"/>
+      <w:spacing w:after="80" w:before="80"/>
       <w:outlineLvl w:val="2"/>
     </w:pPr>
     <w:rPr>
@@ -10297,7 +10028,7 @@
     <w:pPr>
       <w:keepNext/>
       <w:keepLines/>
-      <w:spacing w:after="40" w:before="80"/>
+      <w:spacing w:after="40" w:before="60"/>
       <w:outlineLvl w:val="4"/>
     </w:pPr>
     <w:rPr>
@@ -10318,7 +10049,7 @@
     <w:pPr>
       <w:keepNext/>
       <w:keepLines/>
-      <w:spacing w:before="40"/>
+      <w:spacing w:before="60"/>
       <w:outlineLvl w:val="5"/>
     </w:pPr>
     <w:rPr>
@@ -10340,7 +10071,7 @@
     <w:pPr>
       <w:keepNext/>
       <w:keepLines/>
-      <w:spacing w:before="40"/>
+      <w:spacing w:before="60"/>
       <w:outlineLvl w:val="6"/>
     </w:pPr>
     <w:rPr>
@@ -10359,6 +10090,7 @@
     <w:qFormat/>
     <w:rsid w:val="00846576"/>
     <w:pPr>
+      <w:spacing w:before="60"/>
       <w:keepNext/>
       <w:keepLines/>
       <w:outlineLvl w:val="7"/>
@@ -10380,6 +10112,7 @@
     <w:qFormat/>
     <w:rsid w:val="00846576"/>
     <w:pPr>
+      <w:spacing w:before="60"/>
       <w:keepNext/>
       <w:keepLines/>
       <w:outlineLvl w:val="8"/>
@@ -10542,7 +10275,7 @@
     <w:qFormat/>
     <w:rsid w:val="00AF5CF1"/>
     <w:pPr>
-      <w:spacing w:after="80"/>
+      <w:spacing w:after="80" w:before="0"/>
       <w:contextualSpacing/>
     </w:pPr>
     <w:rPr>
@@ -10579,7 +10312,7 @@
       <w:numPr>
         <w:ilvl w:val="1"/>
       </w:numPr>
-      <w:spacing w:after="160"/>
+      <w:spacing w:after="160" w:before="0"/>
     </w:pPr>
     <w:rPr>
       <w:rFonts w:asciiTheme="minorHAnsi" w:cstheme="majorBidi" w:eastAsiaTheme="majorEastAsia" w:hAnsiTheme="minorHAnsi"/>
@@ -10612,7 +10345,7 @@
     <w:qFormat/>
     <w:rsid w:val="00AF5CF1"/>
     <w:pPr>
-      <w:spacing w:after="160" w:before="160"/>
+      <w:spacing w:after="160" w:before="0"/>
       <w:jc w:val="center"/>
     </w:pPr>
     <w:rPr>
@@ -10640,6 +10373,7 @@
     <w:qFormat/>
     <w:rsid w:val="00AF5CF1"/>
     <w:pPr>
+      <w:spacing w:before="0"/>
       <w:ind w:left="720"/>
       <w:contextualSpacing/>
     </w:pPr>
@@ -10669,7 +10403,7 @@
         <w:top w:color="0F4761" w:space="10" w:sz="4" w:themeColor="accent1" w:themeShade="BF" w:val="single"/>
         <w:bottom w:color="0F4761" w:space="10" w:sz="4" w:themeColor="accent1" w:themeShade="BF" w:val="single"/>
       </w:pBdr>
-      <w:spacing w:after="360" w:before="360"/>
+      <w:spacing w:after="360" w:before="0"/>
       <w:ind w:left="864" w:right="864"/>
       <w:jc w:val="center"/>
     </w:pPr>
@@ -10731,7 +10465,7 @@
         <w:right w:color="FF0000" w:space="4" w:sz="8" w:val="single"/>
       </w:pBdr>
       <w:shd w:color="auto" w:fill="FBFBFB" w:val="clear"/>
-      <w:spacing w:after="120" w:before="120"/>
+      <w:spacing w:after="60" w:before="0"/>
       <w:ind w:left="432" w:right="432"/>
     </w:pPr>
     <w:rPr>
@@ -10752,7 +10486,7 @@
         <w:right w:color="BFBFBF" w:space="4" w:sz="6" w:val="single"/>
       </w:pBdr>
       <w:shd w:color="auto" w:fill="FBFBFB" w:val="clear"/>
-      <w:spacing w:after="240" w:before="240"/>
+      <w:spacing w:after="60" w:before="0"/>
       <w:ind w:left="432" w:right="432"/>
     </w:pPr>
     <w:rPr>
@@ -10773,7 +10507,7 @@
         <w:right w:color="BFBFBF" w:space="4" w:sz="6" w:val="single"/>
       </w:pBdr>
       <w:shd w:color="auto" w:fill="FBFBFB" w:val="clear"/>
-      <w:spacing w:after="240" w:before="240"/>
+      <w:spacing w:after="60" w:before="0"/>
       <w:ind w:left="432" w:right="432"/>
     </w:pPr>
     <w:rPr>
@@ -10819,7 +10553,7 @@
     <w:unhideWhenUsed/>
     <w:rsid w:val="00322D32"/>
     <w:pPr>
-      <w:spacing w:after="100"/>
+      <w:spacing w:after="100" w:before="0"/>
     </w:pPr>
   </w:style>
   <w:style w:type="character" w:customStyle="1" w:styleId="KeywordTok">

--- a/docs/content/descriptive_stats/descriptive_stats_activity.docx
+++ b/docs/content/descriptive_stats/descriptive_stats_activity.docx
@@ -9541,7 +9541,7 @@
     </w:rPrDefault>
     <w:pPrDefault>
       <w:pPr>
-        <w:spacing w:before="0"/>
+        <w:spacing w:after="0" w:before="0" w:line="240" w:lineRule="auto"/>
       </w:pPr>
     </w:pPrDefault>
   </w:docDefaults>
